--- a/Document/fuClaw AIoT Agent Implementation and Expansion Guide.docx
+++ b/Document/fuClaw AIoT Agent Implementation and Expansion Guide.docx
@@ -26,46 +26,46 @@
       <w:pPr>
         <w:spacing w:line="240" w:lineRule="auto"/>
         <w:rPr>
-          <w:rFonts w:ascii="新細明體" w:eastAsia="新細明體" w:hAnsi="新細明體" w:cs="新細明體" w:hint="eastAsia"/>
-          <w:b/>
-          <w:kern w:val="0"/>
-        </w:rPr>
-      </w:pPr>
-      <w:r>
-        <w:rPr>
           <w:rFonts w:ascii="新細明體" w:eastAsia="新細明體" w:hAnsi="新細明體" w:cs="新細明體"/>
           <w:b/>
           <w:kern w:val="0"/>
         </w:rPr>
-        <w:t>本章節實作一個「具備物理空間感」的伺服馬達控制功能。</w:t>
-      </w:r>
-    </w:p>
-    <w:p>
-      <w:pPr>
-        <w:spacing w:line="240" w:lineRule="auto"/>
-        <w:rPr>
-          <w:rFonts w:ascii="新細明體" w:eastAsia="新細明體" w:hAnsi="新細明體" w:cs="新細明體"/>
-          <w:kern w:val="0"/>
-        </w:rPr>
-      </w:pPr>
-    </w:p>
-    <w:p>
-      <w:pPr>
-        <w:spacing w:line="240" w:lineRule="auto"/>
-        <w:rPr>
-          <w:rFonts w:ascii="新細明體" w:eastAsia="新細明體" w:hAnsi="新細明體" w:cs="新細明體" w:hint="eastAsia"/>
-          <w:b/>
-          <w:kern w:val="0"/>
-          <w:sz w:val="32"/>
-        </w:rPr>
       </w:pPr>
       <w:r>
         <w:rPr>
           <w:rFonts w:ascii="新細明體" w:eastAsia="新細明體" w:hAnsi="新細明體" w:cs="新細明體"/>
           <w:b/>
           <w:kern w:val="0"/>
+        </w:rPr>
+        <w:t>本章節實作一個「具備物理空間感」的伺服馬達控制功能。</w:t>
+      </w:r>
+    </w:p>
+    <w:p>
+      <w:pPr>
+        <w:spacing w:line="240" w:lineRule="auto"/>
+        <w:rPr>
+          <w:rFonts w:ascii="新細明體" w:eastAsia="新細明體" w:hAnsi="新細明體" w:cs="新細明體"/>
+          <w:kern w:val="0"/>
+        </w:rPr>
+      </w:pPr>
+    </w:p>
+    <w:p>
+      <w:pPr>
+        <w:spacing w:line="240" w:lineRule="auto"/>
+        <w:rPr>
+          <w:rFonts w:ascii="新細明體" w:eastAsia="新細明體" w:hAnsi="新細明體" w:cs="新細明體"/>
+          <w:b/>
+          <w:kern w:val="0"/>
           <w:sz w:val="32"/>
         </w:rPr>
+      </w:pPr>
+      <w:r>
+        <w:rPr>
+          <w:rFonts w:ascii="新細明體" w:eastAsia="新細明體" w:hAnsi="新細明體" w:cs="新細明體"/>
+          <w:b/>
+          <w:kern w:val="0"/>
+          <w:sz w:val="32"/>
+        </w:rPr>
         <w:t>步驟 1：修改硬體定義提示詞 (Devices Definition)</w:t>
       </w:r>
     </w:p>
@@ -73,7 +73,7 @@
       <w:pPr>
         <w:spacing w:line="240" w:lineRule="auto"/>
         <w:rPr>
-          <w:rFonts w:ascii="新細明體" w:eastAsia="新細明體" w:hAnsi="新細明體" w:cs="新細明體" w:hint="eastAsia"/>
+          <w:rFonts w:ascii="新細明體" w:eastAsia="新細明體" w:hAnsi="新細明體" w:cs="新細明體"/>
           <w:kern w:val="0"/>
         </w:rPr>
       </w:pPr>
@@ -180,7 +180,7 @@
         <w:spacing w:line="240" w:lineRule="auto"/>
         <w:ind w:leftChars="0"/>
         <w:rPr>
-          <w:rFonts w:ascii="細明體" w:eastAsia="細明體" w:hAnsi="細明體" w:cs="細明體" w:hint="eastAsia"/>
+          <w:rFonts w:ascii="細明體" w:eastAsia="細明體" w:hAnsi="細明體" w:cs="細明體"/>
           <w:color w:val="FF0000"/>
           <w:kern w:val="0"/>
         </w:rPr>
@@ -216,7 +216,7 @@
         </w:tabs>
         <w:spacing w:line="240" w:lineRule="auto"/>
         <w:rPr>
-          <w:rFonts w:ascii="細明體" w:eastAsia="細明體" w:hAnsi="細明體" w:cs="細明體" w:hint="eastAsia"/>
+          <w:rFonts w:ascii="細明體" w:eastAsia="細明體" w:hAnsi="細明體" w:cs="細明體"/>
           <w:kern w:val="0"/>
         </w:rPr>
       </w:pPr>
@@ -272,7 +272,7 @@
       <w:pPr>
         <w:spacing w:line="240" w:lineRule="auto"/>
         <w:rPr>
-          <w:rFonts w:ascii="新細明體" w:eastAsia="新細明體" w:hAnsi="新細明體" w:cs="新細明體" w:hint="eastAsia"/>
+          <w:rFonts w:ascii="新細明體" w:eastAsia="新細明體" w:hAnsi="新細明體" w:cs="新細明體"/>
           <w:kern w:val="0"/>
         </w:rPr>
       </w:pPr>
@@ -768,7 +768,7 @@
       <w:pPr>
         <w:spacing w:line="240" w:lineRule="auto"/>
         <w:rPr>
-          <w:rFonts w:ascii="新細明體" w:eastAsia="新細明體" w:hAnsi="新細明體" w:cs="新細明體" w:hint="eastAsia"/>
+          <w:rFonts w:ascii="新細明體" w:eastAsia="新細明體" w:hAnsi="新細明體" w:cs="新細明體"/>
           <w:kern w:val="0"/>
         </w:rPr>
       </w:pPr>
@@ -828,7 +828,7 @@
         </w:tabs>
         <w:spacing w:line="240" w:lineRule="auto"/>
         <w:rPr>
-          <w:rFonts w:ascii="細明體" w:eastAsia="細明體" w:hAnsi="細明體" w:cs="細明體" w:hint="eastAsia"/>
+          <w:rFonts w:ascii="細明體" w:eastAsia="細明體" w:hAnsi="細明體" w:cs="細明體"/>
           <w:color w:val="FF0000"/>
           <w:kern w:val="0"/>
         </w:rPr>
@@ -882,7 +882,7 @@
         </w:tabs>
         <w:spacing w:line="240" w:lineRule="auto"/>
         <w:rPr>
-          <w:rFonts w:ascii="細明體" w:eastAsia="細明體" w:hAnsi="細明體" w:cs="細明體" w:hint="eastAsia"/>
+          <w:rFonts w:ascii="細明體" w:eastAsia="細明體" w:hAnsi="細明體" w:cs="細明體"/>
           <w:color w:val="FF0000"/>
           <w:kern w:val="0"/>
         </w:rPr>
@@ -946,7 +946,7 @@
         </w:tabs>
         <w:spacing w:line="240" w:lineRule="auto"/>
         <w:rPr>
-          <w:rFonts w:ascii="細明體" w:eastAsia="細明體" w:hAnsi="細明體" w:cs="細明體" w:hint="eastAsia"/>
+          <w:rFonts w:ascii="細明體" w:eastAsia="細明體" w:hAnsi="細明體" w:cs="細明體"/>
           <w:color w:val="FF0000"/>
           <w:kern w:val="0"/>
         </w:rPr>
@@ -1124,7 +1124,7 @@
         </w:tabs>
         <w:spacing w:line="240" w:lineRule="auto"/>
         <w:rPr>
-          <w:rFonts w:ascii="細明體" w:eastAsia="細明體" w:hAnsi="細明體" w:cs="細明體" w:hint="eastAsia"/>
+          <w:rFonts w:ascii="細明體" w:eastAsia="細明體" w:hAnsi="細明體" w:cs="細明體"/>
           <w:color w:val="FF0000"/>
           <w:kern w:val="0"/>
         </w:rPr>
@@ -1178,7 +1178,7 @@
         </w:tabs>
         <w:spacing w:line="240" w:lineRule="auto"/>
         <w:rPr>
-          <w:rFonts w:ascii="細明體" w:eastAsia="細明體" w:hAnsi="細明體" w:cs="細明體" w:hint="eastAsia"/>
+          <w:rFonts w:ascii="細明體" w:eastAsia="細明體" w:hAnsi="細明體" w:cs="細明體"/>
           <w:color w:val="FF0000"/>
           <w:kern w:val="0"/>
         </w:rPr>
@@ -1270,7 +1270,7 @@
         </w:tabs>
         <w:spacing w:line="240" w:lineRule="auto"/>
         <w:rPr>
-          <w:rFonts w:ascii="細明體" w:eastAsia="細明體" w:hAnsi="細明體" w:cs="細明體" w:hint="eastAsia"/>
+          <w:rFonts w:ascii="細明體" w:eastAsia="細明體" w:hAnsi="細明體" w:cs="細明體"/>
           <w:color w:val="FF0000"/>
           <w:kern w:val="0"/>
         </w:rPr>
@@ -1452,7 +1452,7 @@
         </w:tabs>
         <w:spacing w:line="240" w:lineRule="auto"/>
         <w:rPr>
-          <w:rFonts w:ascii="細明體" w:eastAsia="細明體" w:hAnsi="細明體" w:cs="細明體" w:hint="eastAsia"/>
+          <w:rFonts w:ascii="細明體" w:eastAsia="細明體" w:hAnsi="細明體" w:cs="細明體"/>
           <w:kern w:val="0"/>
         </w:rPr>
       </w:pPr>
@@ -1479,7 +1479,7 @@
         </w:tabs>
         <w:spacing w:line="240" w:lineRule="auto"/>
         <w:rPr>
-          <w:rFonts w:ascii="細明體" w:eastAsia="細明體" w:hAnsi="細明體" w:cs="細明體" w:hint="eastAsia"/>
+          <w:rFonts w:ascii="細明體" w:eastAsia="細明體" w:hAnsi="細明體" w:cs="細明體"/>
           <w:kern w:val="0"/>
         </w:rPr>
       </w:pPr>
@@ -1506,7 +1506,7 @@
         </w:tabs>
         <w:spacing w:line="240" w:lineRule="auto"/>
         <w:rPr>
-          <w:rFonts w:ascii="細明體" w:eastAsia="細明體" w:hAnsi="細明體" w:cs="細明體" w:hint="eastAsia"/>
+          <w:rFonts w:ascii="細明體" w:eastAsia="細明體" w:hAnsi="細明體" w:cs="細明體"/>
           <w:kern w:val="0"/>
         </w:rPr>
       </w:pPr>
@@ -1533,7 +1533,7 @@
         </w:tabs>
         <w:spacing w:line="240" w:lineRule="auto"/>
         <w:rPr>
-          <w:rFonts w:ascii="細明體" w:eastAsia="細明體" w:hAnsi="細明體" w:cs="細明體" w:hint="eastAsia"/>
+          <w:rFonts w:ascii="細明體" w:eastAsia="細明體" w:hAnsi="細明體" w:cs="細明體"/>
           <w:kern w:val="0"/>
         </w:rPr>
       </w:pPr>
@@ -1560,7 +1560,7 @@
         </w:tabs>
         <w:spacing w:line="240" w:lineRule="auto"/>
         <w:rPr>
-          <w:rFonts w:ascii="細明體" w:eastAsia="細明體" w:hAnsi="細明體" w:cs="細明體" w:hint="eastAsia"/>
+          <w:rFonts w:ascii="細明體" w:eastAsia="細明體" w:hAnsi="細明體" w:cs="細明體"/>
           <w:kern w:val="0"/>
         </w:rPr>
       </w:pPr>
@@ -1587,7 +1587,7 @@
         </w:tabs>
         <w:spacing w:line="240" w:lineRule="auto"/>
         <w:rPr>
-          <w:rFonts w:ascii="細明體" w:eastAsia="細明體" w:hAnsi="細明體" w:cs="細明體" w:hint="eastAsia"/>
+          <w:rFonts w:ascii="細明體" w:eastAsia="細明體" w:hAnsi="細明體" w:cs="細明體"/>
           <w:kern w:val="0"/>
         </w:rPr>
       </w:pPr>
@@ -1614,7 +1614,7 @@
         </w:tabs>
         <w:spacing w:line="240" w:lineRule="auto"/>
         <w:rPr>
-          <w:rFonts w:ascii="細明體" w:eastAsia="細明體" w:hAnsi="細明體" w:cs="細明體" w:hint="eastAsia"/>
+          <w:rFonts w:ascii="細明體" w:eastAsia="細明體" w:hAnsi="細明體" w:cs="細明體"/>
           <w:kern w:val="0"/>
         </w:rPr>
       </w:pPr>
@@ -1641,7 +1641,7 @@
         </w:tabs>
         <w:spacing w:line="240" w:lineRule="auto"/>
         <w:rPr>
-          <w:rFonts w:ascii="細明體" w:eastAsia="細明體" w:hAnsi="細明體" w:cs="細明體" w:hint="eastAsia"/>
+          <w:rFonts w:ascii="細明體" w:eastAsia="細明體" w:hAnsi="細明體" w:cs="細明體"/>
           <w:kern w:val="0"/>
         </w:rPr>
       </w:pPr>
@@ -1668,7 +1668,7 @@
         </w:tabs>
         <w:spacing w:line="240" w:lineRule="auto"/>
         <w:rPr>
-          <w:rFonts w:ascii="細明體" w:eastAsia="細明體" w:hAnsi="細明體" w:cs="細明體" w:hint="eastAsia"/>
+          <w:rFonts w:ascii="細明體" w:eastAsia="細明體" w:hAnsi="細明體" w:cs="細明體"/>
           <w:kern w:val="0"/>
         </w:rPr>
       </w:pPr>
@@ -1695,7 +1695,7 @@
         </w:tabs>
         <w:spacing w:line="240" w:lineRule="auto"/>
         <w:rPr>
-          <w:rFonts w:ascii="細明體" w:eastAsia="細明體" w:hAnsi="細明體" w:cs="細明體" w:hint="eastAsia"/>
+          <w:rFonts w:ascii="細明體" w:eastAsia="細明體" w:hAnsi="細明體" w:cs="細明體"/>
           <w:kern w:val="0"/>
         </w:rPr>
       </w:pPr>
@@ -1722,7 +1722,7 @@
         </w:tabs>
         <w:spacing w:line="240" w:lineRule="auto"/>
         <w:rPr>
-          <w:rFonts w:ascii="細明體" w:eastAsia="細明體" w:hAnsi="細明體" w:cs="細明體" w:hint="eastAsia"/>
+          <w:rFonts w:ascii="細明體" w:eastAsia="細明體" w:hAnsi="細明體" w:cs="細明體"/>
           <w:kern w:val="0"/>
         </w:rPr>
       </w:pPr>
@@ -1799,7 +1799,7 @@
       <w:pPr>
         <w:spacing w:line="240" w:lineRule="auto"/>
         <w:rPr>
-          <w:rFonts w:ascii="新細明體" w:eastAsia="新細明體" w:hAnsi="新細明體" w:cs="新細明體" w:hint="eastAsia"/>
+          <w:rFonts w:ascii="新細明體" w:eastAsia="新細明體" w:hAnsi="新細明體" w:cs="新細明體"/>
           <w:kern w:val="0"/>
         </w:rPr>
       </w:pPr>
@@ -2574,21 +2574,29 @@
         </w:rPr>
         <w:t>, JSON, or any structured format. If there are any unfinished or pending tasks, clearly inform the user and ask whether to continue processing them.</w:t>
       </w:r>
-      <w:proofErr w:type="gramStart"/>
-      <w:r>
-        <w:rPr>
-          <w:rStyle w:val="HTML1"/>
-          <w:color w:val="FF0000"/>
-        </w:rPr>
-        <w:t>",</w:t>
-      </w:r>
-      <w:proofErr w:type="gramEnd"/>
-      <w:r>
-        <w:rPr>
-          <w:rStyle w:val="HTML1"/>
-          <w:color w:val="FF0000"/>
-        </w:rPr>
-        <w:t xml:space="preserve"> 0);</w:t>
+      <w:r>
+        <w:rPr>
+          <w:rStyle w:val="HTML1"/>
+          <w:color w:val="FF0000"/>
+        </w:rPr>
+        <w:t xml:space="preserve">", </w:t>
+      </w:r>
+      <w:r>
+        <w:rPr>
+          <w:rStyle w:val="HTML1"/>
+          <w:rFonts w:hint="eastAsia"/>
+          <w:color w:val="FF0000"/>
+        </w:rPr>
+        <w:t>1</w:t>
+      </w:r>
+      <w:bookmarkStart w:id="0" w:name="_GoBack"/>
+      <w:bookmarkEnd w:id="0"/>
+      <w:r>
+        <w:rPr>
+          <w:rStyle w:val="HTML1"/>
+          <w:color w:val="FF0000"/>
+        </w:rPr>
+        <w:t>);</w:t>
       </w:r>
     </w:p>
     <w:p>
@@ -2690,8 +2698,6 @@
         </w:rPr>
         <w:t>}</w:t>
       </w:r>
-      <w:bookmarkStart w:id="0" w:name="_GoBack"/>
-      <w:bookmarkEnd w:id="0"/>
     </w:p>
     <w:sectPr>
       <w:pgSz w:w="16838" w:h="11906" w:orient="landscape"/>

--- a/Document/fuClaw AIoT Agent Implementation and Expansion Guide.docx
+++ b/Document/fuClaw AIoT Agent Implementation and Expansion Guide.docx
@@ -1,6 +1,6 @@
 
 <file path=word/document.xml><?xml version="1.0" encoding="utf-8"?>
-<w:document xmlns:wpc="http://schemas.microsoft.com/office/word/2010/wordprocessingCanvas" xmlns:mc="http://schemas.openxmlformats.org/markup-compatibility/2006" xmlns:o="urn:schemas-microsoft-com:office:office" xmlns:r="http://schemas.openxmlformats.org/officeDocument/2006/relationships" xmlns:m="http://schemas.openxmlformats.org/officeDocument/2006/math" xmlns:v="urn:schemas-microsoft-com:vml" xmlns:wp14="http://schemas.microsoft.com/office/word/2010/wordprocessingDrawing" xmlns:wp="http://schemas.openxmlformats.org/drawingml/2006/wordprocessingDrawing" xmlns:w10="urn:schemas-microsoft-com:office:word" xmlns:w="http://schemas.openxmlformats.org/wordprocessingml/2006/main" xmlns:w14="http://schemas.microsoft.com/office/word/2010/wordml" xmlns:wpg="http://schemas.microsoft.com/office/word/2010/wordprocessingGroup" xmlns:wpi="http://schemas.microsoft.com/office/word/2010/wordprocessingInk" xmlns:wne="http://schemas.microsoft.com/office/word/2006/wordml" xmlns:wps="http://schemas.microsoft.com/office/word/2010/wordprocessingShape" mc:Ignorable="w14 wp14">
+<w:document xmlns:wpc="http://schemas.microsoft.com/office/word/2010/wordprocessingCanvas" xmlns:cx="http://schemas.microsoft.com/office/drawing/2014/chartex" xmlns:cx1="http://schemas.microsoft.com/office/drawing/2015/9/8/chartex" xmlns:cx2="http://schemas.microsoft.com/office/drawing/2015/10/21/chartex" xmlns:cx3="http://schemas.microsoft.com/office/drawing/2016/5/9/chartex" xmlns:cx4="http://schemas.microsoft.com/office/drawing/2016/5/10/chartex" xmlns:cx5="http://schemas.microsoft.com/office/drawing/2016/5/11/chartex" xmlns:cx6="http://schemas.microsoft.com/office/drawing/2016/5/12/chartex" xmlns:cx7="http://schemas.microsoft.com/office/drawing/2016/5/13/chartex" xmlns:cx8="http://schemas.microsoft.com/office/drawing/2016/5/14/chartex" xmlns:mc="http://schemas.openxmlformats.org/markup-compatibility/2006" xmlns:aink="http://schemas.microsoft.com/office/drawing/2016/ink" xmlns:am3d="http://schemas.microsoft.com/office/drawing/2017/model3d" xmlns:o="urn:schemas-microsoft-com:office:office" xmlns:r="http://schemas.openxmlformats.org/officeDocument/2006/relationships" xmlns:m="http://schemas.openxmlformats.org/officeDocument/2006/math" xmlns:v="urn:schemas-microsoft-com:vml" xmlns:wp14="http://schemas.microsoft.com/office/word/2010/wordprocessingDrawing" xmlns:wp="http://schemas.openxmlformats.org/drawingml/2006/wordprocessingDrawing" xmlns:w10="urn:schemas-microsoft-com:office:word" xmlns:w="http://schemas.openxmlformats.org/wordprocessingml/2006/main" xmlns:w14="http://schemas.microsoft.com/office/word/2010/wordml" xmlns:w15="http://schemas.microsoft.com/office/word/2012/wordml" xmlns:w16cid="http://schemas.microsoft.com/office/word/2016/wordml/cid" xmlns:w16se="http://schemas.microsoft.com/office/word/2015/wordml/symex" xmlns:wpg="http://schemas.microsoft.com/office/word/2010/wordprocessingGroup" xmlns:wpi="http://schemas.microsoft.com/office/word/2010/wordprocessingInk" xmlns:wne="http://schemas.microsoft.com/office/word/2006/wordml" xmlns:wps="http://schemas.microsoft.com/office/word/2010/wordprocessingShape" mc:Ignorable="w14 w15 w16se w16cid wp14">
   <w:body>
     <w:p>
       <w:pPr>
@@ -422,25 +422,7 @@
           <w:color w:val="FF0000"/>
           <w:kern w:val="0"/>
         </w:rPr>
-        <w:t xml:space="preserve">  "</w:t>
-      </w:r>
-      <w:proofErr w:type="gramStart"/>
-      <w:r>
-        <w:rPr>
-          <w:rFonts w:ascii="細明體" w:eastAsia="細明體" w:hAnsi="細明體" w:cs="細明體"/>
-          <w:color w:val="FF0000"/>
-          <w:kern w:val="0"/>
-        </w:rPr>
-        <w:t>type</w:t>
-      </w:r>
-      <w:proofErr w:type="gramEnd"/>
-      <w:r>
-        <w:rPr>
-          <w:rFonts w:ascii="細明體" w:eastAsia="細明體" w:hAnsi="細明體" w:cs="細明體"/>
-          <w:color w:val="FF0000"/>
-          <w:kern w:val="0"/>
-        </w:rPr>
-        <w:t>": "</w:t>
+        <w:t xml:space="preserve">  "type": "</w:t>
       </w:r>
       <w:proofErr w:type="spellStart"/>
       <w:r>
@@ -494,25 +476,7 @@
           <w:color w:val="FF0000"/>
           <w:kern w:val="0"/>
         </w:rPr>
-        <w:t xml:space="preserve">  "</w:t>
-      </w:r>
-      <w:proofErr w:type="gramStart"/>
-      <w:r>
-        <w:rPr>
-          <w:rFonts w:ascii="細明體" w:eastAsia="細明體" w:hAnsi="細明體" w:cs="細明體"/>
-          <w:color w:val="FF0000"/>
-          <w:kern w:val="0"/>
-        </w:rPr>
-        <w:t>method</w:t>
-      </w:r>
-      <w:proofErr w:type="gramEnd"/>
-      <w:r>
-        <w:rPr>
-          <w:rFonts w:ascii="細明體" w:eastAsia="細明體" w:hAnsi="細明體" w:cs="細明體"/>
-          <w:color w:val="FF0000"/>
-          <w:kern w:val="0"/>
-        </w:rPr>
-        <w:t>": "/servo",</w:t>
+        <w:t xml:space="preserve">  "method": "/servo",</w:t>
       </w:r>
     </w:p>
     <w:p>
@@ -548,27 +512,7 @@
           <w:color w:val="FF0000"/>
           <w:kern w:val="0"/>
         </w:rPr>
-        <w:t xml:space="preserve">  "</w:t>
-      </w:r>
-      <w:proofErr w:type="spellStart"/>
-      <w:proofErr w:type="gramStart"/>
-      <w:r>
-        <w:rPr>
-          <w:rFonts w:ascii="細明體" w:eastAsia="細明體" w:hAnsi="細明體" w:cs="細明體"/>
-          <w:color w:val="FF0000"/>
-          <w:kern w:val="0"/>
-        </w:rPr>
-        <w:t>params</w:t>
-      </w:r>
-      <w:proofErr w:type="spellEnd"/>
-      <w:proofErr w:type="gramEnd"/>
-      <w:r>
-        <w:rPr>
-          <w:rFonts w:ascii="細明體" w:eastAsia="細明體" w:hAnsi="細明體" w:cs="細明體"/>
-          <w:color w:val="FF0000"/>
-          <w:kern w:val="0"/>
-        </w:rPr>
-        <w:t>": {</w:t>
+        <w:t xml:space="preserve">  "params": {</w:t>
       </w:r>
     </w:p>
     <w:p>
@@ -591,23 +535,7 @@
           <w:rStyle w:val="HTML1"/>
           <w:color w:val="FF0000"/>
         </w:rPr>
-        <w:t>"</w:t>
-      </w:r>
-      <w:proofErr w:type="gramStart"/>
-      <w:r>
-        <w:rPr>
-          <w:rStyle w:val="HTML1"/>
-          <w:color w:val="FF0000"/>
-        </w:rPr>
-        <w:t>pin</w:t>
-      </w:r>
-      <w:proofErr w:type="gramEnd"/>
-      <w:r>
-        <w:rPr>
-          <w:rStyle w:val="HTML1"/>
-          <w:color w:val="FF0000"/>
-        </w:rPr>
-        <w:t>": "&lt;Device pin number. If the user explicitly specifies a pin number, use that number. If the user does not specify which device pin to control, first ask the user in normal conversational reply and wait for the user's answer before filling this value. If multiple pins are mentioned, choose only the first one in order of appearance.&gt;",</w:t>
+        <w:t>"pin": "&lt;Device pin number. If the user explicitly specifies a pin number, use that number. If the user does not specify which device pin to control, first ask the user in normal conversational reply and wait for the user's answer before filling this value. If multiple pins are mentioned, choose only the first one in order of appearance.&gt;",</w:t>
       </w:r>
     </w:p>
     <w:p>
@@ -625,23 +553,7 @@
           <w:rStyle w:val="HTML1"/>
           <w:color w:val="FF0000"/>
         </w:rPr>
-        <w:t xml:space="preserve">    "</w:t>
-      </w:r>
-      <w:proofErr w:type="gramStart"/>
-      <w:r>
-        <w:rPr>
-          <w:rStyle w:val="HTML1"/>
-          <w:color w:val="FF0000"/>
-        </w:rPr>
-        <w:t>angle</w:t>
-      </w:r>
-      <w:proofErr w:type="gramEnd"/>
-      <w:r>
-        <w:rPr>
-          <w:rStyle w:val="HTML1"/>
-          <w:color w:val="FF0000"/>
-        </w:rPr>
-        <w:t>": "&lt;Desired absolute angle from 0 to 180&gt;"</w:t>
+        <w:t xml:space="preserve">    "angle": "&lt;Desired absolute angle from 0 to 180&gt;"</w:t>
       </w:r>
     </w:p>
     <w:p>
@@ -882,7 +794,7 @@
         </w:tabs>
         <w:spacing w:line="240" w:lineRule="auto"/>
         <w:rPr>
-          <w:rFonts w:ascii="細明體" w:eastAsia="細明體" w:hAnsi="細明體" w:cs="細明體"/>
+          <w:rFonts w:ascii="細明體" w:eastAsia="細明體" w:hAnsi="細明體" w:cs="細明體" w:hint="eastAsia"/>
           <w:color w:val="FF0000"/>
           <w:kern w:val="0"/>
         </w:rPr>
@@ -905,23 +817,79 @@
         </w:rPr>
         <w:t xml:space="preserve"> </w:t>
       </w:r>
-      <w:proofErr w:type="spellStart"/>
-      <w:r>
-        <w:rPr>
-          <w:rFonts w:ascii="細明體" w:eastAsia="細明體" w:hAnsi="細明體" w:cs="細明體"/>
-          <w:color w:val="FF0000"/>
-          <w:kern w:val="0"/>
-        </w:rPr>
-        <w:t>myServo</w:t>
-      </w:r>
-      <w:proofErr w:type="spellEnd"/>
-      <w:r>
-        <w:rPr>
-          <w:rFonts w:ascii="細明體" w:eastAsia="細明體" w:hAnsi="細明體" w:cs="細明體"/>
-          <w:color w:val="FF0000"/>
-          <w:kern w:val="0"/>
-        </w:rPr>
-        <w:t xml:space="preserve">; </w:t>
+      <w:r>
+        <w:rPr>
+          <w:rFonts w:ascii="細明體" w:eastAsia="細明體" w:hAnsi="細明體" w:cs="細明體"/>
+          <w:color w:val="FF0000"/>
+          <w:kern w:val="0"/>
+        </w:rPr>
+        <w:t>s</w:t>
+      </w:r>
+      <w:r>
+        <w:rPr>
+          <w:rFonts w:ascii="細明體" w:eastAsia="細明體" w:hAnsi="細明體" w:cs="細明體"/>
+          <w:color w:val="FF0000"/>
+          <w:kern w:val="0"/>
+        </w:rPr>
+        <w:t>ervo</w:t>
+      </w:r>
+      <w:r>
+        <w:rPr>
+          <w:rFonts w:ascii="細明體" w:eastAsia="細明體" w:hAnsi="細明體" w:cs="細明體"/>
+          <w:color w:val="FF0000"/>
+          <w:kern w:val="0"/>
+        </w:rPr>
+        <w:t>2</w:t>
+      </w:r>
+      <w:r>
+        <w:rPr>
+          <w:rFonts w:ascii="細明體" w:eastAsia="細明體" w:hAnsi="細明體" w:cs="細明體"/>
+          <w:color w:val="FF0000"/>
+          <w:kern w:val="0"/>
+        </w:rPr>
+        <w:t>;</w:t>
+      </w:r>
+      <w:r>
+        <w:rPr>
+          <w:rFonts w:ascii="細明體" w:eastAsia="細明體" w:hAnsi="細明體" w:cs="細明體"/>
+          <w:color w:val="FF0000"/>
+          <w:kern w:val="0"/>
+        </w:rPr>
+        <w:br/>
+      </w:r>
+    </w:p>
+    <w:p>
+      <w:pPr>
+        <w:pStyle w:val="HTML"/>
+        <w:shd w:val="clear" w:color="auto" w:fill="FFFFFF"/>
+        <w:rPr>
+          <w:rStyle w:val="HTML1"/>
+          <w:color w:val="FF0000"/>
+        </w:rPr>
+      </w:pPr>
+      <w:r>
+        <w:rPr>
+          <w:rStyle w:val="HTML1"/>
+          <w:color w:val="FF0000"/>
+        </w:rPr>
+        <w:t>// Control a servo motor's position by specifying a target angle.</w:t>
+      </w:r>
+    </w:p>
+    <w:p>
+      <w:pPr>
+        <w:pStyle w:val="HTML"/>
+        <w:shd w:val="clear" w:color="auto" w:fill="FFFFFF"/>
+        <w:rPr>
+          <w:rStyle w:val="HTML1"/>
+          <w:color w:val="FF0000"/>
+        </w:rPr>
+      </w:pPr>
+      <w:r>
+        <w:rPr>
+          <w:rStyle w:val="HTML1"/>
+          <w:color w:val="FF0000"/>
+        </w:rPr>
+        <w:t>// This function supports precise physical movement for actuators like the SG90 servo connected to GPIO pins.</w:t>
       </w:r>
     </w:p>
     <w:p>
@@ -951,55 +919,163 @@
           <w:kern w:val="0"/>
         </w:rPr>
       </w:pPr>
-    </w:p>
-    <w:p>
-      <w:pPr>
-        <w:pStyle w:val="HTML"/>
-        <w:shd w:val="clear" w:color="auto" w:fill="FFFFFF"/>
-        <w:rPr>
-          <w:rStyle w:val="HTML1"/>
-          <w:color w:val="FF0000"/>
-        </w:rPr>
-      </w:pPr>
-      <w:r>
-        <w:rPr>
-          <w:rStyle w:val="HTML1"/>
-          <w:color w:val="FF0000"/>
-        </w:rPr>
-        <w:t>// Control a servo motor's position by specifying a target angle.</w:t>
-      </w:r>
-    </w:p>
-    <w:p>
-      <w:pPr>
-        <w:pStyle w:val="HTML"/>
-        <w:shd w:val="clear" w:color="auto" w:fill="FFFFFF"/>
-        <w:rPr>
-          <w:rStyle w:val="HTML1"/>
-          <w:color w:val="FF0000"/>
-        </w:rPr>
-      </w:pPr>
-      <w:r>
-        <w:rPr>
-          <w:rStyle w:val="HTML1"/>
-          <w:color w:val="FF0000"/>
-        </w:rPr>
-        <w:t xml:space="preserve">// </w:t>
+      <w:r>
+        <w:rPr>
+          <w:rFonts w:ascii="細明體" w:eastAsia="細明體" w:hAnsi="細明體" w:cs="細明體"/>
+          <w:color w:val="FF0000"/>
+          <w:kern w:val="0"/>
+        </w:rPr>
+        <w:t xml:space="preserve">String </w:t>
+      </w:r>
+      <w:proofErr w:type="spellStart"/>
+      <w:r>
+        <w:rPr>
+          <w:rFonts w:ascii="細明體" w:eastAsia="細明體" w:hAnsi="細明體" w:cs="細明體"/>
+          <w:color w:val="FF0000"/>
+          <w:kern w:val="0"/>
+        </w:rPr>
+        <w:t>tool_</w:t>
       </w:r>
       <w:proofErr w:type="gramStart"/>
       <w:r>
         <w:rPr>
-          <w:rStyle w:val="HTML1"/>
-          <w:color w:val="FF0000"/>
-        </w:rPr>
-        <w:t>This</w:t>
-      </w:r>
+          <w:rFonts w:ascii="細明體" w:eastAsia="細明體" w:hAnsi="細明體" w:cs="細明體"/>
+          <w:color w:val="FF0000"/>
+          <w:kern w:val="0"/>
+        </w:rPr>
+        <w:t>servo</w:t>
+      </w:r>
+      <w:proofErr w:type="spellEnd"/>
+      <w:r>
+        <w:rPr>
+          <w:rFonts w:ascii="細明體" w:eastAsia="細明體" w:hAnsi="細明體" w:cs="細明體"/>
+          <w:color w:val="FF0000"/>
+          <w:kern w:val="0"/>
+        </w:rPr>
+        <w:t>(</w:t>
+      </w:r>
+      <w:proofErr w:type="spellStart"/>
       <w:proofErr w:type="gramEnd"/>
       <w:r>
         <w:rPr>
-          <w:rStyle w:val="HTML1"/>
-          <w:color w:val="FF0000"/>
-        </w:rPr>
-        <w:t xml:space="preserve"> function supports precise physical movement for actuators like the SG90 servo connected to GPIO pins.</w:t>
+          <w:rFonts w:ascii="細明體" w:eastAsia="細明體" w:hAnsi="細明體" w:cs="細明體"/>
+          <w:color w:val="FF0000"/>
+          <w:kern w:val="0"/>
+        </w:rPr>
+        <w:t>AmebaServo</w:t>
+      </w:r>
+      <w:proofErr w:type="spellEnd"/>
+      <w:r>
+        <w:rPr>
+          <w:rFonts w:ascii="細明體" w:eastAsia="細明體" w:hAnsi="細明體" w:cs="細明體"/>
+          <w:color w:val="FF0000"/>
+          <w:kern w:val="0"/>
+        </w:rPr>
+        <w:t xml:space="preserve"> </w:t>
+      </w:r>
+      <w:r>
+        <w:rPr>
+          <w:rFonts w:ascii="細明體" w:eastAsia="細明體" w:hAnsi="細明體" w:cs="細明體"/>
+          <w:color w:val="FF0000"/>
+          <w:kern w:val="0"/>
+        </w:rPr>
+        <w:t>&amp;servo</w:t>
+      </w:r>
+      <w:r>
+        <w:rPr>
+          <w:rFonts w:ascii="細明體" w:eastAsia="細明體" w:hAnsi="細明體" w:cs="細明體"/>
+          <w:color w:val="FF0000"/>
+          <w:kern w:val="0"/>
+        </w:rPr>
+        <w:t xml:space="preserve">, </w:t>
+      </w:r>
+      <w:r>
+        <w:rPr>
+          <w:rFonts w:ascii="細明體" w:eastAsia="細明體" w:hAnsi="細明體" w:cs="細明體"/>
+          <w:color w:val="FF0000"/>
+          <w:kern w:val="0"/>
+        </w:rPr>
+        <w:t>int pin, int angle) {</w:t>
+      </w:r>
+    </w:p>
+    <w:p>
+      <w:pPr>
+        <w:tabs>
+          <w:tab w:val="left" w:pos="432"/>
+          <w:tab w:val="left" w:pos="1832"/>
+          <w:tab w:val="left" w:pos="2748"/>
+          <w:tab w:val="left" w:pos="3664"/>
+          <w:tab w:val="left" w:pos="4580"/>
+          <w:tab w:val="left" w:pos="5496"/>
+          <w:tab w:val="left" w:pos="6412"/>
+          <w:tab w:val="left" w:pos="7328"/>
+          <w:tab w:val="left" w:pos="8244"/>
+          <w:tab w:val="left" w:pos="9160"/>
+          <w:tab w:val="left" w:pos="10076"/>
+          <w:tab w:val="left" w:pos="10992"/>
+          <w:tab w:val="left" w:pos="11908"/>
+          <w:tab w:val="left" w:pos="12824"/>
+          <w:tab w:val="left" w:pos="13740"/>
+          <w:tab w:val="left" w:pos="14656"/>
+        </w:tabs>
+        <w:spacing w:line="240" w:lineRule="auto"/>
+        <w:rPr>
+          <w:rFonts w:ascii="細明體" w:eastAsia="細明體" w:hAnsi="細明體" w:cs="細明體"/>
+          <w:color w:val="FF0000"/>
+          <w:kern w:val="0"/>
+        </w:rPr>
+      </w:pPr>
+      <w:r>
+        <w:rPr>
+          <w:rFonts w:ascii="細明體" w:eastAsia="細明體" w:hAnsi="細明體" w:cs="細明體"/>
+          <w:color w:val="FF0000"/>
+          <w:kern w:val="0"/>
+        </w:rPr>
+        <w:tab/>
+      </w:r>
+      <w:r>
+        <w:rPr>
+          <w:rFonts w:ascii="細明體" w:eastAsia="細明體" w:hAnsi="細明體" w:cs="細明體"/>
+          <w:color w:val="FF0000"/>
+          <w:kern w:val="0"/>
+        </w:rPr>
+        <w:t xml:space="preserve">if </w:t>
+      </w:r>
+      <w:proofErr w:type="gramStart"/>
+      <w:r>
+        <w:rPr>
+          <w:rFonts w:ascii="細明體" w:eastAsia="細明體" w:hAnsi="細明體" w:cs="細明體"/>
+          <w:color w:val="FF0000"/>
+          <w:kern w:val="0"/>
+        </w:rPr>
+        <w:t>(!</w:t>
+      </w:r>
+      <w:proofErr w:type="spellStart"/>
+      <w:r>
+        <w:rPr>
+          <w:rFonts w:ascii="細明體" w:eastAsia="細明體" w:hAnsi="細明體" w:cs="細明體"/>
+          <w:color w:val="FF0000"/>
+          <w:kern w:val="0"/>
+        </w:rPr>
+        <w:t>servo</w:t>
+      </w:r>
+      <w:proofErr w:type="gramEnd"/>
+      <w:r>
+        <w:rPr>
+          <w:rFonts w:ascii="細明體" w:eastAsia="細明體" w:hAnsi="細明體" w:cs="細明體"/>
+          <w:color w:val="FF0000"/>
+          <w:kern w:val="0"/>
+        </w:rPr>
+        <w:t>.attached</w:t>
+      </w:r>
+      <w:proofErr w:type="spellEnd"/>
+      <w:r>
+        <w:rPr>
+          <w:rFonts w:ascii="細明體" w:eastAsia="細明體" w:hAnsi="細明體" w:cs="細明體"/>
+          <w:color w:val="FF0000"/>
+          <w:kern w:val="0"/>
+        </w:rPr>
+        <w:t>())</w:t>
       </w:r>
     </w:p>
     <w:p>
@@ -1024,28 +1100,28 @@
         </w:tabs>
         <w:spacing w:line="240" w:lineRule="auto"/>
         <w:rPr>
-          <w:rFonts w:ascii="細明體" w:eastAsia="細明體" w:hAnsi="細明體" w:cs="細明體"/>
-          <w:color w:val="FF0000"/>
-          <w:kern w:val="0"/>
-        </w:rPr>
-      </w:pPr>
-      <w:r>
-        <w:rPr>
-          <w:rFonts w:ascii="細明體" w:eastAsia="細明體" w:hAnsi="細明體" w:cs="細明體"/>
-          <w:color w:val="FF0000"/>
-          <w:kern w:val="0"/>
-        </w:rPr>
-        <w:t xml:space="preserve">String </w:t>
+          <w:rFonts w:ascii="細明體" w:eastAsia="細明體" w:hAnsi="細明體" w:cs="細明體" w:hint="eastAsia"/>
+          <w:color w:val="FF0000"/>
+          <w:kern w:val="0"/>
+        </w:rPr>
+      </w:pPr>
+      <w:r>
+        <w:rPr>
+          <w:rFonts w:ascii="細明體" w:eastAsia="細明體" w:hAnsi="細明體" w:cs="細明體"/>
+          <w:color w:val="FF0000"/>
+          <w:kern w:val="0"/>
+        </w:rPr>
+        <w:t xml:space="preserve">    </w:t>
+      </w:r>
+      <w:r>
+        <w:rPr>
+          <w:rFonts w:ascii="細明體" w:eastAsia="細明體" w:hAnsi="細明體" w:cs="細明體"/>
+          <w:color w:val="FF0000"/>
+          <w:kern w:val="0"/>
+        </w:rPr>
+        <w:t xml:space="preserve">    </w:t>
       </w:r>
       <w:proofErr w:type="spellStart"/>
-      <w:r>
-        <w:rPr>
-          <w:rFonts w:ascii="細明體" w:eastAsia="細明體" w:hAnsi="細明體" w:cs="細明體"/>
-          <w:color w:val="FF0000"/>
-          <w:kern w:val="0"/>
-        </w:rPr>
-        <w:t>tool_</w:t>
-      </w:r>
       <w:proofErr w:type="gramStart"/>
       <w:r>
         <w:rPr>
@@ -1053,18 +1129,9 @@
           <w:color w:val="FF0000"/>
           <w:kern w:val="0"/>
         </w:rPr>
-        <w:t>servo</w:t>
+        <w:t>servo.attach</w:t>
       </w:r>
       <w:proofErr w:type="spellEnd"/>
-      <w:r>
-        <w:rPr>
-          <w:rFonts w:ascii="細明體" w:eastAsia="細明體" w:hAnsi="細明體" w:cs="細明體"/>
-          <w:color w:val="FF0000"/>
-          <w:kern w:val="0"/>
-        </w:rPr>
-        <w:t>(</w:t>
-      </w:r>
-      <w:proofErr w:type="spellStart"/>
       <w:proofErr w:type="gramEnd"/>
       <w:r>
         <w:rPr>
@@ -1072,34 +1139,7 @@
           <w:color w:val="FF0000"/>
           <w:kern w:val="0"/>
         </w:rPr>
-        <w:t>int</w:t>
-      </w:r>
-      <w:proofErr w:type="spellEnd"/>
-      <w:r>
-        <w:rPr>
-          <w:rFonts w:ascii="細明體" w:eastAsia="細明體" w:hAnsi="細明體" w:cs="細明體"/>
-          <w:color w:val="FF0000"/>
-          <w:kern w:val="0"/>
-        </w:rPr>
-        <w:t xml:space="preserve"> pin, </w:t>
-      </w:r>
-      <w:proofErr w:type="spellStart"/>
-      <w:r>
-        <w:rPr>
-          <w:rFonts w:ascii="細明體" w:eastAsia="細明體" w:hAnsi="細明體" w:cs="細明體"/>
-          <w:color w:val="FF0000"/>
-          <w:kern w:val="0"/>
-        </w:rPr>
-        <w:t>int</w:t>
-      </w:r>
-      <w:proofErr w:type="spellEnd"/>
-      <w:r>
-        <w:rPr>
-          <w:rFonts w:ascii="細明體" w:eastAsia="細明體" w:hAnsi="細明體" w:cs="細明體"/>
-          <w:color w:val="FF0000"/>
-          <w:kern w:val="0"/>
-        </w:rPr>
-        <w:t xml:space="preserve"> angle) {</w:t>
+        <w:t>(pin);</w:t>
       </w:r>
     </w:p>
     <w:p>
@@ -1135,7 +1175,7 @@
           <w:color w:val="FF0000"/>
           <w:kern w:val="0"/>
         </w:rPr>
-        <w:t xml:space="preserve">    </w:t>
+        <w:t xml:space="preserve">    angle = </w:t>
       </w:r>
       <w:proofErr w:type="gramStart"/>
       <w:r>
@@ -1144,7 +1184,7 @@
           <w:color w:val="FF0000"/>
           <w:kern w:val="0"/>
         </w:rPr>
-        <w:t>angle</w:t>
+        <w:t>constrain(</w:t>
       </w:r>
       <w:proofErr w:type="gramEnd"/>
       <w:r>
@@ -1153,7 +1193,7 @@
           <w:color w:val="FF0000"/>
           <w:kern w:val="0"/>
         </w:rPr>
-        <w:t xml:space="preserve"> = constrain(angle, 0, 180);</w:t>
+        <w:t>angle, 0, 180);</w:t>
       </w:r>
     </w:p>
     <w:p>
@@ -1183,41 +1223,13 @@
           <w:kern w:val="0"/>
         </w:rPr>
       </w:pPr>
-    </w:p>
-    <w:p>
-      <w:pPr>
-        <w:tabs>
-          <w:tab w:val="left" w:pos="432"/>
-          <w:tab w:val="left" w:pos="1832"/>
-          <w:tab w:val="left" w:pos="2748"/>
-          <w:tab w:val="left" w:pos="3664"/>
-          <w:tab w:val="left" w:pos="4580"/>
-          <w:tab w:val="left" w:pos="5496"/>
-          <w:tab w:val="left" w:pos="6412"/>
-          <w:tab w:val="left" w:pos="7328"/>
-          <w:tab w:val="left" w:pos="8244"/>
-          <w:tab w:val="left" w:pos="9160"/>
-          <w:tab w:val="left" w:pos="10076"/>
-          <w:tab w:val="left" w:pos="10992"/>
-          <w:tab w:val="left" w:pos="11908"/>
-          <w:tab w:val="left" w:pos="12824"/>
-          <w:tab w:val="left" w:pos="13740"/>
-          <w:tab w:val="left" w:pos="14656"/>
-        </w:tabs>
-        <w:spacing w:line="240" w:lineRule="auto"/>
-        <w:rPr>
-          <w:rFonts w:ascii="細明體" w:eastAsia="細明體" w:hAnsi="細明體" w:cs="細明體"/>
-          <w:color w:val="FF0000"/>
-          <w:kern w:val="0"/>
-        </w:rPr>
-      </w:pPr>
-      <w:r>
-        <w:rPr>
-          <w:rFonts w:ascii="細明體" w:eastAsia="細明體" w:hAnsi="細明體" w:cs="細明體" w:hint="eastAsia"/>
-          <w:color w:val="FF0000"/>
-          <w:kern w:val="0"/>
-        </w:rPr>
-        <w:tab/>
+      <w:r>
+        <w:rPr>
+          <w:rFonts w:ascii="細明體" w:eastAsia="細明體" w:hAnsi="細明體" w:cs="細明體"/>
+          <w:color w:val="FF0000"/>
+          <w:kern w:val="0"/>
+        </w:rPr>
+        <w:t xml:space="preserve">    </w:t>
       </w:r>
       <w:proofErr w:type="spellStart"/>
       <w:proofErr w:type="gramStart"/>
@@ -1227,17 +1239,25 @@
           <w:color w:val="FF0000"/>
           <w:kern w:val="0"/>
         </w:rPr>
-        <w:t>myServo.attach</w:t>
+        <w:t>s</w:t>
+      </w:r>
+      <w:r>
+        <w:rPr>
+          <w:rFonts w:ascii="細明體" w:eastAsia="細明體" w:hAnsi="細明體" w:cs="細明體"/>
+          <w:color w:val="FF0000"/>
+          <w:kern w:val="0"/>
+        </w:rPr>
+        <w:t>ervo</w:t>
+      </w:r>
+      <w:r>
+        <w:rPr>
+          <w:rFonts w:ascii="細明體" w:eastAsia="細明體" w:hAnsi="細明體" w:cs="細明體"/>
+          <w:color w:val="FF0000"/>
+          <w:kern w:val="0"/>
+        </w:rPr>
+        <w:t>.write</w:t>
       </w:r>
       <w:proofErr w:type="spellEnd"/>
-      <w:r>
-        <w:rPr>
-          <w:rFonts w:ascii="細明體" w:eastAsia="細明體" w:hAnsi="細明體" w:cs="細明體"/>
-          <w:color w:val="FF0000"/>
-          <w:kern w:val="0"/>
-        </w:rPr>
-        <w:t>(</w:t>
-      </w:r>
       <w:proofErr w:type="gramEnd"/>
       <w:r>
         <w:rPr>
@@ -1245,7 +1265,7 @@
           <w:color w:val="FF0000"/>
           <w:kern w:val="0"/>
         </w:rPr>
-        <w:t>pin);</w:t>
+        <w:t xml:space="preserve">(angle); </w:t>
       </w:r>
     </w:p>
     <w:p>
@@ -1275,42 +1295,6 @@
           <w:kern w:val="0"/>
         </w:rPr>
       </w:pPr>
-      <w:r>
-        <w:rPr>
-          <w:rFonts w:ascii="細明體" w:eastAsia="細明體" w:hAnsi="細明體" w:cs="細明體"/>
-          <w:color w:val="FF0000"/>
-          <w:kern w:val="0"/>
-        </w:rPr>
-        <w:t xml:space="preserve">    </w:t>
-      </w:r>
-      <w:proofErr w:type="spellStart"/>
-      <w:proofErr w:type="gramStart"/>
-      <w:r>
-        <w:rPr>
-          <w:rFonts w:ascii="細明體" w:eastAsia="細明體" w:hAnsi="細明體" w:cs="細明體"/>
-          <w:color w:val="FF0000"/>
-          <w:kern w:val="0"/>
-        </w:rPr>
-        <w:t>myServo.write</w:t>
-      </w:r>
-      <w:proofErr w:type="spellEnd"/>
-      <w:r>
-        <w:rPr>
-          <w:rFonts w:ascii="細明體" w:eastAsia="細明體" w:hAnsi="細明體" w:cs="細明體"/>
-          <w:color w:val="FF0000"/>
-          <w:kern w:val="0"/>
-        </w:rPr>
-        <w:t>(</w:t>
-      </w:r>
-      <w:proofErr w:type="gramEnd"/>
-      <w:r>
-        <w:rPr>
-          <w:rFonts w:ascii="細明體" w:eastAsia="細明體" w:hAnsi="細明體" w:cs="細明體"/>
-          <w:color w:val="FF0000"/>
-          <w:kern w:val="0"/>
-        </w:rPr>
-        <w:t xml:space="preserve">angle); </w:t>
-      </w:r>
     </w:p>
     <w:p>
       <w:pPr>
@@ -1339,6 +1323,14 @@
           <w:kern w:val="0"/>
         </w:rPr>
       </w:pPr>
+      <w:r>
+        <w:rPr>
+          <w:rFonts w:ascii="細明體" w:eastAsia="細明體" w:hAnsi="細明體" w:cs="細明體"/>
+          <w:color w:val="FF0000"/>
+          <w:kern w:val="0"/>
+        </w:rPr>
+        <w:t xml:space="preserve">    return "Servo on pin " + String(pin) + " moved to " + String(angle) + " degrees.";</w:t>
+      </w:r>
     </w:p>
     <w:p>
       <w:pPr>
@@ -1373,25 +1365,7 @@
           <w:color w:val="FF0000"/>
           <w:kern w:val="0"/>
         </w:rPr>
-        <w:t xml:space="preserve">    </w:t>
-      </w:r>
-      <w:proofErr w:type="gramStart"/>
-      <w:r>
-        <w:rPr>
-          <w:rFonts w:ascii="細明體" w:eastAsia="細明體" w:hAnsi="細明體" w:cs="細明體"/>
-          <w:color w:val="FF0000"/>
-          <w:kern w:val="0"/>
-        </w:rPr>
-        <w:t>return</w:t>
-      </w:r>
-      <w:proofErr w:type="gramEnd"/>
-      <w:r>
-        <w:rPr>
-          <w:rFonts w:ascii="細明體" w:eastAsia="細明體" w:hAnsi="細明體" w:cs="細明體"/>
-          <w:color w:val="FF0000"/>
-          <w:kern w:val="0"/>
-        </w:rPr>
-        <w:t xml:space="preserve"> "Servo on pin " + String(pin) + " moved to " + String(angle) + " degrees.";</w:t>
+        <w:t>}</w:t>
       </w:r>
     </w:p>
     <w:p>
@@ -1421,14 +1395,6 @@
           <w:kern w:val="0"/>
         </w:rPr>
       </w:pPr>
-      <w:r>
-        <w:rPr>
-          <w:rFonts w:ascii="細明體" w:eastAsia="細明體" w:hAnsi="細明體" w:cs="細明體"/>
-          <w:color w:val="FF0000"/>
-          <w:kern w:val="0"/>
-        </w:rPr>
-        <w:t>}</w:t>
-      </w:r>
     </w:p>
     <w:p>
       <w:pPr>
@@ -1453,9 +1419,52 @@
         <w:spacing w:line="240" w:lineRule="auto"/>
         <w:rPr>
           <w:rFonts w:ascii="細明體" w:eastAsia="細明體" w:hAnsi="細明體" w:cs="細明體"/>
-          <w:kern w:val="0"/>
-        </w:rPr>
-      </w:pPr>
+          <w:color w:val="FF0000"/>
+          <w:kern w:val="0"/>
+        </w:rPr>
+      </w:pPr>
+      <w:r>
+        <w:rPr>
+          <w:rFonts w:ascii="細明體" w:eastAsia="細明體" w:hAnsi="細明體" w:cs="細明體"/>
+          <w:color w:val="FF0000"/>
+          <w:kern w:val="0"/>
+        </w:rPr>
+        <w:t>void</w:t>
+      </w:r>
+      <w:r>
+        <w:rPr>
+          <w:rFonts w:ascii="細明體" w:eastAsia="細明體" w:hAnsi="細明體" w:cs="細明體"/>
+          <w:color w:val="FF0000"/>
+          <w:kern w:val="0"/>
+        </w:rPr>
+        <w:t xml:space="preserve"> </w:t>
+      </w:r>
+      <w:proofErr w:type="gramStart"/>
+      <w:r>
+        <w:rPr>
+          <w:rFonts w:ascii="細明體" w:eastAsia="細明體" w:hAnsi="細明體" w:cs="細明體"/>
+          <w:color w:val="FF0000"/>
+          <w:kern w:val="0"/>
+        </w:rPr>
+        <w:t>setup</w:t>
+      </w:r>
+      <w:r>
+        <w:rPr>
+          <w:rFonts w:ascii="細明體" w:eastAsia="細明體" w:hAnsi="細明體" w:cs="細明體"/>
+          <w:color w:val="FF0000"/>
+          <w:kern w:val="0"/>
+        </w:rPr>
+        <w:t>(</w:t>
+      </w:r>
+      <w:proofErr w:type="gramEnd"/>
+      <w:r>
+        <w:rPr>
+          <w:rFonts w:ascii="細明體" w:eastAsia="細明體" w:hAnsi="細明體" w:cs="細明體"/>
+          <w:color w:val="FF0000"/>
+          <w:kern w:val="0"/>
+        </w:rPr>
+        <w:t>) {</w:t>
+      </w:r>
     </w:p>
     <w:p>
       <w:pPr>
@@ -1480,9 +1489,66 @@
         <w:spacing w:line="240" w:lineRule="auto"/>
         <w:rPr>
           <w:rFonts w:ascii="細明體" w:eastAsia="細明體" w:hAnsi="細明體" w:cs="細明體"/>
-          <w:kern w:val="0"/>
-        </w:rPr>
-      </w:pPr>
+          <w:color w:val="FF0000"/>
+          <w:kern w:val="0"/>
+        </w:rPr>
+      </w:pPr>
+      <w:r>
+        <w:rPr>
+          <w:rFonts w:ascii="細明體" w:eastAsia="細明體" w:hAnsi="細明體" w:cs="細明體"/>
+          <w:color w:val="FF0000"/>
+          <w:kern w:val="0"/>
+        </w:rPr>
+        <w:t xml:space="preserve">    </w:t>
+      </w:r>
+      <w:r>
+        <w:rPr>
+          <w:rFonts w:ascii="細明體" w:eastAsia="細明體" w:hAnsi="細明體" w:cs="細明體"/>
+          <w:color w:val="FF0000"/>
+          <w:kern w:val="0"/>
+        </w:rPr>
+        <w:t>s</w:t>
+      </w:r>
+      <w:r>
+        <w:rPr>
+          <w:rFonts w:ascii="細明體" w:eastAsia="細明體" w:hAnsi="細明體" w:cs="細明體"/>
+          <w:color w:val="FF0000"/>
+          <w:kern w:val="0"/>
+        </w:rPr>
+        <w:t>ervo</w:t>
+      </w:r>
+      <w:r>
+        <w:rPr>
+          <w:rFonts w:ascii="細明體" w:eastAsia="細明體" w:hAnsi="細明體" w:cs="細明體"/>
+          <w:color w:val="FF0000"/>
+          <w:kern w:val="0"/>
+        </w:rPr>
+        <w:t>2</w:t>
+      </w:r>
+      <w:r>
+        <w:rPr>
+          <w:rFonts w:ascii="細明體" w:eastAsia="細明體" w:hAnsi="細明體" w:cs="細明體"/>
+          <w:color w:val="FF0000"/>
+          <w:kern w:val="0"/>
+        </w:rPr>
+        <w:t>.attach(</w:t>
+      </w:r>
+      <w:r>
+        <w:rPr>
+          <w:rFonts w:ascii="細明體" w:eastAsia="細明體" w:hAnsi="細明體" w:cs="細明體"/>
+          <w:color w:val="FF0000"/>
+          <w:kern w:val="0"/>
+        </w:rPr>
+        <w:t>2</w:t>
+      </w:r>
+      <w:r>
+        <w:rPr>
+          <w:rFonts w:ascii="細明體" w:eastAsia="細明體" w:hAnsi="細明體" w:cs="細明體"/>
+          <w:color w:val="FF0000"/>
+          <w:kern w:val="0"/>
+        </w:rPr>
+        <w:t>);</w:t>
+      </w:r>
     </w:p>
     <w:p>
       <w:pPr>
@@ -1507,9 +1573,18 @@
         <w:spacing w:line="240" w:lineRule="auto"/>
         <w:rPr>
           <w:rFonts w:ascii="細明體" w:eastAsia="細明體" w:hAnsi="細明體" w:cs="細明體"/>
-          <w:kern w:val="0"/>
-        </w:rPr>
-      </w:pPr>
+          <w:color w:val="FF0000"/>
+          <w:kern w:val="0"/>
+        </w:rPr>
+      </w:pPr>
+      <w:r>
+        <w:rPr>
+          <w:rFonts w:ascii="細明體" w:eastAsia="細明體" w:hAnsi="細明體" w:cs="細明體"/>
+          <w:color w:val="FF0000"/>
+          <w:kern w:val="0"/>
+        </w:rPr>
+        <w:t>}</w:t>
+      </w:r>
     </w:p>
     <w:p>
       <w:pPr>
@@ -1722,34 +1797,7 @@
         </w:tabs>
         <w:spacing w:line="240" w:lineRule="auto"/>
         <w:rPr>
-          <w:rFonts w:ascii="細明體" w:eastAsia="細明體" w:hAnsi="細明體" w:cs="細明體"/>
-          <w:kern w:val="0"/>
-        </w:rPr>
-      </w:pPr>
-    </w:p>
-    <w:p>
-      <w:pPr>
-        <w:tabs>
-          <w:tab w:val="left" w:pos="916"/>
-          <w:tab w:val="left" w:pos="1832"/>
-          <w:tab w:val="left" w:pos="2748"/>
-          <w:tab w:val="left" w:pos="3664"/>
-          <w:tab w:val="left" w:pos="4580"/>
-          <w:tab w:val="left" w:pos="5496"/>
-          <w:tab w:val="left" w:pos="6412"/>
-          <w:tab w:val="left" w:pos="7328"/>
-          <w:tab w:val="left" w:pos="8244"/>
-          <w:tab w:val="left" w:pos="9160"/>
-          <w:tab w:val="left" w:pos="10076"/>
-          <w:tab w:val="left" w:pos="10992"/>
-          <w:tab w:val="left" w:pos="11908"/>
-          <w:tab w:val="left" w:pos="12824"/>
-          <w:tab w:val="left" w:pos="13740"/>
-          <w:tab w:val="left" w:pos="14656"/>
-        </w:tabs>
-        <w:spacing w:line="240" w:lineRule="auto"/>
-        <w:rPr>
-          <w:rFonts w:ascii="細明體" w:eastAsia="細明體" w:hAnsi="細明體" w:cs="細明體"/>
+          <w:rFonts w:ascii="細明體" w:eastAsia="細明體" w:hAnsi="細明體" w:cs="細明體" w:hint="eastAsia"/>
           <w:kern w:val="0"/>
         </w:rPr>
       </w:pPr>
@@ -1843,61 +1891,47 @@
           <w:rStyle w:val="HTML1"/>
         </w:rPr>
       </w:pPr>
+      <w:r>
+        <w:rPr>
+          <w:rStyle w:val="HTML1"/>
+        </w:rPr>
+        <w:t xml:space="preserve">void </w:t>
+      </w:r>
+      <w:proofErr w:type="spellStart"/>
       <w:proofErr w:type="gramStart"/>
       <w:r>
         <w:rPr>
           <w:rStyle w:val="HTML1"/>
         </w:rPr>
-        <w:t>void</w:t>
+        <w:t>useTools</w:t>
+      </w:r>
+      <w:proofErr w:type="spellEnd"/>
+      <w:r>
+        <w:rPr>
+          <w:rStyle w:val="HTML1"/>
+        </w:rPr>
+        <w:t>(</w:t>
       </w:r>
       <w:proofErr w:type="gramEnd"/>
       <w:r>
         <w:rPr>
           <w:rStyle w:val="HTML1"/>
         </w:rPr>
-        <w:t xml:space="preserve"> </w:t>
+        <w:t xml:space="preserve">String command, </w:t>
       </w:r>
       <w:proofErr w:type="spellStart"/>
       <w:r>
         <w:rPr>
           <w:rStyle w:val="HTML1"/>
         </w:rPr>
-        <w:t>useTools</w:t>
+        <w:t>JsonObject</w:t>
       </w:r>
       <w:proofErr w:type="spellEnd"/>
       <w:r>
         <w:rPr>
           <w:rStyle w:val="HTML1"/>
         </w:rPr>
-        <w:t xml:space="preserve">(String command, </w:t>
-      </w:r>
-      <w:proofErr w:type="spellStart"/>
-      <w:r>
-        <w:rPr>
-          <w:rStyle w:val="HTML1"/>
-        </w:rPr>
-        <w:t>JsonObject</w:t>
-      </w:r>
-      <w:proofErr w:type="spellEnd"/>
-      <w:r>
-        <w:rPr>
-          <w:rStyle w:val="HTML1"/>
-        </w:rPr>
-        <w:t xml:space="preserve"> </w:t>
-      </w:r>
-      <w:proofErr w:type="spellStart"/>
-      <w:r>
-        <w:rPr>
-          <w:rStyle w:val="HTML1"/>
-        </w:rPr>
-        <w:t>params</w:t>
-      </w:r>
-      <w:proofErr w:type="spellEnd"/>
-      <w:r>
-        <w:rPr>
-          <w:rStyle w:val="HTML1"/>
-        </w:rPr>
-        <w:t>) {</w:t>
+        <w:t xml:space="preserve"> params) {</w:t>
       </w:r>
     </w:p>
     <w:p>
@@ -1912,30 +1946,20 @@
         <w:rPr>
           <w:rStyle w:val="HTML1"/>
         </w:rPr>
-        <w:t xml:space="preserve">    </w:t>
-      </w:r>
-      <w:proofErr w:type="gramStart"/>
-      <w:r>
-        <w:rPr>
-          <w:rStyle w:val="HTML1"/>
-        </w:rPr>
-        <w:t>if</w:t>
-      </w:r>
-      <w:proofErr w:type="gramEnd"/>
-      <w:r>
-        <w:rPr>
-          <w:rStyle w:val="HTML1"/>
-        </w:rPr>
-        <w:t xml:space="preserve"> (command == "/on" || command == "/off" || command == "/</w:t>
-      </w:r>
-      <w:proofErr w:type="spellStart"/>
-      <w:r>
-        <w:rPr>
-          <w:rStyle w:val="HTML1"/>
-        </w:rPr>
-        <w:t>pwm</w:t>
-      </w:r>
-      <w:proofErr w:type="spellEnd"/>
+        <w:t xml:space="preserve">    if (command == "</w:t>
+      </w:r>
+      <w:r>
+        <w:rPr>
+          <w:rStyle w:val="HTML1"/>
+        </w:rPr>
+        <w:t xml:space="preserve"> ...</w:t>
+      </w:r>
+      <w:r>
+        <w:rPr>
+          <w:rStyle w:val="HTML1"/>
+        </w:rPr>
+        <w:t xml:space="preserve"> </w:t>
+      </w:r>
       <w:r>
         <w:rPr>
           <w:rStyle w:val="HTML1"/>
@@ -1987,23 +2011,7 @@
           <w:rStyle w:val="HTML1"/>
           <w:color w:val="FF0000"/>
         </w:rPr>
-        <w:t xml:space="preserve">    </w:t>
-      </w:r>
-      <w:proofErr w:type="gramStart"/>
-      <w:r>
-        <w:rPr>
-          <w:rStyle w:val="HTML1"/>
-          <w:color w:val="FF0000"/>
-        </w:rPr>
-        <w:t>else</w:t>
-      </w:r>
-      <w:proofErr w:type="gramEnd"/>
-      <w:r>
-        <w:rPr>
-          <w:rStyle w:val="HTML1"/>
-          <w:color w:val="FF0000"/>
-        </w:rPr>
-        <w:t xml:space="preserve"> if (command == "/servo") {</w:t>
+        <w:t xml:space="preserve">    else if (command == "/servo") {</w:t>
       </w:r>
     </w:p>
     <w:p>
@@ -2020,7 +2028,446 @@
           <w:rStyle w:val="HTML1"/>
           <w:color w:val="FF0000"/>
         </w:rPr>
+        <w:t xml:space="preserve">        int pin = params["pin"].as&lt;int</w:t>
+      </w:r>
+      <w:proofErr w:type="gramStart"/>
+      <w:r>
+        <w:rPr>
+          <w:rStyle w:val="HTML1"/>
+          <w:color w:val="FF0000"/>
+        </w:rPr>
+        <w:t>&gt;(</w:t>
+      </w:r>
+      <w:proofErr w:type="gramEnd"/>
+      <w:r>
+        <w:rPr>
+          <w:rStyle w:val="HTML1"/>
+          <w:color w:val="FF0000"/>
+        </w:rPr>
+        <w:t>);</w:t>
+      </w:r>
+    </w:p>
+    <w:p>
+      <w:pPr>
+        <w:pStyle w:val="HTML"/>
+        <w:shd w:val="clear" w:color="auto" w:fill="FFFFFF"/>
+        <w:rPr>
+          <w:rStyle w:val="HTML1"/>
+          <w:color w:val="FF0000"/>
+        </w:rPr>
+      </w:pPr>
+      <w:r>
+        <w:rPr>
+          <w:rStyle w:val="HTML1"/>
+          <w:color w:val="FF0000"/>
+        </w:rPr>
+        <w:t xml:space="preserve">        int angle = params["angle"].as&lt;int</w:t>
+      </w:r>
+      <w:proofErr w:type="gramStart"/>
+      <w:r>
+        <w:rPr>
+          <w:rStyle w:val="HTML1"/>
+          <w:color w:val="FF0000"/>
+        </w:rPr>
+        <w:t>&gt;(</w:t>
+      </w:r>
+      <w:proofErr w:type="gramEnd"/>
+      <w:r>
+        <w:rPr>
+          <w:rStyle w:val="HTML1"/>
+          <w:color w:val="FF0000"/>
+        </w:rPr>
+        <w:t>);</w:t>
+      </w:r>
+    </w:p>
+    <w:p>
+      <w:pPr>
+        <w:pStyle w:val="HTML"/>
+        <w:shd w:val="clear" w:color="auto" w:fill="FFFFFF"/>
+        <w:rPr>
+          <w:rStyle w:val="HTML1"/>
+          <w:color w:val="FF0000"/>
+        </w:rPr>
+      </w:pPr>
+    </w:p>
+    <w:p>
+      <w:pPr>
+        <w:pStyle w:val="HTML"/>
+        <w:shd w:val="clear" w:color="auto" w:fill="FFFFFF"/>
+        <w:rPr>
+          <w:rStyle w:val="HTML1"/>
+          <w:color w:val="FF0000"/>
+        </w:rPr>
+      </w:pPr>
+      <w:r>
+        <w:rPr>
+          <w:rStyle w:val="HTML1"/>
+          <w:color w:val="FF0000"/>
+        </w:rPr>
+        <w:t xml:space="preserve">        // Execute hardware action</w:t>
+      </w:r>
+    </w:p>
+    <w:p>
+      <w:pPr>
+        <w:pStyle w:val="HTML"/>
+        <w:shd w:val="clear" w:color="auto" w:fill="FFFFFF"/>
+        <w:rPr>
+          <w:rStyle w:val="HTML1"/>
+          <w:rFonts w:hint="eastAsia"/>
+          <w:color w:val="FF0000"/>
+        </w:rPr>
+      </w:pPr>
+      <w:r>
+        <w:rPr>
+          <w:rStyle w:val="HTML1"/>
+          <w:color w:val="FF0000"/>
+        </w:rPr>
+        <w:tab/>
+      </w:r>
+      <w:r>
+        <w:rPr>
+          <w:rStyle w:val="HTML1"/>
+          <w:color w:val="FF0000"/>
+        </w:rPr>
+        <w:t>String response =</w:t>
+      </w:r>
+      <w:r>
+        <w:rPr>
+          <w:rStyle w:val="HTML1"/>
+          <w:color w:val="FF0000"/>
+        </w:rPr>
+        <w:t xml:space="preserve"> </w:t>
+      </w:r>
+      <w:r>
+        <w:rPr>
+          <w:rStyle w:val="HTML1"/>
+          <w:color w:val="FF0000"/>
+        </w:rPr>
+        <w:t>""</w:t>
+      </w:r>
+      <w:r>
+        <w:rPr>
+          <w:rStyle w:val="HTML1"/>
+          <w:color w:val="FF0000"/>
+        </w:rPr>
+        <w:t>;</w:t>
+      </w:r>
+    </w:p>
+    <w:p>
+      <w:pPr>
+        <w:pStyle w:val="HTML"/>
+        <w:shd w:val="clear" w:color="auto" w:fill="FFFFFF"/>
+        <w:rPr>
+          <w:rStyle w:val="HTML1"/>
+          <w:rFonts w:hint="eastAsia"/>
+          <w:color w:val="FF0000"/>
+        </w:rPr>
+      </w:pPr>
+      <w:r>
+        <w:rPr>
+          <w:rStyle w:val="HTML1"/>
+          <w:color w:val="FF0000"/>
+        </w:rPr>
+        <w:tab/>
+      </w:r>
+      <w:r>
+        <w:rPr>
+          <w:rStyle w:val="HTML1"/>
+          <w:color w:val="FF0000"/>
+        </w:rPr>
+        <w:t>i</w:t>
+      </w:r>
+      <w:r>
+        <w:rPr>
+          <w:rStyle w:val="HTML1"/>
+          <w:color w:val="FF0000"/>
+        </w:rPr>
+        <w:t>f (pin==2)</w:t>
+      </w:r>
+    </w:p>
+    <w:p>
+      <w:pPr>
+        <w:pStyle w:val="HTML"/>
+        <w:shd w:val="clear" w:color="auto" w:fill="FFFFFF"/>
+        <w:rPr>
+          <w:rStyle w:val="HTML1"/>
+          <w:color w:val="FF0000"/>
+        </w:rPr>
+      </w:pPr>
+      <w:r>
+        <w:rPr>
+          <w:rStyle w:val="HTML1"/>
+          <w:color w:val="FF0000"/>
+        </w:rPr>
         <w:t xml:space="preserve">        </w:t>
+      </w:r>
+      <w:r>
+        <w:rPr>
+          <w:rStyle w:val="HTML1"/>
+          <w:color w:val="FF0000"/>
+        </w:rPr>
+        <w:tab/>
+      </w:r>
+      <w:r>
+        <w:rPr>
+          <w:rStyle w:val="HTML1"/>
+          <w:color w:val="FF0000"/>
+        </w:rPr>
+        <w:t xml:space="preserve">response = </w:t>
+      </w:r>
+      <w:proofErr w:type="spellStart"/>
+      <w:r>
+        <w:rPr>
+          <w:rStyle w:val="HTML1"/>
+          <w:color w:val="FF0000"/>
+        </w:rPr>
+        <w:t>tool_</w:t>
+      </w:r>
+      <w:proofErr w:type="gramStart"/>
+      <w:r>
+        <w:rPr>
+          <w:rStyle w:val="HTML1"/>
+          <w:color w:val="FF0000"/>
+        </w:rPr>
+        <w:t>servo</w:t>
+      </w:r>
+      <w:proofErr w:type="spellEnd"/>
+      <w:r>
+        <w:rPr>
+          <w:rStyle w:val="HTML1"/>
+          <w:color w:val="FF0000"/>
+        </w:rPr>
+        <w:t>(</w:t>
+      </w:r>
+      <w:proofErr w:type="gramEnd"/>
+      <w:r>
+        <w:rPr>
+          <w:rStyle w:val="HTML1"/>
+          <w:color w:val="FF0000"/>
+        </w:rPr>
+        <w:t>servo</w:t>
+      </w:r>
+      <w:r>
+        <w:rPr>
+          <w:rStyle w:val="HTML1"/>
+          <w:color w:val="FF0000"/>
+        </w:rPr>
+        <w:t xml:space="preserve">2, </w:t>
+      </w:r>
+      <w:r>
+        <w:rPr>
+          <w:rStyle w:val="HTML1"/>
+          <w:color w:val="FF0000"/>
+        </w:rPr>
+        <w:t>pin, angle);</w:t>
+      </w:r>
+    </w:p>
+    <w:p>
+      <w:pPr>
+        <w:pStyle w:val="HTML"/>
+        <w:shd w:val="clear" w:color="auto" w:fill="FFFFFF"/>
+        <w:rPr>
+          <w:rStyle w:val="HTML1"/>
+          <w:color w:val="FF0000"/>
+        </w:rPr>
+      </w:pPr>
+      <w:r>
+        <w:rPr>
+          <w:rStyle w:val="HTML1"/>
+          <w:color w:val="FF0000"/>
+        </w:rPr>
+        <w:tab/>
+        <w:t xml:space="preserve">else </w:t>
+      </w:r>
+    </w:p>
+    <w:p>
+      <w:pPr>
+        <w:pStyle w:val="HTML"/>
+        <w:shd w:val="clear" w:color="auto" w:fill="FFFFFF"/>
+        <w:rPr>
+          <w:rStyle w:val="HTML1"/>
+          <w:rFonts w:hint="eastAsia"/>
+          <w:color w:val="FF0000"/>
+        </w:rPr>
+      </w:pPr>
+      <w:r>
+        <w:rPr>
+          <w:rStyle w:val="HTML1"/>
+          <w:color w:val="FF0000"/>
+        </w:rPr>
+        <w:tab/>
+      </w:r>
+      <w:r>
+        <w:rPr>
+          <w:rStyle w:val="HTML1"/>
+          <w:color w:val="FF0000"/>
+        </w:rPr>
+        <w:tab/>
+      </w:r>
+      <w:r>
+        <w:rPr>
+          <w:rStyle w:val="HTML1"/>
+          <w:color w:val="FF0000"/>
+        </w:rPr>
+        <w:t>response = "</w:t>
+      </w:r>
+      <w:r>
+        <w:rPr>
+          <w:rStyle w:val="HTML1"/>
+          <w:color w:val="FF0000"/>
+        </w:rPr>
+        <w:t>The</w:t>
+      </w:r>
+      <w:r>
+        <w:rPr>
+          <w:rStyle w:val="HTML1"/>
+          <w:color w:val="FF0000"/>
+        </w:rPr>
+        <w:t xml:space="preserve"> </w:t>
+      </w:r>
+      <w:r>
+        <w:rPr>
+          <w:rStyle w:val="HTML1"/>
+          <w:color w:val="FF0000"/>
+        </w:rPr>
+        <w:t>servo</w:t>
+      </w:r>
+      <w:r>
+        <w:rPr>
+          <w:rStyle w:val="HTML1"/>
+          <w:color w:val="FF0000"/>
+        </w:rPr>
+        <w:t xml:space="preserve"> </w:t>
+      </w:r>
+      <w:r>
+        <w:rPr>
+          <w:rStyle w:val="HTML1"/>
+          <w:color w:val="FF0000"/>
+        </w:rPr>
+        <w:t xml:space="preserve">pin </w:t>
+      </w:r>
+      <w:r>
+        <w:rPr>
+          <w:rStyle w:val="HTML1"/>
+          <w:color w:val="FF0000"/>
+        </w:rPr>
+        <w:t>"</w:t>
+      </w:r>
+      <w:r>
+        <w:rPr>
+          <w:rStyle w:val="HTML1"/>
+          <w:color w:val="FF0000"/>
+        </w:rPr>
+        <w:t xml:space="preserve"> + </w:t>
+      </w:r>
+      <w:r>
+        <w:rPr>
+          <w:rStyle w:val="HTML1"/>
+          <w:color w:val="FF0000"/>
+        </w:rPr>
+        <w:t>String(</w:t>
+      </w:r>
+      <w:r>
+        <w:rPr>
+          <w:rStyle w:val="HTML1"/>
+          <w:color w:val="FF0000"/>
+        </w:rPr>
+        <w:t>pin</w:t>
+      </w:r>
+      <w:r>
+        <w:rPr>
+          <w:rStyle w:val="HTML1"/>
+          <w:color w:val="FF0000"/>
+        </w:rPr>
+        <w:t>)</w:t>
+      </w:r>
+      <w:r>
+        <w:rPr>
+          <w:rStyle w:val="HTML1"/>
+          <w:color w:val="FF0000"/>
+        </w:rPr>
+        <w:t xml:space="preserve"> + </w:t>
+      </w:r>
+      <w:r>
+        <w:rPr>
+          <w:rStyle w:val="HTML1"/>
+          <w:color w:val="FF0000"/>
+        </w:rPr>
+        <w:t>"</w:t>
+      </w:r>
+      <w:r>
+        <w:rPr>
+          <w:rStyle w:val="HTML1"/>
+          <w:color w:val="FF0000"/>
+        </w:rPr>
+        <w:t xml:space="preserve"> is not defined</w:t>
+      </w:r>
+      <w:r>
+        <w:rPr>
+          <w:rStyle w:val="HTML1"/>
+          <w:color w:val="FF0000"/>
+        </w:rPr>
+        <w:t>";</w:t>
+      </w:r>
+    </w:p>
+    <w:p>
+      <w:pPr>
+        <w:pStyle w:val="HTML"/>
+        <w:shd w:val="clear" w:color="auto" w:fill="FFFFFF"/>
+        <w:rPr>
+          <w:rStyle w:val="HTML1"/>
+          <w:color w:val="FF0000"/>
+        </w:rPr>
+      </w:pPr>
+    </w:p>
+    <w:p>
+      <w:pPr>
+        <w:pStyle w:val="HTML"/>
+        <w:shd w:val="clear" w:color="auto" w:fill="FFFFFF"/>
+        <w:rPr>
+          <w:rStyle w:val="HTML1"/>
+          <w:color w:val="FF0000"/>
+        </w:rPr>
+      </w:pPr>
+      <w:r>
+        <w:rPr>
+          <w:rStyle w:val="HTML1"/>
+          <w:color w:val="FF0000"/>
+        </w:rPr>
+        <w:t xml:space="preserve">        // Update conversation history (Memory Persistence)</w:t>
+      </w:r>
+    </w:p>
+    <w:p>
+      <w:pPr>
+        <w:pStyle w:val="HTML"/>
+        <w:shd w:val="clear" w:color="auto" w:fill="FFFFFF"/>
+        <w:rPr>
+          <w:rStyle w:val="HTML1"/>
+          <w:color w:val="FF0000"/>
+        </w:rPr>
+      </w:pPr>
+      <w:r>
+        <w:rPr>
+          <w:rStyle w:val="HTML1"/>
+          <w:color w:val="FF0000"/>
+        </w:rPr>
+        <w:t xml:space="preserve">        </w:t>
+      </w:r>
+      <w:proofErr w:type="spellStart"/>
+      <w:r>
+        <w:rPr>
+          <w:rStyle w:val="HTML1"/>
+          <w:color w:val="FF0000"/>
+        </w:rPr>
+        <w:t>historical_messages</w:t>
+      </w:r>
+      <w:proofErr w:type="spellEnd"/>
+      <w:r>
+        <w:rPr>
+          <w:rStyle w:val="HTML1"/>
+          <w:color w:val="FF0000"/>
+        </w:rPr>
+        <w:t xml:space="preserve"> += </w:t>
       </w:r>
       <w:proofErr w:type="spellStart"/>
       <w:proofErr w:type="gramStart"/>
@@ -2029,48 +2476,23 @@
           <w:rStyle w:val="HTML1"/>
           <w:color w:val="FF0000"/>
         </w:rPr>
-        <w:t>int</w:t>
+        <w:t>buildHistoricalData</w:t>
       </w:r>
       <w:proofErr w:type="spellEnd"/>
+      <w:r>
+        <w:rPr>
+          <w:rStyle w:val="HTML1"/>
+          <w:color w:val="FF0000"/>
+        </w:rPr>
+        <w:t>(</w:t>
+      </w:r>
       <w:proofErr w:type="gramEnd"/>
       <w:r>
         <w:rPr>
           <w:rStyle w:val="HTML1"/>
           <w:color w:val="FF0000"/>
         </w:rPr>
-        <w:t xml:space="preserve"> pin = </w:t>
-      </w:r>
-      <w:proofErr w:type="spellStart"/>
-      <w:r>
-        <w:rPr>
-          <w:rStyle w:val="HTML1"/>
-          <w:color w:val="FF0000"/>
-        </w:rPr>
-        <w:t>params</w:t>
-      </w:r>
-      <w:proofErr w:type="spellEnd"/>
-      <w:r>
-        <w:rPr>
-          <w:rStyle w:val="HTML1"/>
-          <w:color w:val="FF0000"/>
-        </w:rPr>
-        <w:t>["pin"].as&lt;</w:t>
-      </w:r>
-      <w:proofErr w:type="spellStart"/>
-      <w:r>
-        <w:rPr>
-          <w:rStyle w:val="HTML1"/>
-          <w:color w:val="FF0000"/>
-        </w:rPr>
-        <w:t>int</w:t>
-      </w:r>
-      <w:proofErr w:type="spellEnd"/>
-      <w:r>
-        <w:rPr>
-          <w:rStyle w:val="HTML1"/>
-          <w:color w:val="FF0000"/>
-        </w:rPr>
-        <w:t>&gt;();</w:t>
+        <w:t>"user", command);</w:t>
       </w:r>
     </w:p>
     <w:p>
@@ -2090,54 +2512,45 @@
         <w:t xml:space="preserve">        </w:t>
       </w:r>
       <w:proofErr w:type="spellStart"/>
+      <w:r>
+        <w:rPr>
+          <w:rStyle w:val="HTML1"/>
+          <w:color w:val="FF0000"/>
+        </w:rPr>
+        <w:t>historical_messages</w:t>
+      </w:r>
+      <w:proofErr w:type="spellEnd"/>
+      <w:r>
+        <w:rPr>
+          <w:rStyle w:val="HTML1"/>
+          <w:color w:val="FF0000"/>
+        </w:rPr>
+        <w:t xml:space="preserve"> += </w:t>
+      </w:r>
+      <w:proofErr w:type="spellStart"/>
       <w:proofErr w:type="gramStart"/>
       <w:r>
         <w:rPr>
           <w:rStyle w:val="HTML1"/>
           <w:color w:val="FF0000"/>
         </w:rPr>
-        <w:t>int</w:t>
+        <w:t>buildHistoricalData</w:t>
       </w:r>
       <w:proofErr w:type="spellEnd"/>
+      <w:r>
+        <w:rPr>
+          <w:rStyle w:val="HTML1"/>
+          <w:color w:val="FF0000"/>
+        </w:rPr>
+        <w:t>(</w:t>
+      </w:r>
       <w:proofErr w:type="gramEnd"/>
       <w:r>
         <w:rPr>
           <w:rStyle w:val="HTML1"/>
           <w:color w:val="FF0000"/>
         </w:rPr>
-        <w:t xml:space="preserve"> angle = </w:t>
-      </w:r>
-      <w:proofErr w:type="spellStart"/>
-      <w:r>
-        <w:rPr>
-          <w:rStyle w:val="HTML1"/>
-          <w:color w:val="FF0000"/>
-        </w:rPr>
-        <w:t>params</w:t>
-      </w:r>
-      <w:proofErr w:type="spellEnd"/>
-      <w:r>
-        <w:rPr>
-          <w:rStyle w:val="HTML1"/>
-          <w:color w:val="FF0000"/>
-        </w:rPr>
-        <w:t>["angle"].as&lt;</w:t>
-      </w:r>
-      <w:proofErr w:type="spellStart"/>
-      <w:r>
-        <w:rPr>
-          <w:rStyle w:val="HTML1"/>
-          <w:color w:val="FF0000"/>
-        </w:rPr>
-        <w:t>int</w:t>
-      </w:r>
-      <w:proofErr w:type="spellEnd"/>
-      <w:r>
-        <w:rPr>
-          <w:rStyle w:val="HTML1"/>
-          <w:color w:val="FF0000"/>
-        </w:rPr>
-        <w:t>&gt;();</w:t>
+        <w:t>"model", response);</w:t>
       </w:r>
     </w:p>
     <w:p>
@@ -2149,6 +2562,13 @@
           <w:color w:val="FF0000"/>
         </w:rPr>
       </w:pPr>
+      <w:r>
+        <w:rPr>
+          <w:rStyle w:val="HTML1"/>
+          <w:color w:val="FF0000"/>
+        </w:rPr>
+        <w:t xml:space="preserve">        </w:t>
+      </w:r>
     </w:p>
     <w:p>
       <w:pPr>
@@ -2164,23 +2584,7 @@
           <w:rStyle w:val="HTML1"/>
           <w:color w:val="FF0000"/>
         </w:rPr>
-        <w:t xml:space="preserve">        // </w:t>
-      </w:r>
-      <w:proofErr w:type="gramStart"/>
-      <w:r>
-        <w:rPr>
-          <w:rStyle w:val="HTML1"/>
-          <w:color w:val="FF0000"/>
-        </w:rPr>
-        <w:t>Execute</w:t>
-      </w:r>
-      <w:proofErr w:type="gramEnd"/>
-      <w:r>
-        <w:rPr>
-          <w:rStyle w:val="HTML1"/>
-          <w:color w:val="FF0000"/>
-        </w:rPr>
-        <w:t xml:space="preserve"> hardware action</w:t>
+        <w:t xml:space="preserve">        // Save to SD card (Persistence)</w:t>
       </w:r>
     </w:p>
     <w:p>
@@ -2197,23 +2601,16 @@
           <w:rStyle w:val="HTML1"/>
           <w:color w:val="FF0000"/>
         </w:rPr>
-        <w:t xml:space="preserve">        String response = </w:t>
+        <w:t xml:space="preserve">        </w:t>
       </w:r>
       <w:proofErr w:type="spellStart"/>
-      <w:r>
-        <w:rPr>
-          <w:rStyle w:val="HTML1"/>
-          <w:color w:val="FF0000"/>
-        </w:rPr>
-        <w:t>tool_</w:t>
-      </w:r>
       <w:proofErr w:type="gramStart"/>
       <w:r>
         <w:rPr>
           <w:rStyle w:val="HTML1"/>
           <w:color w:val="FF0000"/>
         </w:rPr>
-        <w:t>servo</w:t>
+        <w:t>storeHistoricalMessagesToFile</w:t>
       </w:r>
       <w:proofErr w:type="spellEnd"/>
       <w:r>
@@ -2229,7 +2626,7 @@
           <w:rStyle w:val="HTML1"/>
           <w:color w:val="FF0000"/>
         </w:rPr>
-        <w:t>pin, angle);</w:t>
+        <w:t xml:space="preserve">); </w:t>
       </w:r>
     </w:p>
     <w:p>
@@ -2256,7 +2653,7 @@
           <w:rStyle w:val="HTML1"/>
           <w:color w:val="FF0000"/>
         </w:rPr>
-        <w:t xml:space="preserve">        // Update conversation history (Memory Persistence)</w:t>
+        <w:t xml:space="preserve">        // Generate natural language response for the user</w:t>
       </w:r>
     </w:p>
     <w:p>
@@ -2273,7 +2670,8 @@
           <w:rStyle w:val="HTML1"/>
           <w:color w:val="FF0000"/>
         </w:rPr>
-        <w:t xml:space="preserve">        </w:t>
+        <w:lastRenderedPageBreak/>
+        <w:t xml:space="preserve">        response = </w:t>
       </w:r>
       <w:proofErr w:type="spellStart"/>
       <w:r>
@@ -2281,7 +2679,7 @@
           <w:rStyle w:val="HTML1"/>
           <w:color w:val="FF0000"/>
         </w:rPr>
-        <w:t>historical_messages</w:t>
+        <w:t>Gemini_chat_request</w:t>
       </w:r>
       <w:proofErr w:type="spellEnd"/>
       <w:r>
@@ -2289,308 +2687,55 @@
           <w:rStyle w:val="HTML1"/>
           <w:color w:val="FF0000"/>
         </w:rPr>
-        <w:t xml:space="preserve"> += </w:t>
-      </w:r>
-      <w:proofErr w:type="spellStart"/>
-      <w:proofErr w:type="gramStart"/>
-      <w:r>
-        <w:rPr>
-          <w:rStyle w:val="HTML1"/>
-          <w:color w:val="FF0000"/>
-        </w:rPr>
-        <w:t>buildHistoricalData</w:t>
-      </w:r>
-      <w:proofErr w:type="spellEnd"/>
-      <w:r>
-        <w:rPr>
-          <w:rStyle w:val="HTML1"/>
-          <w:color w:val="FF0000"/>
-        </w:rPr>
-        <w:t>(</w:t>
-      </w:r>
-      <w:proofErr w:type="gramEnd"/>
-      <w:r>
-        <w:rPr>
-          <w:rStyle w:val="HTML1"/>
-          <w:color w:val="FF0000"/>
-        </w:rPr>
-        <w:t>"user", command);</w:t>
-      </w:r>
-    </w:p>
-    <w:p>
-      <w:pPr>
-        <w:pStyle w:val="HTML"/>
-        <w:shd w:val="clear" w:color="auto" w:fill="FFFFFF"/>
-        <w:rPr>
-          <w:rStyle w:val="HTML1"/>
-          <w:color w:val="FF0000"/>
-        </w:rPr>
-      </w:pPr>
-      <w:r>
-        <w:rPr>
-          <w:rStyle w:val="HTML1"/>
-          <w:color w:val="FF0000"/>
-        </w:rPr>
-        <w:t xml:space="preserve">        </w:t>
-      </w:r>
-      <w:proofErr w:type="spellStart"/>
-      <w:r>
-        <w:rPr>
-          <w:rStyle w:val="HTML1"/>
-          <w:color w:val="FF0000"/>
-        </w:rPr>
-        <w:t>historical_messages</w:t>
-      </w:r>
-      <w:proofErr w:type="spellEnd"/>
-      <w:r>
-        <w:rPr>
-          <w:rStyle w:val="HTML1"/>
-          <w:color w:val="FF0000"/>
-        </w:rPr>
-        <w:t xml:space="preserve"> += </w:t>
-      </w:r>
-      <w:proofErr w:type="spellStart"/>
-      <w:proofErr w:type="gramStart"/>
-      <w:r>
-        <w:rPr>
-          <w:rStyle w:val="HTML1"/>
-          <w:color w:val="FF0000"/>
-        </w:rPr>
-        <w:t>buildHistoricalData</w:t>
-      </w:r>
-      <w:proofErr w:type="spellEnd"/>
-      <w:r>
-        <w:rPr>
-          <w:rStyle w:val="HTML1"/>
-          <w:color w:val="FF0000"/>
-        </w:rPr>
-        <w:t>(</w:t>
-      </w:r>
-      <w:proofErr w:type="gramEnd"/>
-      <w:r>
-        <w:rPr>
-          <w:rStyle w:val="HTML1"/>
-          <w:color w:val="FF0000"/>
-        </w:rPr>
-        <w:t>"model", response);</w:t>
-      </w:r>
-    </w:p>
-    <w:p>
-      <w:pPr>
-        <w:pStyle w:val="HTML"/>
-        <w:shd w:val="clear" w:color="auto" w:fill="FFFFFF"/>
-        <w:rPr>
-          <w:rStyle w:val="HTML1"/>
-          <w:color w:val="FF0000"/>
-        </w:rPr>
-      </w:pPr>
-      <w:r>
-        <w:rPr>
-          <w:rStyle w:val="HTML1"/>
-          <w:color w:val="FF0000"/>
-        </w:rPr>
-        <w:t xml:space="preserve">        </w:t>
-      </w:r>
-    </w:p>
-    <w:p>
-      <w:pPr>
-        <w:pStyle w:val="HTML"/>
-        <w:shd w:val="clear" w:color="auto" w:fill="FFFFFF"/>
-        <w:rPr>
-          <w:rStyle w:val="HTML1"/>
-          <w:color w:val="FF0000"/>
-        </w:rPr>
-      </w:pPr>
-      <w:r>
-        <w:rPr>
-          <w:rStyle w:val="HTML1"/>
-          <w:color w:val="FF0000"/>
-        </w:rPr>
-        <w:t xml:space="preserve">        // Save to SD card (Persistence)</w:t>
-      </w:r>
-    </w:p>
-    <w:p>
-      <w:pPr>
-        <w:pStyle w:val="HTML"/>
-        <w:shd w:val="clear" w:color="auto" w:fill="FFFFFF"/>
-        <w:rPr>
-          <w:rStyle w:val="HTML1"/>
-          <w:color w:val="FF0000"/>
-        </w:rPr>
-      </w:pPr>
-      <w:r>
-        <w:rPr>
-          <w:rStyle w:val="HTML1"/>
-          <w:color w:val="FF0000"/>
-        </w:rPr>
-        <w:t xml:space="preserve">        </w:t>
-      </w:r>
-      <w:proofErr w:type="spellStart"/>
-      <w:proofErr w:type="gramStart"/>
-      <w:r>
-        <w:rPr>
-          <w:rStyle w:val="HTML1"/>
-          <w:color w:val="FF0000"/>
-        </w:rPr>
-        <w:t>storeHistoricalMessagesToFile</w:t>
-      </w:r>
-      <w:proofErr w:type="spellEnd"/>
-      <w:r>
-        <w:rPr>
-          <w:rStyle w:val="HTML1"/>
-          <w:color w:val="FF0000"/>
-        </w:rPr>
-        <w:t>(</w:t>
-      </w:r>
-      <w:proofErr w:type="gramEnd"/>
-      <w:r>
-        <w:rPr>
-          <w:rStyle w:val="HTML1"/>
-          <w:color w:val="FF0000"/>
-        </w:rPr>
-        <w:t xml:space="preserve">); </w:t>
-      </w:r>
-    </w:p>
-    <w:p>
-      <w:pPr>
-        <w:pStyle w:val="HTML"/>
-        <w:shd w:val="clear" w:color="auto" w:fill="FFFFFF"/>
-        <w:rPr>
-          <w:rStyle w:val="HTML1"/>
-          <w:color w:val="FF0000"/>
-        </w:rPr>
-      </w:pPr>
-    </w:p>
-    <w:p>
-      <w:pPr>
-        <w:pStyle w:val="HTML"/>
-        <w:shd w:val="clear" w:color="auto" w:fill="FFFFFF"/>
-        <w:rPr>
-          <w:rStyle w:val="HTML1"/>
-          <w:color w:val="FF0000"/>
-        </w:rPr>
-      </w:pPr>
-      <w:r>
-        <w:rPr>
-          <w:rStyle w:val="HTML1"/>
-          <w:color w:val="FF0000"/>
-        </w:rPr>
-        <w:t xml:space="preserve">        // </w:t>
-      </w:r>
-      <w:proofErr w:type="gramStart"/>
-      <w:r>
-        <w:rPr>
-          <w:rStyle w:val="HTML1"/>
-          <w:color w:val="FF0000"/>
-        </w:rPr>
-        <w:t>Generate</w:t>
-      </w:r>
-      <w:proofErr w:type="gramEnd"/>
-      <w:r>
-        <w:rPr>
-          <w:rStyle w:val="HTML1"/>
-          <w:color w:val="FF0000"/>
-        </w:rPr>
-        <w:t xml:space="preserve"> natural language response for the user</w:t>
-      </w:r>
-    </w:p>
-    <w:p>
-      <w:pPr>
-        <w:pStyle w:val="HTML"/>
-        <w:shd w:val="clear" w:color="auto" w:fill="FFFFFF"/>
-        <w:rPr>
-          <w:rStyle w:val="HTML1"/>
-          <w:color w:val="FF0000"/>
-        </w:rPr>
-      </w:pPr>
-      <w:r>
-        <w:rPr>
-          <w:rStyle w:val="HTML1"/>
-          <w:color w:val="FF0000"/>
-        </w:rPr>
-        <w:t xml:space="preserve">        </w:t>
-      </w:r>
-      <w:proofErr w:type="gramStart"/>
-      <w:r>
-        <w:rPr>
-          <w:rStyle w:val="HTML1"/>
-          <w:color w:val="FF0000"/>
-        </w:rPr>
-        <w:t>response</w:t>
-      </w:r>
-      <w:proofErr w:type="gramEnd"/>
-      <w:r>
-        <w:rPr>
-          <w:rStyle w:val="HTML1"/>
-          <w:color w:val="FF0000"/>
-        </w:rPr>
-        <w:t xml:space="preserve"> = </w:t>
-      </w:r>
-      <w:proofErr w:type="spellStart"/>
-      <w:r>
-        <w:rPr>
-          <w:rStyle w:val="HTML1"/>
-          <w:color w:val="FF0000"/>
-        </w:rPr>
-        <w:t>Gemini_chat_request</w:t>
-      </w:r>
-      <w:proofErr w:type="spellEnd"/>
-      <w:r>
-        <w:rPr>
-          <w:rStyle w:val="HTML1"/>
-          <w:color w:val="FF0000"/>
-        </w:rPr>
         <w:t>("</w:t>
       </w:r>
-      <w:proofErr w:type="spellStart"/>
-      <w:r>
-        <w:rPr>
-          <w:rStyle w:val="HTML1"/>
-          <w:color w:val="FF0000"/>
-        </w:rPr>
-        <w:t>espond</w:t>
-      </w:r>
-      <w:proofErr w:type="spellEnd"/>
-      <w:r>
-        <w:rPr>
-          <w:rStyle w:val="HTML1"/>
-          <w:color w:val="FF0000"/>
-        </w:rPr>
-        <w:t xml:space="preserve"> only with a natural language description of the device's current operating state in the user's language. Never output </w:t>
-      </w:r>
-      <w:proofErr w:type="spellStart"/>
-      <w:r>
-        <w:rPr>
-          <w:rStyle w:val="HTML1"/>
-          <w:color w:val="FF0000"/>
-        </w:rPr>
-        <w:t>tool_call</w:t>
-      </w:r>
-      <w:proofErr w:type="spellEnd"/>
-      <w:r>
-        <w:rPr>
-          <w:rStyle w:val="HTML1"/>
-          <w:color w:val="FF0000"/>
-        </w:rPr>
-        <w:t>, JSON, or any structured format. If there are any unfinished or pending tasks, clearly inform the user and ask whether to continue processing them.</w:t>
-      </w:r>
-      <w:r>
-        <w:rPr>
-          <w:rStyle w:val="HTML1"/>
-          <w:color w:val="FF0000"/>
-        </w:rPr>
-        <w:t xml:space="preserve">", </w:t>
-      </w:r>
-      <w:r>
-        <w:rPr>
-          <w:rStyle w:val="HTML1"/>
-          <w:rFonts w:hint="eastAsia"/>
-          <w:color w:val="FF0000"/>
-        </w:rPr>
-        <w:t>1</w:t>
+      <w:r>
+        <w:rPr>
+          <w:rStyle w:val="HTML1"/>
+          <w:color w:val="FF0000"/>
+        </w:rPr>
+        <w:t>Re</w:t>
       </w:r>
       <w:bookmarkStart w:id="0" w:name="_GoBack"/>
       <w:bookmarkEnd w:id="0"/>
+      <w:r>
+        <w:rPr>
+          <w:rStyle w:val="HTML1"/>
+          <w:color w:val="FF0000"/>
+        </w:rPr>
+        <w:t xml:space="preserve">spond only with a natural language description of the device's current operating state in the user's language. Never output </w:t>
+      </w:r>
+      <w:proofErr w:type="spellStart"/>
+      <w:r>
+        <w:rPr>
+          <w:rStyle w:val="HTML1"/>
+          <w:color w:val="FF0000"/>
+        </w:rPr>
+        <w:t>tool_call</w:t>
+      </w:r>
+      <w:proofErr w:type="spellEnd"/>
+      <w:r>
+        <w:rPr>
+          <w:rStyle w:val="HTML1"/>
+          <w:color w:val="FF0000"/>
+        </w:rPr>
+        <w:t>, JSON, or any structured format. If there are any unfinished or pending tasks, clearly inform the user and ask whether to continue processing them.</w:t>
+      </w:r>
+      <w:r>
+        <w:rPr>
+          <w:rStyle w:val="HTML1"/>
+          <w:color w:val="FF0000"/>
+        </w:rPr>
+        <w:t xml:space="preserve">", </w:t>
+      </w:r>
+      <w:r>
+        <w:rPr>
+          <w:rStyle w:val="HTML1"/>
+          <w:rFonts w:hint="eastAsia"/>
+          <w:color w:val="FF0000"/>
+        </w:rPr>
+        <w:t>1</w:t>
+      </w:r>
       <w:r>
         <w:rPr>
           <w:rStyle w:val="HTML1"/>
@@ -2710,8 +2855,8 @@
 </file>
 
 <file path=word/numbering.xml><?xml version="1.0" encoding="utf-8"?>
-<w:numbering xmlns:wpc="http://schemas.microsoft.com/office/word/2010/wordprocessingCanvas" xmlns:mc="http://schemas.openxmlformats.org/markup-compatibility/2006" xmlns:o="urn:schemas-microsoft-com:office:office" xmlns:r="http://schemas.openxmlformats.org/officeDocument/2006/relationships" xmlns:m="http://schemas.openxmlformats.org/officeDocument/2006/math" xmlns:v="urn:schemas-microsoft-com:vml" xmlns:wp14="http://schemas.microsoft.com/office/word/2010/wordprocessingDrawing" xmlns:wp="http://schemas.openxmlformats.org/drawingml/2006/wordprocessingDrawing" xmlns:w10="urn:schemas-microsoft-com:office:word" xmlns:w="http://schemas.openxmlformats.org/wordprocessingml/2006/main" xmlns:w14="http://schemas.microsoft.com/office/word/2010/wordml" xmlns:wpg="http://schemas.microsoft.com/office/word/2010/wordprocessingGroup" xmlns:wpi="http://schemas.microsoft.com/office/word/2010/wordprocessingInk" xmlns:wne="http://schemas.microsoft.com/office/word/2006/wordml" xmlns:wps="http://schemas.microsoft.com/office/word/2010/wordprocessingShape" mc:Ignorable="w14 wp14">
-  <w:abstractNum w:abstractNumId="0">
+<w:numbering xmlns:wpc="http://schemas.microsoft.com/office/word/2010/wordprocessingCanvas" xmlns:cx="http://schemas.microsoft.com/office/drawing/2014/chartex" xmlns:cx1="http://schemas.microsoft.com/office/drawing/2015/9/8/chartex" xmlns:cx2="http://schemas.microsoft.com/office/drawing/2015/10/21/chartex" xmlns:cx3="http://schemas.microsoft.com/office/drawing/2016/5/9/chartex" xmlns:cx4="http://schemas.microsoft.com/office/drawing/2016/5/10/chartex" xmlns:cx5="http://schemas.microsoft.com/office/drawing/2016/5/11/chartex" xmlns:cx6="http://schemas.microsoft.com/office/drawing/2016/5/12/chartex" xmlns:cx7="http://schemas.microsoft.com/office/drawing/2016/5/13/chartex" xmlns:cx8="http://schemas.microsoft.com/office/drawing/2016/5/14/chartex" xmlns:mc="http://schemas.openxmlformats.org/markup-compatibility/2006" xmlns:aink="http://schemas.microsoft.com/office/drawing/2016/ink" xmlns:am3d="http://schemas.microsoft.com/office/drawing/2017/model3d" xmlns:o="urn:schemas-microsoft-com:office:office" xmlns:r="http://schemas.openxmlformats.org/officeDocument/2006/relationships" xmlns:m="http://schemas.openxmlformats.org/officeDocument/2006/math" xmlns:v="urn:schemas-microsoft-com:vml" xmlns:wp14="http://schemas.microsoft.com/office/word/2010/wordprocessingDrawing" xmlns:wp="http://schemas.openxmlformats.org/drawingml/2006/wordprocessingDrawing" xmlns:w10="urn:schemas-microsoft-com:office:word" xmlns:w="http://schemas.openxmlformats.org/wordprocessingml/2006/main" xmlns:w14="http://schemas.microsoft.com/office/word/2010/wordml" xmlns:w15="http://schemas.microsoft.com/office/word/2012/wordml" xmlns:w16cid="http://schemas.microsoft.com/office/word/2016/wordml/cid" xmlns:w16se="http://schemas.microsoft.com/office/word/2015/wordml/symex" xmlns:wpg="http://schemas.microsoft.com/office/word/2010/wordprocessingGroup" xmlns:wpi="http://schemas.microsoft.com/office/word/2010/wordprocessingInk" xmlns:wne="http://schemas.microsoft.com/office/word/2006/wordml" xmlns:wps="http://schemas.microsoft.com/office/word/2010/wordprocessingShape" mc:Ignorable="w14 w15 w16se w16cid wp14">
+  <w:abstractNum w:abstractNumId="0" w15:restartNumberingAfterBreak="0">
     <w:nsid w:val="1BE27169"/>
     <w:multiLevelType w:val="multilevel"/>
     <w:tmpl w:val="1272FAAC"/>
@@ -2824,7 +2969,7 @@
       </w:pPr>
     </w:lvl>
   </w:abstractNum>
-  <w:abstractNum w:abstractNumId="1">
+  <w:abstractNum w:abstractNumId="1" w15:restartNumberingAfterBreak="0">
     <w:nsid w:val="1F983FD0"/>
     <w:multiLevelType w:val="multilevel"/>
     <w:tmpl w:val="B802D43A"/>
@@ -2973,7 +3118,7 @@
       </w:rPr>
     </w:lvl>
   </w:abstractNum>
-  <w:abstractNum w:abstractNumId="2">
+  <w:abstractNum w:abstractNumId="2" w15:restartNumberingAfterBreak="0">
     <w:nsid w:val="67184D97"/>
     <w:multiLevelType w:val="hybridMultilevel"/>
     <w:tmpl w:val="4CDE53C6"/>
@@ -3098,7 +3243,7 @@
 </file>
 
 <file path=word/styles.xml><?xml version="1.0" encoding="utf-8"?>
-<w:styles xmlns:mc="http://schemas.openxmlformats.org/markup-compatibility/2006" xmlns:r="http://schemas.openxmlformats.org/officeDocument/2006/relationships" xmlns:w="http://schemas.openxmlformats.org/wordprocessingml/2006/main" xmlns:w14="http://schemas.microsoft.com/office/word/2010/wordml" mc:Ignorable="w14">
+<w:styles xmlns:mc="http://schemas.openxmlformats.org/markup-compatibility/2006" xmlns:r="http://schemas.openxmlformats.org/officeDocument/2006/relationships" xmlns:w="http://schemas.openxmlformats.org/wordprocessingml/2006/main" xmlns:w14="http://schemas.microsoft.com/office/word/2010/wordml" xmlns:w15="http://schemas.microsoft.com/office/word/2012/wordml" xmlns:w16cid="http://schemas.microsoft.com/office/word/2016/wordml/cid" xmlns:w16se="http://schemas.microsoft.com/office/word/2015/wordml/symex" mc:Ignorable="w14 w15 w16se w16cid">
   <w:docDefaults>
     <w:rPrDefault>
       <w:rPr>
@@ -3115,570 +3260,382 @@
       </w:pPr>
     </w:pPrDefault>
   </w:docDefaults>
-  <w:latentStyles w:defLockedState="0" w:defUIPriority="99" w:defSemiHidden="1" w:defUnhideWhenUsed="1" w:defQFormat="0" w:count="267">
-    <w:lsdException w:name="Normal" w:semiHidden="0" w:uiPriority="0" w:unhideWhenUsed="0" w:qFormat="1"/>
-    <w:lsdException w:name="heading 1" w:semiHidden="0" w:uiPriority="9" w:unhideWhenUsed="0" w:qFormat="1"/>
-    <w:lsdException w:name="heading 2" w:uiPriority="9" w:qFormat="1"/>
-    <w:lsdException w:name="heading 3" w:uiPriority="9" w:qFormat="1"/>
-    <w:lsdException w:name="heading 4" w:uiPriority="9" w:qFormat="1"/>
-    <w:lsdException w:name="heading 5" w:uiPriority="9" w:qFormat="1"/>
-    <w:lsdException w:name="heading 6" w:uiPriority="9" w:qFormat="1"/>
-    <w:lsdException w:name="heading 7" w:uiPriority="9" w:qFormat="1"/>
-    <w:lsdException w:name="heading 8" w:uiPriority="9" w:qFormat="1"/>
-    <w:lsdException w:name="heading 9" w:uiPriority="9" w:qFormat="1"/>
-    <w:lsdException w:name="toc 1" w:uiPriority="39"/>
-    <w:lsdException w:name="toc 2" w:uiPriority="39"/>
-    <w:lsdException w:name="toc 3" w:uiPriority="39"/>
-    <w:lsdException w:name="toc 4" w:uiPriority="39"/>
-    <w:lsdException w:name="toc 5" w:uiPriority="39"/>
-    <w:lsdException w:name="toc 6" w:uiPriority="39"/>
-    <w:lsdException w:name="toc 7" w:uiPriority="39"/>
-    <w:lsdException w:name="toc 8" w:uiPriority="39"/>
-    <w:lsdException w:name="toc 9" w:uiPriority="39"/>
-    <w:lsdException w:name="caption" w:uiPriority="35" w:qFormat="1"/>
-    <w:lsdException w:name="Title" w:semiHidden="0" w:uiPriority="10" w:unhideWhenUsed="0" w:qFormat="1"/>
-    <w:lsdException w:name="Default Paragraph Font" w:uiPriority="1"/>
-    <w:lsdException w:name="Subtitle" w:semiHidden="0" w:uiPriority="11" w:unhideWhenUsed="0" w:qFormat="1"/>
-    <w:lsdException w:name="Strong" w:semiHidden="0" w:uiPriority="22" w:unhideWhenUsed="0" w:qFormat="1"/>
-    <w:lsdException w:name="Emphasis" w:semiHidden="0" w:uiPriority="20" w:unhideWhenUsed="0" w:qFormat="1"/>
-    <w:lsdException w:name="Table Grid" w:semiHidden="0" w:uiPriority="59" w:unhideWhenUsed="0"/>
-    <w:lsdException w:name="Placeholder Text" w:unhideWhenUsed="0"/>
-    <w:lsdException w:name="No Spacing" w:semiHidden="0" w:uiPriority="1" w:unhideWhenUsed="0" w:qFormat="1"/>
-    <w:lsdException w:name="Light Shading" w:semiHidden="0" w:uiPriority="60" w:unhideWhenUsed="0"/>
-    <w:lsdException w:name="Light List" w:semiHidden="0" w:uiPriority="61" w:unhideWhenUsed="0"/>
-    <w:lsdException w:name="Light Grid" w:semiHidden="0" w:uiPriority="62" w:unhideWhenUsed="0"/>
-    <w:lsdException w:name="Medium Shading 1" w:semiHidden="0" w:uiPriority="63" w:unhideWhenUsed="0"/>
-    <w:lsdException w:name="Medium Shading 2" w:semiHidden="0" w:uiPriority="64" w:unhideWhenUsed="0"/>
-    <w:lsdException w:name="Medium List 1" w:semiHidden="0" w:uiPriority="65" w:unhideWhenUsed="0"/>
-    <w:lsdException w:name="Medium List 2" w:semiHidden="0" w:uiPriority="66" w:unhideWhenUsed="0"/>
-    <w:lsdException w:name="Medium Grid 1" w:semiHidden="0" w:uiPriority="67" w:unhideWhenUsed="0"/>
-    <w:lsdException w:name="Medium Grid 2" w:semiHidden="0" w:uiPriority="68" w:unhideWhenUsed="0"/>
-    <w:lsdException w:name="Medium Grid 3" w:semiHidden="0" w:uiPriority="69" w:unhideWhenUsed="0"/>
-    <w:lsdException w:name="Dark List" w:semiHidden="0" w:uiPriority="70" w:unhideWhenUsed="0"/>
-    <w:lsdException w:name="Colorful Shading" w:semiHidden="0" w:uiPriority="71" w:unhideWhenUsed="0"/>
-    <w:lsdException w:name="Colorful List" w:semiHidden="0" w:uiPriority="72" w:unhideWhenUsed="0"/>
-    <w:lsdException w:name="Colorful Grid" w:semiHidden="0" w:uiPriority="73" w:unhideWhenUsed="0"/>
-    <w:lsdException w:name="Light Shading Accent 1" w:semiHidden="0" w:uiPriority="60" w:unhideWhenUsed="0"/>
-    <w:lsdException w:name="Light List Accent 1" w:semiHidden="0" w:uiPriority="61" w:unhideWhenUsed="0"/>
-    <w:lsdException w:name="Light Grid Accent 1" w:semiHidden="0" w:uiPriority="62" w:unhideWhenUsed="0"/>
-    <w:lsdException w:name="Medium Shading 1 Accent 1" w:semiHidden="0" w:uiPriority="63" w:unhideWhenUsed="0"/>
-    <w:lsdException w:name="Medium Shading 2 Accent 1" w:semiHidden="0" w:uiPriority="64" w:unhideWhenUsed="0"/>
-    <w:lsdException w:name="Medium List 1 Accent 1" w:semiHidden="0" w:uiPriority="65" w:unhideWhenUsed="0"/>
-    <w:lsdException w:name="Revision" w:unhideWhenUsed="0"/>
-    <w:lsdException w:name="List Paragraph" w:semiHidden="0" w:uiPriority="34" w:unhideWhenUsed="0" w:qFormat="1"/>
-    <w:lsdException w:name="Quote" w:semiHidden="0" w:uiPriority="29" w:unhideWhenUsed="0" w:qFormat="1"/>
-    <w:lsdException w:name="Intense Quote" w:semiHidden="0" w:uiPriority="30" w:unhideWhenUsed="0" w:qFormat="1"/>
-    <w:lsdException w:name="Medium List 2 Accent 1" w:semiHidden="0" w:uiPriority="66" w:unhideWhenUsed="0"/>
-    <w:lsdException w:name="Medium Grid 1 Accent 1" w:semiHidden="0" w:uiPriority="67" w:unhideWhenUsed="0"/>
-    <w:lsdException w:name="Medium Grid 2 Accent 1" w:semiHidden="0" w:uiPriority="68" w:unhideWhenUsed="0"/>
-    <w:lsdException w:name="Medium Grid 3 Accent 1" w:semiHidden="0" w:uiPriority="69" w:unhideWhenUsed="0"/>
-    <w:lsdException w:name="Dark List Accent 1" w:semiHidden="0" w:uiPriority="70" w:unhideWhenUsed="0"/>
-    <w:lsdException w:name="Colorful Shading Accent 1" w:semiHidden="0" w:uiPriority="71" w:unhideWhenUsed="0"/>
-    <w:lsdException w:name="Colorful List Accent 1" w:semiHidden="0" w:uiPriority="72" w:unhideWhenUsed="0"/>
-    <w:lsdException w:name="Colorful Grid Accent 1" w:semiHidden="0" w:uiPriority="73" w:unhideWhenUsed="0"/>
-    <w:lsdException w:name="Light Shading Accent 2" w:semiHidden="0" w:uiPriority="60" w:unhideWhenUsed="0"/>
-    <w:lsdException w:name="Light List Accent 2" w:semiHidden="0" w:uiPriority="61" w:unhideWhenUsed="0"/>
-    <w:lsdException w:name="Light Grid Accent 2" w:semiHidden="0" w:uiPriority="62" w:unhideWhenUsed="0"/>
-    <w:lsdException w:name="Medium Shading 1 Accent 2" w:semiHidden="0" w:uiPriority="63" w:unhideWhenUsed="0"/>
-    <w:lsdException w:name="Medium Shading 2 Accent 2" w:semiHidden="0" w:uiPriority="64" w:unhideWhenUsed="0"/>
-    <w:lsdException w:name="Medium List 1 Accent 2" w:semiHidden="0" w:uiPriority="65" w:unhideWhenUsed="0"/>
-    <w:lsdException w:name="Medium List 2 Accent 2" w:semiHidden="0" w:uiPriority="66" w:unhideWhenUsed="0"/>
-    <w:lsdException w:name="Medium Grid 1 Accent 2" w:semiHidden="0" w:uiPriority="67" w:unhideWhenUsed="0"/>
-    <w:lsdException w:name="Medium Grid 2 Accent 2" w:semiHidden="0" w:uiPriority="68" w:unhideWhenUsed="0"/>
-    <w:lsdException w:name="Medium Grid 3 Accent 2" w:semiHidden="0" w:uiPriority="69" w:unhideWhenUsed="0"/>
-    <w:lsdException w:name="Dark List Accent 2" w:semiHidden="0" w:uiPriority="70" w:unhideWhenUsed="0"/>
-    <w:lsdException w:name="Colorful Shading Accent 2" w:semiHidden="0" w:uiPriority="71" w:unhideWhenUsed="0"/>
-    <w:lsdException w:name="Colorful List Accent 2" w:semiHidden="0" w:uiPriority="72" w:unhideWhenUsed="0"/>
-    <w:lsdException w:name="Colorful Grid Accent 2" w:semiHidden="0" w:uiPriority="73" w:unhideWhenUsed="0"/>
-    <w:lsdException w:name="Light Shading Accent 3" w:semiHidden="0" w:uiPriority="60" w:unhideWhenUsed="0"/>
-    <w:lsdException w:name="Light List Accent 3" w:semiHidden="0" w:uiPriority="61" w:unhideWhenUsed="0"/>
-    <w:lsdException w:name="Light Grid Accent 3" w:semiHidden="0" w:uiPriority="62" w:unhideWhenUsed="0"/>
-    <w:lsdException w:name="Medium Shading 1 Accent 3" w:semiHidden="0" w:uiPriority="63" w:unhideWhenUsed="0"/>
-    <w:lsdException w:name="Medium Shading 2 Accent 3" w:semiHidden="0" w:uiPriority="64" w:unhideWhenUsed="0"/>
-    <w:lsdException w:name="Medium List 1 Accent 3" w:semiHidden="0" w:uiPriority="65" w:unhideWhenUsed="0"/>
-    <w:lsdException w:name="Medium List 2 Accent 3" w:semiHidden="0" w:uiPriority="66" w:unhideWhenUsed="0"/>
-    <w:lsdException w:name="Medium Grid 1 Accent 3" w:semiHidden="0" w:uiPriority="67" w:unhideWhenUsed="0"/>
-    <w:lsdException w:name="Medium Grid 2 Accent 3" w:semiHidden="0" w:uiPriority="68" w:unhideWhenUsed="0"/>
-    <w:lsdException w:name="Medium Grid 3 Accent 3" w:semiHidden="0" w:uiPriority="69" w:unhideWhenUsed="0"/>
-    <w:lsdException w:name="Dark List Accent 3" w:semiHidden="0" w:uiPriority="70" w:unhideWhenUsed="0"/>
-    <w:lsdException w:name="Colorful Shading Accent 3" w:semiHidden="0" w:uiPriority="71" w:unhideWhenUsed="0"/>
-    <w:lsdException w:name="Colorful List Accent 3" w:semiHidden="0" w:uiPriority="72" w:unhideWhenUsed="0"/>
-    <w:lsdException w:name="Colorful Grid Accent 3" w:semiHidden="0" w:uiPriority="73" w:unhideWhenUsed="0"/>
-    <w:lsdException w:name="Light Shading Accent 4" w:semiHidden="0" w:uiPriority="60" w:unhideWhenUsed="0"/>
-    <w:lsdException w:name="Light List Accent 4" w:semiHidden="0" w:uiPriority="61" w:unhideWhenUsed="0"/>
-    <w:lsdException w:name="Light Grid Accent 4" w:semiHidden="0" w:uiPriority="62" w:unhideWhenUsed="0"/>
-    <w:lsdException w:name="Medium Shading 1 Accent 4" w:semiHidden="0" w:uiPriority="63" w:unhideWhenUsed="0"/>
-    <w:lsdException w:name="Medium Shading 2 Accent 4" w:semiHidden="0" w:uiPriority="64" w:unhideWhenUsed="0"/>
-    <w:lsdException w:name="Medium List 1 Accent 4" w:semiHidden="0" w:uiPriority="65" w:unhideWhenUsed="0"/>
-    <w:lsdException w:name="Medium List 2 Accent 4" w:semiHidden="0" w:uiPriority="66" w:unhideWhenUsed="0"/>
-    <w:lsdException w:name="Medium Grid 1 Accent 4" w:semiHidden="0" w:uiPriority="67" w:unhideWhenUsed="0"/>
-    <w:lsdException w:name="Medium Grid 2 Accent 4" w:semiHidden="0" w:uiPriority="68" w:unhideWhenUsed="0"/>
-    <w:lsdException w:name="Medium Grid 3 Accent 4" w:semiHidden="0" w:uiPriority="69" w:unhideWhenUsed="0"/>
-    <w:lsdException w:name="Dark List Accent 4" w:semiHidden="0" w:uiPriority="70" w:unhideWhenUsed="0"/>
-    <w:lsdException w:name="Colorful Shading Accent 4" w:semiHidden="0" w:uiPriority="71" w:unhideWhenUsed="0"/>
-    <w:lsdException w:name="Colorful List Accent 4" w:semiHidden="0" w:uiPriority="72" w:unhideWhenUsed="0"/>
-    <w:lsdException w:name="Colorful Grid Accent 4" w:semiHidden="0" w:uiPriority="73" w:unhideWhenUsed="0"/>
-    <w:lsdException w:name="Light Shading Accent 5" w:semiHidden="0" w:uiPriority="60" w:unhideWhenUsed="0"/>
-    <w:lsdException w:name="Light List Accent 5" w:semiHidden="0" w:uiPriority="61" w:unhideWhenUsed="0"/>
-    <w:lsdException w:name="Light Grid Accent 5" w:semiHidden="0" w:uiPriority="62" w:unhideWhenUsed="0"/>
-    <w:lsdException w:name="Medium Shading 1 Accent 5" w:semiHidden="0" w:uiPriority="63" w:unhideWhenUsed="0"/>
-    <w:lsdException w:name="Medium Shading 2 Accent 5" w:semiHidden="0" w:uiPriority="64" w:unhideWhenUsed="0"/>
-    <w:lsdException w:name="Medium List 1 Accent 5" w:semiHidden="0" w:uiPriority="65" w:unhideWhenUsed="0"/>
-    <w:lsdException w:name="Medium List 2 Accent 5" w:semiHidden="0" w:uiPriority="66" w:unhideWhenUsed="0"/>
-    <w:lsdException w:name="Medium Grid 1 Accent 5" w:semiHidden="0" w:uiPriority="67" w:unhideWhenUsed="0"/>
-    <w:lsdException w:name="Medium Grid 2 Accent 5" w:semiHidden="0" w:uiPriority="68" w:unhideWhenUsed="0"/>
-    <w:lsdException w:name="Medium Grid 3 Accent 5" w:semiHidden="0" w:uiPriority="69" w:unhideWhenUsed="0"/>
-    <w:lsdException w:name="Dark List Accent 5" w:semiHidden="0" w:uiPriority="70" w:unhideWhenUsed="0"/>
-    <w:lsdException w:name="Colorful Shading Accent 5" w:semiHidden="0" w:uiPriority="71" w:unhideWhenUsed="0"/>
-    <w:lsdException w:name="Colorful List Accent 5" w:semiHidden="0" w:uiPriority="72" w:unhideWhenUsed="0"/>
-    <w:lsdException w:name="Colorful Grid Accent 5" w:semiHidden="0" w:uiPriority="73" w:unhideWhenUsed="0"/>
-    <w:lsdException w:name="Light Shading Accent 6" w:semiHidden="0" w:uiPriority="60" w:unhideWhenUsed="0"/>
-    <w:lsdException w:name="Light List Accent 6" w:semiHidden="0" w:uiPriority="61" w:unhideWhenUsed="0"/>
-    <w:lsdException w:name="Light Grid Accent 6" w:semiHidden="0" w:uiPriority="62" w:unhideWhenUsed="0"/>
-    <w:lsdException w:name="Medium Shading 1 Accent 6" w:semiHidden="0" w:uiPriority="63" w:unhideWhenUsed="0"/>
-    <w:lsdException w:name="Medium Shading 2 Accent 6" w:semiHidden="0" w:uiPriority="64" w:unhideWhenUsed="0"/>
-    <w:lsdException w:name="Medium List 1 Accent 6" w:semiHidden="0" w:uiPriority="65" w:unhideWhenUsed="0"/>
-    <w:lsdException w:name="Medium List 2 Accent 6" w:semiHidden="0" w:uiPriority="66" w:unhideWhenUsed="0"/>
-    <w:lsdException w:name="Medium Grid 1 Accent 6" w:semiHidden="0" w:uiPriority="67" w:unhideWhenUsed="0"/>
-    <w:lsdException w:name="Medium Grid 2 Accent 6" w:semiHidden="0" w:uiPriority="68" w:unhideWhenUsed="0"/>
-    <w:lsdException w:name="Medium Grid 3 Accent 6" w:semiHidden="0" w:uiPriority="69" w:unhideWhenUsed="0"/>
-    <w:lsdException w:name="Dark List Accent 6" w:semiHidden="0" w:uiPriority="70" w:unhideWhenUsed="0"/>
-    <w:lsdException w:name="Colorful Shading Accent 6" w:semiHidden="0" w:uiPriority="71" w:unhideWhenUsed="0"/>
-    <w:lsdException w:name="Colorful List Accent 6" w:semiHidden="0" w:uiPriority="72" w:unhideWhenUsed="0"/>
-    <w:lsdException w:name="Colorful Grid Accent 6" w:semiHidden="0" w:uiPriority="73" w:unhideWhenUsed="0"/>
-    <w:lsdException w:name="Subtle Emphasis" w:semiHidden="0" w:uiPriority="19" w:unhideWhenUsed="0" w:qFormat="1"/>
-    <w:lsdException w:name="Intense Emphasis" w:semiHidden="0" w:uiPriority="21" w:unhideWhenUsed="0" w:qFormat="1"/>
-    <w:lsdException w:name="Subtle Reference" w:semiHidden="0" w:uiPriority="31" w:unhideWhenUsed="0" w:qFormat="1"/>
-    <w:lsdException w:name="Intense Reference" w:semiHidden="0" w:uiPriority="32" w:unhideWhenUsed="0" w:qFormat="1"/>
-    <w:lsdException w:name="Book Title" w:semiHidden="0" w:uiPriority="33" w:unhideWhenUsed="0" w:qFormat="1"/>
-    <w:lsdException w:name="Bibliography" w:uiPriority="37"/>
-    <w:lsdException w:name="TOC Heading" w:uiPriority="39" w:qFormat="1"/>
-  </w:latentStyles>
-  <w:style w:type="paragraph" w:default="1" w:styleId="a">
-    <w:name w:val="Normal"/>
-    <w:qFormat/>
-    <w:rsid w:val="00BD1CA5"/>
-  </w:style>
-  <w:style w:type="paragraph" w:styleId="2">
-    <w:name w:val="heading 2"/>
-    <w:basedOn w:val="a"/>
-    <w:link w:val="20"/>
-    <w:uiPriority w:val="9"/>
-    <w:qFormat/>
-    <w:rsid w:val="00BD1CA5"/>
-    <w:pPr>
-      <w:spacing w:before="100" w:beforeAutospacing="1" w:after="100" w:afterAutospacing="1"/>
-      <w:outlineLvl w:val="1"/>
-    </w:pPr>
-    <w:rPr>
-      <w:rFonts w:ascii="新細明體" w:eastAsia="新細明體" w:hAnsi="新細明體" w:cs="新細明體"/>
-      <w:b/>
-      <w:bCs/>
-      <w:kern w:val="0"/>
-      <w:sz w:val="36"/>
-      <w:szCs w:val="36"/>
-    </w:rPr>
-  </w:style>
-  <w:style w:type="paragraph" w:styleId="3">
-    <w:name w:val="heading 3"/>
-    <w:basedOn w:val="a"/>
-    <w:link w:val="30"/>
-    <w:uiPriority w:val="9"/>
-    <w:qFormat/>
-    <w:rsid w:val="00BD1CA5"/>
-    <w:pPr>
-      <w:spacing w:before="100" w:beforeAutospacing="1" w:after="100" w:afterAutospacing="1"/>
-      <w:outlineLvl w:val="2"/>
-    </w:pPr>
-    <w:rPr>
-      <w:rFonts w:ascii="新細明體" w:eastAsia="新細明體" w:hAnsi="新細明體" w:cs="新細明體"/>
-      <w:b/>
-      <w:bCs/>
-      <w:kern w:val="0"/>
-      <w:sz w:val="27"/>
-      <w:szCs w:val="27"/>
-    </w:rPr>
-  </w:style>
-  <w:style w:type="paragraph" w:styleId="5">
-    <w:name w:val="heading 5"/>
-    <w:basedOn w:val="a"/>
-    <w:link w:val="50"/>
-    <w:uiPriority w:val="9"/>
-    <w:qFormat/>
-    <w:rsid w:val="00BD1CA5"/>
-    <w:pPr>
-      <w:spacing w:before="100" w:beforeAutospacing="1" w:after="100" w:afterAutospacing="1"/>
-      <w:outlineLvl w:val="4"/>
-    </w:pPr>
-    <w:rPr>
-      <w:rFonts w:ascii="新細明體" w:eastAsia="新細明體" w:hAnsi="新細明體" w:cs="新細明體"/>
-      <w:b/>
-      <w:bCs/>
-      <w:kern w:val="0"/>
-      <w:sz w:val="20"/>
-      <w:szCs w:val="20"/>
-    </w:rPr>
-  </w:style>
-  <w:style w:type="paragraph" w:styleId="6">
-    <w:name w:val="heading 6"/>
-    <w:basedOn w:val="a"/>
-    <w:link w:val="60"/>
-    <w:uiPriority w:val="9"/>
-    <w:qFormat/>
-    <w:rsid w:val="00BD1CA5"/>
-    <w:pPr>
-      <w:spacing w:before="100" w:beforeAutospacing="1" w:after="100" w:afterAutospacing="1"/>
-      <w:outlineLvl w:val="5"/>
-    </w:pPr>
-    <w:rPr>
-      <w:rFonts w:ascii="新細明體" w:eastAsia="新細明體" w:hAnsi="新細明體" w:cs="新細明體"/>
-      <w:b/>
-      <w:bCs/>
-      <w:kern w:val="0"/>
-      <w:sz w:val="15"/>
-      <w:szCs w:val="15"/>
-    </w:rPr>
-  </w:style>
-  <w:style w:type="character" w:default="1" w:styleId="a0">
-    <w:name w:val="Default Paragraph Font"/>
-    <w:uiPriority w:val="1"/>
-    <w:semiHidden/>
-    <w:unhideWhenUsed/>
-  </w:style>
-  <w:style w:type="table" w:default="1" w:styleId="a1">
-    <w:name w:val="Normal Table"/>
-    <w:uiPriority w:val="99"/>
-    <w:semiHidden/>
-    <w:unhideWhenUsed/>
-    <w:tblPr>
-      <w:tblInd w:w="0" w:type="dxa"/>
-      <w:tblCellMar>
-        <w:top w:w="0" w:type="dxa"/>
-        <w:left w:w="108" w:type="dxa"/>
-        <w:bottom w:w="0" w:type="dxa"/>
-        <w:right w:w="108" w:type="dxa"/>
-      </w:tblCellMar>
-    </w:tblPr>
-  </w:style>
-  <w:style w:type="numbering" w:default="1" w:styleId="a2">
-    <w:name w:val="No List"/>
-    <w:uiPriority w:val="99"/>
-    <w:semiHidden/>
-    <w:unhideWhenUsed/>
-  </w:style>
-  <w:style w:type="character" w:customStyle="1" w:styleId="20">
-    <w:name w:val="標題 2 字元"/>
-    <w:basedOn w:val="a0"/>
-    <w:link w:val="2"/>
-    <w:uiPriority w:val="9"/>
-    <w:rsid w:val="00BD1CA5"/>
-    <w:rPr>
-      <w:rFonts w:ascii="新細明體" w:eastAsia="新細明體" w:hAnsi="新細明體" w:cs="新細明體"/>
-      <w:b/>
-      <w:bCs/>
-      <w:kern w:val="0"/>
-      <w:sz w:val="36"/>
-      <w:szCs w:val="36"/>
-    </w:rPr>
-  </w:style>
-  <w:style w:type="character" w:customStyle="1" w:styleId="30">
-    <w:name w:val="標題 3 字元"/>
-    <w:basedOn w:val="a0"/>
-    <w:link w:val="3"/>
-    <w:uiPriority w:val="9"/>
-    <w:rsid w:val="00BD1CA5"/>
-    <w:rPr>
-      <w:rFonts w:ascii="新細明體" w:eastAsia="新細明體" w:hAnsi="新細明體" w:cs="新細明體"/>
-      <w:b/>
-      <w:bCs/>
-      <w:kern w:val="0"/>
-      <w:sz w:val="27"/>
-      <w:szCs w:val="27"/>
-    </w:rPr>
-  </w:style>
-  <w:style w:type="character" w:customStyle="1" w:styleId="50">
-    <w:name w:val="標題 5 字元"/>
-    <w:basedOn w:val="a0"/>
-    <w:link w:val="5"/>
-    <w:uiPriority w:val="9"/>
-    <w:rsid w:val="00BD1CA5"/>
-    <w:rPr>
-      <w:rFonts w:ascii="新細明體" w:eastAsia="新細明體" w:hAnsi="新細明體" w:cs="新細明體"/>
-      <w:b/>
-      <w:bCs/>
-      <w:kern w:val="0"/>
-      <w:sz w:val="20"/>
-      <w:szCs w:val="20"/>
-    </w:rPr>
-  </w:style>
-  <w:style w:type="character" w:customStyle="1" w:styleId="60">
-    <w:name w:val="標題 6 字元"/>
-    <w:basedOn w:val="a0"/>
-    <w:link w:val="6"/>
-    <w:uiPriority w:val="9"/>
-    <w:rsid w:val="00BD1CA5"/>
-    <w:rPr>
-      <w:rFonts w:ascii="新細明體" w:eastAsia="新細明體" w:hAnsi="新細明體" w:cs="新細明體"/>
-      <w:b/>
-      <w:bCs/>
-      <w:kern w:val="0"/>
-      <w:sz w:val="15"/>
-      <w:szCs w:val="15"/>
-    </w:rPr>
-  </w:style>
-  <w:style w:type="character" w:styleId="a3">
-    <w:name w:val="Strong"/>
-    <w:basedOn w:val="a0"/>
-    <w:uiPriority w:val="22"/>
-    <w:qFormat/>
-    <w:rsid w:val="00BD1CA5"/>
-    <w:rPr>
-      <w:b/>
-      <w:bCs/>
-    </w:rPr>
-  </w:style>
-  <w:style w:type="character" w:styleId="a4">
-    <w:name w:val="Emphasis"/>
-    <w:basedOn w:val="a0"/>
-    <w:uiPriority w:val="20"/>
-    <w:qFormat/>
-    <w:rsid w:val="00BD1CA5"/>
-    <w:rPr>
-      <w:i/>
-      <w:iCs/>
-    </w:rPr>
-  </w:style>
-  <w:style w:type="character" w:customStyle="1" w:styleId="ng-star-inserted">
-    <w:name w:val="ng-star-inserted"/>
-    <w:basedOn w:val="a0"/>
-    <w:rsid w:val="004D4732"/>
-  </w:style>
-  <w:style w:type="paragraph" w:styleId="HTML">
-    <w:name w:val="HTML Preformatted"/>
-    <w:basedOn w:val="a"/>
-    <w:link w:val="HTML0"/>
-    <w:uiPriority w:val="99"/>
-    <w:unhideWhenUsed/>
-    <w:rsid w:val="004D4732"/>
-    <w:pPr>
-      <w:tabs>
-        <w:tab w:val="left" w:pos="916"/>
-        <w:tab w:val="left" w:pos="1832"/>
-        <w:tab w:val="left" w:pos="2748"/>
-        <w:tab w:val="left" w:pos="3664"/>
-        <w:tab w:val="left" w:pos="4580"/>
-        <w:tab w:val="left" w:pos="5496"/>
-        <w:tab w:val="left" w:pos="6412"/>
-        <w:tab w:val="left" w:pos="7328"/>
-        <w:tab w:val="left" w:pos="8244"/>
-        <w:tab w:val="left" w:pos="9160"/>
-        <w:tab w:val="left" w:pos="10076"/>
-        <w:tab w:val="left" w:pos="10992"/>
-        <w:tab w:val="left" w:pos="11908"/>
-        <w:tab w:val="left" w:pos="12824"/>
-        <w:tab w:val="left" w:pos="13740"/>
-        <w:tab w:val="left" w:pos="14656"/>
-      </w:tabs>
-      <w:spacing w:line="240" w:lineRule="auto"/>
-    </w:pPr>
-    <w:rPr>
-      <w:rFonts w:ascii="細明體" w:eastAsia="細明體" w:hAnsi="細明體" w:cs="細明體"/>
-      <w:kern w:val="0"/>
-    </w:rPr>
-  </w:style>
-  <w:style w:type="character" w:customStyle="1" w:styleId="HTML0">
-    <w:name w:val="HTML 預設格式 字元"/>
-    <w:basedOn w:val="a0"/>
-    <w:link w:val="HTML"/>
-    <w:uiPriority w:val="99"/>
-    <w:rsid w:val="004D4732"/>
-    <w:rPr>
-      <w:rFonts w:ascii="細明體" w:eastAsia="細明體" w:hAnsi="細明體" w:cs="細明體"/>
-      <w:kern w:val="0"/>
-    </w:rPr>
-  </w:style>
-  <w:style w:type="character" w:styleId="HTML1">
-    <w:name w:val="HTML Code"/>
-    <w:basedOn w:val="a0"/>
-    <w:uiPriority w:val="99"/>
-    <w:semiHidden/>
-    <w:unhideWhenUsed/>
-    <w:rsid w:val="004D4732"/>
-    <w:rPr>
-      <w:rFonts w:ascii="細明體" w:eastAsia="細明體" w:hAnsi="細明體" w:cs="細明體"/>
-      <w:sz w:val="24"/>
-      <w:szCs w:val="24"/>
-    </w:rPr>
-  </w:style>
-  <w:style w:type="paragraph" w:styleId="a5">
-    <w:name w:val="List Paragraph"/>
-    <w:basedOn w:val="a"/>
-    <w:uiPriority w:val="34"/>
-    <w:qFormat/>
-    <w:rsid w:val="00B67356"/>
-    <w:pPr>
-      <w:ind w:leftChars="200" w:left="480"/>
-    </w:pPr>
-  </w:style>
-</w:styles>
-</file>
-
-<file path=word/stylesWithEffects.xml><?xml version="1.0" encoding="utf-8"?>
-<w:styles xmlns:wpc="http://schemas.microsoft.com/office/word/2010/wordprocessingCanvas" xmlns:mc="http://schemas.openxmlformats.org/markup-compatibility/2006" xmlns:o="urn:schemas-microsoft-com:office:office" xmlns:r="http://schemas.openxmlformats.org/officeDocument/2006/relationships" xmlns:m="http://schemas.openxmlformats.org/officeDocument/2006/math" xmlns:v="urn:schemas-microsoft-com:vml" xmlns:wp14="http://schemas.microsoft.com/office/word/2010/wordprocessingDrawing" xmlns:wp="http://schemas.openxmlformats.org/drawingml/2006/wordprocessingDrawing" xmlns:w10="urn:schemas-microsoft-com:office:word" xmlns:w="http://schemas.openxmlformats.org/wordprocessingml/2006/main" xmlns:w14="http://schemas.microsoft.com/office/word/2010/wordml" xmlns:wpg="http://schemas.microsoft.com/office/word/2010/wordprocessingGroup" xmlns:wpi="http://schemas.microsoft.com/office/word/2010/wordprocessingInk" xmlns:wne="http://schemas.microsoft.com/office/word/2006/wordml" xmlns:wps="http://schemas.microsoft.com/office/word/2010/wordprocessingShape" mc:Ignorable="w14 wp14">
-  <w:docDefaults>
-    <w:rPrDefault>
-      <w:rPr>
-        <w:rFonts w:asciiTheme="minorHAnsi" w:eastAsiaTheme="minorEastAsia" w:hAnsiTheme="minorHAnsi" w:cstheme="minorBidi"/>
-        <w:kern w:val="2"/>
-        <w:sz w:val="24"/>
-        <w:szCs w:val="24"/>
-        <w:lang w:val="en-US" w:eastAsia="zh-TW" w:bidi="ar-SA"/>
-      </w:rPr>
-    </w:rPrDefault>
-    <w:pPrDefault>
-      <w:pPr>
-        <w:spacing w:line="240" w:lineRule="atLeast"/>
-      </w:pPr>
-    </w:pPrDefault>
-  </w:docDefaults>
-  <w:latentStyles w:defLockedState="0" w:defUIPriority="99" w:defSemiHidden="1" w:defUnhideWhenUsed="1" w:defQFormat="0" w:count="267">
-    <w:lsdException w:name="Normal" w:semiHidden="0" w:uiPriority="0" w:unhideWhenUsed="0" w:qFormat="1"/>
-    <w:lsdException w:name="heading 1" w:semiHidden="0" w:uiPriority="9" w:unhideWhenUsed="0" w:qFormat="1"/>
-    <w:lsdException w:name="heading 2" w:uiPriority="9" w:qFormat="1"/>
-    <w:lsdException w:name="heading 3" w:uiPriority="9" w:qFormat="1"/>
-    <w:lsdException w:name="heading 4" w:uiPriority="9" w:qFormat="1"/>
-    <w:lsdException w:name="heading 5" w:uiPriority="9" w:qFormat="1"/>
-    <w:lsdException w:name="heading 6" w:uiPriority="9" w:qFormat="1"/>
-    <w:lsdException w:name="heading 7" w:uiPriority="9" w:qFormat="1"/>
-    <w:lsdException w:name="heading 8" w:uiPriority="9" w:qFormat="1"/>
-    <w:lsdException w:name="heading 9" w:uiPriority="9" w:qFormat="1"/>
-    <w:lsdException w:name="toc 1" w:uiPriority="39"/>
-    <w:lsdException w:name="toc 2" w:uiPriority="39"/>
-    <w:lsdException w:name="toc 3" w:uiPriority="39"/>
-    <w:lsdException w:name="toc 4" w:uiPriority="39"/>
-    <w:lsdException w:name="toc 5" w:uiPriority="39"/>
-    <w:lsdException w:name="toc 6" w:uiPriority="39"/>
-    <w:lsdException w:name="toc 7" w:uiPriority="39"/>
-    <w:lsdException w:name="toc 8" w:uiPriority="39"/>
-    <w:lsdException w:name="toc 9" w:uiPriority="39"/>
-    <w:lsdException w:name="caption" w:uiPriority="35" w:qFormat="1"/>
-    <w:lsdException w:name="Title" w:semiHidden="0" w:uiPriority="10" w:unhideWhenUsed="0" w:qFormat="1"/>
-    <w:lsdException w:name="Default Paragraph Font" w:uiPriority="1"/>
-    <w:lsdException w:name="Subtitle" w:semiHidden="0" w:uiPriority="11" w:unhideWhenUsed="0" w:qFormat="1"/>
-    <w:lsdException w:name="Strong" w:semiHidden="0" w:uiPriority="22" w:unhideWhenUsed="0" w:qFormat="1"/>
-    <w:lsdException w:name="Emphasis" w:semiHidden="0" w:uiPriority="20" w:unhideWhenUsed="0" w:qFormat="1"/>
-    <w:lsdException w:name="Table Grid" w:semiHidden="0" w:uiPriority="59" w:unhideWhenUsed="0"/>
-    <w:lsdException w:name="Placeholder Text" w:unhideWhenUsed="0"/>
-    <w:lsdException w:name="No Spacing" w:semiHidden="0" w:uiPriority="1" w:unhideWhenUsed="0" w:qFormat="1"/>
-    <w:lsdException w:name="Light Shading" w:semiHidden="0" w:uiPriority="60" w:unhideWhenUsed="0"/>
-    <w:lsdException w:name="Light List" w:semiHidden="0" w:uiPriority="61" w:unhideWhenUsed="0"/>
-    <w:lsdException w:name="Light Grid" w:semiHidden="0" w:uiPriority="62" w:unhideWhenUsed="0"/>
-    <w:lsdException w:name="Medium Shading 1" w:semiHidden="0" w:uiPriority="63" w:unhideWhenUsed="0"/>
-    <w:lsdException w:name="Medium Shading 2" w:semiHidden="0" w:uiPriority="64" w:unhideWhenUsed="0"/>
-    <w:lsdException w:name="Medium List 1" w:semiHidden="0" w:uiPriority="65" w:unhideWhenUsed="0"/>
-    <w:lsdException w:name="Medium List 2" w:semiHidden="0" w:uiPriority="66" w:unhideWhenUsed="0"/>
-    <w:lsdException w:name="Medium Grid 1" w:semiHidden="0" w:uiPriority="67" w:unhideWhenUsed="0"/>
-    <w:lsdException w:name="Medium Grid 2" w:semiHidden="0" w:uiPriority="68" w:unhideWhenUsed="0"/>
-    <w:lsdException w:name="Medium Grid 3" w:semiHidden="0" w:uiPriority="69" w:unhideWhenUsed="0"/>
-    <w:lsdException w:name="Dark List" w:semiHidden="0" w:uiPriority="70" w:unhideWhenUsed="0"/>
-    <w:lsdException w:name="Colorful Shading" w:semiHidden="0" w:uiPriority="71" w:unhideWhenUsed="0"/>
-    <w:lsdException w:name="Colorful List" w:semiHidden="0" w:uiPriority="72" w:unhideWhenUsed="0"/>
-    <w:lsdException w:name="Colorful Grid" w:semiHidden="0" w:uiPriority="73" w:unhideWhenUsed="0"/>
-    <w:lsdException w:name="Light Shading Accent 1" w:semiHidden="0" w:uiPriority="60" w:unhideWhenUsed="0"/>
-    <w:lsdException w:name="Light List Accent 1" w:semiHidden="0" w:uiPriority="61" w:unhideWhenUsed="0"/>
-    <w:lsdException w:name="Light Grid Accent 1" w:semiHidden="0" w:uiPriority="62" w:unhideWhenUsed="0"/>
-    <w:lsdException w:name="Medium Shading 1 Accent 1" w:semiHidden="0" w:uiPriority="63" w:unhideWhenUsed="0"/>
-    <w:lsdException w:name="Medium Shading 2 Accent 1" w:semiHidden="0" w:uiPriority="64" w:unhideWhenUsed="0"/>
-    <w:lsdException w:name="Medium List 1 Accent 1" w:semiHidden="0" w:uiPriority="65" w:unhideWhenUsed="0"/>
-    <w:lsdException w:name="Revision" w:unhideWhenUsed="0"/>
-    <w:lsdException w:name="List Paragraph" w:semiHidden="0" w:uiPriority="34" w:unhideWhenUsed="0" w:qFormat="1"/>
-    <w:lsdException w:name="Quote" w:semiHidden="0" w:uiPriority="29" w:unhideWhenUsed="0" w:qFormat="1"/>
-    <w:lsdException w:name="Intense Quote" w:semiHidden="0" w:uiPriority="30" w:unhideWhenUsed="0" w:qFormat="1"/>
-    <w:lsdException w:name="Medium List 2 Accent 1" w:semiHidden="0" w:uiPriority="66" w:unhideWhenUsed="0"/>
-    <w:lsdException w:name="Medium Grid 1 Accent 1" w:semiHidden="0" w:uiPriority="67" w:unhideWhenUsed="0"/>
-    <w:lsdException w:name="Medium Grid 2 Accent 1" w:semiHidden="0" w:uiPriority="68" w:unhideWhenUsed="0"/>
-    <w:lsdException w:name="Medium Grid 3 Accent 1" w:semiHidden="0" w:uiPriority="69" w:unhideWhenUsed="0"/>
-    <w:lsdException w:name="Dark List Accent 1" w:semiHidden="0" w:uiPriority="70" w:unhideWhenUsed="0"/>
-    <w:lsdException w:name="Colorful Shading Accent 1" w:semiHidden="0" w:uiPriority="71" w:unhideWhenUsed="0"/>
-    <w:lsdException w:name="Colorful List Accent 1" w:semiHidden="0" w:uiPriority="72" w:unhideWhenUsed="0"/>
-    <w:lsdException w:name="Colorful Grid Accent 1" w:semiHidden="0" w:uiPriority="73" w:unhideWhenUsed="0"/>
-    <w:lsdException w:name="Light Shading Accent 2" w:semiHidden="0" w:uiPriority="60" w:unhideWhenUsed="0"/>
-    <w:lsdException w:name="Light List Accent 2" w:semiHidden="0" w:uiPriority="61" w:unhideWhenUsed="0"/>
-    <w:lsdException w:name="Light Grid Accent 2" w:semiHidden="0" w:uiPriority="62" w:unhideWhenUsed="0"/>
-    <w:lsdException w:name="Medium Shading 1 Accent 2" w:semiHidden="0" w:uiPriority="63" w:unhideWhenUsed="0"/>
-    <w:lsdException w:name="Medium Shading 2 Accent 2" w:semiHidden="0" w:uiPriority="64" w:unhideWhenUsed="0"/>
-    <w:lsdException w:name="Medium List 1 Accent 2" w:semiHidden="0" w:uiPriority="65" w:unhideWhenUsed="0"/>
-    <w:lsdException w:name="Medium List 2 Accent 2" w:semiHidden="0" w:uiPriority="66" w:unhideWhenUsed="0"/>
-    <w:lsdException w:name="Medium Grid 1 Accent 2" w:semiHidden="0" w:uiPriority="67" w:unhideWhenUsed="0"/>
-    <w:lsdException w:name="Medium Grid 2 Accent 2" w:semiHidden="0" w:uiPriority="68" w:unhideWhenUsed="0"/>
-    <w:lsdException w:name="Medium Grid 3 Accent 2" w:semiHidden="0" w:uiPriority="69" w:unhideWhenUsed="0"/>
-    <w:lsdException w:name="Dark List Accent 2" w:semiHidden="0" w:uiPriority="70" w:unhideWhenUsed="0"/>
-    <w:lsdException w:name="Colorful Shading Accent 2" w:semiHidden="0" w:uiPriority="71" w:unhideWhenUsed="0"/>
-    <w:lsdException w:name="Colorful List Accent 2" w:semiHidden="0" w:uiPriority="72" w:unhideWhenUsed="0"/>
-    <w:lsdException w:name="Colorful Grid Accent 2" w:semiHidden="0" w:uiPriority="73" w:unhideWhenUsed="0"/>
-    <w:lsdException w:name="Light Shading Accent 3" w:semiHidden="0" w:uiPriority="60" w:unhideWhenUsed="0"/>
-    <w:lsdException w:name="Light List Accent 3" w:semiHidden="0" w:uiPriority="61" w:unhideWhenUsed="0"/>
-    <w:lsdException w:name="Light Grid Accent 3" w:semiHidden="0" w:uiPriority="62" w:unhideWhenUsed="0"/>
-    <w:lsdException w:name="Medium Shading 1 Accent 3" w:semiHidden="0" w:uiPriority="63" w:unhideWhenUsed="0"/>
-    <w:lsdException w:name="Medium Shading 2 Accent 3" w:semiHidden="0" w:uiPriority="64" w:unhideWhenUsed="0"/>
-    <w:lsdException w:name="Medium List 1 Accent 3" w:semiHidden="0" w:uiPriority="65" w:unhideWhenUsed="0"/>
-    <w:lsdException w:name="Medium List 2 Accent 3" w:semiHidden="0" w:uiPriority="66" w:unhideWhenUsed="0"/>
-    <w:lsdException w:name="Medium Grid 1 Accent 3" w:semiHidden="0" w:uiPriority="67" w:unhideWhenUsed="0"/>
-    <w:lsdException w:name="Medium Grid 2 Accent 3" w:semiHidden="0" w:uiPriority="68" w:unhideWhenUsed="0"/>
-    <w:lsdException w:name="Medium Grid 3 Accent 3" w:semiHidden="0" w:uiPriority="69" w:unhideWhenUsed="0"/>
-    <w:lsdException w:name="Dark List Accent 3" w:semiHidden="0" w:uiPriority="70" w:unhideWhenUsed="0"/>
-    <w:lsdException w:name="Colorful Shading Accent 3" w:semiHidden="0" w:uiPriority="71" w:unhideWhenUsed="0"/>
-    <w:lsdException w:name="Colorful List Accent 3" w:semiHidden="0" w:uiPriority="72" w:unhideWhenUsed="0"/>
-    <w:lsdException w:name="Colorful Grid Accent 3" w:semiHidden="0" w:uiPriority="73" w:unhideWhenUsed="0"/>
-    <w:lsdException w:name="Light Shading Accent 4" w:semiHidden="0" w:uiPriority="60" w:unhideWhenUsed="0"/>
-    <w:lsdException w:name="Light List Accent 4" w:semiHidden="0" w:uiPriority="61" w:unhideWhenUsed="0"/>
-    <w:lsdException w:name="Light Grid Accent 4" w:semiHidden="0" w:uiPriority="62" w:unhideWhenUsed="0"/>
-    <w:lsdException w:name="Medium Shading 1 Accent 4" w:semiHidden="0" w:uiPriority="63" w:unhideWhenUsed="0"/>
-    <w:lsdException w:name="Medium Shading 2 Accent 4" w:semiHidden="0" w:uiPriority="64" w:unhideWhenUsed="0"/>
-    <w:lsdException w:name="Medium List 1 Accent 4" w:semiHidden="0" w:uiPriority="65" w:unhideWhenUsed="0"/>
-    <w:lsdException w:name="Medium List 2 Accent 4" w:semiHidden="0" w:uiPriority="66" w:unhideWhenUsed="0"/>
-    <w:lsdException w:name="Medium Grid 1 Accent 4" w:semiHidden="0" w:uiPriority="67" w:unhideWhenUsed="0"/>
-    <w:lsdException w:name="Medium Grid 2 Accent 4" w:semiHidden="0" w:uiPriority="68" w:unhideWhenUsed="0"/>
-    <w:lsdException w:name="Medium Grid 3 Accent 4" w:semiHidden="0" w:uiPriority="69" w:unhideWhenUsed="0"/>
-    <w:lsdException w:name="Dark List Accent 4" w:semiHidden="0" w:uiPriority="70" w:unhideWhenUsed="0"/>
-    <w:lsdException w:name="Colorful Shading Accent 4" w:semiHidden="0" w:uiPriority="71" w:unhideWhenUsed="0"/>
-    <w:lsdException w:name="Colorful List Accent 4" w:semiHidden="0" w:uiPriority="72" w:unhideWhenUsed="0"/>
-    <w:lsdException w:name="Colorful Grid Accent 4" w:semiHidden="0" w:uiPriority="73" w:unhideWhenUsed="0"/>
-    <w:lsdException w:name="Light Shading Accent 5" w:semiHidden="0" w:uiPriority="60" w:unhideWhenUsed="0"/>
-    <w:lsdException w:name="Light List Accent 5" w:semiHidden="0" w:uiPriority="61" w:unhideWhenUsed="0"/>
-    <w:lsdException w:name="Light Grid Accent 5" w:semiHidden="0" w:uiPriority="62" w:unhideWhenUsed="0"/>
-    <w:lsdException w:name="Medium Shading 1 Accent 5" w:semiHidden="0" w:uiPriority="63" w:unhideWhenUsed="0"/>
-    <w:lsdException w:name="Medium Shading 2 Accent 5" w:semiHidden="0" w:uiPriority="64" w:unhideWhenUsed="0"/>
-    <w:lsdException w:name="Medium List 1 Accent 5" w:semiHidden="0" w:uiPriority="65" w:unhideWhenUsed="0"/>
-    <w:lsdException w:name="Medium List 2 Accent 5" w:semiHidden="0" w:uiPriority="66" w:unhideWhenUsed="0"/>
-    <w:lsdException w:name="Medium Grid 1 Accent 5" w:semiHidden="0" w:uiPriority="67" w:unhideWhenUsed="0"/>
-    <w:lsdException w:name="Medium Grid 2 Accent 5" w:semiHidden="0" w:uiPriority="68" w:unhideWhenUsed="0"/>
-    <w:lsdException w:name="Medium Grid 3 Accent 5" w:semiHidden="0" w:uiPriority="69" w:unhideWhenUsed="0"/>
-    <w:lsdException w:name="Dark List Accent 5" w:semiHidden="0" w:uiPriority="70" w:unhideWhenUsed="0"/>
-    <w:lsdException w:name="Colorful Shading Accent 5" w:semiHidden="0" w:uiPriority="71" w:unhideWhenUsed="0"/>
-    <w:lsdException w:name="Colorful List Accent 5" w:semiHidden="0" w:uiPriority="72" w:unhideWhenUsed="0"/>
-    <w:lsdException w:name="Colorful Grid Accent 5" w:semiHidden="0" w:uiPriority="73" w:unhideWhenUsed="0"/>
-    <w:lsdException w:name="Light Shading Accent 6" w:semiHidden="0" w:uiPriority="60" w:unhideWhenUsed="0"/>
-    <w:lsdException w:name="Light List Accent 6" w:semiHidden="0" w:uiPriority="61" w:unhideWhenUsed="0"/>
-    <w:lsdException w:name="Light Grid Accent 6" w:semiHidden="0" w:uiPriority="62" w:unhideWhenUsed="0"/>
-    <w:lsdException w:name="Medium Shading 1 Accent 6" w:semiHidden="0" w:uiPriority="63" w:unhideWhenUsed="0"/>
-    <w:lsdException w:name="Medium Shading 2 Accent 6" w:semiHidden="0" w:uiPriority="64" w:unhideWhenUsed="0"/>
-    <w:lsdException w:name="Medium List 1 Accent 6" w:semiHidden="0" w:uiPriority="65" w:unhideWhenUsed="0"/>
-    <w:lsdException w:name="Medium List 2 Accent 6" w:semiHidden="0" w:uiPriority="66" w:unhideWhenUsed="0"/>
-    <w:lsdException w:name="Medium Grid 1 Accent 6" w:semiHidden="0" w:uiPriority="67" w:unhideWhenUsed="0"/>
-    <w:lsdException w:name="Medium Grid 2 Accent 6" w:semiHidden="0" w:uiPriority="68" w:unhideWhenUsed="0"/>
-    <w:lsdException w:name="Medium Grid 3 Accent 6" w:semiHidden="0" w:uiPriority="69" w:unhideWhenUsed="0"/>
-    <w:lsdException w:name="Dark List Accent 6" w:semiHidden="0" w:uiPriority="70" w:unhideWhenUsed="0"/>
-    <w:lsdException w:name="Colorful Shading Accent 6" w:semiHidden="0" w:uiPriority="71" w:unhideWhenUsed="0"/>
-    <w:lsdException w:name="Colorful List Accent 6" w:semiHidden="0" w:uiPriority="72" w:unhideWhenUsed="0"/>
-    <w:lsdException w:name="Colorful Grid Accent 6" w:semiHidden="0" w:uiPriority="73" w:unhideWhenUsed="0"/>
-    <w:lsdException w:name="Subtle Emphasis" w:semiHidden="0" w:uiPriority="19" w:unhideWhenUsed="0" w:qFormat="1"/>
-    <w:lsdException w:name="Intense Emphasis" w:semiHidden="0" w:uiPriority="21" w:unhideWhenUsed="0" w:qFormat="1"/>
-    <w:lsdException w:name="Subtle Reference" w:semiHidden="0" w:uiPriority="31" w:unhideWhenUsed="0" w:qFormat="1"/>
-    <w:lsdException w:name="Intense Reference" w:semiHidden="0" w:uiPriority="32" w:unhideWhenUsed="0" w:qFormat="1"/>
-    <w:lsdException w:name="Book Title" w:semiHidden="0" w:uiPriority="33" w:unhideWhenUsed="0" w:qFormat="1"/>
-    <w:lsdException w:name="Bibliography" w:uiPriority="37"/>
-    <w:lsdException w:name="TOC Heading" w:uiPriority="39" w:qFormat="1"/>
+  <w:latentStyles w:defLockedState="0" w:defUIPriority="99" w:defSemiHidden="0" w:defUnhideWhenUsed="0" w:defQFormat="0" w:count="375">
+    <w:lsdException w:name="Normal" w:uiPriority="0" w:qFormat="1"/>
+    <w:lsdException w:name="heading 1" w:uiPriority="9" w:qFormat="1"/>
+    <w:lsdException w:name="heading 2" w:semiHidden="1" w:uiPriority="9" w:unhideWhenUsed="1" w:qFormat="1"/>
+    <w:lsdException w:name="heading 3" w:semiHidden="1" w:uiPriority="9" w:unhideWhenUsed="1" w:qFormat="1"/>
+    <w:lsdException w:name="heading 4" w:semiHidden="1" w:uiPriority="9" w:unhideWhenUsed="1" w:qFormat="1"/>
+    <w:lsdException w:name="heading 5" w:semiHidden="1" w:uiPriority="9" w:unhideWhenUsed="1" w:qFormat="1"/>
+    <w:lsdException w:name="heading 6" w:semiHidden="1" w:uiPriority="9" w:unhideWhenUsed="1" w:qFormat="1"/>
+    <w:lsdException w:name="heading 7" w:semiHidden="1" w:uiPriority="9" w:unhideWhenUsed="1" w:qFormat="1"/>
+    <w:lsdException w:name="heading 8" w:semiHidden="1" w:uiPriority="9" w:unhideWhenUsed="1" w:qFormat="1"/>
+    <w:lsdException w:name="heading 9" w:semiHidden="1" w:uiPriority="9" w:unhideWhenUsed="1" w:qFormat="1"/>
+    <w:lsdException w:name="index 1" w:semiHidden="1" w:unhideWhenUsed="1"/>
+    <w:lsdException w:name="index 2" w:semiHidden="1" w:unhideWhenUsed="1"/>
+    <w:lsdException w:name="index 3" w:semiHidden="1" w:unhideWhenUsed="1"/>
+    <w:lsdException w:name="index 4" w:semiHidden="1" w:unhideWhenUsed="1"/>
+    <w:lsdException w:name="index 5" w:semiHidden="1" w:unhideWhenUsed="1"/>
+    <w:lsdException w:name="index 6" w:semiHidden="1" w:unhideWhenUsed="1"/>
+    <w:lsdException w:name="index 7" w:semiHidden="1" w:unhideWhenUsed="1"/>
+    <w:lsdException w:name="index 8" w:semiHidden="1" w:unhideWhenUsed="1"/>
+    <w:lsdException w:name="index 9" w:semiHidden="1" w:unhideWhenUsed="1"/>
+    <w:lsdException w:name="toc 1" w:semiHidden="1" w:uiPriority="39" w:unhideWhenUsed="1"/>
+    <w:lsdException w:name="toc 2" w:semiHidden="1" w:uiPriority="39" w:unhideWhenUsed="1"/>
+    <w:lsdException w:name="toc 3" w:semiHidden="1" w:uiPriority="39" w:unhideWhenUsed="1"/>
+    <w:lsdException w:name="toc 4" w:semiHidden="1" w:uiPriority="39" w:unhideWhenUsed="1"/>
+    <w:lsdException w:name="toc 5" w:semiHidden="1" w:uiPriority="39" w:unhideWhenUsed="1"/>
+    <w:lsdException w:name="toc 6" w:semiHidden="1" w:uiPriority="39" w:unhideWhenUsed="1"/>
+    <w:lsdException w:name="toc 7" w:semiHidden="1" w:uiPriority="39" w:unhideWhenUsed="1"/>
+    <w:lsdException w:name="toc 8" w:semiHidden="1" w:uiPriority="39" w:unhideWhenUsed="1"/>
+    <w:lsdException w:name="toc 9" w:semiHidden="1" w:uiPriority="39" w:unhideWhenUsed="1"/>
+    <w:lsdException w:name="Normal Indent" w:semiHidden="1" w:unhideWhenUsed="1"/>
+    <w:lsdException w:name="footnote text" w:semiHidden="1" w:unhideWhenUsed="1"/>
+    <w:lsdException w:name="annotation text" w:semiHidden="1" w:unhideWhenUsed="1"/>
+    <w:lsdException w:name="header" w:semiHidden="1" w:unhideWhenUsed="1"/>
+    <w:lsdException w:name="footer" w:semiHidden="1" w:unhideWhenUsed="1"/>
+    <w:lsdException w:name="index heading" w:semiHidden="1" w:unhideWhenUsed="1"/>
+    <w:lsdException w:name="caption" w:semiHidden="1" w:uiPriority="35" w:unhideWhenUsed="1" w:qFormat="1"/>
+    <w:lsdException w:name="table of figures" w:semiHidden="1" w:unhideWhenUsed="1"/>
+    <w:lsdException w:name="envelope address" w:semiHidden="1" w:unhideWhenUsed="1"/>
+    <w:lsdException w:name="envelope return" w:semiHidden="1" w:unhideWhenUsed="1"/>
+    <w:lsdException w:name="footnote reference" w:semiHidden="1" w:unhideWhenUsed="1"/>
+    <w:lsdException w:name="annotation reference" w:semiHidden="1" w:unhideWhenUsed="1"/>
+    <w:lsdException w:name="line number" w:semiHidden="1" w:unhideWhenUsed="1"/>
+    <w:lsdException w:name="page number" w:semiHidden="1" w:unhideWhenUsed="1"/>
+    <w:lsdException w:name="endnote reference" w:semiHidden="1" w:unhideWhenUsed="1"/>
+    <w:lsdException w:name="endnote text" w:semiHidden="1" w:unhideWhenUsed="1"/>
+    <w:lsdException w:name="table of authorities" w:semiHidden="1" w:unhideWhenUsed="1"/>
+    <w:lsdException w:name="macro" w:semiHidden="1" w:unhideWhenUsed="1"/>
+    <w:lsdException w:name="toa heading" w:semiHidden="1" w:unhideWhenUsed="1"/>
+    <w:lsdException w:name="List" w:semiHidden="1" w:unhideWhenUsed="1"/>
+    <w:lsdException w:name="List Bullet" w:semiHidden="1" w:unhideWhenUsed="1"/>
+    <w:lsdException w:name="List Number" w:semiHidden="1" w:unhideWhenUsed="1"/>
+    <w:lsdException w:name="List 2" w:semiHidden="1" w:unhideWhenUsed="1"/>
+    <w:lsdException w:name="List 3" w:semiHidden="1" w:unhideWhenUsed="1"/>
+    <w:lsdException w:name="List 4" w:semiHidden="1" w:unhideWhenUsed="1"/>
+    <w:lsdException w:name="List 5" w:semiHidden="1" w:unhideWhenUsed="1"/>
+    <w:lsdException w:name="List Bullet 2" w:semiHidden="1" w:unhideWhenUsed="1"/>
+    <w:lsdException w:name="List Bullet 3" w:semiHidden="1" w:unhideWhenUsed="1"/>
+    <w:lsdException w:name="List Bullet 4" w:semiHidden="1" w:unhideWhenUsed="1"/>
+    <w:lsdException w:name="List Bullet 5" w:semiHidden="1" w:unhideWhenUsed="1"/>
+    <w:lsdException w:name="List Number 2" w:semiHidden="1" w:unhideWhenUsed="1"/>
+    <w:lsdException w:name="List Number 3" w:semiHidden="1" w:unhideWhenUsed="1"/>
+    <w:lsdException w:name="List Number 4" w:semiHidden="1" w:unhideWhenUsed="1"/>
+    <w:lsdException w:name="List Number 5" w:semiHidden="1" w:unhideWhenUsed="1"/>
+    <w:lsdException w:name="Title" w:uiPriority="10" w:qFormat="1"/>
+    <w:lsdException w:name="Closing" w:semiHidden="1" w:unhideWhenUsed="1"/>
+    <w:lsdException w:name="Signature" w:semiHidden="1" w:unhideWhenUsed="1"/>
+    <w:lsdException w:name="Default Paragraph Font" w:semiHidden="1" w:uiPriority="1" w:unhideWhenUsed="1"/>
+    <w:lsdException w:name="Body Text" w:semiHidden="1" w:unhideWhenUsed="1"/>
+    <w:lsdException w:name="Body Text Indent" w:semiHidden="1" w:unhideWhenUsed="1"/>
+    <w:lsdException w:name="List Continue" w:semiHidden="1" w:unhideWhenUsed="1"/>
+    <w:lsdException w:name="List Continue 2" w:semiHidden="1" w:unhideWhenUsed="1"/>
+    <w:lsdException w:name="List Continue 3" w:semiHidden="1" w:unhideWhenUsed="1"/>
+    <w:lsdException w:name="List Continue 4" w:semiHidden="1" w:unhideWhenUsed="1"/>
+    <w:lsdException w:name="List Continue 5" w:semiHidden="1" w:unhideWhenUsed="1"/>
+    <w:lsdException w:name="Message Header" w:semiHidden="1" w:unhideWhenUsed="1"/>
+    <w:lsdException w:name="Subtitle" w:uiPriority="11" w:qFormat="1"/>
+    <w:lsdException w:name="Salutation" w:semiHidden="1" w:unhideWhenUsed="1"/>
+    <w:lsdException w:name="Date" w:semiHidden="1" w:unhideWhenUsed="1"/>
+    <w:lsdException w:name="Body Text First Indent" w:semiHidden="1" w:unhideWhenUsed="1"/>
+    <w:lsdException w:name="Body Text First Indent 2" w:semiHidden="1" w:unhideWhenUsed="1"/>
+    <w:lsdException w:name="Note Heading" w:semiHidden="1" w:unhideWhenUsed="1"/>
+    <w:lsdException w:name="Body Text 2" w:semiHidden="1" w:unhideWhenUsed="1"/>
+    <w:lsdException w:name="Body Text 3" w:semiHidden="1" w:unhideWhenUsed="1"/>
+    <w:lsdException w:name="Body Text Indent 2" w:semiHidden="1" w:unhideWhenUsed="1"/>
+    <w:lsdException w:name="Body Text Indent 3" w:semiHidden="1" w:unhideWhenUsed="1"/>
+    <w:lsdException w:name="Block Text" w:semiHidden="1" w:unhideWhenUsed="1"/>
+    <w:lsdException w:name="Hyperlink" w:semiHidden="1" w:unhideWhenUsed="1"/>
+    <w:lsdException w:name="FollowedHyperlink" w:semiHidden="1" w:unhideWhenUsed="1"/>
+    <w:lsdException w:name="Strong" w:uiPriority="22" w:qFormat="1"/>
+    <w:lsdException w:name="Emphasis" w:uiPriority="20" w:qFormat="1"/>
+    <w:lsdException w:name="Document Map" w:semiHidden="1" w:unhideWhenUsed="1"/>
+    <w:lsdException w:name="Plain Text" w:semiHidden="1" w:unhideWhenUsed="1"/>
+    <w:lsdException w:name="E-mail Signature" w:semiHidden="1" w:unhideWhenUsed="1"/>
+    <w:lsdException w:name="HTML Top of Form" w:semiHidden="1" w:unhideWhenUsed="1"/>
+    <w:lsdException w:name="HTML Bottom of Form" w:semiHidden="1" w:unhideWhenUsed="1"/>
+    <w:lsdException w:name="Normal (Web)" w:semiHidden="1" w:unhideWhenUsed="1"/>
+    <w:lsdException w:name="HTML Acronym" w:semiHidden="1" w:unhideWhenUsed="1"/>
+    <w:lsdException w:name="HTML Address" w:semiHidden="1" w:unhideWhenUsed="1"/>
+    <w:lsdException w:name="HTML Cite" w:semiHidden="1" w:unhideWhenUsed="1"/>
+    <w:lsdException w:name="HTML Code" w:semiHidden="1" w:unhideWhenUsed="1"/>
+    <w:lsdException w:name="HTML Definition" w:semiHidden="1" w:unhideWhenUsed="1"/>
+    <w:lsdException w:name="HTML Keyboard" w:semiHidden="1" w:unhideWhenUsed="1"/>
+    <w:lsdException w:name="HTML Preformatted" w:semiHidden="1" w:unhideWhenUsed="1"/>
+    <w:lsdException w:name="HTML Sample" w:semiHidden="1" w:unhideWhenUsed="1"/>
+    <w:lsdException w:name="HTML Typewriter" w:semiHidden="1" w:unhideWhenUsed="1"/>
+    <w:lsdException w:name="HTML Variable" w:semiHidden="1" w:unhideWhenUsed="1"/>
+    <w:lsdException w:name="Normal Table" w:semiHidden="1" w:unhideWhenUsed="1"/>
+    <w:lsdException w:name="annotation subject" w:semiHidden="1" w:unhideWhenUsed="1"/>
+    <w:lsdException w:name="No List" w:semiHidden="1" w:unhideWhenUsed="1"/>
+    <w:lsdException w:name="Outline List 1" w:semiHidden="1" w:unhideWhenUsed="1"/>
+    <w:lsdException w:name="Outline List 2" w:semiHidden="1" w:unhideWhenUsed="1"/>
+    <w:lsdException w:name="Outline List 3" w:semiHidden="1" w:unhideWhenUsed="1"/>
+    <w:lsdException w:name="Table Simple 1" w:semiHidden="1" w:unhideWhenUsed="1"/>
+    <w:lsdException w:name="Table Simple 2" w:semiHidden="1" w:unhideWhenUsed="1"/>
+    <w:lsdException w:name="Table Simple 3" w:semiHidden="1" w:unhideWhenUsed="1"/>
+    <w:lsdException w:name="Table Classic 1" w:semiHidden="1" w:unhideWhenUsed="1"/>
+    <w:lsdException w:name="Table Classic 2" w:semiHidden="1" w:unhideWhenUsed="1"/>
+    <w:lsdException w:name="Table Classic 3" w:semiHidden="1" w:unhideWhenUsed="1"/>
+    <w:lsdException w:name="Table Classic 4" w:semiHidden="1" w:unhideWhenUsed="1"/>
+    <w:lsdException w:name="Table Colorful 1" w:semiHidden="1" w:unhideWhenUsed="1"/>
+    <w:lsdException w:name="Table Colorful 2" w:semiHidden="1" w:unhideWhenUsed="1"/>
+    <w:lsdException w:name="Table Colorful 3" w:semiHidden="1" w:unhideWhenUsed="1"/>
+    <w:lsdException w:name="Table Columns 1" w:semiHidden="1" w:unhideWhenUsed="1"/>
+    <w:lsdException w:name="Table Columns 2" w:semiHidden="1" w:unhideWhenUsed="1"/>
+    <w:lsdException w:name="Table Columns 3" w:semiHidden="1" w:unhideWhenUsed="1"/>
+    <w:lsdException w:name="Table Columns 4" w:semiHidden="1" w:unhideWhenUsed="1"/>
+    <w:lsdException w:name="Table Columns 5" w:semiHidden="1" w:unhideWhenUsed="1"/>
+    <w:lsdException w:name="Table Grid 1" w:semiHidden="1" w:unhideWhenUsed="1"/>
+    <w:lsdException w:name="Table Grid 2" w:semiHidden="1" w:unhideWhenUsed="1"/>
+    <w:lsdException w:name="Table Grid 3" w:semiHidden="1" w:unhideWhenUsed="1"/>
+    <w:lsdException w:name="Table Grid 4" w:semiHidden="1" w:unhideWhenUsed="1"/>
+    <w:lsdException w:name="Table Grid 5" w:semiHidden="1" w:unhideWhenUsed="1"/>
+    <w:lsdException w:name="Table Grid 6" w:semiHidden="1" w:unhideWhenUsed="1"/>
+    <w:lsdException w:name="Table Grid 7" w:semiHidden="1" w:unhideWhenUsed="1"/>
+    <w:lsdException w:name="Table Grid 8" w:semiHidden="1" w:unhideWhenUsed="1"/>
+    <w:lsdException w:name="Table List 1" w:semiHidden="1" w:unhideWhenUsed="1"/>
+    <w:lsdException w:name="Table List 2" w:semiHidden="1" w:unhideWhenUsed="1"/>
+    <w:lsdException w:name="Table List 3" w:semiHidden="1" w:unhideWhenUsed="1"/>
+    <w:lsdException w:name="Table List 4" w:semiHidden="1" w:unhideWhenUsed="1"/>
+    <w:lsdException w:name="Table List 5" w:semiHidden="1" w:unhideWhenUsed="1"/>
+    <w:lsdException w:name="Table List 6" w:semiHidden="1" w:unhideWhenUsed="1"/>
+    <w:lsdException w:name="Table List 7" w:semiHidden="1" w:unhideWhenUsed="1"/>
+    <w:lsdException w:name="Table List 8" w:semiHidden="1" w:unhideWhenUsed="1"/>
+    <w:lsdException w:name="Table 3D effects 1" w:semiHidden="1" w:unhideWhenUsed="1"/>
+    <w:lsdException w:name="Table 3D effects 2" w:semiHidden="1" w:unhideWhenUsed="1"/>
+    <w:lsdException w:name="Table 3D effects 3" w:semiHidden="1" w:unhideWhenUsed="1"/>
+    <w:lsdException w:name="Table Contemporary" w:semiHidden="1" w:unhideWhenUsed="1"/>
+    <w:lsdException w:name="Table Elegant" w:semiHidden="1" w:unhideWhenUsed="1"/>
+    <w:lsdException w:name="Table Professional" w:semiHidden="1" w:unhideWhenUsed="1"/>
+    <w:lsdException w:name="Table Subtle 1" w:semiHidden="1" w:unhideWhenUsed="1"/>
+    <w:lsdException w:name="Table Subtle 2" w:semiHidden="1" w:unhideWhenUsed="1"/>
+    <w:lsdException w:name="Table Web 1" w:semiHidden="1" w:unhideWhenUsed="1"/>
+    <w:lsdException w:name="Table Web 2" w:semiHidden="1" w:unhideWhenUsed="1"/>
+    <w:lsdException w:name="Table Web 3" w:semiHidden="1" w:unhideWhenUsed="1"/>
+    <w:lsdException w:name="Balloon Text" w:semiHidden="1" w:unhideWhenUsed="1"/>
+    <w:lsdException w:name="Table Grid" w:semiHidden="1" w:uiPriority="59" w:unhideWhenUsed="1"/>
+    <w:lsdException w:name="Table Theme" w:semiHidden="1" w:unhideWhenUsed="1"/>
+    <w:lsdException w:name="Placeholder Text" w:semiHidden="1"/>
+    <w:lsdException w:name="No Spacing" w:uiPriority="1" w:qFormat="1"/>
+    <w:lsdException w:name="Light Shading" w:uiPriority="60"/>
+    <w:lsdException w:name="Light List" w:uiPriority="61"/>
+    <w:lsdException w:name="Light Grid" w:uiPriority="62"/>
+    <w:lsdException w:name="Medium Shading 1" w:uiPriority="63"/>
+    <w:lsdException w:name="Medium Shading 2" w:uiPriority="64"/>
+    <w:lsdException w:name="Medium List 1" w:uiPriority="65"/>
+    <w:lsdException w:name="Medium List 2" w:uiPriority="66"/>
+    <w:lsdException w:name="Medium Grid 1" w:uiPriority="67"/>
+    <w:lsdException w:name="Medium Grid 2" w:uiPriority="68"/>
+    <w:lsdException w:name="Medium Grid 3" w:uiPriority="69"/>
+    <w:lsdException w:name="Dark List" w:uiPriority="70"/>
+    <w:lsdException w:name="Colorful Shading" w:uiPriority="71"/>
+    <w:lsdException w:name="Colorful List" w:uiPriority="72"/>
+    <w:lsdException w:name="Colorful Grid" w:uiPriority="73"/>
+    <w:lsdException w:name="Light Shading Accent 1" w:uiPriority="60"/>
+    <w:lsdException w:name="Light List Accent 1" w:uiPriority="61"/>
+    <w:lsdException w:name="Light Grid Accent 1" w:uiPriority="62"/>
+    <w:lsdException w:name="Medium Shading 1 Accent 1" w:uiPriority="63"/>
+    <w:lsdException w:name="Medium Shading 2 Accent 1" w:uiPriority="64"/>
+    <w:lsdException w:name="Medium List 1 Accent 1" w:uiPriority="65"/>
+    <w:lsdException w:name="Revision" w:semiHidden="1"/>
+    <w:lsdException w:name="List Paragraph" w:uiPriority="34" w:qFormat="1"/>
+    <w:lsdException w:name="Quote" w:uiPriority="29" w:qFormat="1"/>
+    <w:lsdException w:name="Intense Quote" w:uiPriority="30" w:qFormat="1"/>
+    <w:lsdException w:name="Medium List 2 Accent 1" w:uiPriority="66"/>
+    <w:lsdException w:name="Medium Grid 1 Accent 1" w:uiPriority="67"/>
+    <w:lsdException w:name="Medium Grid 2 Accent 1" w:uiPriority="68"/>
+    <w:lsdException w:name="Medium Grid 3 Accent 1" w:uiPriority="69"/>
+    <w:lsdException w:name="Dark List Accent 1" w:uiPriority="70"/>
+    <w:lsdException w:name="Colorful Shading Accent 1" w:uiPriority="71"/>
+    <w:lsdException w:name="Colorful List Accent 1" w:uiPriority="72"/>
+    <w:lsdException w:name="Colorful Grid Accent 1" w:uiPriority="73"/>
+    <w:lsdException w:name="Light Shading Accent 2" w:uiPriority="60"/>
+    <w:lsdException w:name="Light List Accent 2" w:uiPriority="61"/>
+    <w:lsdException w:name="Light Grid Accent 2" w:uiPriority="62"/>
+    <w:lsdException w:name="Medium Shading 1 Accent 2" w:uiPriority="63"/>
+    <w:lsdException w:name="Medium Shading 2 Accent 2" w:uiPriority="64"/>
+    <w:lsdException w:name="Medium List 1 Accent 2" w:uiPriority="65"/>
+    <w:lsdException w:name="Medium List 2 Accent 2" w:uiPriority="66"/>
+    <w:lsdException w:name="Medium Grid 1 Accent 2" w:uiPriority="67"/>
+    <w:lsdException w:name="Medium Grid 2 Accent 2" w:uiPriority="68"/>
+    <w:lsdException w:name="Medium Grid 3 Accent 2" w:uiPriority="69"/>
+    <w:lsdException w:name="Dark List Accent 2" w:uiPriority="70"/>
+    <w:lsdException w:name="Colorful Shading Accent 2" w:uiPriority="71"/>
+    <w:lsdException w:name="Colorful List Accent 2" w:uiPriority="72"/>
+    <w:lsdException w:name="Colorful Grid Accent 2" w:uiPriority="73"/>
+    <w:lsdException w:name="Light Shading Accent 3" w:uiPriority="60"/>
+    <w:lsdException w:name="Light List Accent 3" w:uiPriority="61"/>
+    <w:lsdException w:name="Light Grid Accent 3" w:uiPriority="62"/>
+    <w:lsdException w:name="Medium Shading 1 Accent 3" w:uiPriority="63"/>
+    <w:lsdException w:name="Medium Shading 2 Accent 3" w:uiPriority="64"/>
+    <w:lsdException w:name="Medium List 1 Accent 3" w:uiPriority="65"/>
+    <w:lsdException w:name="Medium List 2 Accent 3" w:uiPriority="66"/>
+    <w:lsdException w:name="Medium Grid 1 Accent 3" w:uiPriority="67"/>
+    <w:lsdException w:name="Medium Grid 2 Accent 3" w:uiPriority="68"/>
+    <w:lsdException w:name="Medium Grid 3 Accent 3" w:uiPriority="69"/>
+    <w:lsdException w:name="Dark List Accent 3" w:uiPriority="70"/>
+    <w:lsdException w:name="Colorful Shading Accent 3" w:uiPriority="71"/>
+    <w:lsdException w:name="Colorful List Accent 3" w:uiPriority="72"/>
+    <w:lsdException w:name="Colorful Grid Accent 3" w:uiPriority="73"/>
+    <w:lsdException w:name="Light Shading Accent 4" w:uiPriority="60"/>
+    <w:lsdException w:name="Light List Accent 4" w:uiPriority="61"/>
+    <w:lsdException w:name="Light Grid Accent 4" w:uiPriority="62"/>
+    <w:lsdException w:name="Medium Shading 1 Accent 4" w:uiPriority="63"/>
+    <w:lsdException w:name="Medium Shading 2 Accent 4" w:uiPriority="64"/>
+    <w:lsdException w:name="Medium List 1 Accent 4" w:uiPriority="65"/>
+    <w:lsdException w:name="Medium List 2 Accent 4" w:uiPriority="66"/>
+    <w:lsdException w:name="Medium Grid 1 Accent 4" w:uiPriority="67"/>
+    <w:lsdException w:name="Medium Grid 2 Accent 4" w:uiPriority="68"/>
+    <w:lsdException w:name="Medium Grid 3 Accent 4" w:uiPriority="69"/>
+    <w:lsdException w:name="Dark List Accent 4" w:uiPriority="70"/>
+    <w:lsdException w:name="Colorful Shading Accent 4" w:uiPriority="71"/>
+    <w:lsdException w:name="Colorful List Accent 4" w:uiPriority="72"/>
+    <w:lsdException w:name="Colorful Grid Accent 4" w:uiPriority="73"/>
+    <w:lsdException w:name="Light Shading Accent 5" w:uiPriority="60"/>
+    <w:lsdException w:name="Light List Accent 5" w:uiPriority="61"/>
+    <w:lsdException w:name="Light Grid Accent 5" w:uiPriority="62"/>
+    <w:lsdException w:name="Medium Shading 1 Accent 5" w:uiPriority="63"/>
+    <w:lsdException w:name="Medium Shading 2 Accent 5" w:uiPriority="64"/>
+    <w:lsdException w:name="Medium List 1 Accent 5" w:uiPriority="65"/>
+    <w:lsdException w:name="Medium List 2 Accent 5" w:uiPriority="66"/>
+    <w:lsdException w:name="Medium Grid 1 Accent 5" w:uiPriority="67"/>
+    <w:lsdException w:name="Medium Grid 2 Accent 5" w:uiPriority="68"/>
+    <w:lsdException w:name="Medium Grid 3 Accent 5" w:uiPriority="69"/>
+    <w:lsdException w:name="Dark List Accent 5" w:uiPriority="70"/>
+    <w:lsdException w:name="Colorful Shading Accent 5" w:uiPriority="71"/>
+    <w:lsdException w:name="Colorful List Accent 5" w:uiPriority="72"/>
+    <w:lsdException w:name="Colorful Grid Accent 5" w:uiPriority="73"/>
+    <w:lsdException w:name="Light Shading Accent 6" w:uiPriority="60"/>
+    <w:lsdException w:name="Light List Accent 6" w:uiPriority="61"/>
+    <w:lsdException w:name="Light Grid Accent 6" w:uiPriority="62"/>
+    <w:lsdException w:name="Medium Shading 1 Accent 6" w:uiPriority="63"/>
+    <w:lsdException w:name="Medium Shading 2 Accent 6" w:uiPriority="64"/>
+    <w:lsdException w:name="Medium List 1 Accent 6" w:uiPriority="65"/>
+    <w:lsdException w:name="Medium List 2 Accent 6" w:uiPriority="66"/>
+    <w:lsdException w:name="Medium Grid 1 Accent 6" w:uiPriority="67"/>
+    <w:lsdException w:name="Medium Grid 2 Accent 6" w:uiPriority="68"/>
+    <w:lsdException w:name="Medium Grid 3 Accent 6" w:uiPriority="69"/>
+    <w:lsdException w:name="Dark List Accent 6" w:uiPriority="70"/>
+    <w:lsdException w:name="Colorful Shading Accent 6" w:uiPriority="71"/>
+    <w:lsdException w:name="Colorful List Accent 6" w:uiPriority="72"/>
+    <w:lsdException w:name="Colorful Grid Accent 6" w:uiPriority="73"/>
+    <w:lsdException w:name="Subtle Emphasis" w:uiPriority="19" w:qFormat="1"/>
+    <w:lsdException w:name="Intense Emphasis" w:uiPriority="21" w:qFormat="1"/>
+    <w:lsdException w:name="Subtle Reference" w:uiPriority="31" w:qFormat="1"/>
+    <w:lsdException w:name="Intense Reference" w:uiPriority="32" w:qFormat="1"/>
+    <w:lsdException w:name="Book Title" w:uiPriority="33" w:qFormat="1"/>
+    <w:lsdException w:name="Bibliography" w:semiHidden="1" w:uiPriority="37" w:unhideWhenUsed="1"/>
+    <w:lsdException w:name="TOC Heading" w:semiHidden="1" w:uiPriority="39" w:unhideWhenUsed="1" w:qFormat="1"/>
+    <w:lsdException w:name="Plain Table 1" w:uiPriority="41"/>
+    <w:lsdException w:name="Plain Table 2" w:uiPriority="42"/>
+    <w:lsdException w:name="Plain Table 3" w:uiPriority="43"/>
+    <w:lsdException w:name="Plain Table 4" w:uiPriority="44"/>
+    <w:lsdException w:name="Plain Table 5" w:uiPriority="45"/>
+    <w:lsdException w:name="Grid Table Light" w:uiPriority="40"/>
+    <w:lsdException w:name="Grid Table 1 Light" w:uiPriority="46"/>
+    <w:lsdException w:name="Grid Table 2" w:uiPriority="47"/>
+    <w:lsdException w:name="Grid Table 3" w:uiPriority="48"/>
+    <w:lsdException w:name="Grid Table 4" w:uiPriority="49"/>
+    <w:lsdException w:name="Grid Table 5 Dark" w:uiPriority="50"/>
+    <w:lsdException w:name="Grid Table 6 Colorful" w:uiPriority="51"/>
+    <w:lsdException w:name="Grid Table 7 Colorful" w:uiPriority="52"/>
+    <w:lsdException w:name="Grid Table 1 Light Accent 1" w:uiPriority="46"/>
+    <w:lsdException w:name="Grid Table 2 Accent 1" w:uiPriority="47"/>
+    <w:lsdException w:name="Grid Table 3 Accent 1" w:uiPriority="48"/>
+    <w:lsdException w:name="Grid Table 4 Accent 1" w:uiPriority="49"/>
+    <w:lsdException w:name="Grid Table 5 Dark Accent 1" w:uiPriority="50"/>
+    <w:lsdException w:name="Grid Table 6 Colorful Accent 1" w:uiPriority="51"/>
+    <w:lsdException w:name="Grid Table 7 Colorful Accent 1" w:uiPriority="52"/>
+    <w:lsdException w:name="Grid Table 1 Light Accent 2" w:uiPriority="46"/>
+    <w:lsdException w:name="Grid Table 2 Accent 2" w:uiPriority="47"/>
+    <w:lsdException w:name="Grid Table 3 Accent 2" w:uiPriority="48"/>
+    <w:lsdException w:name="Grid Table 4 Accent 2" w:uiPriority="49"/>
+    <w:lsdException w:name="Grid Table 5 Dark Accent 2" w:uiPriority="50"/>
+    <w:lsdException w:name="Grid Table 6 Colorful Accent 2" w:uiPriority="51"/>
+    <w:lsdException w:name="Grid Table 7 Colorful Accent 2" w:uiPriority="52"/>
+    <w:lsdException w:name="Grid Table 1 Light Accent 3" w:uiPriority="46"/>
+    <w:lsdException w:name="Grid Table 2 Accent 3" w:uiPriority="47"/>
+    <w:lsdException w:name="Grid Table 3 Accent 3" w:uiPriority="48"/>
+    <w:lsdException w:name="Grid Table 4 Accent 3" w:uiPriority="49"/>
+    <w:lsdException w:name="Grid Table 5 Dark Accent 3" w:uiPriority="50"/>
+    <w:lsdException w:name="Grid Table 6 Colorful Accent 3" w:uiPriority="51"/>
+    <w:lsdException w:name="Grid Table 7 Colorful Accent 3" w:uiPriority="52"/>
+    <w:lsdException w:name="Grid Table 1 Light Accent 4" w:uiPriority="46"/>
+    <w:lsdException w:name="Grid Table 2 Accent 4" w:uiPriority="47"/>
+    <w:lsdException w:name="Grid Table 3 Accent 4" w:uiPriority="48"/>
+    <w:lsdException w:name="Grid Table 4 Accent 4" w:uiPriority="49"/>
+    <w:lsdException w:name="Grid Table 5 Dark Accent 4" w:uiPriority="50"/>
+    <w:lsdException w:name="Grid Table 6 Colorful Accent 4" w:uiPriority="51"/>
+    <w:lsdException w:name="Grid Table 7 Colorful Accent 4" w:uiPriority="52"/>
+    <w:lsdException w:name="Grid Table 1 Light Accent 5" w:uiPriority="46"/>
+    <w:lsdException w:name="Grid Table 2 Accent 5" w:uiPriority="47"/>
+    <w:lsdException w:name="Grid Table 3 Accent 5" w:uiPriority="48"/>
+    <w:lsdException w:name="Grid Table 4 Accent 5" w:uiPriority="49"/>
+    <w:lsdException w:name="Grid Table 5 Dark Accent 5" w:uiPriority="50"/>
+    <w:lsdException w:name="Grid Table 6 Colorful Accent 5" w:uiPriority="51"/>
+    <w:lsdException w:name="Grid Table 7 Colorful Accent 5" w:uiPriority="52"/>
+    <w:lsdException w:name="Grid Table 1 Light Accent 6" w:uiPriority="46"/>
+    <w:lsdException w:name="Grid Table 2 Accent 6" w:uiPriority="47"/>
+    <w:lsdException w:name="Grid Table 3 Accent 6" w:uiPriority="48"/>
+    <w:lsdException w:name="Grid Table 4 Accent 6" w:uiPriority="49"/>
+    <w:lsdException w:name="Grid Table 5 Dark Accent 6" w:uiPriority="50"/>
+    <w:lsdException w:name="Grid Table 6 Colorful Accent 6" w:uiPriority="51"/>
+    <w:lsdException w:name="Grid Table 7 Colorful Accent 6" w:uiPriority="52"/>
+    <w:lsdException w:name="List Table 1 Light" w:uiPriority="46"/>
+    <w:lsdException w:name="List Table 2" w:uiPriority="47"/>
+    <w:lsdException w:name="List Table 3" w:uiPriority="48"/>
+    <w:lsdException w:name="List Table 4" w:uiPriority="49"/>
+    <w:lsdException w:name="List Table 5 Dark" w:uiPriority="50"/>
+    <w:lsdException w:name="List Table 6 Colorful" w:uiPriority="51"/>
+    <w:lsdException w:name="List Table 7 Colorful" w:uiPriority="52"/>
+    <w:lsdException w:name="List Table 1 Light Accent 1" w:uiPriority="46"/>
+    <w:lsdException w:name="List Table 2 Accent 1" w:uiPriority="47"/>
+    <w:lsdException w:name="List Table 3 Accent 1" w:uiPriority="48"/>
+    <w:lsdException w:name="List Table 4 Accent 1" w:uiPriority="49"/>
+    <w:lsdException w:name="List Table 5 Dark Accent 1" w:uiPriority="50"/>
+    <w:lsdException w:name="List Table 6 Colorful Accent 1" w:uiPriority="51"/>
+    <w:lsdException w:name="List Table 7 Colorful Accent 1" w:uiPriority="52"/>
+    <w:lsdException w:name="List Table 1 Light Accent 2" w:uiPriority="46"/>
+    <w:lsdException w:name="List Table 2 Accent 2" w:uiPriority="47"/>
+    <w:lsdException w:name="List Table 3 Accent 2" w:uiPriority="48"/>
+    <w:lsdException w:name="List Table 4 Accent 2" w:uiPriority="49"/>
+    <w:lsdException w:name="List Table 5 Dark Accent 2" w:uiPriority="50"/>
+    <w:lsdException w:name="List Table 6 Colorful Accent 2" w:uiPriority="51"/>
+    <w:lsdException w:name="List Table 7 Colorful Accent 2" w:uiPriority="52"/>
+    <w:lsdException w:name="List Table 1 Light Accent 3" w:uiPriority="46"/>
+    <w:lsdException w:name="List Table 2 Accent 3" w:uiPriority="47"/>
+    <w:lsdException w:name="List Table 3 Accent 3" w:uiPriority="48"/>
+    <w:lsdException w:name="List Table 4 Accent 3" w:uiPriority="49"/>
+    <w:lsdException w:name="List Table 5 Dark Accent 3" w:uiPriority="50"/>
+    <w:lsdException w:name="List Table 6 Colorful Accent 3" w:uiPriority="51"/>
+    <w:lsdException w:name="List Table 7 Colorful Accent 3" w:uiPriority="52"/>
+    <w:lsdException w:name="List Table 1 Light Accent 4" w:uiPriority="46"/>
+    <w:lsdException w:name="List Table 2 Accent 4" w:uiPriority="47"/>
+    <w:lsdException w:name="List Table 3 Accent 4" w:uiPriority="48"/>
+    <w:lsdException w:name="List Table 4 Accent 4" w:uiPriority="49"/>
+    <w:lsdException w:name="List Table 5 Dark Accent 4" w:uiPriority="50"/>
+    <w:lsdException w:name="List Table 6 Colorful Accent 4" w:uiPriority="51"/>
+    <w:lsdException w:name="List Table 7 Colorful Accent 4" w:uiPriority="52"/>
+    <w:lsdException w:name="List Table 1 Light Accent 5" w:uiPriority="46"/>
+    <w:lsdException w:name="List Table 2 Accent 5" w:uiPriority="47"/>
+    <w:lsdException w:name="List Table 3 Accent 5" w:uiPriority="48"/>
+    <w:lsdException w:name="List Table 4 Accent 5" w:uiPriority="49"/>
+    <w:lsdException w:name="List Table 5 Dark Accent 5" w:uiPriority="50"/>
+    <w:lsdException w:name="List Table 6 Colorful Accent 5" w:uiPriority="51"/>
+    <w:lsdException w:name="List Table 7 Colorful Accent 5" w:uiPriority="52"/>
+    <w:lsdException w:name="List Table 1 Light Accent 6" w:uiPriority="46"/>
+    <w:lsdException w:name="List Table 2 Accent 6" w:uiPriority="47"/>
+    <w:lsdException w:name="List Table 3 Accent 6" w:uiPriority="48"/>
+    <w:lsdException w:name="List Table 4 Accent 6" w:uiPriority="49"/>
+    <w:lsdException w:name="List Table 5 Dark Accent 6" w:uiPriority="50"/>
+    <w:lsdException w:name="List Table 6 Colorful Accent 6" w:uiPriority="51"/>
+    <w:lsdException w:name="List Table 7 Colorful Accent 6" w:uiPriority="52"/>
+    <w:lsdException w:name="Mention" w:semiHidden="1" w:unhideWhenUsed="1"/>
+    <w:lsdException w:name="Smart Hyperlink" w:semiHidden="1" w:unhideWhenUsed="1"/>
+    <w:lsdException w:name="Hashtag" w:semiHidden="1" w:unhideWhenUsed="1"/>
+    <w:lsdException w:name="Unresolved Mention" w:semiHidden="1" w:unhideWhenUsed="1"/>
   </w:latentStyles>
   <w:style w:type="paragraph" w:default="1" w:styleId="a">
     <w:name w:val="Normal"/>

--- a/Document/fuClaw AIoT Agent Implementation and Expansion Guide.docx
+++ b/Document/fuClaw AIoT Agent Implementation and Expansion Guide.docx
@@ -794,7 +794,7 @@
         </w:tabs>
         <w:spacing w:line="240" w:lineRule="auto"/>
         <w:rPr>
-          <w:rFonts w:ascii="細明體" w:eastAsia="細明體" w:hAnsi="細明體" w:cs="細明體" w:hint="eastAsia"/>
+          <w:rFonts w:ascii="細明體" w:eastAsia="細明體" w:hAnsi="細明體" w:cs="細明體"/>
           <w:color w:val="FF0000"/>
           <w:kern w:val="0"/>
         </w:rPr>
@@ -1100,7 +1100,7 @@
         </w:tabs>
         <w:spacing w:line="240" w:lineRule="auto"/>
         <w:rPr>
-          <w:rFonts w:ascii="細明體" w:eastAsia="細明體" w:hAnsi="細明體" w:cs="細明體" w:hint="eastAsia"/>
+          <w:rFonts w:ascii="細明體" w:eastAsia="細明體" w:hAnsi="細明體" w:cs="細明體"/>
           <w:color w:val="FF0000"/>
           <w:kern w:val="0"/>
         </w:rPr>
@@ -1797,7 +1797,7 @@
         </w:tabs>
         <w:spacing w:line="240" w:lineRule="auto"/>
         <w:rPr>
-          <w:rFonts w:ascii="細明體" w:eastAsia="細明體" w:hAnsi="細明體" w:cs="細明體" w:hint="eastAsia"/>
+          <w:rFonts w:ascii="細明體" w:eastAsia="細明體" w:hAnsi="細明體" w:cs="細明體"/>
           <w:kern w:val="0"/>
         </w:rPr>
       </w:pPr>
@@ -2113,7 +2113,6 @@
         <w:shd w:val="clear" w:color="auto" w:fill="FFFFFF"/>
         <w:rPr>
           <w:rStyle w:val="HTML1"/>
-          <w:rFonts w:hint="eastAsia"/>
           <w:color w:val="FF0000"/>
         </w:rPr>
       </w:pPr>
@@ -2159,7 +2158,6 @@
         <w:shd w:val="clear" w:color="auto" w:fill="FFFFFF"/>
         <w:rPr>
           <w:rStyle w:val="HTML1"/>
-          <w:rFonts w:hint="eastAsia"/>
           <w:color w:val="FF0000"/>
         </w:rPr>
       </w:pPr>
@@ -2286,7 +2284,6 @@
         <w:shd w:val="clear" w:color="auto" w:fill="FFFFFF"/>
         <w:rPr>
           <w:rStyle w:val="HTML1"/>
-          <w:rFonts w:hint="eastAsia"/>
           <w:color w:val="FF0000"/>
         </w:rPr>
       </w:pPr>
@@ -2330,14 +2327,7 @@
           <w:rStyle w:val="HTML1"/>
           <w:color w:val="FF0000"/>
         </w:rPr>
-        <w:t>servo</w:t>
-      </w:r>
-      <w:r>
-        <w:rPr>
-          <w:rStyle w:val="HTML1"/>
-          <w:color w:val="FF0000"/>
-        </w:rPr>
-        <w:t xml:space="preserve"> </w:t>
+        <w:t xml:space="preserve">servo </w:t>
       </w:r>
       <w:r>
         <w:rPr>
@@ -2696,46 +2686,45 @@
         </w:rPr>
         <w:t>Re</w:t>
       </w:r>
+      <w:r>
+        <w:rPr>
+          <w:rStyle w:val="HTML1"/>
+          <w:color w:val="FF0000"/>
+        </w:rPr>
+        <w:t xml:space="preserve">spond only with a natural language description of the device's current operating state in the user's language. Never output </w:t>
+      </w:r>
+      <w:proofErr w:type="spellStart"/>
+      <w:r>
+        <w:rPr>
+          <w:rStyle w:val="HTML1"/>
+          <w:color w:val="FF0000"/>
+        </w:rPr>
+        <w:t>tool_call</w:t>
+      </w:r>
+      <w:proofErr w:type="spellEnd"/>
+      <w:r>
+        <w:rPr>
+          <w:rStyle w:val="HTML1"/>
+          <w:color w:val="FF0000"/>
+        </w:rPr>
+        <w:t>, JSON, or any structured format. If there are any unfinished or pending tasks, clearly inform the user and ask whether to continue processing them.</w:t>
+      </w:r>
+      <w:r>
+        <w:rPr>
+          <w:rStyle w:val="HTML1"/>
+          <w:color w:val="FF0000"/>
+        </w:rPr>
+        <w:t xml:space="preserve">", </w:t>
+      </w:r>
+      <w:r>
+        <w:rPr>
+          <w:rStyle w:val="HTML1"/>
+          <w:color w:val="FF0000"/>
+        </w:rPr>
+        <w:t>0</w:t>
+      </w:r>
       <w:bookmarkStart w:id="0" w:name="_GoBack"/>
       <w:bookmarkEnd w:id="0"/>
-      <w:r>
-        <w:rPr>
-          <w:rStyle w:val="HTML1"/>
-          <w:color w:val="FF0000"/>
-        </w:rPr>
-        <w:t xml:space="preserve">spond only with a natural language description of the device's current operating state in the user's language. Never output </w:t>
-      </w:r>
-      <w:proofErr w:type="spellStart"/>
-      <w:r>
-        <w:rPr>
-          <w:rStyle w:val="HTML1"/>
-          <w:color w:val="FF0000"/>
-        </w:rPr>
-        <w:t>tool_call</w:t>
-      </w:r>
-      <w:proofErr w:type="spellEnd"/>
-      <w:r>
-        <w:rPr>
-          <w:rStyle w:val="HTML1"/>
-          <w:color w:val="FF0000"/>
-        </w:rPr>
-        <w:t>, JSON, or any structured format. If there are any unfinished or pending tasks, clearly inform the user and ask whether to continue processing them.</w:t>
-      </w:r>
-      <w:r>
-        <w:rPr>
-          <w:rStyle w:val="HTML1"/>
-          <w:color w:val="FF0000"/>
-        </w:rPr>
-        <w:t xml:space="preserve">", </w:t>
-      </w:r>
-      <w:r>
-        <w:rPr>
-          <w:rStyle w:val="HTML1"/>
-          <w:rFonts w:hint="eastAsia"/>
-          <w:color w:val="FF0000"/>
-        </w:rPr>
-        <w:t>1</w:t>
-      </w:r>
       <w:r>
         <w:rPr>
           <w:rStyle w:val="HTML1"/>
@@ -3415,7 +3404,7 @@
     <w:lsdException w:name="Table Web 2" w:semiHidden="1" w:unhideWhenUsed="1"/>
     <w:lsdException w:name="Table Web 3" w:semiHidden="1" w:unhideWhenUsed="1"/>
     <w:lsdException w:name="Balloon Text" w:semiHidden="1" w:unhideWhenUsed="1"/>
-    <w:lsdException w:name="Table Grid" w:semiHidden="1" w:uiPriority="59" w:unhideWhenUsed="1"/>
+    <w:lsdException w:name="Table Grid" w:uiPriority="59"/>
     <w:lsdException w:name="Table Theme" w:semiHidden="1" w:unhideWhenUsed="1"/>
     <w:lsdException w:name="Placeholder Text" w:semiHidden="1"/>
     <w:lsdException w:name="No Spacing" w:uiPriority="1" w:qFormat="1"/>

--- a/Document/fuClaw AIoT Agent Implementation and Expansion Guide.docx
+++ b/Document/fuClaw AIoT Agent Implementation and Expansion Guide.docx
@@ -2660,8 +2660,144 @@
           <w:rStyle w:val="HTML1"/>
           <w:color w:val="FF0000"/>
         </w:rPr>
+        <w:t xml:space="preserve">      </w:t>
+      </w:r>
+      <w:r>
+        <w:rPr>
+          <w:rStyle w:val="HTML1"/>
+          <w:rFonts w:hint="eastAsia"/>
+          <w:color w:val="FF0000"/>
+        </w:rPr>
+        <w:t xml:space="preserve">  </w:t>
+      </w:r>
+      <w:r>
+        <w:rPr>
+          <w:rStyle w:val="HTML1"/>
+          <w:color w:val="FF0000"/>
+        </w:rPr>
+        <w:t xml:space="preserve">Response = </w:t>
+      </w:r>
+      <w:proofErr w:type="spellStart"/>
+      <w:r>
+        <w:rPr>
+          <w:rStyle w:val="HTML1"/>
+          <w:color w:val="FF0000"/>
+        </w:rPr>
+        <w:t>Gemini_chat_</w:t>
+      </w:r>
+      <w:proofErr w:type="gramStart"/>
+      <w:r>
+        <w:rPr>
+          <w:rStyle w:val="HTML1"/>
+          <w:color w:val="FF0000"/>
+        </w:rPr>
+        <w:t>request</w:t>
+      </w:r>
+      <w:proofErr w:type="spellEnd"/>
+      <w:r>
+        <w:rPr>
+          <w:rStyle w:val="HTML1"/>
+          <w:color w:val="FF0000"/>
+        </w:rPr>
+        <w:t>(</w:t>
+      </w:r>
+      <w:proofErr w:type="gramEnd"/>
+    </w:p>
+    <w:p>
+      <w:pPr>
+        <w:pStyle w:val="HTML"/>
+        <w:shd w:val="clear" w:color="auto" w:fill="FFFFFF"/>
+        <w:rPr>
+          <w:rStyle w:val="HTML1"/>
+          <w:color w:val="FF0000"/>
+        </w:rPr>
+      </w:pPr>
+      <w:r>
+        <w:rPr>
+          <w:rStyle w:val="HTML1"/>
+          <w:color w:val="FF0000"/>
+        </w:rPr>
+        <w:tab/>
+      </w:r>
+      <w:r>
+        <w:rPr>
+          <w:rStyle w:val="HTML1"/>
+          <w:color w:val="FF0000"/>
+        </w:rPr>
+        <w:tab/>
+      </w:r>
+      <w:r>
+        <w:rPr>
+          <w:rStyle w:val="HTML1"/>
+          <w:color w:val="FF0000"/>
+        </w:rPr>
+        <w:tab/>
+        <w:t>"Analyze the execution result and determine whether the workflow is complete. "</w:t>
+      </w:r>
+    </w:p>
+    <w:p>
+      <w:pPr>
+        <w:pStyle w:val="HTML"/>
+        <w:shd w:val="clear" w:color="auto" w:fill="FFFFFF"/>
+        <w:rPr>
+          <w:rStyle w:val="HTML1"/>
+          <w:color w:val="FF0000"/>
+        </w:rPr>
+      </w:pPr>
+      <w:r>
+        <w:rPr>
+          <w:rStyle w:val="HTML1"/>
+          <w:color w:val="FF0000"/>
+        </w:rPr>
         <w:lastRenderedPageBreak/>
-        <w:t xml:space="preserve">        response = </w:t>
+        <w:tab/>
+      </w:r>
+      <w:r>
+        <w:rPr>
+          <w:rStyle w:val="HTML1"/>
+          <w:color w:val="FF0000"/>
+        </w:rPr>
+        <w:tab/>
+      </w:r>
+      <w:r>
+        <w:rPr>
+          <w:rStyle w:val="HTML1"/>
+          <w:color w:val="FF0000"/>
+        </w:rPr>
+        <w:tab/>
+        <w:t>"If additional hardware action is strictly required to complete the user's request, "</w:t>
+      </w:r>
+    </w:p>
+    <w:p>
+      <w:pPr>
+        <w:pStyle w:val="HTML"/>
+        <w:shd w:val="clear" w:color="auto" w:fill="FFFFFF"/>
+        <w:rPr>
+          <w:rStyle w:val="HTML1"/>
+          <w:color w:val="FF0000"/>
+        </w:rPr>
+      </w:pPr>
+      <w:r>
+        <w:rPr>
+          <w:rStyle w:val="HTML1"/>
+          <w:color w:val="FF0000"/>
+        </w:rPr>
+        <w:tab/>
+      </w:r>
+      <w:r>
+        <w:rPr>
+          <w:rStyle w:val="HTML1"/>
+          <w:color w:val="FF0000"/>
+        </w:rPr>
+        <w:tab/>
+      </w:r>
+      <w:r>
+        <w:rPr>
+          <w:rStyle w:val="HTML1"/>
+          <w:color w:val="FF0000"/>
+        </w:rPr>
+        <w:tab/>
+        <w:t xml:space="preserve">"return only valid </w:t>
       </w:r>
       <w:proofErr w:type="spellStart"/>
       <w:r>
@@ -2669,7 +2805,7 @@
           <w:rStyle w:val="HTML1"/>
           <w:color w:val="FF0000"/>
         </w:rPr>
-        <w:t>Gemini_chat_request</w:t>
+        <w:t>tool_call</w:t>
       </w:r>
       <w:proofErr w:type="spellEnd"/>
       <w:r>
@@ -2677,51 +2813,128 @@
           <w:rStyle w:val="HTML1"/>
           <w:color w:val="FF0000"/>
         </w:rPr>
-        <w:t>("</w:t>
-      </w:r>
-      <w:r>
-        <w:rPr>
-          <w:rStyle w:val="HTML1"/>
-          <w:color w:val="FF0000"/>
-        </w:rPr>
-        <w:t>Re</w:t>
-      </w:r>
-      <w:r>
-        <w:rPr>
-          <w:rStyle w:val="HTML1"/>
-          <w:color w:val="FF0000"/>
-        </w:rPr>
-        <w:t xml:space="preserve">spond only with a natural language description of the device's current operating state in the user's language. Never output </w:t>
-      </w:r>
-      <w:proofErr w:type="spellStart"/>
-      <w:r>
-        <w:rPr>
-          <w:rStyle w:val="HTML1"/>
-          <w:color w:val="FF0000"/>
-        </w:rPr>
-        <w:t>tool_call</w:t>
-      </w:r>
-      <w:proofErr w:type="spellEnd"/>
-      <w:r>
-        <w:rPr>
-          <w:rStyle w:val="HTML1"/>
-          <w:color w:val="FF0000"/>
-        </w:rPr>
-        <w:t>, JSON, or any structured format. If there are any unfinished or pending tasks, clearly inform the user and ask whether to continue processing them.</w:t>
-      </w:r>
-      <w:r>
-        <w:rPr>
-          <w:rStyle w:val="HTML1"/>
-          <w:color w:val="FF0000"/>
-        </w:rPr>
-        <w:t xml:space="preserve">", </w:t>
-      </w:r>
-      <w:r>
-        <w:rPr>
-          <w:rStyle w:val="HTML1"/>
-          <w:color w:val="FF0000"/>
-        </w:rPr>
-        <w:t>0</w:t>
+        <w:t xml:space="preserve"> JSON. "</w:t>
+      </w:r>
+    </w:p>
+    <w:p>
+      <w:pPr>
+        <w:pStyle w:val="HTML"/>
+        <w:shd w:val="clear" w:color="auto" w:fill="FFFFFF"/>
+        <w:rPr>
+          <w:rStyle w:val="HTML1"/>
+          <w:color w:val="FF0000"/>
+        </w:rPr>
+      </w:pPr>
+      <w:r>
+        <w:rPr>
+          <w:rStyle w:val="HTML1"/>
+          <w:color w:val="FF0000"/>
+        </w:rPr>
+        <w:tab/>
+      </w:r>
+      <w:r>
+        <w:rPr>
+          <w:rStyle w:val="HTML1"/>
+          <w:color w:val="FF0000"/>
+        </w:rPr>
+        <w:tab/>
+      </w:r>
+      <w:r>
+        <w:rPr>
+          <w:rStyle w:val="HTML1"/>
+          <w:color w:val="FF0000"/>
+        </w:rPr>
+        <w:tab/>
+        <w:t>"Otherwise, reply naturally in the user's language.",</w:t>
+      </w:r>
+    </w:p>
+    <w:p>
+      <w:pPr>
+        <w:pStyle w:val="HTML"/>
+        <w:shd w:val="clear" w:color="auto" w:fill="FFFFFF"/>
+        <w:rPr>
+          <w:rStyle w:val="HTML1"/>
+          <w:color w:val="FF0000"/>
+        </w:rPr>
+      </w:pPr>
+      <w:r>
+        <w:rPr>
+          <w:rStyle w:val="HTML1"/>
+          <w:color w:val="FF0000"/>
+        </w:rPr>
+        <w:tab/>
+      </w:r>
+      <w:r>
+        <w:rPr>
+          <w:rStyle w:val="HTML1"/>
+          <w:color w:val="FF0000"/>
+        </w:rPr>
+        <w:tab/>
+      </w:r>
+      <w:r>
+        <w:rPr>
+          <w:rStyle w:val="HTML1"/>
+          <w:color w:val="FF0000"/>
+        </w:rPr>
+        <w:tab/>
+        <w:t>1</w:t>
+      </w:r>
+    </w:p>
+    <w:p>
+      <w:pPr>
+        <w:pStyle w:val="HTML"/>
+        <w:shd w:val="clear" w:color="auto" w:fill="FFFFFF"/>
+        <w:rPr>
+          <w:rStyle w:val="HTML1"/>
+          <w:color w:val="FF0000"/>
+        </w:rPr>
+      </w:pPr>
+      <w:r>
+        <w:rPr>
+          <w:rStyle w:val="HTML1"/>
+          <w:color w:val="FF0000"/>
+        </w:rPr>
+        <w:tab/>
+      </w:r>
+      <w:r>
+        <w:rPr>
+          <w:rStyle w:val="HTML1"/>
+          <w:color w:val="FF0000"/>
+        </w:rPr>
+        <w:tab/>
+      </w:r>
+      <w:r>
+        <w:rPr>
+          <w:rStyle w:val="HTML1"/>
+          <w:color w:val="FF0000"/>
+        </w:rPr>
+        <w:tab/>
+        <w:t>);</w:t>
+      </w:r>
+    </w:p>
+    <w:p>
+      <w:pPr>
+        <w:pStyle w:val="HTML"/>
+        <w:shd w:val="clear" w:color="auto" w:fill="FFFFFF"/>
+        <w:rPr>
+          <w:rStyle w:val="HTML1"/>
+          <w:color w:val="FF0000"/>
+        </w:rPr>
+      </w:pPr>
+      <w:r>
+        <w:rPr>
+          <w:rStyle w:val="HTML1"/>
+          <w:color w:val="FF0000"/>
+        </w:rPr>
+        <w:t xml:space="preserve">      </w:t>
+      </w:r>
+      <w:r>
+        <w:rPr>
+          <w:rStyle w:val="HTML1"/>
+          <w:rFonts w:hint="eastAsia"/>
+          <w:color w:val="FF0000"/>
+        </w:rPr>
+        <w:t xml:space="preserve">  </w:t>
       </w:r>
       <w:bookmarkStart w:id="0" w:name="_GoBack"/>
       <w:bookmarkEnd w:id="0"/>
@@ -2730,7 +2943,37 @@
           <w:rStyle w:val="HTML1"/>
           <w:color w:val="FF0000"/>
         </w:rPr>
-        <w:t>);</w:t>
+        <w:t>if (</w:t>
+      </w:r>
+      <w:proofErr w:type="gramStart"/>
+      <w:r>
+        <w:rPr>
+          <w:rStyle w:val="HTML1"/>
+          <w:color w:val="FF0000"/>
+        </w:rPr>
+        <w:t>response !</w:t>
+      </w:r>
+      <w:proofErr w:type="gramEnd"/>
+      <w:r>
+        <w:rPr>
+          <w:rStyle w:val="HTML1"/>
+          <w:color w:val="FF0000"/>
+        </w:rPr>
+        <w:t>= "NONE")</w:t>
+      </w:r>
+      <w:r>
+        <w:rPr>
+          <w:rStyle w:val="HTML1"/>
+          <w:color w:val="FF0000"/>
+        </w:rPr>
+        <w:tab/>
+      </w:r>
+      <w:r>
+        <w:rPr>
+          <w:rStyle w:val="HTML1"/>
+          <w:color w:val="FF0000"/>
+        </w:rPr>
+        <w:tab/>
       </w:r>
     </w:p>
     <w:p>
@@ -2747,7 +2990,14 @@
           <w:rStyle w:val="HTML1"/>
           <w:color w:val="FF0000"/>
         </w:rPr>
-        <w:t xml:space="preserve">        </w:t>
+        <w:tab/>
+      </w:r>
+      <w:r>
+        <w:rPr>
+          <w:rStyle w:val="HTML1"/>
+          <w:color w:val="FF0000"/>
+        </w:rPr>
+        <w:tab/>
       </w:r>
       <w:proofErr w:type="spellStart"/>
       <w:proofErr w:type="gramStart"/>
@@ -2797,18 +3047,8 @@
           <w:rStyle w:val="HTML1"/>
           <w:color w:val="FF0000"/>
         </w:rPr>
-        <w:t>, response, "");</w:t>
-      </w:r>
-    </w:p>
-    <w:p>
-      <w:pPr>
-        <w:pStyle w:val="HTML"/>
-        <w:shd w:val="clear" w:color="auto" w:fill="FFFFFF"/>
-        <w:rPr>
-          <w:rStyle w:val="HTML1"/>
-          <w:color w:val="FF0000"/>
-        </w:rPr>
-      </w:pPr>
+        <w:t xml:space="preserve">, response,""); </w:t>
+      </w:r>
       <w:r>
         <w:rPr>
           <w:rStyle w:val="HTML1"/>

--- a/Document/fuClaw AIoT Agent Implementation and Expansion Guide.docx
+++ b/Document/fuClaw AIoT Agent Implementation and Expansion Guide.docx
@@ -2643,102 +2643,57 @@
           <w:rStyle w:val="HTML1"/>
           <w:color w:val="FF0000"/>
         </w:rPr>
-        <w:t xml:space="preserve">        // Generate natural language response for the user</w:t>
+        <w:t xml:space="preserve">        </w:t>
+      </w:r>
+      <w:r>
+        <w:rPr>
+          <w:rStyle w:val="HTML1"/>
+          <w:color w:val="FF0000"/>
+        </w:rPr>
+        <w:t>// Send a follow-up request to Gemini after completing a tool execution step.</w:t>
       </w:r>
     </w:p>
     <w:p>
       <w:pPr>
         <w:pStyle w:val="HTML"/>
         <w:shd w:val="clear" w:color="auto" w:fill="FFFFFF"/>
-        <w:rPr>
-          <w:rStyle w:val="HTML1"/>
-          <w:color w:val="FF0000"/>
-        </w:rPr>
-      </w:pPr>
-      <w:r>
-        <w:rPr>
-          <w:rStyle w:val="HTML1"/>
-          <w:color w:val="FF0000"/>
-        </w:rPr>
-        <w:t xml:space="preserve">      </w:t>
-      </w:r>
-      <w:r>
-        <w:rPr>
-          <w:rStyle w:val="HTML1"/>
-          <w:rFonts w:hint="eastAsia"/>
-          <w:color w:val="FF0000"/>
-        </w:rPr>
-        <w:t xml:space="preserve">  </w:t>
-      </w:r>
-      <w:r>
-        <w:rPr>
-          <w:rStyle w:val="HTML1"/>
-          <w:color w:val="FF0000"/>
-        </w:rPr>
-        <w:t xml:space="preserve">Response = </w:t>
-      </w:r>
-      <w:proofErr w:type="spellStart"/>
-      <w:r>
-        <w:rPr>
-          <w:rStyle w:val="HTML1"/>
-          <w:color w:val="FF0000"/>
-        </w:rPr>
-        <w:t>Gemini_chat_</w:t>
-      </w:r>
-      <w:proofErr w:type="gramStart"/>
-      <w:r>
-        <w:rPr>
-          <w:rStyle w:val="HTML1"/>
-          <w:color w:val="FF0000"/>
-        </w:rPr>
-        <w:t>request</w:t>
-      </w:r>
-      <w:proofErr w:type="spellEnd"/>
-      <w:r>
-        <w:rPr>
-          <w:rStyle w:val="HTML1"/>
-          <w:color w:val="FF0000"/>
-        </w:rPr>
-        <w:t>(</w:t>
-      </w:r>
-      <w:proofErr w:type="gramEnd"/>
+        <w:ind w:leftChars="400" w:left="960"/>
+        <w:rPr>
+          <w:rStyle w:val="HTML1"/>
+          <w:color w:val="FF0000"/>
+        </w:rPr>
+      </w:pPr>
+      <w:r>
+        <w:rPr>
+          <w:rStyle w:val="HTML1"/>
+          <w:color w:val="FF0000"/>
+        </w:rPr>
+        <w:t>// The purpose is to let the model evaluate the current system state,</w:t>
+      </w:r>
     </w:p>
     <w:p>
       <w:pPr>
         <w:pStyle w:val="HTML"/>
         <w:shd w:val="clear" w:color="auto" w:fill="FFFFFF"/>
-        <w:rPr>
-          <w:rStyle w:val="HTML1"/>
-          <w:color w:val="FF0000"/>
-        </w:rPr>
-      </w:pPr>
-      <w:r>
-        <w:rPr>
-          <w:rStyle w:val="HTML1"/>
-          <w:color w:val="FF0000"/>
-        </w:rPr>
-        <w:tab/>
-      </w:r>
-      <w:r>
-        <w:rPr>
-          <w:rStyle w:val="HTML1"/>
-          <w:color w:val="FF0000"/>
-        </w:rPr>
-        <w:tab/>
-      </w:r>
-      <w:r>
-        <w:rPr>
-          <w:rStyle w:val="HTML1"/>
-          <w:color w:val="FF0000"/>
-        </w:rPr>
-        <w:tab/>
-        <w:t>"Analyze the execution result and determine whether the workflow is complete. "</w:t>
+        <w:ind w:leftChars="400" w:left="960"/>
+        <w:rPr>
+          <w:rStyle w:val="HTML1"/>
+          <w:color w:val="FF0000"/>
+        </w:rPr>
+      </w:pPr>
+      <w:r>
+        <w:rPr>
+          <w:rStyle w:val="HTML1"/>
+          <w:color w:val="FF0000"/>
+        </w:rPr>
+        <w:t>// decide whether the task is finished, or whether another tool action is still required.</w:t>
       </w:r>
     </w:p>
     <w:p>
       <w:pPr>
         <w:pStyle w:val="HTML"/>
         <w:shd w:val="clear" w:color="auto" w:fill="FFFFFF"/>
+        <w:ind w:leftChars="400" w:left="960"/>
         <w:rPr>
           <w:rStyle w:val="HTML1"/>
           <w:color w:val="FF0000"/>
@@ -2750,108 +2705,145 @@
           <w:color w:val="FF0000"/>
         </w:rPr>
         <w:lastRenderedPageBreak/>
-        <w:tab/>
-      </w:r>
-      <w:r>
-        <w:rPr>
-          <w:rStyle w:val="HTML1"/>
-          <w:color w:val="FF0000"/>
-        </w:rPr>
-        <w:tab/>
-      </w:r>
-      <w:r>
-        <w:rPr>
-          <w:rStyle w:val="HTML1"/>
-          <w:color w:val="FF0000"/>
-        </w:rPr>
-        <w:tab/>
-        <w:t>"If additional hardware action is strictly required to complete the user's request, "</w:t>
+        <w:t>//</w:t>
       </w:r>
     </w:p>
     <w:p>
       <w:pPr>
         <w:pStyle w:val="HTML"/>
         <w:shd w:val="clear" w:color="auto" w:fill="FFFFFF"/>
-        <w:rPr>
-          <w:rStyle w:val="HTML1"/>
-          <w:color w:val="FF0000"/>
-        </w:rPr>
-      </w:pPr>
-      <w:r>
-        <w:rPr>
-          <w:rStyle w:val="HTML1"/>
-          <w:color w:val="FF0000"/>
-        </w:rPr>
-        <w:tab/>
-      </w:r>
-      <w:r>
-        <w:rPr>
-          <w:rStyle w:val="HTML1"/>
-          <w:color w:val="FF0000"/>
-        </w:rPr>
-        <w:tab/>
-      </w:r>
-      <w:r>
-        <w:rPr>
-          <w:rStyle w:val="HTML1"/>
-          <w:color w:val="FF0000"/>
-        </w:rPr>
-        <w:tab/>
-        <w:t xml:space="preserve">"return only valid </w:t>
-      </w:r>
-      <w:proofErr w:type="spellStart"/>
-      <w:r>
-        <w:rPr>
-          <w:rStyle w:val="HTML1"/>
-          <w:color w:val="FF0000"/>
-        </w:rPr>
-        <w:t>tool_call</w:t>
-      </w:r>
-      <w:proofErr w:type="spellEnd"/>
-      <w:r>
-        <w:rPr>
-          <w:rStyle w:val="HTML1"/>
-          <w:color w:val="FF0000"/>
-        </w:rPr>
-        <w:t xml:space="preserve"> JSON. "</w:t>
+        <w:ind w:leftChars="400" w:left="960"/>
+        <w:rPr>
+          <w:rStyle w:val="HTML1"/>
+          <w:color w:val="FF0000"/>
+        </w:rPr>
+      </w:pPr>
+      <w:r>
+        <w:rPr>
+          <w:rStyle w:val="HTML1"/>
+          <w:color w:val="FF0000"/>
+        </w:rPr>
+        <w:t>// This acts as a "decision checkpoint" in the tool-calling pipeline:</w:t>
       </w:r>
     </w:p>
     <w:p>
       <w:pPr>
         <w:pStyle w:val="HTML"/>
         <w:shd w:val="clear" w:color="auto" w:fill="FFFFFF"/>
-        <w:rPr>
-          <w:rStyle w:val="HTML1"/>
-          <w:color w:val="FF0000"/>
-        </w:rPr>
-      </w:pPr>
-      <w:r>
-        <w:rPr>
-          <w:rStyle w:val="HTML1"/>
-          <w:color w:val="FF0000"/>
-        </w:rPr>
-        <w:tab/>
-      </w:r>
-      <w:r>
-        <w:rPr>
-          <w:rStyle w:val="HTML1"/>
-          <w:color w:val="FF0000"/>
-        </w:rPr>
-        <w:tab/>
-      </w:r>
-      <w:r>
-        <w:rPr>
-          <w:rStyle w:val="HTML1"/>
-          <w:color w:val="FF0000"/>
-        </w:rPr>
-        <w:tab/>
-        <w:t>"Otherwise, reply naturally in the user's language.",</w:t>
+        <w:ind w:leftChars="400" w:left="960"/>
+        <w:rPr>
+          <w:rStyle w:val="HTML1"/>
+          <w:rFonts w:hint="eastAsia"/>
+          <w:color w:val="FF0000"/>
+        </w:rPr>
+      </w:pPr>
+      <w:r>
+        <w:rPr>
+          <w:rStyle w:val="HTML1"/>
+          <w:rFonts w:hint="eastAsia"/>
+          <w:color w:val="FF0000"/>
+        </w:rPr>
+        <w:t xml:space="preserve">// - If workflow is incomplete → Gemini should return a </w:t>
+      </w:r>
+      <w:proofErr w:type="spellStart"/>
+      <w:r>
+        <w:rPr>
+          <w:rStyle w:val="HTML1"/>
+          <w:rFonts w:hint="eastAsia"/>
+          <w:color w:val="FF0000"/>
+        </w:rPr>
+        <w:t>tool_call</w:t>
+      </w:r>
+      <w:proofErr w:type="spellEnd"/>
+      <w:r>
+        <w:rPr>
+          <w:rStyle w:val="HTML1"/>
+          <w:rFonts w:hint="eastAsia"/>
+          <w:color w:val="FF0000"/>
+        </w:rPr>
+        <w:t xml:space="preserve"> JSON for next action</w:t>
       </w:r>
     </w:p>
     <w:p>
       <w:pPr>
         <w:pStyle w:val="HTML"/>
         <w:shd w:val="clear" w:color="auto" w:fill="FFFFFF"/>
+        <w:ind w:leftChars="400" w:left="960"/>
+        <w:rPr>
+          <w:rStyle w:val="HTML1"/>
+          <w:color w:val="FF0000"/>
+        </w:rPr>
+      </w:pPr>
+      <w:r>
+        <w:rPr>
+          <w:rStyle w:val="HTML1"/>
+          <w:rFonts w:hint="eastAsia"/>
+          <w:color w:val="FF0000"/>
+        </w:rPr>
+        <w:t>// - If workflow is complete → Gemini should respond in natural language</w:t>
+      </w:r>
+    </w:p>
+    <w:p>
+      <w:pPr>
+        <w:pStyle w:val="HTML"/>
+        <w:shd w:val="clear" w:color="auto" w:fill="FFFFFF"/>
+        <w:rPr>
+          <w:rStyle w:val="HTML1"/>
+          <w:color w:val="FF0000"/>
+        </w:rPr>
+      </w:pPr>
+      <w:r>
+        <w:rPr>
+          <w:rStyle w:val="HTML1"/>
+          <w:color w:val="FF0000"/>
+        </w:rPr>
+        <w:t xml:space="preserve">      </w:t>
+      </w:r>
+      <w:r>
+        <w:rPr>
+          <w:rStyle w:val="HTML1"/>
+          <w:rFonts w:hint="eastAsia"/>
+          <w:color w:val="FF0000"/>
+        </w:rPr>
+        <w:t xml:space="preserve">  </w:t>
+      </w:r>
+      <w:r>
+        <w:rPr>
+          <w:rStyle w:val="HTML1"/>
+          <w:color w:val="FF0000"/>
+        </w:rPr>
+        <w:t xml:space="preserve">response = </w:t>
+      </w:r>
+      <w:proofErr w:type="spellStart"/>
+      <w:r>
+        <w:rPr>
+          <w:rStyle w:val="HTML1"/>
+          <w:color w:val="FF0000"/>
+        </w:rPr>
+        <w:t>Gemini_chat_</w:t>
+      </w:r>
+      <w:proofErr w:type="gramStart"/>
+      <w:r>
+        <w:rPr>
+          <w:rStyle w:val="HTML1"/>
+          <w:color w:val="FF0000"/>
+        </w:rPr>
+        <w:t>request</w:t>
+      </w:r>
+      <w:proofErr w:type="spellEnd"/>
+      <w:r>
+        <w:rPr>
+          <w:rStyle w:val="HTML1"/>
+          <w:color w:val="FF0000"/>
+        </w:rPr>
+        <w:t>(</w:t>
+      </w:r>
+      <w:proofErr w:type="gramEnd"/>
+    </w:p>
+    <w:p>
+      <w:pPr>
+        <w:pStyle w:val="HTML"/>
+        <w:shd w:val="clear" w:color="auto" w:fill="FFFFFF"/>
         <w:rPr>
           <w:rStyle w:val="HTML1"/>
           <w:color w:val="FF0000"/>
@@ -2864,6 +2856,131 @@
         </w:rPr>
         <w:tab/>
       </w:r>
+      <w:r>
+        <w:rPr>
+          <w:rStyle w:val="HTML1"/>
+          <w:color w:val="FF0000"/>
+        </w:rPr>
+        <w:tab/>
+        <w:t xml:space="preserve">"Analyze the execution result and determine whether the workflow is </w:t>
+      </w:r>
+      <w:proofErr w:type="gramStart"/>
+      <w:r>
+        <w:rPr>
+          <w:rStyle w:val="HTML1"/>
+          <w:color w:val="FF0000"/>
+        </w:rPr>
+        <w:t>complete.\n\n</w:t>
+      </w:r>
+      <w:proofErr w:type="gramEnd"/>
+      <w:r>
+        <w:rPr>
+          <w:rStyle w:val="HTML1"/>
+          <w:color w:val="FF0000"/>
+        </w:rPr>
+        <w:t>"</w:t>
+      </w:r>
+    </w:p>
+    <w:p>
+      <w:pPr>
+        <w:pStyle w:val="HTML"/>
+        <w:shd w:val="clear" w:color="auto" w:fill="FFFFFF"/>
+        <w:rPr>
+          <w:rStyle w:val="HTML1"/>
+          <w:color w:val="FF0000"/>
+        </w:rPr>
+      </w:pPr>
+      <w:r>
+        <w:rPr>
+          <w:rStyle w:val="HTML1"/>
+          <w:color w:val="FF0000"/>
+        </w:rPr>
+        <w:tab/>
+      </w:r>
+      <w:r>
+        <w:rPr>
+          <w:rStyle w:val="HTML1"/>
+          <w:color w:val="FF0000"/>
+        </w:rPr>
+        <w:tab/>
+        <w:t>"If additional hardware actions are strictly required to complete the request, "</w:t>
+      </w:r>
+    </w:p>
+    <w:p>
+      <w:pPr>
+        <w:pStyle w:val="HTML"/>
+        <w:shd w:val="clear" w:color="auto" w:fill="FFFFFF"/>
+        <w:rPr>
+          <w:rStyle w:val="HTML1"/>
+          <w:color w:val="FF0000"/>
+        </w:rPr>
+      </w:pPr>
+      <w:r>
+        <w:rPr>
+          <w:rStyle w:val="HTML1"/>
+          <w:color w:val="FF0000"/>
+        </w:rPr>
+        <w:tab/>
+      </w:r>
+      <w:r>
+        <w:rPr>
+          <w:rStyle w:val="HTML1"/>
+          <w:color w:val="FF0000"/>
+        </w:rPr>
+        <w:tab/>
+        <w:t xml:space="preserve">"return ONLY a valid </w:t>
+      </w:r>
+      <w:proofErr w:type="spellStart"/>
+      <w:r>
+        <w:rPr>
+          <w:rStyle w:val="HTML1"/>
+          <w:color w:val="FF0000"/>
+        </w:rPr>
+        <w:t>tool_call</w:t>
+      </w:r>
+      <w:proofErr w:type="spellEnd"/>
+      <w:r>
+        <w:rPr>
+          <w:rStyle w:val="HTML1"/>
+          <w:color w:val="FF0000"/>
+        </w:rPr>
+        <w:t xml:space="preserve"> JSON.\n"</w:t>
+      </w:r>
+    </w:p>
+    <w:p>
+      <w:pPr>
+        <w:pStyle w:val="HTML"/>
+        <w:shd w:val="clear" w:color="auto" w:fill="FFFFFF"/>
+        <w:rPr>
+          <w:rStyle w:val="HTML1"/>
+          <w:color w:val="FF0000"/>
+        </w:rPr>
+      </w:pPr>
+      <w:r>
+        <w:rPr>
+          <w:rStyle w:val="HTML1"/>
+          <w:color w:val="FF0000"/>
+        </w:rPr>
+        <w:tab/>
+      </w:r>
+      <w:r>
+        <w:rPr>
+          <w:rStyle w:val="HTML1"/>
+          <w:color w:val="FF0000"/>
+        </w:rPr>
+        <w:tab/>
+        <w:t>"Otherwise, respond naturally in the user's language.",</w:t>
+      </w:r>
+    </w:p>
+    <w:p>
+      <w:pPr>
+        <w:pStyle w:val="HTML"/>
+        <w:shd w:val="clear" w:color="auto" w:fill="FFFFFF"/>
+        <w:rPr>
+          <w:rStyle w:val="HTML1"/>
+          <w:color w:val="FF0000"/>
+        </w:rPr>
+      </w:pPr>
       <w:r>
         <w:rPr>
           <w:rStyle w:val="HTML1"/>
@@ -2894,21 +3011,21 @@
           <w:rStyle w:val="HTML1"/>
           <w:color w:val="FF0000"/>
         </w:rPr>
-        <w:tab/>
-      </w:r>
-      <w:r>
-        <w:rPr>
-          <w:rStyle w:val="HTML1"/>
-          <w:color w:val="FF0000"/>
-        </w:rPr>
-        <w:tab/>
-      </w:r>
-      <w:r>
-        <w:rPr>
-          <w:rStyle w:val="HTML1"/>
-          <w:color w:val="FF0000"/>
-        </w:rPr>
-        <w:tab/>
+        <w:t xml:space="preserve">      </w:t>
+      </w:r>
+      <w:r>
+        <w:rPr>
+          <w:rStyle w:val="HTML1"/>
+          <w:rFonts w:hint="eastAsia"/>
+          <w:color w:val="FF0000"/>
+        </w:rPr>
+        <w:t xml:space="preserve">  </w:t>
+      </w:r>
+      <w:r>
+        <w:rPr>
+          <w:rStyle w:val="HTML1"/>
+          <w:color w:val="FF0000"/>
+        </w:rPr>
         <w:t>);</w:t>
       </w:r>
     </w:p>
@@ -2921,59 +3038,130 @@
           <w:color w:val="FF0000"/>
         </w:rPr>
       </w:pPr>
-      <w:r>
-        <w:rPr>
-          <w:rStyle w:val="HTML1"/>
-          <w:color w:val="FF0000"/>
-        </w:rPr>
-        <w:t xml:space="preserve">      </w:t>
-      </w:r>
-      <w:r>
+    </w:p>
+    <w:p>
+      <w:pPr>
+        <w:pStyle w:val="HTML"/>
+        <w:shd w:val="clear" w:color="auto" w:fill="FFFFFF"/>
+        <w:ind w:left="916"/>
         <w:rPr>
           <w:rStyle w:val="HTML1"/>
           <w:rFonts w:hint="eastAsia"/>
           <w:color w:val="FF0000"/>
         </w:rPr>
-        <w:t xml:space="preserve">  </w:t>
+      </w:pPr>
+      <w:r>
+        <w:rPr>
+          <w:rStyle w:val="e"/>
+          <w:color w:val="FF0000"/>
+        </w:rPr>
+        <w:t>// Parse and route Gemini response to the tool execution layer.</w:t>
+      </w:r>
+      <w:r>
+        <w:rPr>
+          <w:color w:val="FF0000"/>
+        </w:rPr>
+        <w:br/>
+      </w:r>
+      <w:r>
+        <w:rPr>
+          <w:rStyle w:val="e"/>
+          <w:color w:val="FF0000"/>
+        </w:rPr>
+        <w:t>// This function is responsible for:</w:t>
+      </w:r>
+      <w:r>
+        <w:rPr>
+          <w:color w:val="FF0000"/>
+        </w:rPr>
+        <w:br/>
+      </w:r>
+      <w:r>
+        <w:rPr>
+          <w:rStyle w:val="e"/>
+          <w:color w:val="FF0000"/>
+        </w:rPr>
+        <w:t xml:space="preserve">// 1. Detecting whether the response contains a valid </w:t>
+      </w:r>
+      <w:proofErr w:type="spellStart"/>
+      <w:r>
+        <w:rPr>
+          <w:rStyle w:val="e"/>
+          <w:color w:val="FF0000"/>
+        </w:rPr>
+        <w:t>tool_call</w:t>
+      </w:r>
+      <w:proofErr w:type="spellEnd"/>
+      <w:r>
+        <w:rPr>
+          <w:rStyle w:val="e"/>
+          <w:color w:val="FF0000"/>
+        </w:rPr>
+        <w:t xml:space="preserve"> JSON</w:t>
+      </w:r>
+      <w:r>
+        <w:rPr>
+          <w:color w:val="FF0000"/>
+        </w:rPr>
+        <w:br/>
+      </w:r>
+      <w:r>
+        <w:rPr>
+          <w:rStyle w:val="e"/>
+          <w:color w:val="FF0000"/>
+        </w:rPr>
+        <w:t>// 2. Extracting method and pa</w:t>
       </w:r>
       <w:bookmarkStart w:id="0" w:name="_GoBack"/>
       <w:bookmarkEnd w:id="0"/>
       <w:r>
         <w:rPr>
-          <w:rStyle w:val="HTML1"/>
-          <w:color w:val="FF0000"/>
-        </w:rPr>
-        <w:t>if (</w:t>
-      </w:r>
-      <w:proofErr w:type="gramStart"/>
-      <w:r>
-        <w:rPr>
-          <w:rStyle w:val="HTML1"/>
-          <w:color w:val="FF0000"/>
-        </w:rPr>
-        <w:t>response !</w:t>
-      </w:r>
-      <w:proofErr w:type="gramEnd"/>
-      <w:r>
-        <w:rPr>
-          <w:rStyle w:val="HTML1"/>
-          <w:color w:val="FF0000"/>
-        </w:rPr>
-        <w:t>= "NONE")</w:t>
-      </w:r>
-      <w:r>
-        <w:rPr>
-          <w:rStyle w:val="HTML1"/>
-          <w:color w:val="FF0000"/>
-        </w:rPr>
-        <w:tab/>
-      </w:r>
-      <w:r>
-        <w:rPr>
-          <w:rStyle w:val="HTML1"/>
-          <w:color w:val="FF0000"/>
-        </w:rPr>
-        <w:tab/>
+          <w:rStyle w:val="e"/>
+          <w:color w:val="FF0000"/>
+        </w:rPr>
+        <w:t>rameters if tool execution is required</w:t>
+      </w:r>
+      <w:r>
+        <w:rPr>
+          <w:color w:val="FF0000"/>
+        </w:rPr>
+        <w:br/>
+      </w:r>
+      <w:r>
+        <w:rPr>
+          <w:rStyle w:val="e"/>
+          <w:color w:val="FF0000"/>
+        </w:rPr>
+        <w:t>// 3. Dispatching the command to the corresponding hardware / system handler (</w:t>
+      </w:r>
+      <w:proofErr w:type="spellStart"/>
+      <w:r>
+        <w:rPr>
+          <w:rStyle w:val="e"/>
+          <w:color w:val="FF0000"/>
+        </w:rPr>
+        <w:t>useTools</w:t>
+      </w:r>
+      <w:proofErr w:type="spellEnd"/>
+      <w:r>
+        <w:rPr>
+          <w:rStyle w:val="e"/>
+          <w:color w:val="FF0000"/>
+        </w:rPr>
+        <w:t>)</w:t>
+      </w:r>
+      <w:r>
+        <w:rPr>
+          <w:color w:val="FF0000"/>
+        </w:rPr>
+        <w:br/>
+      </w:r>
+      <w:r>
+        <w:rPr>
+          <w:rStyle w:val="e"/>
+          <w:color w:val="FF0000"/>
+        </w:rPr>
+        <w:t>// 4. Otherwise, treating it as a normal chat message and sending it to Telegram or user output</w:t>
       </w:r>
     </w:p>
     <w:p>
@@ -2990,23 +3178,23 @@
           <w:rStyle w:val="HTML1"/>
           <w:color w:val="FF0000"/>
         </w:rPr>
-        <w:tab/>
-      </w:r>
-      <w:r>
-        <w:rPr>
-          <w:rStyle w:val="HTML1"/>
-          <w:color w:val="FF0000"/>
-        </w:rPr>
-        <w:tab/>
+        <w:t xml:space="preserve">      </w:t>
+      </w:r>
+      <w:r>
+        <w:rPr>
+          <w:rStyle w:val="HTML1"/>
+          <w:rFonts w:hint="eastAsia"/>
+          <w:color w:val="FF0000"/>
+        </w:rPr>
+        <w:t xml:space="preserve">  </w:t>
       </w:r>
       <w:proofErr w:type="spellStart"/>
-      <w:proofErr w:type="gramStart"/>
-      <w:r>
-        <w:rPr>
-          <w:rStyle w:val="HTML1"/>
-          <w:color w:val="FF0000"/>
-        </w:rPr>
-        <w:t>sendMessageToTelegram</w:t>
+      <w:r>
+        <w:rPr>
+          <w:rStyle w:val="HTML1"/>
+          <w:color w:val="FF0000"/>
+        </w:rPr>
+        <w:t>gemini_router</w:t>
       </w:r>
       <w:proofErr w:type="spellEnd"/>
       <w:r>
@@ -3014,47 +3202,7 @@
           <w:rStyle w:val="HTML1"/>
           <w:color w:val="FF0000"/>
         </w:rPr>
-        <w:t>(</w:t>
-      </w:r>
-      <w:proofErr w:type="spellStart"/>
-      <w:proofErr w:type="gramEnd"/>
-      <w:r>
-        <w:rPr>
-          <w:rStyle w:val="HTML1"/>
-          <w:color w:val="FF0000"/>
-        </w:rPr>
-        <w:t>telegramBot_token</w:t>
-      </w:r>
-      <w:proofErr w:type="spellEnd"/>
-      <w:r>
-        <w:rPr>
-          <w:rStyle w:val="HTML1"/>
-          <w:color w:val="FF0000"/>
-        </w:rPr>
-        <w:t xml:space="preserve">, </w:t>
-      </w:r>
-      <w:proofErr w:type="spellStart"/>
-      <w:r>
-        <w:rPr>
-          <w:rStyle w:val="HTML1"/>
-          <w:color w:val="FF0000"/>
-        </w:rPr>
-        <w:t>telegramBot_chatID</w:t>
-      </w:r>
-      <w:proofErr w:type="spellEnd"/>
-      <w:r>
-        <w:rPr>
-          <w:rStyle w:val="HTML1"/>
-          <w:color w:val="FF0000"/>
-        </w:rPr>
-        <w:t xml:space="preserve">, response,""); </w:t>
-      </w:r>
-      <w:r>
-        <w:rPr>
-          <w:rStyle w:val="HTML1"/>
-          <w:color w:val="FF0000"/>
-        </w:rPr>
-        <w:t xml:space="preserve">    }</w:t>
+        <w:t>(response);</w:t>
       </w:r>
     </w:p>
     <w:p>
@@ -4132,6 +4280,11 @@
       <w:ind w:leftChars="200" w:left="480"/>
     </w:pPr>
   </w:style>
+  <w:style w:type="character" w:customStyle="1" w:styleId="e">
+    <w:name w:val="ͼe"/>
+    <w:basedOn w:val="a0"/>
+    <w:rsid w:val="00DE66E2"/>
+  </w:style>
 </w:styles>
 </file>
 

--- a/Document/fuClaw AIoT Agent Implementation and Expansion Guide.docx
+++ b/Document/fuClaw AIoT Agent Implementation and Expansion Guide.docx
@@ -1,6 +1,6 @@
 
 <file path=word/document.xml><?xml version="1.0" encoding="utf-8"?>
-<w:document xmlns:wpc="http://schemas.microsoft.com/office/word/2010/wordprocessingCanvas" xmlns:cx="http://schemas.microsoft.com/office/drawing/2014/chartex" xmlns:cx1="http://schemas.microsoft.com/office/drawing/2015/9/8/chartex" xmlns:cx2="http://schemas.microsoft.com/office/drawing/2015/10/21/chartex" xmlns:cx3="http://schemas.microsoft.com/office/drawing/2016/5/9/chartex" xmlns:cx4="http://schemas.microsoft.com/office/drawing/2016/5/10/chartex" xmlns:cx5="http://schemas.microsoft.com/office/drawing/2016/5/11/chartex" xmlns:cx6="http://schemas.microsoft.com/office/drawing/2016/5/12/chartex" xmlns:cx7="http://schemas.microsoft.com/office/drawing/2016/5/13/chartex" xmlns:cx8="http://schemas.microsoft.com/office/drawing/2016/5/14/chartex" xmlns:mc="http://schemas.openxmlformats.org/markup-compatibility/2006" xmlns:aink="http://schemas.microsoft.com/office/drawing/2016/ink" xmlns:am3d="http://schemas.microsoft.com/office/drawing/2017/model3d" xmlns:o="urn:schemas-microsoft-com:office:office" xmlns:r="http://schemas.openxmlformats.org/officeDocument/2006/relationships" xmlns:m="http://schemas.openxmlformats.org/officeDocument/2006/math" xmlns:v="urn:schemas-microsoft-com:vml" xmlns:wp14="http://schemas.microsoft.com/office/word/2010/wordprocessingDrawing" xmlns:wp="http://schemas.openxmlformats.org/drawingml/2006/wordprocessingDrawing" xmlns:w10="urn:schemas-microsoft-com:office:word" xmlns:w="http://schemas.openxmlformats.org/wordprocessingml/2006/main" xmlns:w14="http://schemas.microsoft.com/office/word/2010/wordml" xmlns:w15="http://schemas.microsoft.com/office/word/2012/wordml" xmlns:w16cid="http://schemas.microsoft.com/office/word/2016/wordml/cid" xmlns:w16se="http://schemas.microsoft.com/office/word/2015/wordml/symex" xmlns:wpg="http://schemas.microsoft.com/office/word/2010/wordprocessingGroup" xmlns:wpi="http://schemas.microsoft.com/office/word/2010/wordprocessingInk" xmlns:wne="http://schemas.microsoft.com/office/word/2006/wordml" xmlns:wps="http://schemas.microsoft.com/office/word/2010/wordprocessingShape" mc:Ignorable="w14 w15 w16se w16cid wp14">
+<w:document xmlns:wpc="http://schemas.microsoft.com/office/word/2010/wordprocessingCanvas" xmlns:mc="http://schemas.openxmlformats.org/markup-compatibility/2006" xmlns:o="urn:schemas-microsoft-com:office:office" xmlns:r="http://schemas.openxmlformats.org/officeDocument/2006/relationships" xmlns:m="http://schemas.openxmlformats.org/officeDocument/2006/math" xmlns:v="urn:schemas-microsoft-com:vml" xmlns:wp14="http://schemas.microsoft.com/office/word/2010/wordprocessingDrawing" xmlns:wp="http://schemas.openxmlformats.org/drawingml/2006/wordprocessingDrawing" xmlns:w10="urn:schemas-microsoft-com:office:word" xmlns:w="http://schemas.openxmlformats.org/wordprocessingml/2006/main" xmlns:w14="http://schemas.microsoft.com/office/word/2010/wordml" xmlns:wpg="http://schemas.microsoft.com/office/word/2010/wordprocessingGroup" xmlns:wpi="http://schemas.microsoft.com/office/word/2010/wordprocessingInk" xmlns:wne="http://schemas.microsoft.com/office/word/2006/wordml" xmlns:wps="http://schemas.microsoft.com/office/word/2010/wordprocessingShape" mc:Ignorable="w14 wp14">
   <w:body>
     <w:p>
       <w:pPr>
@@ -989,13 +989,23 @@
         </w:rPr>
         <w:t xml:space="preserve">, </w:t>
       </w:r>
-      <w:r>
-        <w:rPr>
-          <w:rFonts w:ascii="細明體" w:eastAsia="細明體" w:hAnsi="細明體" w:cs="細明體"/>
-          <w:color w:val="FF0000"/>
-          <w:kern w:val="0"/>
-        </w:rPr>
-        <w:t>int pin, int angle) {</w:t>
+      <w:proofErr w:type="spellStart"/>
+      <w:r>
+        <w:rPr>
+          <w:rFonts w:ascii="細明體" w:eastAsia="細明體" w:hAnsi="細明體" w:cs="細明體"/>
+          <w:color w:val="FF0000"/>
+          <w:kern w:val="0"/>
+        </w:rPr>
+        <w:t>int</w:t>
+      </w:r>
+      <w:proofErr w:type="spellEnd"/>
+      <w:r>
+        <w:rPr>
+          <w:rFonts w:ascii="細明體" w:eastAsia="細明體" w:hAnsi="細明體" w:cs="細明體"/>
+          <w:color w:val="FF0000"/>
+          <w:kern w:val="0"/>
+        </w:rPr>
+        <w:t xml:space="preserve"> pin, int angle) {</w:t>
       </w:r>
     </w:p>
     <w:p>
@@ -1033,14 +1043,6 @@
         </w:rPr>
         <w:tab/>
       </w:r>
-      <w:r>
-        <w:rPr>
-          <w:rFonts w:ascii="細明體" w:eastAsia="細明體" w:hAnsi="細明體" w:cs="細明體"/>
-          <w:color w:val="FF0000"/>
-          <w:kern w:val="0"/>
-        </w:rPr>
-        <w:t xml:space="preserve">if </w:t>
-      </w:r>
       <w:proofErr w:type="gramStart"/>
       <w:r>
         <w:rPr>
@@ -1048,7 +1050,16 @@
           <w:color w:val="FF0000"/>
           <w:kern w:val="0"/>
         </w:rPr>
-        <w:t>(!</w:t>
+        <w:t>if</w:t>
+      </w:r>
+      <w:proofErr w:type="gramEnd"/>
+      <w:r>
+        <w:rPr>
+          <w:rFonts w:ascii="細明體" w:eastAsia="細明體" w:hAnsi="細明體" w:cs="細明體"/>
+          <w:color w:val="FF0000"/>
+          <w:kern w:val="0"/>
+        </w:rPr>
+        <w:t xml:space="preserve"> (!</w:t>
       </w:r>
       <w:proofErr w:type="spellStart"/>
       <w:r>
@@ -1057,16 +1068,7 @@
           <w:color w:val="FF0000"/>
           <w:kern w:val="0"/>
         </w:rPr>
-        <w:t>servo</w:t>
-      </w:r>
-      <w:proofErr w:type="gramEnd"/>
-      <w:r>
-        <w:rPr>
-          <w:rFonts w:ascii="細明體" w:eastAsia="細明體" w:hAnsi="細明體" w:cs="細明體"/>
-          <w:color w:val="FF0000"/>
-          <w:kern w:val="0"/>
-        </w:rPr>
-        <w:t>.attached</w:t>
+        <w:t>servo.attached</w:t>
       </w:r>
       <w:proofErr w:type="spellEnd"/>
       <w:r>
@@ -1132,6 +1134,14 @@
         <w:t>servo.attach</w:t>
       </w:r>
       <w:proofErr w:type="spellEnd"/>
+      <w:r>
+        <w:rPr>
+          <w:rFonts w:ascii="細明體" w:eastAsia="細明體" w:hAnsi="細明體" w:cs="細明體"/>
+          <w:color w:val="FF0000"/>
+          <w:kern w:val="0"/>
+        </w:rPr>
+        <w:t>(</w:t>
+      </w:r>
       <w:proofErr w:type="gramEnd"/>
       <w:r>
         <w:rPr>
@@ -1139,7 +1149,7 @@
           <w:color w:val="FF0000"/>
           <w:kern w:val="0"/>
         </w:rPr>
-        <w:t>(pin);</w:t>
+        <w:t>pin);</w:t>
       </w:r>
     </w:p>
     <w:p>
@@ -1175,7 +1185,7 @@
           <w:color w:val="FF0000"/>
           <w:kern w:val="0"/>
         </w:rPr>
-        <w:t xml:space="preserve">    angle = </w:t>
+        <w:t xml:space="preserve">    </w:t>
       </w:r>
       <w:proofErr w:type="gramStart"/>
       <w:r>
@@ -1184,7 +1194,7 @@
           <w:color w:val="FF0000"/>
           <w:kern w:val="0"/>
         </w:rPr>
-        <w:t>constrain(</w:t>
+        <w:t>angle</w:t>
       </w:r>
       <w:proofErr w:type="gramEnd"/>
       <w:r>
@@ -1193,7 +1203,7 @@
           <w:color w:val="FF0000"/>
           <w:kern w:val="0"/>
         </w:rPr>
-        <w:t>angle, 0, 180);</w:t>
+        <w:t xml:space="preserve"> = constrain(angle, 0, 180);</w:t>
       </w:r>
     </w:p>
     <w:p>
@@ -1258,6 +1268,14 @@
         <w:t>.write</w:t>
       </w:r>
       <w:proofErr w:type="spellEnd"/>
+      <w:r>
+        <w:rPr>
+          <w:rFonts w:ascii="細明體" w:eastAsia="細明體" w:hAnsi="細明體" w:cs="細明體"/>
+          <w:color w:val="FF0000"/>
+          <w:kern w:val="0"/>
+        </w:rPr>
+        <w:t>(</w:t>
+      </w:r>
       <w:proofErr w:type="gramEnd"/>
       <w:r>
         <w:rPr>
@@ -1265,7 +1283,7 @@
           <w:color w:val="FF0000"/>
           <w:kern w:val="0"/>
         </w:rPr>
-        <w:t xml:space="preserve">(angle); </w:t>
+        <w:t xml:space="preserve">angle); </w:t>
       </w:r>
     </w:p>
     <w:p>
@@ -1423,6 +1441,7 @@
           <w:kern w:val="0"/>
         </w:rPr>
       </w:pPr>
+      <w:proofErr w:type="gramStart"/>
       <w:r>
         <w:rPr>
           <w:rFonts w:ascii="細明體" w:eastAsia="細明體" w:hAnsi="細明體" w:cs="細明體"/>
@@ -1431,6 +1450,7 @@
         </w:rPr>
         <w:t>void</w:t>
       </w:r>
+      <w:proofErr w:type="gramEnd"/>
       <w:r>
         <w:rPr>
           <w:rFonts w:ascii="細明體" w:eastAsia="細明體" w:hAnsi="細明體" w:cs="細明體"/>
@@ -1439,7 +1459,6 @@
         </w:rPr>
         <w:t xml:space="preserve"> </w:t>
       </w:r>
-      <w:proofErr w:type="gramStart"/>
       <w:r>
         <w:rPr>
           <w:rFonts w:ascii="細明體" w:eastAsia="細明體" w:hAnsi="細明體" w:cs="細明體"/>
@@ -1454,16 +1473,7 @@
           <w:color w:val="FF0000"/>
           <w:kern w:val="0"/>
         </w:rPr>
-        <w:t>(</w:t>
-      </w:r>
-      <w:proofErr w:type="gramEnd"/>
-      <w:r>
-        <w:rPr>
-          <w:rFonts w:ascii="細明體" w:eastAsia="細明體" w:hAnsi="細明體" w:cs="細明體"/>
-          <w:color w:val="FF0000"/>
-          <w:kern w:val="0"/>
-        </w:rPr>
-        <w:t>) {</w:t>
+        <w:t>() {</w:t>
       </w:r>
     </w:p>
     <w:p>
@@ -1891,24 +1901,602 @@
           <w:rStyle w:val="HTML1"/>
         </w:rPr>
       </w:pPr>
-      <w:r>
-        <w:rPr>
-          <w:rStyle w:val="HTML1"/>
-        </w:rPr>
-        <w:t xml:space="preserve">void </w:t>
+      <w:proofErr w:type="gramStart"/>
+      <w:r>
+        <w:rPr>
+          <w:rStyle w:val="HTML1"/>
+        </w:rPr>
+        <w:t>void</w:t>
+      </w:r>
+      <w:proofErr w:type="gramEnd"/>
+      <w:r>
+        <w:rPr>
+          <w:rStyle w:val="HTML1"/>
+        </w:rPr>
+        <w:t xml:space="preserve"> </w:t>
+      </w:r>
+      <w:proofErr w:type="spellStart"/>
+      <w:r>
+        <w:rPr>
+          <w:rStyle w:val="HTML1"/>
+        </w:rPr>
+        <w:t>useTools</w:t>
+      </w:r>
+      <w:proofErr w:type="spellEnd"/>
+      <w:r>
+        <w:rPr>
+          <w:rStyle w:val="HTML1"/>
+        </w:rPr>
+        <w:t xml:space="preserve">(String command, </w:t>
+      </w:r>
+      <w:proofErr w:type="spellStart"/>
+      <w:r>
+        <w:rPr>
+          <w:rStyle w:val="HTML1"/>
+        </w:rPr>
+        <w:t>JsonObject</w:t>
+      </w:r>
+      <w:proofErr w:type="spellEnd"/>
+      <w:r>
+        <w:rPr>
+          <w:rStyle w:val="HTML1"/>
+        </w:rPr>
+        <w:t xml:space="preserve"> </w:t>
+      </w:r>
+      <w:proofErr w:type="spellStart"/>
+      <w:r>
+        <w:rPr>
+          <w:rStyle w:val="HTML1"/>
+        </w:rPr>
+        <w:t>params</w:t>
+      </w:r>
+      <w:proofErr w:type="spellEnd"/>
+      <w:r>
+        <w:rPr>
+          <w:rStyle w:val="HTML1"/>
+        </w:rPr>
+        <w:t>) {</w:t>
+      </w:r>
+    </w:p>
+    <w:p>
+      <w:pPr>
+        <w:pStyle w:val="HTML"/>
+        <w:shd w:val="clear" w:color="auto" w:fill="FFFFFF"/>
+        <w:rPr>
+          <w:rStyle w:val="HTML1"/>
+        </w:rPr>
+      </w:pPr>
+      <w:r>
+        <w:rPr>
+          <w:rStyle w:val="HTML1"/>
+        </w:rPr>
+        <w:t xml:space="preserve">    if (command == "</w:t>
+      </w:r>
+      <w:r>
+        <w:rPr>
+          <w:rStyle w:val="HTML1"/>
+        </w:rPr>
+        <w:t xml:space="preserve"> ...</w:t>
+      </w:r>
+      <w:r>
+        <w:rPr>
+          <w:rStyle w:val="HTML1"/>
+        </w:rPr>
+        <w:t xml:space="preserve"> </w:t>
+      </w:r>
+      <w:r>
+        <w:rPr>
+          <w:rStyle w:val="HTML1"/>
+        </w:rPr>
+        <w:t>") {</w:t>
+      </w:r>
+    </w:p>
+    <w:p>
+      <w:pPr>
+        <w:pStyle w:val="HTML"/>
+        <w:shd w:val="clear" w:color="auto" w:fill="FFFFFF"/>
+        <w:rPr>
+          <w:rStyle w:val="HTML1"/>
+        </w:rPr>
+      </w:pPr>
+      <w:r>
+        <w:rPr>
+          <w:rStyle w:val="HTML1"/>
+        </w:rPr>
+        <w:t xml:space="preserve">        // ... </w:t>
+      </w:r>
+    </w:p>
+    <w:p>
+      <w:pPr>
+        <w:pStyle w:val="HTML"/>
+        <w:shd w:val="clear" w:color="auto" w:fill="FFFFFF"/>
+        <w:rPr>
+          <w:rStyle w:val="HTML1"/>
+        </w:rPr>
+      </w:pPr>
+      <w:r>
+        <w:rPr>
+          <w:rStyle w:val="HTML1"/>
+        </w:rPr>
+        <w:t xml:space="preserve">    } </w:t>
+      </w:r>
+    </w:p>
+    <w:p>
+      <w:pPr>
+        <w:pStyle w:val="HTML"/>
+        <w:shd w:val="clear" w:color="auto" w:fill="FFFFFF"/>
+        <w:rPr>
+          <w:rStyle w:val="HTML1"/>
+          <w:color w:val="FF0000"/>
+        </w:rPr>
+      </w:pPr>
+      <w:r>
+        <w:rPr>
+          <w:rStyle w:val="HTML1"/>
+          <w:color w:val="FF0000"/>
+        </w:rPr>
+        <w:t xml:space="preserve">    else if (command == "/servo") {</w:t>
+      </w:r>
+    </w:p>
+    <w:p>
+      <w:pPr>
+        <w:pStyle w:val="HTML"/>
+        <w:shd w:val="clear" w:color="auto" w:fill="FFFFFF"/>
+        <w:rPr>
+          <w:rStyle w:val="HTML1"/>
+          <w:color w:val="FF0000"/>
+        </w:rPr>
+      </w:pPr>
+      <w:r>
+        <w:rPr>
+          <w:rStyle w:val="HTML1"/>
+          <w:color w:val="FF0000"/>
+        </w:rPr>
+        <w:t xml:space="preserve">        </w:t>
+      </w:r>
+      <w:proofErr w:type="gramStart"/>
+      <w:r>
+        <w:rPr>
+          <w:rStyle w:val="HTML1"/>
+          <w:color w:val="FF0000"/>
+        </w:rPr>
+        <w:t>int</w:t>
+      </w:r>
+      <w:proofErr w:type="gramEnd"/>
+      <w:r>
+        <w:rPr>
+          <w:rStyle w:val="HTML1"/>
+          <w:color w:val="FF0000"/>
+        </w:rPr>
+        <w:t xml:space="preserve"> pin = params["pin"].as&lt;int&gt;();</w:t>
+      </w:r>
+    </w:p>
+    <w:p>
+      <w:pPr>
+        <w:pStyle w:val="HTML"/>
+        <w:shd w:val="clear" w:color="auto" w:fill="FFFFFF"/>
+        <w:rPr>
+          <w:rStyle w:val="HTML1"/>
+          <w:color w:val="FF0000"/>
+        </w:rPr>
+      </w:pPr>
+      <w:r>
+        <w:rPr>
+          <w:rStyle w:val="HTML1"/>
+          <w:color w:val="FF0000"/>
+        </w:rPr>
+        <w:t xml:space="preserve">        </w:t>
+      </w:r>
+      <w:proofErr w:type="gramStart"/>
+      <w:r>
+        <w:rPr>
+          <w:rStyle w:val="HTML1"/>
+          <w:color w:val="FF0000"/>
+        </w:rPr>
+        <w:t>int</w:t>
+      </w:r>
+      <w:proofErr w:type="gramEnd"/>
+      <w:r>
+        <w:rPr>
+          <w:rStyle w:val="HTML1"/>
+          <w:color w:val="FF0000"/>
+        </w:rPr>
+        <w:t xml:space="preserve"> angle = params["angle"].as&lt;int&gt;();</w:t>
+      </w:r>
+    </w:p>
+    <w:p>
+      <w:pPr>
+        <w:pStyle w:val="HTML"/>
+        <w:shd w:val="clear" w:color="auto" w:fill="FFFFFF"/>
+        <w:rPr>
+          <w:rStyle w:val="HTML1"/>
+          <w:color w:val="FF0000"/>
+        </w:rPr>
+      </w:pPr>
+    </w:p>
+    <w:p>
+      <w:pPr>
+        <w:pStyle w:val="HTML"/>
+        <w:shd w:val="clear" w:color="auto" w:fill="FFFFFF"/>
+        <w:rPr>
+          <w:rStyle w:val="HTML1"/>
+          <w:color w:val="FF0000"/>
+        </w:rPr>
+      </w:pPr>
+      <w:r>
+        <w:rPr>
+          <w:rStyle w:val="HTML1"/>
+          <w:color w:val="FF0000"/>
+        </w:rPr>
+        <w:t xml:space="preserve">        // Execute hardware action</w:t>
+      </w:r>
+    </w:p>
+    <w:p>
+      <w:pPr>
+        <w:pStyle w:val="HTML"/>
+        <w:shd w:val="clear" w:color="auto" w:fill="FFFFFF"/>
+        <w:rPr>
+          <w:rStyle w:val="HTML1"/>
+          <w:color w:val="FF0000"/>
+        </w:rPr>
+      </w:pPr>
+      <w:r>
+        <w:rPr>
+          <w:rStyle w:val="HTML1"/>
+          <w:color w:val="FF0000"/>
+        </w:rPr>
+        <w:tab/>
+      </w:r>
+      <w:r>
+        <w:rPr>
+          <w:rStyle w:val="HTML1"/>
+          <w:color w:val="FF0000"/>
+        </w:rPr>
+        <w:t>String response =</w:t>
+      </w:r>
+      <w:r>
+        <w:rPr>
+          <w:rStyle w:val="HTML1"/>
+          <w:color w:val="FF0000"/>
+        </w:rPr>
+        <w:t xml:space="preserve"> </w:t>
+      </w:r>
+      <w:r>
+        <w:rPr>
+          <w:rStyle w:val="HTML1"/>
+          <w:color w:val="FF0000"/>
+        </w:rPr>
+        <w:t>""</w:t>
+      </w:r>
+      <w:r>
+        <w:rPr>
+          <w:rStyle w:val="HTML1"/>
+          <w:color w:val="FF0000"/>
+        </w:rPr>
+        <w:t>;</w:t>
+      </w:r>
+    </w:p>
+    <w:p>
+      <w:pPr>
+        <w:pStyle w:val="HTML"/>
+        <w:shd w:val="clear" w:color="auto" w:fill="FFFFFF"/>
+        <w:rPr>
+          <w:rStyle w:val="HTML1"/>
+          <w:color w:val="FF0000"/>
+        </w:rPr>
+      </w:pPr>
+      <w:r>
+        <w:rPr>
+          <w:rStyle w:val="HTML1"/>
+          <w:color w:val="FF0000"/>
+        </w:rPr>
+        <w:tab/>
+      </w:r>
+      <w:r>
+        <w:rPr>
+          <w:rStyle w:val="HTML1"/>
+          <w:color w:val="FF0000"/>
+        </w:rPr>
+        <w:t>i</w:t>
+      </w:r>
+      <w:r>
+        <w:rPr>
+          <w:rStyle w:val="HTML1"/>
+          <w:color w:val="FF0000"/>
+        </w:rPr>
+        <w:t>f (pin==2)</w:t>
+      </w:r>
+    </w:p>
+    <w:p>
+      <w:pPr>
+        <w:pStyle w:val="HTML"/>
+        <w:shd w:val="clear" w:color="auto" w:fill="FFFFFF"/>
+        <w:rPr>
+          <w:rStyle w:val="HTML1"/>
+          <w:color w:val="FF0000"/>
+        </w:rPr>
+      </w:pPr>
+      <w:r>
+        <w:rPr>
+          <w:rStyle w:val="HTML1"/>
+          <w:color w:val="FF0000"/>
+        </w:rPr>
+        <w:t xml:space="preserve">        </w:t>
+      </w:r>
+      <w:r>
+        <w:rPr>
+          <w:rStyle w:val="HTML1"/>
+          <w:color w:val="FF0000"/>
+        </w:rPr>
+        <w:tab/>
+      </w:r>
+      <w:proofErr w:type="gramStart"/>
+      <w:r>
+        <w:rPr>
+          <w:rStyle w:val="HTML1"/>
+          <w:color w:val="FF0000"/>
+        </w:rPr>
+        <w:t>response</w:t>
+      </w:r>
+      <w:proofErr w:type="gramEnd"/>
+      <w:r>
+        <w:rPr>
+          <w:rStyle w:val="HTML1"/>
+          <w:color w:val="FF0000"/>
+        </w:rPr>
+        <w:t xml:space="preserve"> = </w:t>
+      </w:r>
+      <w:proofErr w:type="spellStart"/>
+      <w:r>
+        <w:rPr>
+          <w:rStyle w:val="HTML1"/>
+          <w:color w:val="FF0000"/>
+        </w:rPr>
+        <w:t>tool_servo</w:t>
+      </w:r>
+      <w:proofErr w:type="spellEnd"/>
+      <w:r>
+        <w:rPr>
+          <w:rStyle w:val="HTML1"/>
+          <w:color w:val="FF0000"/>
+        </w:rPr>
+        <w:t>(</w:t>
+      </w:r>
+      <w:r>
+        <w:rPr>
+          <w:rStyle w:val="HTML1"/>
+          <w:color w:val="FF0000"/>
+        </w:rPr>
+        <w:t>servo</w:t>
+      </w:r>
+      <w:r>
+        <w:rPr>
+          <w:rStyle w:val="HTML1"/>
+          <w:color w:val="FF0000"/>
+        </w:rPr>
+        <w:t xml:space="preserve">2, </w:t>
+      </w:r>
+      <w:r>
+        <w:rPr>
+          <w:rStyle w:val="HTML1"/>
+          <w:color w:val="FF0000"/>
+        </w:rPr>
+        <w:t>pin, angle);</w:t>
+      </w:r>
+    </w:p>
+    <w:p>
+      <w:pPr>
+        <w:pStyle w:val="HTML"/>
+        <w:shd w:val="clear" w:color="auto" w:fill="FFFFFF"/>
+        <w:rPr>
+          <w:rStyle w:val="HTML1"/>
+          <w:color w:val="FF0000"/>
+        </w:rPr>
+      </w:pPr>
+      <w:r>
+        <w:rPr>
+          <w:rStyle w:val="HTML1"/>
+          <w:color w:val="FF0000"/>
+        </w:rPr>
+        <w:tab/>
+        <w:t xml:space="preserve">else </w:t>
+      </w:r>
+    </w:p>
+    <w:p>
+      <w:pPr>
+        <w:pStyle w:val="HTML"/>
+        <w:shd w:val="clear" w:color="auto" w:fill="FFFFFF"/>
+        <w:rPr>
+          <w:rStyle w:val="HTML1"/>
+          <w:color w:val="FF0000"/>
+        </w:rPr>
+      </w:pPr>
+      <w:r>
+        <w:rPr>
+          <w:rStyle w:val="HTML1"/>
+          <w:color w:val="FF0000"/>
+        </w:rPr>
+        <w:tab/>
+      </w:r>
+      <w:r>
+        <w:rPr>
+          <w:rStyle w:val="HTML1"/>
+          <w:color w:val="FF0000"/>
+        </w:rPr>
+        <w:tab/>
+      </w:r>
+      <w:r>
+        <w:rPr>
+          <w:rStyle w:val="HTML1"/>
+          <w:color w:val="FF0000"/>
+        </w:rPr>
+        <w:t>response = "</w:t>
+      </w:r>
+      <w:r>
+        <w:rPr>
+          <w:rStyle w:val="HTML1"/>
+          <w:color w:val="FF0000"/>
+        </w:rPr>
+        <w:t>The</w:t>
+      </w:r>
+      <w:r>
+        <w:rPr>
+          <w:rStyle w:val="HTML1"/>
+          <w:color w:val="FF0000"/>
+        </w:rPr>
+        <w:t xml:space="preserve"> </w:t>
+      </w:r>
+      <w:r>
+        <w:rPr>
+          <w:rStyle w:val="HTML1"/>
+          <w:color w:val="FF0000"/>
+        </w:rPr>
+        <w:t xml:space="preserve">servo </w:t>
+      </w:r>
+      <w:r>
+        <w:rPr>
+          <w:rStyle w:val="HTML1"/>
+          <w:color w:val="FF0000"/>
+        </w:rPr>
+        <w:t xml:space="preserve">pin </w:t>
+      </w:r>
+      <w:r>
+        <w:rPr>
+          <w:rStyle w:val="HTML1"/>
+          <w:color w:val="FF0000"/>
+        </w:rPr>
+        <w:t>"</w:t>
+      </w:r>
+      <w:r>
+        <w:rPr>
+          <w:rStyle w:val="HTML1"/>
+          <w:color w:val="FF0000"/>
+        </w:rPr>
+        <w:t xml:space="preserve"> + </w:t>
+      </w:r>
+      <w:r>
+        <w:rPr>
+          <w:rStyle w:val="HTML1"/>
+          <w:color w:val="FF0000"/>
+        </w:rPr>
+        <w:t>String(</w:t>
+      </w:r>
+      <w:r>
+        <w:rPr>
+          <w:rStyle w:val="HTML1"/>
+          <w:color w:val="FF0000"/>
+        </w:rPr>
+        <w:t>pin</w:t>
+      </w:r>
+      <w:r>
+        <w:rPr>
+          <w:rStyle w:val="HTML1"/>
+          <w:color w:val="FF0000"/>
+        </w:rPr>
+        <w:t>)</w:t>
+      </w:r>
+      <w:r>
+        <w:rPr>
+          <w:rStyle w:val="HTML1"/>
+          <w:color w:val="FF0000"/>
+        </w:rPr>
+        <w:t xml:space="preserve"> + </w:t>
+      </w:r>
+      <w:r>
+        <w:rPr>
+          <w:rStyle w:val="HTML1"/>
+          <w:color w:val="FF0000"/>
+        </w:rPr>
+        <w:t>"</w:t>
+      </w:r>
+      <w:r>
+        <w:rPr>
+          <w:rStyle w:val="HTML1"/>
+          <w:color w:val="FF0000"/>
+        </w:rPr>
+        <w:t xml:space="preserve"> is not defined</w:t>
+      </w:r>
+      <w:r>
+        <w:rPr>
+          <w:rStyle w:val="HTML1"/>
+          <w:color w:val="FF0000"/>
+        </w:rPr>
+        <w:t>";</w:t>
+      </w:r>
+    </w:p>
+    <w:p>
+      <w:pPr>
+        <w:pStyle w:val="HTML"/>
+        <w:shd w:val="clear" w:color="auto" w:fill="FFFFFF"/>
+        <w:rPr>
+          <w:rStyle w:val="HTML1"/>
+          <w:color w:val="FF0000"/>
+        </w:rPr>
+      </w:pPr>
+    </w:p>
+    <w:p>
+      <w:pPr>
+        <w:pStyle w:val="HTML"/>
+        <w:shd w:val="clear" w:color="auto" w:fill="FFFFFF"/>
+        <w:rPr>
+          <w:rStyle w:val="HTML1"/>
+          <w:color w:val="FF0000"/>
+        </w:rPr>
+      </w:pPr>
+      <w:r>
+        <w:rPr>
+          <w:rStyle w:val="HTML1"/>
+          <w:color w:val="FF0000"/>
+        </w:rPr>
+        <w:t xml:space="preserve">        // Update conversation history (Memory Persistence)</w:t>
+      </w:r>
+    </w:p>
+    <w:p>
+      <w:pPr>
+        <w:pStyle w:val="HTML"/>
+        <w:shd w:val="clear" w:color="auto" w:fill="FFFFFF"/>
+        <w:rPr>
+          <w:rStyle w:val="HTML1"/>
+          <w:color w:val="FF0000"/>
+        </w:rPr>
+      </w:pPr>
+      <w:r>
+        <w:rPr>
+          <w:rStyle w:val="HTML1"/>
+          <w:color w:val="FF0000"/>
+        </w:rPr>
+        <w:t xml:space="preserve">        </w:t>
+      </w:r>
+      <w:proofErr w:type="spellStart"/>
+      <w:r>
+        <w:rPr>
+          <w:rStyle w:val="HTML1"/>
+          <w:color w:val="FF0000"/>
+        </w:rPr>
+        <w:t>historical_messages</w:t>
+      </w:r>
+      <w:proofErr w:type="spellEnd"/>
+      <w:r>
+        <w:rPr>
+          <w:rStyle w:val="HTML1"/>
+          <w:color w:val="FF0000"/>
+        </w:rPr>
+        <w:t xml:space="preserve"> += </w:t>
       </w:r>
       <w:proofErr w:type="spellStart"/>
       <w:proofErr w:type="gramStart"/>
       <w:r>
         <w:rPr>
           <w:rStyle w:val="HTML1"/>
-        </w:rPr>
-        <w:t>useTools</w:t>
+          <w:color w:val="FF0000"/>
+        </w:rPr>
+        <w:t>buildHistoricalData</w:t>
       </w:r>
       <w:proofErr w:type="spellEnd"/>
       <w:r>
         <w:rPr>
           <w:rStyle w:val="HTML1"/>
+          <w:color w:val="FF0000"/>
         </w:rPr>
         <w:t>(</w:t>
       </w:r>
@@ -1916,22 +2504,9 @@
       <w:r>
         <w:rPr>
           <w:rStyle w:val="HTML1"/>
-        </w:rPr>
-        <w:t xml:space="preserve">String command, </w:t>
-      </w:r>
-      <w:proofErr w:type="spellStart"/>
-      <w:r>
-        <w:rPr>
-          <w:rStyle w:val="HTML1"/>
-        </w:rPr>
-        <w:t>JsonObject</w:t>
-      </w:r>
-      <w:proofErr w:type="spellEnd"/>
-      <w:r>
-        <w:rPr>
-          <w:rStyle w:val="HTML1"/>
-        </w:rPr>
-        <w:t xml:space="preserve"> params) {</w:t>
+          <w:color w:val="FF0000"/>
+        </w:rPr>
+        <w:t>"user", command);</w:t>
       </w:r>
     </w:p>
     <w:p>
@@ -1940,31 +2515,56 @@
         <w:shd w:val="clear" w:color="auto" w:fill="FFFFFF"/>
         <w:rPr>
           <w:rStyle w:val="HTML1"/>
-        </w:rPr>
-      </w:pPr>
-      <w:r>
-        <w:rPr>
-          <w:rStyle w:val="HTML1"/>
-        </w:rPr>
-        <w:t xml:space="preserve">    if (command == "</w:t>
-      </w:r>
-      <w:r>
-        <w:rPr>
-          <w:rStyle w:val="HTML1"/>
-        </w:rPr>
-        <w:t xml:space="preserve"> ...</w:t>
-      </w:r>
-      <w:r>
-        <w:rPr>
-          <w:rStyle w:val="HTML1"/>
-        </w:rPr>
-        <w:t xml:space="preserve"> </w:t>
-      </w:r>
-      <w:r>
-        <w:rPr>
-          <w:rStyle w:val="HTML1"/>
-        </w:rPr>
-        <w:t>") {</w:t>
+          <w:color w:val="FF0000"/>
+        </w:rPr>
+      </w:pPr>
+      <w:r>
+        <w:rPr>
+          <w:rStyle w:val="HTML1"/>
+          <w:color w:val="FF0000"/>
+        </w:rPr>
+        <w:t xml:space="preserve">        </w:t>
+      </w:r>
+      <w:proofErr w:type="spellStart"/>
+      <w:r>
+        <w:rPr>
+          <w:rStyle w:val="HTML1"/>
+          <w:color w:val="FF0000"/>
+        </w:rPr>
+        <w:t>historical_messages</w:t>
+      </w:r>
+      <w:proofErr w:type="spellEnd"/>
+      <w:r>
+        <w:rPr>
+          <w:rStyle w:val="HTML1"/>
+          <w:color w:val="FF0000"/>
+        </w:rPr>
+        <w:t xml:space="preserve"> += </w:t>
+      </w:r>
+      <w:proofErr w:type="spellStart"/>
+      <w:proofErr w:type="gramStart"/>
+      <w:r>
+        <w:rPr>
+          <w:rStyle w:val="HTML1"/>
+          <w:color w:val="FF0000"/>
+        </w:rPr>
+        <w:t>buildHistoricalData</w:t>
+      </w:r>
+      <w:proofErr w:type="spellEnd"/>
+      <w:r>
+        <w:rPr>
+          <w:rStyle w:val="HTML1"/>
+          <w:color w:val="FF0000"/>
+        </w:rPr>
+        <w:t>(</w:t>
+      </w:r>
+      <w:proofErr w:type="gramEnd"/>
+      <w:r>
+        <w:rPr>
+          <w:rStyle w:val="HTML1"/>
+          <w:color w:val="FF0000"/>
+        </w:rPr>
+        <w:t>"model", response);</w:t>
       </w:r>
     </w:p>
     <w:p>
@@ -1973,13 +2573,15 @@
         <w:shd w:val="clear" w:color="auto" w:fill="FFFFFF"/>
         <w:rPr>
           <w:rStyle w:val="HTML1"/>
-        </w:rPr>
-      </w:pPr>
-      <w:r>
-        <w:rPr>
-          <w:rStyle w:val="HTML1"/>
-        </w:rPr>
-        <w:t xml:space="preserve">        // ... </w:t>
+          <w:color w:val="FF0000"/>
+        </w:rPr>
+      </w:pPr>
+      <w:r>
+        <w:rPr>
+          <w:rStyle w:val="HTML1"/>
+          <w:color w:val="FF0000"/>
+        </w:rPr>
+        <w:t xml:space="preserve">        </w:t>
       </w:r>
     </w:p>
     <w:p>
@@ -1988,13 +2590,15 @@
         <w:shd w:val="clear" w:color="auto" w:fill="FFFFFF"/>
         <w:rPr>
           <w:rStyle w:val="HTML1"/>
-        </w:rPr>
-      </w:pPr>
-      <w:r>
-        <w:rPr>
-          <w:rStyle w:val="HTML1"/>
-        </w:rPr>
-        <w:t xml:space="preserve">    } </w:t>
+          <w:color w:val="FF0000"/>
+        </w:rPr>
+      </w:pPr>
+      <w:r>
+        <w:rPr>
+          <w:rStyle w:val="HTML1"/>
+          <w:color w:val="FF0000"/>
+        </w:rPr>
+        <w:t xml:space="preserve">        // Save to SD card (Persistence)</w:t>
       </w:r>
     </w:p>
     <w:p>
@@ -2011,7 +2615,32 @@
           <w:rStyle w:val="HTML1"/>
           <w:color w:val="FF0000"/>
         </w:rPr>
-        <w:t xml:space="preserve">    else if (command == "/servo") {</w:t>
+        <w:t xml:space="preserve">        </w:t>
+      </w:r>
+      <w:proofErr w:type="spellStart"/>
+      <w:proofErr w:type="gramStart"/>
+      <w:r>
+        <w:rPr>
+          <w:rStyle w:val="HTML1"/>
+          <w:color w:val="FF0000"/>
+        </w:rPr>
+        <w:t>storeHistoricalMessagesToFile</w:t>
+      </w:r>
+      <w:proofErr w:type="spellEnd"/>
+      <w:r>
+        <w:rPr>
+          <w:rStyle w:val="HTML1"/>
+          <w:color w:val="FF0000"/>
+        </w:rPr>
+        <w:t>(</w:t>
+      </w:r>
+      <w:proofErr w:type="gramEnd"/>
+      <w:r>
+        <w:rPr>
+          <w:rStyle w:val="HTML1"/>
+          <w:color w:val="FF0000"/>
+        </w:rPr>
+        <w:t xml:space="preserve">); </w:t>
       </w:r>
     </w:p>
     <w:p>
@@ -2023,29 +2652,6 @@
           <w:color w:val="FF0000"/>
         </w:rPr>
       </w:pPr>
-      <w:r>
-        <w:rPr>
-          <w:rStyle w:val="HTML1"/>
-          <w:color w:val="FF0000"/>
-        </w:rPr>
-        <w:t xml:space="preserve">        int pin = params["pin"].as&lt;int</w:t>
-      </w:r>
-      <w:proofErr w:type="gramStart"/>
-      <w:r>
-        <w:rPr>
-          <w:rStyle w:val="HTML1"/>
-          <w:color w:val="FF0000"/>
-        </w:rPr>
-        <w:t>&gt;(</w:t>
-      </w:r>
-      <w:proofErr w:type="gramEnd"/>
-      <w:r>
-        <w:rPr>
-          <w:rStyle w:val="HTML1"/>
-          <w:color w:val="FF0000"/>
-        </w:rPr>
-        <w:t>);</w:t>
-      </w:r>
     </w:p>
     <w:p>
       <w:pPr>
@@ -2061,23 +2667,14 @@
           <w:rStyle w:val="HTML1"/>
           <w:color w:val="FF0000"/>
         </w:rPr>
-        <w:t xml:space="preserve">        int angle = params["angle"].as&lt;int</w:t>
-      </w:r>
-      <w:proofErr w:type="gramStart"/>
-      <w:r>
-        <w:rPr>
-          <w:rStyle w:val="HTML1"/>
-          <w:color w:val="FF0000"/>
-        </w:rPr>
-        <w:t>&gt;(</w:t>
-      </w:r>
-      <w:proofErr w:type="gramEnd"/>
-      <w:r>
-        <w:rPr>
-          <w:rStyle w:val="HTML1"/>
-          <w:color w:val="FF0000"/>
-        </w:rPr>
-        <w:t>);</w:t>
+        <w:t xml:space="preserve">        </w:t>
+      </w:r>
+      <w:r>
+        <w:rPr>
+          <w:rStyle w:val="HTML1"/>
+          <w:color w:val="FF0000"/>
+        </w:rPr>
+        <w:t>// Send a follow-up request to Gemini after completing a tool execution step.</w:t>
       </w:r>
     </w:p>
     <w:p>
@@ -2089,6 +2686,45 @@
           <w:color w:val="FF0000"/>
         </w:rPr>
       </w:pPr>
+      <w:r>
+        <w:rPr>
+          <w:rStyle w:val="HTML1"/>
+          <w:color w:val="FF0000"/>
+        </w:rPr>
+        <w:tab/>
+      </w:r>
+      <w:proofErr w:type="gramStart"/>
+      <w:r>
+        <w:rPr>
+          <w:rStyle w:val="HTML1"/>
+          <w:color w:val="FF0000"/>
+        </w:rPr>
+        <w:t>response</w:t>
+      </w:r>
+      <w:proofErr w:type="gramEnd"/>
+      <w:r>
+        <w:rPr>
+          <w:rStyle w:val="HTML1"/>
+          <w:color w:val="FF0000"/>
+        </w:rPr>
+        <w:t xml:space="preserve"> = </w:t>
+      </w:r>
+      <w:proofErr w:type="spellStart"/>
+      <w:r>
+        <w:rPr>
+          <w:rStyle w:val="HTML1"/>
+          <w:color w:val="FF0000"/>
+        </w:rPr>
+        <w:t>geminiChatRequest</w:t>
+      </w:r>
+      <w:proofErr w:type="spellEnd"/>
+      <w:r>
+        <w:rPr>
+          <w:rStyle w:val="HTML1"/>
+          <w:color w:val="FF0000"/>
+        </w:rPr>
+        <w:t>(</w:t>
+      </w:r>
     </w:p>
     <w:p>
       <w:pPr>
@@ -2104,7 +2740,15 @@
           <w:rStyle w:val="HTML1"/>
           <w:color w:val="FF0000"/>
         </w:rPr>
-        <w:t xml:space="preserve">        // Execute hardware action</w:t>
+        <w:tab/>
+      </w:r>
+      <w:r>
+        <w:rPr>
+          <w:rStyle w:val="HTML1"/>
+          <w:color w:val="FF0000"/>
+        </w:rPr>
+        <w:tab/>
+        <w:t>"Analyze the execution result and determine whether the workflow is complete.\n"</w:t>
       </w:r>
     </w:p>
     <w:p>
@@ -2121,6 +2765,7 @@
           <w:rStyle w:val="HTML1"/>
           <w:color w:val="FF0000"/>
         </w:rPr>
+        <w:lastRenderedPageBreak/>
         <w:tab/>
       </w:r>
       <w:r>
@@ -2128,29 +2773,18 @@
           <w:rStyle w:val="HTML1"/>
           <w:color w:val="FF0000"/>
         </w:rPr>
-        <w:t>String response =</w:t>
-      </w:r>
-      <w:r>
-        <w:rPr>
-          <w:rStyle w:val="HTML1"/>
-          <w:color w:val="FF0000"/>
-        </w:rPr>
-        <w:t xml:space="preserve"> </w:t>
-      </w:r>
-      <w:r>
-        <w:rPr>
-          <w:rStyle w:val="HTML1"/>
-          <w:color w:val="FF0000"/>
-        </w:rPr>
-        <w:t>""</w:t>
-      </w:r>
-      <w:r>
-        <w:rPr>
-          <w:rStyle w:val="HTML1"/>
-          <w:color w:val="FF0000"/>
-        </w:rPr>
-        <w:t>;</w:t>
-      </w:r>
+        <w:tab/>
+        <w:t>"If additional hardware actions are strictly required</w:t>
+      </w:r>
+      <w:proofErr w:type="gramStart"/>
+      <w:r>
+        <w:rPr>
+          <w:rStyle w:val="HTML1"/>
+          <w:color w:val="FF0000"/>
+        </w:rPr>
+        <w:t>, "</w:t>
+      </w:r>
+      <w:proofErr w:type="gramEnd"/>
     </w:p>
     <w:p>
       <w:pPr>
@@ -2173,14 +2807,40 @@
           <w:rStyle w:val="HTML1"/>
           <w:color w:val="FF0000"/>
         </w:rPr>
-        <w:t>i</w:t>
-      </w:r>
-      <w:r>
-        <w:rPr>
-          <w:rStyle w:val="HTML1"/>
-          <w:color w:val="FF0000"/>
-        </w:rPr>
-        <w:t>f (pin==2)</w:t>
+        <w:tab/>
+        <w:t>"</w:t>
+      </w:r>
+      <w:proofErr w:type="gramStart"/>
+      <w:r>
+        <w:rPr>
+          <w:rStyle w:val="HTML1"/>
+          <w:color w:val="FF0000"/>
+        </w:rPr>
+        <w:t>return</w:t>
+      </w:r>
+      <w:proofErr w:type="gramEnd"/>
+      <w:r>
+        <w:rPr>
+          <w:rStyle w:val="HTML1"/>
+          <w:color w:val="FF0000"/>
+        </w:rPr>
+        <w:t xml:space="preserve"> ONLY a valid </w:t>
+      </w:r>
+      <w:proofErr w:type="spellStart"/>
+      <w:r>
+        <w:rPr>
+          <w:rStyle w:val="HTML1"/>
+          <w:color w:val="FF0000"/>
+        </w:rPr>
+        <w:t>tool_call</w:t>
+      </w:r>
+      <w:proofErr w:type="spellEnd"/>
+      <w:r>
+        <w:rPr>
+          <w:rStyle w:val="HTML1"/>
+          <w:color w:val="FF0000"/>
+        </w:rPr>
+        <w:t xml:space="preserve"> JSON.\n"</w:t>
       </w:r>
     </w:p>
     <w:p>
@@ -2197,13 +2857,6 @@
           <w:rStyle w:val="HTML1"/>
           <w:color w:val="FF0000"/>
         </w:rPr>
-        <w:t xml:space="preserve">        </w:t>
-      </w:r>
-      <w:r>
-        <w:rPr>
-          <w:rStyle w:val="HTML1"/>
-          <w:color w:val="FF0000"/>
-        </w:rPr>
         <w:tab/>
       </w:r>
       <w:r>
@@ -2211,53 +2864,8 @@
           <w:rStyle w:val="HTML1"/>
           <w:color w:val="FF0000"/>
         </w:rPr>
-        <w:t xml:space="preserve">response = </w:t>
-      </w:r>
-      <w:proofErr w:type="spellStart"/>
-      <w:r>
-        <w:rPr>
-          <w:rStyle w:val="HTML1"/>
-          <w:color w:val="FF0000"/>
-        </w:rPr>
-        <w:t>tool_</w:t>
-      </w:r>
-      <w:proofErr w:type="gramStart"/>
-      <w:r>
-        <w:rPr>
-          <w:rStyle w:val="HTML1"/>
-          <w:color w:val="FF0000"/>
-        </w:rPr>
-        <w:t>servo</w:t>
-      </w:r>
-      <w:proofErr w:type="spellEnd"/>
-      <w:r>
-        <w:rPr>
-          <w:rStyle w:val="HTML1"/>
-          <w:color w:val="FF0000"/>
-        </w:rPr>
-        <w:t>(</w:t>
-      </w:r>
-      <w:proofErr w:type="gramEnd"/>
-      <w:r>
-        <w:rPr>
-          <w:rStyle w:val="HTML1"/>
-          <w:color w:val="FF0000"/>
-        </w:rPr>
-        <w:t>servo</w:t>
-      </w:r>
-      <w:r>
-        <w:rPr>
-          <w:rStyle w:val="HTML1"/>
-          <w:color w:val="FF0000"/>
-        </w:rPr>
-        <w:t xml:space="preserve">2, </w:t>
-      </w:r>
-      <w:r>
-        <w:rPr>
-          <w:rStyle w:val="HTML1"/>
-          <w:color w:val="FF0000"/>
-        </w:rPr>
-        <w:t>pin, angle);</w:t>
+        <w:tab/>
+        <w:t>"If the workflow is already complete, return EXACTLY: NONE.\n"</w:t>
       </w:r>
     </w:p>
     <w:p>
@@ -2275,8 +2883,24 @@
           <w:color w:val="FF0000"/>
         </w:rPr>
         <w:tab/>
-        <w:t xml:space="preserve">else </w:t>
-      </w:r>
+      </w:r>
+      <w:r>
+        <w:rPr>
+          <w:rStyle w:val="HTML1"/>
+          <w:color w:val="FF0000"/>
+        </w:rPr>
+        <w:tab/>
+        <w:t>"If no tool action is required and a user-facing reply is needed</w:t>
+      </w:r>
+      <w:proofErr w:type="gramStart"/>
+      <w:r>
+        <w:rPr>
+          <w:rStyle w:val="HTML1"/>
+          <w:color w:val="FF0000"/>
+        </w:rPr>
+        <w:t>, "</w:t>
+      </w:r>
+      <w:proofErr w:type="gramEnd"/>
     </w:p>
     <w:p>
       <w:pPr>
@@ -2300,104 +2924,23 @@
           <w:color w:val="FF0000"/>
         </w:rPr>
         <w:tab/>
-      </w:r>
-      <w:r>
-        <w:rPr>
-          <w:rStyle w:val="HTML1"/>
-          <w:color w:val="FF0000"/>
-        </w:rPr>
-        <w:t>response = "</w:t>
-      </w:r>
-      <w:r>
-        <w:rPr>
-          <w:rStyle w:val="HTML1"/>
-          <w:color w:val="FF0000"/>
-        </w:rPr>
-        <w:t>The</w:t>
-      </w:r>
-      <w:r>
-        <w:rPr>
-          <w:rStyle w:val="HTML1"/>
-          <w:color w:val="FF0000"/>
-        </w:rPr>
-        <w:t xml:space="preserve"> </w:t>
-      </w:r>
-      <w:r>
-        <w:rPr>
-          <w:rStyle w:val="HTML1"/>
-          <w:color w:val="FF0000"/>
-        </w:rPr>
-        <w:t xml:space="preserve">servo </w:t>
-      </w:r>
-      <w:r>
-        <w:rPr>
-          <w:rStyle w:val="HTML1"/>
-          <w:color w:val="FF0000"/>
-        </w:rPr>
-        <w:t xml:space="preserve">pin </w:t>
-      </w:r>
-      <w:r>
-        <w:rPr>
-          <w:rStyle w:val="HTML1"/>
-          <w:color w:val="FF0000"/>
-        </w:rPr>
         <w:t>"</w:t>
       </w:r>
-      <w:r>
-        <w:rPr>
-          <w:rStyle w:val="HTML1"/>
-          <w:color w:val="FF0000"/>
-        </w:rPr>
-        <w:t xml:space="preserve"> + </w:t>
-      </w:r>
-      <w:r>
-        <w:rPr>
-          <w:rStyle w:val="HTML1"/>
-          <w:color w:val="FF0000"/>
-        </w:rPr>
-        <w:t>String(</w:t>
-      </w:r>
-      <w:r>
-        <w:rPr>
-          <w:rStyle w:val="HTML1"/>
-          <w:color w:val="FF0000"/>
-        </w:rPr>
-        <w:t>pin</w:t>
-      </w:r>
-      <w:r>
-        <w:rPr>
-          <w:rStyle w:val="HTML1"/>
-          <w:color w:val="FF0000"/>
-        </w:rPr>
-        <w:t>)</w:t>
-      </w:r>
-      <w:r>
-        <w:rPr>
-          <w:rStyle w:val="HTML1"/>
-          <w:color w:val="FF0000"/>
-        </w:rPr>
-        <w:t xml:space="preserve"> + </w:t>
-      </w:r>
-      <w:r>
-        <w:rPr>
-          <w:rStyle w:val="HTML1"/>
-          <w:color w:val="FF0000"/>
-        </w:rPr>
-        <w:t>"</w:t>
-      </w:r>
-      <w:r>
-        <w:rPr>
-          <w:rStyle w:val="HTML1"/>
-          <w:color w:val="FF0000"/>
-        </w:rPr>
-        <w:t xml:space="preserve"> is not defined</w:t>
-      </w:r>
-      <w:r>
-        <w:rPr>
-          <w:rStyle w:val="HTML1"/>
-          <w:color w:val="FF0000"/>
-        </w:rPr>
-        <w:t>";</w:t>
+      <w:proofErr w:type="gramStart"/>
+      <w:r>
+        <w:rPr>
+          <w:rStyle w:val="HTML1"/>
+          <w:color w:val="FF0000"/>
+        </w:rPr>
+        <w:t>respond</w:t>
+      </w:r>
+      <w:proofErr w:type="gramEnd"/>
+      <w:r>
+        <w:rPr>
+          <w:rStyle w:val="HTML1"/>
+          <w:color w:val="FF0000"/>
+        </w:rPr>
+        <w:t xml:space="preserve"> naturally in the user's language.\n"</w:t>
       </w:r>
     </w:p>
     <w:p>
@@ -2409,6 +2952,21 @@
           <w:color w:val="FF0000"/>
         </w:rPr>
       </w:pPr>
+      <w:r>
+        <w:rPr>
+          <w:rStyle w:val="HTML1"/>
+          <w:color w:val="FF0000"/>
+        </w:rPr>
+        <w:tab/>
+      </w:r>
+      <w:r>
+        <w:rPr>
+          <w:rStyle w:val="HTML1"/>
+          <w:color w:val="FF0000"/>
+        </w:rPr>
+        <w:tab/>
+        <w:t>"Do not repeat the same meaning as your immediately previous response.\n"</w:t>
+      </w:r>
     </w:p>
     <w:p>
       <w:pPr>
@@ -2424,8 +2982,25 @@
           <w:rStyle w:val="HTML1"/>
           <w:color w:val="FF0000"/>
         </w:rPr>
-        <w:t xml:space="preserve">        // Update conversation history (Memory Persistence)</w:t>
-      </w:r>
+        <w:tab/>
+      </w:r>
+      <w:r>
+        <w:rPr>
+          <w:rStyle w:val="HTML1"/>
+          <w:color w:val="FF0000"/>
+        </w:rPr>
+        <w:tab/>
+        <w:t>"Do not include explanation or extra text.</w:t>
+      </w:r>
+      <w:proofErr w:type="gramStart"/>
+      <w:r>
+        <w:rPr>
+          <w:rStyle w:val="HTML1"/>
+          <w:color w:val="FF0000"/>
+        </w:rPr>
+        <w:t>",</w:t>
+      </w:r>
+      <w:proofErr w:type="gramEnd"/>
     </w:p>
     <w:p>
       <w:pPr>
@@ -2441,48 +3016,15 @@
           <w:rStyle w:val="HTML1"/>
           <w:color w:val="FF0000"/>
         </w:rPr>
-        <w:t xml:space="preserve">        </w:t>
-      </w:r>
-      <w:proofErr w:type="spellStart"/>
-      <w:r>
-        <w:rPr>
-          <w:rStyle w:val="HTML1"/>
-          <w:color w:val="FF0000"/>
-        </w:rPr>
-        <w:t>historical_messages</w:t>
-      </w:r>
-      <w:proofErr w:type="spellEnd"/>
-      <w:r>
-        <w:rPr>
-          <w:rStyle w:val="HTML1"/>
-          <w:color w:val="FF0000"/>
-        </w:rPr>
-        <w:t xml:space="preserve"> += </w:t>
-      </w:r>
-      <w:proofErr w:type="spellStart"/>
-      <w:proofErr w:type="gramStart"/>
-      <w:r>
-        <w:rPr>
-          <w:rStyle w:val="HTML1"/>
-          <w:color w:val="FF0000"/>
-        </w:rPr>
-        <w:t>buildHistoricalData</w:t>
-      </w:r>
-      <w:proofErr w:type="spellEnd"/>
-      <w:r>
-        <w:rPr>
-          <w:rStyle w:val="HTML1"/>
-          <w:color w:val="FF0000"/>
-        </w:rPr>
-        <w:t>(</w:t>
-      </w:r>
-      <w:proofErr w:type="gramEnd"/>
-      <w:r>
-        <w:rPr>
-          <w:rStyle w:val="HTML1"/>
-          <w:color w:val="FF0000"/>
-        </w:rPr>
-        <w:t>"user", command);</w:t>
+        <w:tab/>
+      </w:r>
+      <w:r>
+        <w:rPr>
+          <w:rStyle w:val="HTML1"/>
+          <w:color w:val="FF0000"/>
+        </w:rPr>
+        <w:tab/>
+        <w:t>1</w:t>
       </w:r>
     </w:p>
     <w:p>
@@ -2491,56 +3033,23 @@
         <w:shd w:val="clear" w:color="auto" w:fill="FFFFFF"/>
         <w:rPr>
           <w:rStyle w:val="HTML1"/>
-          <w:color w:val="FF0000"/>
-        </w:rPr>
-      </w:pPr>
-      <w:r>
-        <w:rPr>
-          <w:rStyle w:val="HTML1"/>
-          <w:color w:val="FF0000"/>
-        </w:rPr>
-        <w:t xml:space="preserve">        </w:t>
-      </w:r>
-      <w:proofErr w:type="spellStart"/>
-      <w:r>
-        <w:rPr>
-          <w:rStyle w:val="HTML1"/>
-          <w:color w:val="FF0000"/>
-        </w:rPr>
-        <w:t>historical_messages</w:t>
-      </w:r>
-      <w:proofErr w:type="spellEnd"/>
-      <w:r>
-        <w:rPr>
-          <w:rStyle w:val="HTML1"/>
-          <w:color w:val="FF0000"/>
-        </w:rPr>
-        <w:t xml:space="preserve"> += </w:t>
-      </w:r>
-      <w:proofErr w:type="spellStart"/>
-      <w:proofErr w:type="gramStart"/>
-      <w:r>
-        <w:rPr>
-          <w:rStyle w:val="HTML1"/>
-          <w:color w:val="FF0000"/>
-        </w:rPr>
-        <w:t>buildHistoricalData</w:t>
-      </w:r>
-      <w:proofErr w:type="spellEnd"/>
-      <w:r>
-        <w:rPr>
-          <w:rStyle w:val="HTML1"/>
-          <w:color w:val="FF0000"/>
-        </w:rPr>
-        <w:t>(</w:t>
-      </w:r>
-      <w:proofErr w:type="gramEnd"/>
-      <w:r>
-        <w:rPr>
-          <w:rStyle w:val="HTML1"/>
-          <w:color w:val="FF0000"/>
-        </w:rPr>
-        <w:t>"model", response);</w:t>
+          <w:rFonts w:hint="eastAsia"/>
+          <w:color w:val="FF0000"/>
+        </w:rPr>
+      </w:pPr>
+      <w:r>
+        <w:rPr>
+          <w:rStyle w:val="HTML1"/>
+          <w:color w:val="FF0000"/>
+        </w:rPr>
+        <w:tab/>
+      </w:r>
+      <w:r>
+        <w:rPr>
+          <w:rStyle w:val="HTML1"/>
+          <w:color w:val="FF0000"/>
+        </w:rPr>
+        <w:t>);</w:t>
       </w:r>
     </w:p>
     <w:p>
@@ -2552,492 +3061,8 @@
           <w:color w:val="FF0000"/>
         </w:rPr>
       </w:pPr>
-      <w:r>
-        <w:rPr>
-          <w:rStyle w:val="HTML1"/>
-          <w:color w:val="FF0000"/>
-        </w:rPr>
-        <w:t xml:space="preserve">        </w:t>
-      </w:r>
-    </w:p>
-    <w:p>
-      <w:pPr>
-        <w:pStyle w:val="HTML"/>
-        <w:shd w:val="clear" w:color="auto" w:fill="FFFFFF"/>
-        <w:rPr>
-          <w:rStyle w:val="HTML1"/>
-          <w:color w:val="FF0000"/>
-        </w:rPr>
-      </w:pPr>
-      <w:r>
-        <w:rPr>
-          <w:rStyle w:val="HTML1"/>
-          <w:color w:val="FF0000"/>
-        </w:rPr>
-        <w:t xml:space="preserve">        // Save to SD card (Persistence)</w:t>
-      </w:r>
-    </w:p>
-    <w:p>
-      <w:pPr>
-        <w:pStyle w:val="HTML"/>
-        <w:shd w:val="clear" w:color="auto" w:fill="FFFFFF"/>
-        <w:rPr>
-          <w:rStyle w:val="HTML1"/>
-          <w:color w:val="FF0000"/>
-        </w:rPr>
-      </w:pPr>
-      <w:r>
-        <w:rPr>
-          <w:rStyle w:val="HTML1"/>
-          <w:color w:val="FF0000"/>
-        </w:rPr>
-        <w:t xml:space="preserve">        </w:t>
-      </w:r>
-      <w:proofErr w:type="spellStart"/>
-      <w:proofErr w:type="gramStart"/>
-      <w:r>
-        <w:rPr>
-          <w:rStyle w:val="HTML1"/>
-          <w:color w:val="FF0000"/>
-        </w:rPr>
-        <w:t>storeHistoricalMessagesToFile</w:t>
-      </w:r>
-      <w:proofErr w:type="spellEnd"/>
-      <w:r>
-        <w:rPr>
-          <w:rStyle w:val="HTML1"/>
-          <w:color w:val="FF0000"/>
-        </w:rPr>
-        <w:t>(</w:t>
-      </w:r>
-      <w:proofErr w:type="gramEnd"/>
-      <w:r>
-        <w:rPr>
-          <w:rStyle w:val="HTML1"/>
-          <w:color w:val="FF0000"/>
-        </w:rPr>
-        <w:t xml:space="preserve">); </w:t>
-      </w:r>
-    </w:p>
-    <w:p>
-      <w:pPr>
-        <w:pStyle w:val="HTML"/>
-        <w:shd w:val="clear" w:color="auto" w:fill="FFFFFF"/>
-        <w:rPr>
-          <w:rStyle w:val="HTML1"/>
-          <w:color w:val="FF0000"/>
-        </w:rPr>
-      </w:pPr>
-    </w:p>
-    <w:p>
-      <w:pPr>
-        <w:pStyle w:val="HTML"/>
-        <w:shd w:val="clear" w:color="auto" w:fill="FFFFFF"/>
-        <w:rPr>
-          <w:rStyle w:val="HTML1"/>
-          <w:color w:val="FF0000"/>
-        </w:rPr>
-      </w:pPr>
-      <w:r>
-        <w:rPr>
-          <w:rStyle w:val="HTML1"/>
-          <w:color w:val="FF0000"/>
-        </w:rPr>
-        <w:t xml:space="preserve">        </w:t>
-      </w:r>
-      <w:r>
-        <w:rPr>
-          <w:rStyle w:val="HTML1"/>
-          <w:color w:val="FF0000"/>
-        </w:rPr>
-        <w:t>// Send a follow-up request to Gemini after completing a tool execution step.</w:t>
-      </w:r>
-    </w:p>
-    <w:p>
-      <w:pPr>
-        <w:pStyle w:val="HTML"/>
-        <w:shd w:val="clear" w:color="auto" w:fill="FFFFFF"/>
-        <w:ind w:leftChars="400" w:left="960"/>
-        <w:rPr>
-          <w:rStyle w:val="HTML1"/>
-          <w:color w:val="FF0000"/>
-        </w:rPr>
-      </w:pPr>
-      <w:r>
-        <w:rPr>
-          <w:rStyle w:val="HTML1"/>
-          <w:color w:val="FF0000"/>
-        </w:rPr>
-        <w:t>// The purpose is to let the model evaluate the current system state,</w:t>
-      </w:r>
-    </w:p>
-    <w:p>
-      <w:pPr>
-        <w:pStyle w:val="HTML"/>
-        <w:shd w:val="clear" w:color="auto" w:fill="FFFFFF"/>
-        <w:ind w:leftChars="400" w:left="960"/>
-        <w:rPr>
-          <w:rStyle w:val="HTML1"/>
-          <w:color w:val="FF0000"/>
-        </w:rPr>
-      </w:pPr>
-      <w:r>
-        <w:rPr>
-          <w:rStyle w:val="HTML1"/>
-          <w:color w:val="FF0000"/>
-        </w:rPr>
-        <w:t>// decide whether the task is finished, or whether another tool action is still required.</w:t>
-      </w:r>
-    </w:p>
-    <w:p>
-      <w:pPr>
-        <w:pStyle w:val="HTML"/>
-        <w:shd w:val="clear" w:color="auto" w:fill="FFFFFF"/>
-        <w:ind w:leftChars="400" w:left="960"/>
-        <w:rPr>
-          <w:rStyle w:val="HTML1"/>
-          <w:color w:val="FF0000"/>
-        </w:rPr>
-      </w:pPr>
-      <w:r>
-        <w:rPr>
-          <w:rStyle w:val="HTML1"/>
-          <w:color w:val="FF0000"/>
-        </w:rPr>
-        <w:lastRenderedPageBreak/>
-        <w:t>//</w:t>
-      </w:r>
-    </w:p>
-    <w:p>
-      <w:pPr>
-        <w:pStyle w:val="HTML"/>
-        <w:shd w:val="clear" w:color="auto" w:fill="FFFFFF"/>
-        <w:ind w:leftChars="400" w:left="960"/>
-        <w:rPr>
-          <w:rStyle w:val="HTML1"/>
-          <w:color w:val="FF0000"/>
-        </w:rPr>
-      </w:pPr>
-      <w:r>
-        <w:rPr>
-          <w:rStyle w:val="HTML1"/>
-          <w:color w:val="FF0000"/>
-        </w:rPr>
-        <w:t>// This acts as a "decision checkpoint" in the tool-calling pipeline:</w:t>
-      </w:r>
-    </w:p>
-    <w:p>
-      <w:pPr>
-        <w:pStyle w:val="HTML"/>
-        <w:shd w:val="clear" w:color="auto" w:fill="FFFFFF"/>
-        <w:ind w:leftChars="400" w:left="960"/>
-        <w:rPr>
-          <w:rStyle w:val="HTML1"/>
-          <w:rFonts w:hint="eastAsia"/>
-          <w:color w:val="FF0000"/>
-        </w:rPr>
-      </w:pPr>
-      <w:r>
-        <w:rPr>
-          <w:rStyle w:val="HTML1"/>
-          <w:rFonts w:hint="eastAsia"/>
-          <w:color w:val="FF0000"/>
-        </w:rPr>
-        <w:t xml:space="preserve">// - If workflow is incomplete → Gemini should return a </w:t>
-      </w:r>
-      <w:proofErr w:type="spellStart"/>
-      <w:r>
-        <w:rPr>
-          <w:rStyle w:val="HTML1"/>
-          <w:rFonts w:hint="eastAsia"/>
-          <w:color w:val="FF0000"/>
-        </w:rPr>
-        <w:t>tool_call</w:t>
-      </w:r>
-      <w:proofErr w:type="spellEnd"/>
-      <w:r>
-        <w:rPr>
-          <w:rStyle w:val="HTML1"/>
-          <w:rFonts w:hint="eastAsia"/>
-          <w:color w:val="FF0000"/>
-        </w:rPr>
-        <w:t xml:space="preserve"> JSON for next action</w:t>
-      </w:r>
-    </w:p>
-    <w:p>
-      <w:pPr>
-        <w:pStyle w:val="HTML"/>
-        <w:shd w:val="clear" w:color="auto" w:fill="FFFFFF"/>
-        <w:ind w:leftChars="400" w:left="960"/>
-        <w:rPr>
-          <w:rStyle w:val="HTML1"/>
-          <w:color w:val="FF0000"/>
-        </w:rPr>
-      </w:pPr>
-      <w:r>
-        <w:rPr>
-          <w:rStyle w:val="HTML1"/>
-          <w:rFonts w:hint="eastAsia"/>
-          <w:color w:val="FF0000"/>
-        </w:rPr>
-        <w:t>// - If workflow is complete → Gemini should respond in natural language</w:t>
-      </w:r>
-    </w:p>
-    <w:p>
-      <w:pPr>
-        <w:pStyle w:val="HTML"/>
-        <w:shd w:val="clear" w:color="auto" w:fill="FFFFFF"/>
-        <w:rPr>
-          <w:rStyle w:val="HTML1"/>
-          <w:color w:val="FF0000"/>
-        </w:rPr>
-      </w:pPr>
-      <w:r>
-        <w:rPr>
-          <w:rStyle w:val="HTML1"/>
-          <w:color w:val="FF0000"/>
-        </w:rPr>
-        <w:t xml:space="preserve">      </w:t>
-      </w:r>
-      <w:r>
-        <w:rPr>
-          <w:rStyle w:val="HTML1"/>
-          <w:rFonts w:hint="eastAsia"/>
-          <w:color w:val="FF0000"/>
-        </w:rPr>
-        <w:t xml:space="preserve">  </w:t>
-      </w:r>
-      <w:r>
-        <w:rPr>
-          <w:rStyle w:val="HTML1"/>
-          <w:color w:val="FF0000"/>
-        </w:rPr>
-        <w:t xml:space="preserve">response = </w:t>
-      </w:r>
-      <w:proofErr w:type="spellStart"/>
-      <w:r>
-        <w:rPr>
-          <w:rStyle w:val="HTML1"/>
-          <w:color w:val="FF0000"/>
-        </w:rPr>
-        <w:t>Gemini_chat_</w:t>
-      </w:r>
-      <w:proofErr w:type="gramStart"/>
-      <w:r>
-        <w:rPr>
-          <w:rStyle w:val="HTML1"/>
-          <w:color w:val="FF0000"/>
-        </w:rPr>
-        <w:t>request</w:t>
-      </w:r>
-      <w:proofErr w:type="spellEnd"/>
-      <w:r>
-        <w:rPr>
-          <w:rStyle w:val="HTML1"/>
-          <w:color w:val="FF0000"/>
-        </w:rPr>
-        <w:t>(</w:t>
-      </w:r>
-      <w:proofErr w:type="gramEnd"/>
-    </w:p>
-    <w:p>
-      <w:pPr>
-        <w:pStyle w:val="HTML"/>
-        <w:shd w:val="clear" w:color="auto" w:fill="FFFFFF"/>
-        <w:rPr>
-          <w:rStyle w:val="HTML1"/>
-          <w:color w:val="FF0000"/>
-        </w:rPr>
-      </w:pPr>
-      <w:r>
-        <w:rPr>
-          <w:rStyle w:val="HTML1"/>
-          <w:color w:val="FF0000"/>
-        </w:rPr>
-        <w:tab/>
-      </w:r>
-      <w:r>
-        <w:rPr>
-          <w:rStyle w:val="HTML1"/>
-          <w:color w:val="FF0000"/>
-        </w:rPr>
-        <w:tab/>
-        <w:t xml:space="preserve">"Analyze the execution result and determine whether the workflow is </w:t>
-      </w:r>
-      <w:proofErr w:type="gramStart"/>
-      <w:r>
-        <w:rPr>
-          <w:rStyle w:val="HTML1"/>
-          <w:color w:val="FF0000"/>
-        </w:rPr>
-        <w:t>complete.\n\n</w:t>
-      </w:r>
-      <w:proofErr w:type="gramEnd"/>
-      <w:r>
-        <w:rPr>
-          <w:rStyle w:val="HTML1"/>
-          <w:color w:val="FF0000"/>
-        </w:rPr>
-        <w:t>"</w:t>
-      </w:r>
-    </w:p>
-    <w:p>
-      <w:pPr>
-        <w:pStyle w:val="HTML"/>
-        <w:shd w:val="clear" w:color="auto" w:fill="FFFFFF"/>
-        <w:rPr>
-          <w:rStyle w:val="HTML1"/>
-          <w:color w:val="FF0000"/>
-        </w:rPr>
-      </w:pPr>
-      <w:r>
-        <w:rPr>
-          <w:rStyle w:val="HTML1"/>
-          <w:color w:val="FF0000"/>
-        </w:rPr>
-        <w:tab/>
-      </w:r>
-      <w:r>
-        <w:rPr>
-          <w:rStyle w:val="HTML1"/>
-          <w:color w:val="FF0000"/>
-        </w:rPr>
-        <w:tab/>
-        <w:t>"If additional hardware actions are strictly required to complete the request, "</w:t>
-      </w:r>
-    </w:p>
-    <w:p>
-      <w:pPr>
-        <w:pStyle w:val="HTML"/>
-        <w:shd w:val="clear" w:color="auto" w:fill="FFFFFF"/>
-        <w:rPr>
-          <w:rStyle w:val="HTML1"/>
-          <w:color w:val="FF0000"/>
-        </w:rPr>
-      </w:pPr>
-      <w:r>
-        <w:rPr>
-          <w:rStyle w:val="HTML1"/>
-          <w:color w:val="FF0000"/>
-        </w:rPr>
-        <w:tab/>
-      </w:r>
-      <w:r>
-        <w:rPr>
-          <w:rStyle w:val="HTML1"/>
-          <w:color w:val="FF0000"/>
-        </w:rPr>
-        <w:tab/>
-        <w:t xml:space="preserve">"return ONLY a valid </w:t>
-      </w:r>
-      <w:proofErr w:type="spellStart"/>
-      <w:r>
-        <w:rPr>
-          <w:rStyle w:val="HTML1"/>
-          <w:color w:val="FF0000"/>
-        </w:rPr>
-        <w:t>tool_call</w:t>
-      </w:r>
-      <w:proofErr w:type="spellEnd"/>
-      <w:r>
-        <w:rPr>
-          <w:rStyle w:val="HTML1"/>
-          <w:color w:val="FF0000"/>
-        </w:rPr>
-        <w:t xml:space="preserve"> JSON.\n"</w:t>
-      </w:r>
-    </w:p>
-    <w:p>
-      <w:pPr>
-        <w:pStyle w:val="HTML"/>
-        <w:shd w:val="clear" w:color="auto" w:fill="FFFFFF"/>
-        <w:rPr>
-          <w:rStyle w:val="HTML1"/>
-          <w:color w:val="FF0000"/>
-        </w:rPr>
-      </w:pPr>
-      <w:r>
-        <w:rPr>
-          <w:rStyle w:val="HTML1"/>
-          <w:color w:val="FF0000"/>
-        </w:rPr>
-        <w:tab/>
-      </w:r>
-      <w:r>
-        <w:rPr>
-          <w:rStyle w:val="HTML1"/>
-          <w:color w:val="FF0000"/>
-        </w:rPr>
-        <w:tab/>
-        <w:t>"Otherwise, respond naturally in the user's language.",</w:t>
-      </w:r>
-    </w:p>
-    <w:p>
-      <w:pPr>
-        <w:pStyle w:val="HTML"/>
-        <w:shd w:val="clear" w:color="auto" w:fill="FFFFFF"/>
-        <w:rPr>
-          <w:rStyle w:val="HTML1"/>
-          <w:color w:val="FF0000"/>
-        </w:rPr>
-      </w:pPr>
-      <w:r>
-        <w:rPr>
-          <w:rStyle w:val="HTML1"/>
-          <w:color w:val="FF0000"/>
-        </w:rPr>
-        <w:tab/>
-      </w:r>
-      <w:r>
-        <w:rPr>
-          <w:rStyle w:val="HTML1"/>
-          <w:color w:val="FF0000"/>
-        </w:rPr>
-        <w:tab/>
-        <w:t>1</w:t>
-      </w:r>
-    </w:p>
-    <w:p>
-      <w:pPr>
-        <w:pStyle w:val="HTML"/>
-        <w:shd w:val="clear" w:color="auto" w:fill="FFFFFF"/>
-        <w:rPr>
-          <w:rStyle w:val="HTML1"/>
-          <w:color w:val="FF0000"/>
-        </w:rPr>
-      </w:pPr>
-      <w:r>
-        <w:rPr>
-          <w:rStyle w:val="HTML1"/>
-          <w:color w:val="FF0000"/>
-        </w:rPr>
-        <w:t xml:space="preserve">      </w:t>
-      </w:r>
-      <w:r>
-        <w:rPr>
-          <w:rStyle w:val="HTML1"/>
-          <w:rFonts w:hint="eastAsia"/>
-          <w:color w:val="FF0000"/>
-        </w:rPr>
-        <w:t xml:space="preserve">  </w:t>
-      </w:r>
-      <w:r>
-        <w:rPr>
-          <w:rStyle w:val="HTML1"/>
-          <w:color w:val="FF0000"/>
-        </w:rPr>
-        <w:t>);</w:t>
-      </w:r>
-    </w:p>
-    <w:p>
-      <w:pPr>
-        <w:pStyle w:val="HTML"/>
-        <w:shd w:val="clear" w:color="auto" w:fill="FFFFFF"/>
-        <w:rPr>
-          <w:rStyle w:val="HTML1"/>
-          <w:color w:val="FF0000"/>
-        </w:rPr>
-      </w:pPr>
+      <w:bookmarkStart w:id="0" w:name="_GoBack"/>
+      <w:bookmarkEnd w:id="0"/>
     </w:p>
     <w:p>
       <w:pPr>
@@ -3046,7 +3071,6 @@
         <w:ind w:left="916"/>
         <w:rPr>
           <w:rStyle w:val="HTML1"/>
-          <w:rFonts w:hint="eastAsia"/>
           <w:color w:val="FF0000"/>
         </w:rPr>
       </w:pPr>
@@ -3110,16 +3134,7 @@
           <w:rStyle w:val="e"/>
           <w:color w:val="FF0000"/>
         </w:rPr>
-        <w:t>// 2. Extracting method and pa</w:t>
-      </w:r>
-      <w:bookmarkStart w:id="0" w:name="_GoBack"/>
-      <w:bookmarkEnd w:id="0"/>
-      <w:r>
-        <w:rPr>
-          <w:rStyle w:val="e"/>
-          <w:color w:val="FF0000"/>
-        </w:rPr>
-        <w:t>rameters if tool execution is required</w:t>
+        <w:t>// 2. Extracting method and parameters if tool execution is required</w:t>
       </w:r>
       <w:r>
         <w:rPr>
@@ -3232,8 +3247,8 @@
 </file>
 
 <file path=word/numbering.xml><?xml version="1.0" encoding="utf-8"?>
-<w:numbering xmlns:wpc="http://schemas.microsoft.com/office/word/2010/wordprocessingCanvas" xmlns:cx="http://schemas.microsoft.com/office/drawing/2014/chartex" xmlns:cx1="http://schemas.microsoft.com/office/drawing/2015/9/8/chartex" xmlns:cx2="http://schemas.microsoft.com/office/drawing/2015/10/21/chartex" xmlns:cx3="http://schemas.microsoft.com/office/drawing/2016/5/9/chartex" xmlns:cx4="http://schemas.microsoft.com/office/drawing/2016/5/10/chartex" xmlns:cx5="http://schemas.microsoft.com/office/drawing/2016/5/11/chartex" xmlns:cx6="http://schemas.microsoft.com/office/drawing/2016/5/12/chartex" xmlns:cx7="http://schemas.microsoft.com/office/drawing/2016/5/13/chartex" xmlns:cx8="http://schemas.microsoft.com/office/drawing/2016/5/14/chartex" xmlns:mc="http://schemas.openxmlformats.org/markup-compatibility/2006" xmlns:aink="http://schemas.microsoft.com/office/drawing/2016/ink" xmlns:am3d="http://schemas.microsoft.com/office/drawing/2017/model3d" xmlns:o="urn:schemas-microsoft-com:office:office" xmlns:r="http://schemas.openxmlformats.org/officeDocument/2006/relationships" xmlns:m="http://schemas.openxmlformats.org/officeDocument/2006/math" xmlns:v="urn:schemas-microsoft-com:vml" xmlns:wp14="http://schemas.microsoft.com/office/word/2010/wordprocessingDrawing" xmlns:wp="http://schemas.openxmlformats.org/drawingml/2006/wordprocessingDrawing" xmlns:w10="urn:schemas-microsoft-com:office:word" xmlns:w="http://schemas.openxmlformats.org/wordprocessingml/2006/main" xmlns:w14="http://schemas.microsoft.com/office/word/2010/wordml" xmlns:w15="http://schemas.microsoft.com/office/word/2012/wordml" xmlns:w16cid="http://schemas.microsoft.com/office/word/2016/wordml/cid" xmlns:w16se="http://schemas.microsoft.com/office/word/2015/wordml/symex" xmlns:wpg="http://schemas.microsoft.com/office/word/2010/wordprocessingGroup" xmlns:wpi="http://schemas.microsoft.com/office/word/2010/wordprocessingInk" xmlns:wne="http://schemas.microsoft.com/office/word/2006/wordml" xmlns:wps="http://schemas.microsoft.com/office/word/2010/wordprocessingShape" mc:Ignorable="w14 w15 w16se w16cid wp14">
-  <w:abstractNum w:abstractNumId="0" w15:restartNumberingAfterBreak="0">
+<w:numbering xmlns:wpc="http://schemas.microsoft.com/office/word/2010/wordprocessingCanvas" xmlns:mc="http://schemas.openxmlformats.org/markup-compatibility/2006" xmlns:o="urn:schemas-microsoft-com:office:office" xmlns:r="http://schemas.openxmlformats.org/officeDocument/2006/relationships" xmlns:m="http://schemas.openxmlformats.org/officeDocument/2006/math" xmlns:v="urn:schemas-microsoft-com:vml" xmlns:wp14="http://schemas.microsoft.com/office/word/2010/wordprocessingDrawing" xmlns:wp="http://schemas.openxmlformats.org/drawingml/2006/wordprocessingDrawing" xmlns:w10="urn:schemas-microsoft-com:office:word" xmlns:w="http://schemas.openxmlformats.org/wordprocessingml/2006/main" xmlns:w14="http://schemas.microsoft.com/office/word/2010/wordml" xmlns:wpg="http://schemas.microsoft.com/office/word/2010/wordprocessingGroup" xmlns:wpi="http://schemas.microsoft.com/office/word/2010/wordprocessingInk" xmlns:wne="http://schemas.microsoft.com/office/word/2006/wordml" xmlns:wps="http://schemas.microsoft.com/office/word/2010/wordprocessingShape" mc:Ignorable="w14 wp14">
+  <w:abstractNum w:abstractNumId="0">
     <w:nsid w:val="1BE27169"/>
     <w:multiLevelType w:val="multilevel"/>
     <w:tmpl w:val="1272FAAC"/>
@@ -3346,7 +3361,7 @@
       </w:pPr>
     </w:lvl>
   </w:abstractNum>
-  <w:abstractNum w:abstractNumId="1" w15:restartNumberingAfterBreak="0">
+  <w:abstractNum w:abstractNumId="1">
     <w:nsid w:val="1F983FD0"/>
     <w:multiLevelType w:val="multilevel"/>
     <w:tmpl w:val="B802D43A"/>
@@ -3495,7 +3510,7 @@
       </w:rPr>
     </w:lvl>
   </w:abstractNum>
-  <w:abstractNum w:abstractNumId="2" w15:restartNumberingAfterBreak="0">
+  <w:abstractNum w:abstractNumId="2">
     <w:nsid w:val="67184D97"/>
     <w:multiLevelType w:val="hybridMultilevel"/>
     <w:tmpl w:val="4CDE53C6"/>
@@ -3620,7 +3635,7 @@
 </file>
 
 <file path=word/styles.xml><?xml version="1.0" encoding="utf-8"?>
-<w:styles xmlns:mc="http://schemas.openxmlformats.org/markup-compatibility/2006" xmlns:r="http://schemas.openxmlformats.org/officeDocument/2006/relationships" xmlns:w="http://schemas.openxmlformats.org/wordprocessingml/2006/main" xmlns:w14="http://schemas.microsoft.com/office/word/2010/wordml" xmlns:w15="http://schemas.microsoft.com/office/word/2012/wordml" xmlns:w16cid="http://schemas.microsoft.com/office/word/2016/wordml/cid" xmlns:w16se="http://schemas.microsoft.com/office/word/2015/wordml/symex" mc:Ignorable="w14 w15 w16se w16cid">
+<w:styles xmlns:mc="http://schemas.openxmlformats.org/markup-compatibility/2006" xmlns:r="http://schemas.openxmlformats.org/officeDocument/2006/relationships" xmlns:w="http://schemas.openxmlformats.org/wordprocessingml/2006/main" xmlns:w14="http://schemas.microsoft.com/office/word/2010/wordml" mc:Ignorable="w14">
   <w:docDefaults>
     <w:rPrDefault>
       <w:rPr>
@@ -3637,382 +3652,575 @@
       </w:pPr>
     </w:pPrDefault>
   </w:docDefaults>
-  <w:latentStyles w:defLockedState="0" w:defUIPriority="99" w:defSemiHidden="0" w:defUnhideWhenUsed="0" w:defQFormat="0" w:count="375">
-    <w:lsdException w:name="Normal" w:uiPriority="0" w:qFormat="1"/>
-    <w:lsdException w:name="heading 1" w:uiPriority="9" w:qFormat="1"/>
-    <w:lsdException w:name="heading 2" w:semiHidden="1" w:uiPriority="9" w:unhideWhenUsed="1" w:qFormat="1"/>
-    <w:lsdException w:name="heading 3" w:semiHidden="1" w:uiPriority="9" w:unhideWhenUsed="1" w:qFormat="1"/>
-    <w:lsdException w:name="heading 4" w:semiHidden="1" w:uiPriority="9" w:unhideWhenUsed="1" w:qFormat="1"/>
-    <w:lsdException w:name="heading 5" w:semiHidden="1" w:uiPriority="9" w:unhideWhenUsed="1" w:qFormat="1"/>
-    <w:lsdException w:name="heading 6" w:semiHidden="1" w:uiPriority="9" w:unhideWhenUsed="1" w:qFormat="1"/>
-    <w:lsdException w:name="heading 7" w:semiHidden="1" w:uiPriority="9" w:unhideWhenUsed="1" w:qFormat="1"/>
-    <w:lsdException w:name="heading 8" w:semiHidden="1" w:uiPriority="9" w:unhideWhenUsed="1" w:qFormat="1"/>
-    <w:lsdException w:name="heading 9" w:semiHidden="1" w:uiPriority="9" w:unhideWhenUsed="1" w:qFormat="1"/>
-    <w:lsdException w:name="index 1" w:semiHidden="1" w:unhideWhenUsed="1"/>
-    <w:lsdException w:name="index 2" w:semiHidden="1" w:unhideWhenUsed="1"/>
-    <w:lsdException w:name="index 3" w:semiHidden="1" w:unhideWhenUsed="1"/>
-    <w:lsdException w:name="index 4" w:semiHidden="1" w:unhideWhenUsed="1"/>
-    <w:lsdException w:name="index 5" w:semiHidden="1" w:unhideWhenUsed="1"/>
-    <w:lsdException w:name="index 6" w:semiHidden="1" w:unhideWhenUsed="1"/>
-    <w:lsdException w:name="index 7" w:semiHidden="1" w:unhideWhenUsed="1"/>
-    <w:lsdException w:name="index 8" w:semiHidden="1" w:unhideWhenUsed="1"/>
-    <w:lsdException w:name="index 9" w:semiHidden="1" w:unhideWhenUsed="1"/>
-    <w:lsdException w:name="toc 1" w:semiHidden="1" w:uiPriority="39" w:unhideWhenUsed="1"/>
-    <w:lsdException w:name="toc 2" w:semiHidden="1" w:uiPriority="39" w:unhideWhenUsed="1"/>
-    <w:lsdException w:name="toc 3" w:semiHidden="1" w:uiPriority="39" w:unhideWhenUsed="1"/>
-    <w:lsdException w:name="toc 4" w:semiHidden="1" w:uiPriority="39" w:unhideWhenUsed="1"/>
-    <w:lsdException w:name="toc 5" w:semiHidden="1" w:uiPriority="39" w:unhideWhenUsed="1"/>
-    <w:lsdException w:name="toc 6" w:semiHidden="1" w:uiPriority="39" w:unhideWhenUsed="1"/>
-    <w:lsdException w:name="toc 7" w:semiHidden="1" w:uiPriority="39" w:unhideWhenUsed="1"/>
-    <w:lsdException w:name="toc 8" w:semiHidden="1" w:uiPriority="39" w:unhideWhenUsed="1"/>
-    <w:lsdException w:name="toc 9" w:semiHidden="1" w:uiPriority="39" w:unhideWhenUsed="1"/>
-    <w:lsdException w:name="Normal Indent" w:semiHidden="1" w:unhideWhenUsed="1"/>
-    <w:lsdException w:name="footnote text" w:semiHidden="1" w:unhideWhenUsed="1"/>
-    <w:lsdException w:name="annotation text" w:semiHidden="1" w:unhideWhenUsed="1"/>
-    <w:lsdException w:name="header" w:semiHidden="1" w:unhideWhenUsed="1"/>
-    <w:lsdException w:name="footer" w:semiHidden="1" w:unhideWhenUsed="1"/>
-    <w:lsdException w:name="index heading" w:semiHidden="1" w:unhideWhenUsed="1"/>
-    <w:lsdException w:name="caption" w:semiHidden="1" w:uiPriority="35" w:unhideWhenUsed="1" w:qFormat="1"/>
-    <w:lsdException w:name="table of figures" w:semiHidden="1" w:unhideWhenUsed="1"/>
-    <w:lsdException w:name="envelope address" w:semiHidden="1" w:unhideWhenUsed="1"/>
-    <w:lsdException w:name="envelope return" w:semiHidden="1" w:unhideWhenUsed="1"/>
-    <w:lsdException w:name="footnote reference" w:semiHidden="1" w:unhideWhenUsed="1"/>
-    <w:lsdException w:name="annotation reference" w:semiHidden="1" w:unhideWhenUsed="1"/>
-    <w:lsdException w:name="line number" w:semiHidden="1" w:unhideWhenUsed="1"/>
-    <w:lsdException w:name="page number" w:semiHidden="1" w:unhideWhenUsed="1"/>
-    <w:lsdException w:name="endnote reference" w:semiHidden="1" w:unhideWhenUsed="1"/>
-    <w:lsdException w:name="endnote text" w:semiHidden="1" w:unhideWhenUsed="1"/>
-    <w:lsdException w:name="table of authorities" w:semiHidden="1" w:unhideWhenUsed="1"/>
-    <w:lsdException w:name="macro" w:semiHidden="1" w:unhideWhenUsed="1"/>
-    <w:lsdException w:name="toa heading" w:semiHidden="1" w:unhideWhenUsed="1"/>
-    <w:lsdException w:name="List" w:semiHidden="1" w:unhideWhenUsed="1"/>
-    <w:lsdException w:name="List Bullet" w:semiHidden="1" w:unhideWhenUsed="1"/>
-    <w:lsdException w:name="List Number" w:semiHidden="1" w:unhideWhenUsed="1"/>
-    <w:lsdException w:name="List 2" w:semiHidden="1" w:unhideWhenUsed="1"/>
-    <w:lsdException w:name="List 3" w:semiHidden="1" w:unhideWhenUsed="1"/>
-    <w:lsdException w:name="List 4" w:semiHidden="1" w:unhideWhenUsed="1"/>
-    <w:lsdException w:name="List 5" w:semiHidden="1" w:unhideWhenUsed="1"/>
-    <w:lsdException w:name="List Bullet 2" w:semiHidden="1" w:unhideWhenUsed="1"/>
-    <w:lsdException w:name="List Bullet 3" w:semiHidden="1" w:unhideWhenUsed="1"/>
-    <w:lsdException w:name="List Bullet 4" w:semiHidden="1" w:unhideWhenUsed="1"/>
-    <w:lsdException w:name="List Bullet 5" w:semiHidden="1" w:unhideWhenUsed="1"/>
-    <w:lsdException w:name="List Number 2" w:semiHidden="1" w:unhideWhenUsed="1"/>
-    <w:lsdException w:name="List Number 3" w:semiHidden="1" w:unhideWhenUsed="1"/>
-    <w:lsdException w:name="List Number 4" w:semiHidden="1" w:unhideWhenUsed="1"/>
-    <w:lsdException w:name="List Number 5" w:semiHidden="1" w:unhideWhenUsed="1"/>
-    <w:lsdException w:name="Title" w:uiPriority="10" w:qFormat="1"/>
-    <w:lsdException w:name="Closing" w:semiHidden="1" w:unhideWhenUsed="1"/>
-    <w:lsdException w:name="Signature" w:semiHidden="1" w:unhideWhenUsed="1"/>
-    <w:lsdException w:name="Default Paragraph Font" w:semiHidden="1" w:uiPriority="1" w:unhideWhenUsed="1"/>
-    <w:lsdException w:name="Body Text" w:semiHidden="1" w:unhideWhenUsed="1"/>
-    <w:lsdException w:name="Body Text Indent" w:semiHidden="1" w:unhideWhenUsed="1"/>
-    <w:lsdException w:name="List Continue" w:semiHidden="1" w:unhideWhenUsed="1"/>
-    <w:lsdException w:name="List Continue 2" w:semiHidden="1" w:unhideWhenUsed="1"/>
-    <w:lsdException w:name="List Continue 3" w:semiHidden="1" w:unhideWhenUsed="1"/>
-    <w:lsdException w:name="List Continue 4" w:semiHidden="1" w:unhideWhenUsed="1"/>
-    <w:lsdException w:name="List Continue 5" w:semiHidden="1" w:unhideWhenUsed="1"/>
-    <w:lsdException w:name="Message Header" w:semiHidden="1" w:unhideWhenUsed="1"/>
-    <w:lsdException w:name="Subtitle" w:uiPriority="11" w:qFormat="1"/>
-    <w:lsdException w:name="Salutation" w:semiHidden="1" w:unhideWhenUsed="1"/>
-    <w:lsdException w:name="Date" w:semiHidden="1" w:unhideWhenUsed="1"/>
-    <w:lsdException w:name="Body Text First Indent" w:semiHidden="1" w:unhideWhenUsed="1"/>
-    <w:lsdException w:name="Body Text First Indent 2" w:semiHidden="1" w:unhideWhenUsed="1"/>
-    <w:lsdException w:name="Note Heading" w:semiHidden="1" w:unhideWhenUsed="1"/>
-    <w:lsdException w:name="Body Text 2" w:semiHidden="1" w:unhideWhenUsed="1"/>
-    <w:lsdException w:name="Body Text 3" w:semiHidden="1" w:unhideWhenUsed="1"/>
-    <w:lsdException w:name="Body Text Indent 2" w:semiHidden="1" w:unhideWhenUsed="1"/>
-    <w:lsdException w:name="Body Text Indent 3" w:semiHidden="1" w:unhideWhenUsed="1"/>
-    <w:lsdException w:name="Block Text" w:semiHidden="1" w:unhideWhenUsed="1"/>
-    <w:lsdException w:name="Hyperlink" w:semiHidden="1" w:unhideWhenUsed="1"/>
-    <w:lsdException w:name="FollowedHyperlink" w:semiHidden="1" w:unhideWhenUsed="1"/>
-    <w:lsdException w:name="Strong" w:uiPriority="22" w:qFormat="1"/>
-    <w:lsdException w:name="Emphasis" w:uiPriority="20" w:qFormat="1"/>
-    <w:lsdException w:name="Document Map" w:semiHidden="1" w:unhideWhenUsed="1"/>
-    <w:lsdException w:name="Plain Text" w:semiHidden="1" w:unhideWhenUsed="1"/>
-    <w:lsdException w:name="E-mail Signature" w:semiHidden="1" w:unhideWhenUsed="1"/>
-    <w:lsdException w:name="HTML Top of Form" w:semiHidden="1" w:unhideWhenUsed="1"/>
-    <w:lsdException w:name="HTML Bottom of Form" w:semiHidden="1" w:unhideWhenUsed="1"/>
-    <w:lsdException w:name="Normal (Web)" w:semiHidden="1" w:unhideWhenUsed="1"/>
-    <w:lsdException w:name="HTML Acronym" w:semiHidden="1" w:unhideWhenUsed="1"/>
-    <w:lsdException w:name="HTML Address" w:semiHidden="1" w:unhideWhenUsed="1"/>
-    <w:lsdException w:name="HTML Cite" w:semiHidden="1" w:unhideWhenUsed="1"/>
-    <w:lsdException w:name="HTML Code" w:semiHidden="1" w:unhideWhenUsed="1"/>
-    <w:lsdException w:name="HTML Definition" w:semiHidden="1" w:unhideWhenUsed="1"/>
-    <w:lsdException w:name="HTML Keyboard" w:semiHidden="1" w:unhideWhenUsed="1"/>
-    <w:lsdException w:name="HTML Preformatted" w:semiHidden="1" w:unhideWhenUsed="1"/>
-    <w:lsdException w:name="HTML Sample" w:semiHidden="1" w:unhideWhenUsed="1"/>
-    <w:lsdException w:name="HTML Typewriter" w:semiHidden="1" w:unhideWhenUsed="1"/>
-    <w:lsdException w:name="HTML Variable" w:semiHidden="1" w:unhideWhenUsed="1"/>
-    <w:lsdException w:name="Normal Table" w:semiHidden="1" w:unhideWhenUsed="1"/>
-    <w:lsdException w:name="annotation subject" w:semiHidden="1" w:unhideWhenUsed="1"/>
-    <w:lsdException w:name="No List" w:semiHidden="1" w:unhideWhenUsed="1"/>
-    <w:lsdException w:name="Outline List 1" w:semiHidden="1" w:unhideWhenUsed="1"/>
-    <w:lsdException w:name="Outline List 2" w:semiHidden="1" w:unhideWhenUsed="1"/>
-    <w:lsdException w:name="Outline List 3" w:semiHidden="1" w:unhideWhenUsed="1"/>
-    <w:lsdException w:name="Table Simple 1" w:semiHidden="1" w:unhideWhenUsed="1"/>
-    <w:lsdException w:name="Table Simple 2" w:semiHidden="1" w:unhideWhenUsed="1"/>
-    <w:lsdException w:name="Table Simple 3" w:semiHidden="1" w:unhideWhenUsed="1"/>
-    <w:lsdException w:name="Table Classic 1" w:semiHidden="1" w:unhideWhenUsed="1"/>
-    <w:lsdException w:name="Table Classic 2" w:semiHidden="1" w:unhideWhenUsed="1"/>
-    <w:lsdException w:name="Table Classic 3" w:semiHidden="1" w:unhideWhenUsed="1"/>
-    <w:lsdException w:name="Table Classic 4" w:semiHidden="1" w:unhideWhenUsed="1"/>
-    <w:lsdException w:name="Table Colorful 1" w:semiHidden="1" w:unhideWhenUsed="1"/>
-    <w:lsdException w:name="Table Colorful 2" w:semiHidden="1" w:unhideWhenUsed="1"/>
-    <w:lsdException w:name="Table Colorful 3" w:semiHidden="1" w:unhideWhenUsed="1"/>
-    <w:lsdException w:name="Table Columns 1" w:semiHidden="1" w:unhideWhenUsed="1"/>
-    <w:lsdException w:name="Table Columns 2" w:semiHidden="1" w:unhideWhenUsed="1"/>
-    <w:lsdException w:name="Table Columns 3" w:semiHidden="1" w:unhideWhenUsed="1"/>
-    <w:lsdException w:name="Table Columns 4" w:semiHidden="1" w:unhideWhenUsed="1"/>
-    <w:lsdException w:name="Table Columns 5" w:semiHidden="1" w:unhideWhenUsed="1"/>
-    <w:lsdException w:name="Table Grid 1" w:semiHidden="1" w:unhideWhenUsed="1"/>
-    <w:lsdException w:name="Table Grid 2" w:semiHidden="1" w:unhideWhenUsed="1"/>
-    <w:lsdException w:name="Table Grid 3" w:semiHidden="1" w:unhideWhenUsed="1"/>
-    <w:lsdException w:name="Table Grid 4" w:semiHidden="1" w:unhideWhenUsed="1"/>
-    <w:lsdException w:name="Table Grid 5" w:semiHidden="1" w:unhideWhenUsed="1"/>
-    <w:lsdException w:name="Table Grid 6" w:semiHidden="1" w:unhideWhenUsed="1"/>
-    <w:lsdException w:name="Table Grid 7" w:semiHidden="1" w:unhideWhenUsed="1"/>
-    <w:lsdException w:name="Table Grid 8" w:semiHidden="1" w:unhideWhenUsed="1"/>
-    <w:lsdException w:name="Table List 1" w:semiHidden="1" w:unhideWhenUsed="1"/>
-    <w:lsdException w:name="Table List 2" w:semiHidden="1" w:unhideWhenUsed="1"/>
-    <w:lsdException w:name="Table List 3" w:semiHidden="1" w:unhideWhenUsed="1"/>
-    <w:lsdException w:name="Table List 4" w:semiHidden="1" w:unhideWhenUsed="1"/>
-    <w:lsdException w:name="Table List 5" w:semiHidden="1" w:unhideWhenUsed="1"/>
-    <w:lsdException w:name="Table List 6" w:semiHidden="1" w:unhideWhenUsed="1"/>
-    <w:lsdException w:name="Table List 7" w:semiHidden="1" w:unhideWhenUsed="1"/>
-    <w:lsdException w:name="Table List 8" w:semiHidden="1" w:unhideWhenUsed="1"/>
-    <w:lsdException w:name="Table 3D effects 1" w:semiHidden="1" w:unhideWhenUsed="1"/>
-    <w:lsdException w:name="Table 3D effects 2" w:semiHidden="1" w:unhideWhenUsed="1"/>
-    <w:lsdException w:name="Table 3D effects 3" w:semiHidden="1" w:unhideWhenUsed="1"/>
-    <w:lsdException w:name="Table Contemporary" w:semiHidden="1" w:unhideWhenUsed="1"/>
-    <w:lsdException w:name="Table Elegant" w:semiHidden="1" w:unhideWhenUsed="1"/>
-    <w:lsdException w:name="Table Professional" w:semiHidden="1" w:unhideWhenUsed="1"/>
-    <w:lsdException w:name="Table Subtle 1" w:semiHidden="1" w:unhideWhenUsed="1"/>
-    <w:lsdException w:name="Table Subtle 2" w:semiHidden="1" w:unhideWhenUsed="1"/>
-    <w:lsdException w:name="Table Web 1" w:semiHidden="1" w:unhideWhenUsed="1"/>
-    <w:lsdException w:name="Table Web 2" w:semiHidden="1" w:unhideWhenUsed="1"/>
-    <w:lsdException w:name="Table Web 3" w:semiHidden="1" w:unhideWhenUsed="1"/>
-    <w:lsdException w:name="Balloon Text" w:semiHidden="1" w:unhideWhenUsed="1"/>
-    <w:lsdException w:name="Table Grid" w:uiPriority="59"/>
-    <w:lsdException w:name="Table Theme" w:semiHidden="1" w:unhideWhenUsed="1"/>
-    <w:lsdException w:name="Placeholder Text" w:semiHidden="1"/>
-    <w:lsdException w:name="No Spacing" w:uiPriority="1" w:qFormat="1"/>
-    <w:lsdException w:name="Light Shading" w:uiPriority="60"/>
-    <w:lsdException w:name="Light List" w:uiPriority="61"/>
-    <w:lsdException w:name="Light Grid" w:uiPriority="62"/>
-    <w:lsdException w:name="Medium Shading 1" w:uiPriority="63"/>
-    <w:lsdException w:name="Medium Shading 2" w:uiPriority="64"/>
-    <w:lsdException w:name="Medium List 1" w:uiPriority="65"/>
-    <w:lsdException w:name="Medium List 2" w:uiPriority="66"/>
-    <w:lsdException w:name="Medium Grid 1" w:uiPriority="67"/>
-    <w:lsdException w:name="Medium Grid 2" w:uiPriority="68"/>
-    <w:lsdException w:name="Medium Grid 3" w:uiPriority="69"/>
-    <w:lsdException w:name="Dark List" w:uiPriority="70"/>
-    <w:lsdException w:name="Colorful Shading" w:uiPriority="71"/>
-    <w:lsdException w:name="Colorful List" w:uiPriority="72"/>
-    <w:lsdException w:name="Colorful Grid" w:uiPriority="73"/>
-    <w:lsdException w:name="Light Shading Accent 1" w:uiPriority="60"/>
-    <w:lsdException w:name="Light List Accent 1" w:uiPriority="61"/>
-    <w:lsdException w:name="Light Grid Accent 1" w:uiPriority="62"/>
-    <w:lsdException w:name="Medium Shading 1 Accent 1" w:uiPriority="63"/>
-    <w:lsdException w:name="Medium Shading 2 Accent 1" w:uiPriority="64"/>
-    <w:lsdException w:name="Medium List 1 Accent 1" w:uiPriority="65"/>
-    <w:lsdException w:name="Revision" w:semiHidden="1"/>
-    <w:lsdException w:name="List Paragraph" w:uiPriority="34" w:qFormat="1"/>
-    <w:lsdException w:name="Quote" w:uiPriority="29" w:qFormat="1"/>
-    <w:lsdException w:name="Intense Quote" w:uiPriority="30" w:qFormat="1"/>
-    <w:lsdException w:name="Medium List 2 Accent 1" w:uiPriority="66"/>
-    <w:lsdException w:name="Medium Grid 1 Accent 1" w:uiPriority="67"/>
-    <w:lsdException w:name="Medium Grid 2 Accent 1" w:uiPriority="68"/>
-    <w:lsdException w:name="Medium Grid 3 Accent 1" w:uiPriority="69"/>
-    <w:lsdException w:name="Dark List Accent 1" w:uiPriority="70"/>
-    <w:lsdException w:name="Colorful Shading Accent 1" w:uiPriority="71"/>
-    <w:lsdException w:name="Colorful List Accent 1" w:uiPriority="72"/>
-    <w:lsdException w:name="Colorful Grid Accent 1" w:uiPriority="73"/>
-    <w:lsdException w:name="Light Shading Accent 2" w:uiPriority="60"/>
-    <w:lsdException w:name="Light List Accent 2" w:uiPriority="61"/>
-    <w:lsdException w:name="Light Grid Accent 2" w:uiPriority="62"/>
-    <w:lsdException w:name="Medium Shading 1 Accent 2" w:uiPriority="63"/>
-    <w:lsdException w:name="Medium Shading 2 Accent 2" w:uiPriority="64"/>
-    <w:lsdException w:name="Medium List 1 Accent 2" w:uiPriority="65"/>
-    <w:lsdException w:name="Medium List 2 Accent 2" w:uiPriority="66"/>
-    <w:lsdException w:name="Medium Grid 1 Accent 2" w:uiPriority="67"/>
-    <w:lsdException w:name="Medium Grid 2 Accent 2" w:uiPriority="68"/>
-    <w:lsdException w:name="Medium Grid 3 Accent 2" w:uiPriority="69"/>
-    <w:lsdException w:name="Dark List Accent 2" w:uiPriority="70"/>
-    <w:lsdException w:name="Colorful Shading Accent 2" w:uiPriority="71"/>
-    <w:lsdException w:name="Colorful List Accent 2" w:uiPriority="72"/>
-    <w:lsdException w:name="Colorful Grid Accent 2" w:uiPriority="73"/>
-    <w:lsdException w:name="Light Shading Accent 3" w:uiPriority="60"/>
-    <w:lsdException w:name="Light List Accent 3" w:uiPriority="61"/>
-    <w:lsdException w:name="Light Grid Accent 3" w:uiPriority="62"/>
-    <w:lsdException w:name="Medium Shading 1 Accent 3" w:uiPriority="63"/>
-    <w:lsdException w:name="Medium Shading 2 Accent 3" w:uiPriority="64"/>
-    <w:lsdException w:name="Medium List 1 Accent 3" w:uiPriority="65"/>
-    <w:lsdException w:name="Medium List 2 Accent 3" w:uiPriority="66"/>
-    <w:lsdException w:name="Medium Grid 1 Accent 3" w:uiPriority="67"/>
-    <w:lsdException w:name="Medium Grid 2 Accent 3" w:uiPriority="68"/>
-    <w:lsdException w:name="Medium Grid 3 Accent 3" w:uiPriority="69"/>
-    <w:lsdException w:name="Dark List Accent 3" w:uiPriority="70"/>
-    <w:lsdException w:name="Colorful Shading Accent 3" w:uiPriority="71"/>
-    <w:lsdException w:name="Colorful List Accent 3" w:uiPriority="72"/>
-    <w:lsdException w:name="Colorful Grid Accent 3" w:uiPriority="73"/>
-    <w:lsdException w:name="Light Shading Accent 4" w:uiPriority="60"/>
-    <w:lsdException w:name="Light List Accent 4" w:uiPriority="61"/>
-    <w:lsdException w:name="Light Grid Accent 4" w:uiPriority="62"/>
-    <w:lsdException w:name="Medium Shading 1 Accent 4" w:uiPriority="63"/>
-    <w:lsdException w:name="Medium Shading 2 Accent 4" w:uiPriority="64"/>
-    <w:lsdException w:name="Medium List 1 Accent 4" w:uiPriority="65"/>
-    <w:lsdException w:name="Medium List 2 Accent 4" w:uiPriority="66"/>
-    <w:lsdException w:name="Medium Grid 1 Accent 4" w:uiPriority="67"/>
-    <w:lsdException w:name="Medium Grid 2 Accent 4" w:uiPriority="68"/>
-    <w:lsdException w:name="Medium Grid 3 Accent 4" w:uiPriority="69"/>
-    <w:lsdException w:name="Dark List Accent 4" w:uiPriority="70"/>
-    <w:lsdException w:name="Colorful Shading Accent 4" w:uiPriority="71"/>
-    <w:lsdException w:name="Colorful List Accent 4" w:uiPriority="72"/>
-    <w:lsdException w:name="Colorful Grid Accent 4" w:uiPriority="73"/>
-    <w:lsdException w:name="Light Shading Accent 5" w:uiPriority="60"/>
-    <w:lsdException w:name="Light List Accent 5" w:uiPriority="61"/>
-    <w:lsdException w:name="Light Grid Accent 5" w:uiPriority="62"/>
-    <w:lsdException w:name="Medium Shading 1 Accent 5" w:uiPriority="63"/>
-    <w:lsdException w:name="Medium Shading 2 Accent 5" w:uiPriority="64"/>
-    <w:lsdException w:name="Medium List 1 Accent 5" w:uiPriority="65"/>
-    <w:lsdException w:name="Medium List 2 Accent 5" w:uiPriority="66"/>
-    <w:lsdException w:name="Medium Grid 1 Accent 5" w:uiPriority="67"/>
-    <w:lsdException w:name="Medium Grid 2 Accent 5" w:uiPriority="68"/>
-    <w:lsdException w:name="Medium Grid 3 Accent 5" w:uiPriority="69"/>
-    <w:lsdException w:name="Dark List Accent 5" w:uiPriority="70"/>
-    <w:lsdException w:name="Colorful Shading Accent 5" w:uiPriority="71"/>
-    <w:lsdException w:name="Colorful List Accent 5" w:uiPriority="72"/>
-    <w:lsdException w:name="Colorful Grid Accent 5" w:uiPriority="73"/>
-    <w:lsdException w:name="Light Shading Accent 6" w:uiPriority="60"/>
-    <w:lsdException w:name="Light List Accent 6" w:uiPriority="61"/>
-    <w:lsdException w:name="Light Grid Accent 6" w:uiPriority="62"/>
-    <w:lsdException w:name="Medium Shading 1 Accent 6" w:uiPriority="63"/>
-    <w:lsdException w:name="Medium Shading 2 Accent 6" w:uiPriority="64"/>
-    <w:lsdException w:name="Medium List 1 Accent 6" w:uiPriority="65"/>
-    <w:lsdException w:name="Medium List 2 Accent 6" w:uiPriority="66"/>
-    <w:lsdException w:name="Medium Grid 1 Accent 6" w:uiPriority="67"/>
-    <w:lsdException w:name="Medium Grid 2 Accent 6" w:uiPriority="68"/>
-    <w:lsdException w:name="Medium Grid 3 Accent 6" w:uiPriority="69"/>
-    <w:lsdException w:name="Dark List Accent 6" w:uiPriority="70"/>
-    <w:lsdException w:name="Colorful Shading Accent 6" w:uiPriority="71"/>
-    <w:lsdException w:name="Colorful List Accent 6" w:uiPriority="72"/>
-    <w:lsdException w:name="Colorful Grid Accent 6" w:uiPriority="73"/>
-    <w:lsdException w:name="Subtle Emphasis" w:uiPriority="19" w:qFormat="1"/>
-    <w:lsdException w:name="Intense Emphasis" w:uiPriority="21" w:qFormat="1"/>
-    <w:lsdException w:name="Subtle Reference" w:uiPriority="31" w:qFormat="1"/>
-    <w:lsdException w:name="Intense Reference" w:uiPriority="32" w:qFormat="1"/>
-    <w:lsdException w:name="Book Title" w:uiPriority="33" w:qFormat="1"/>
-    <w:lsdException w:name="Bibliography" w:semiHidden="1" w:uiPriority="37" w:unhideWhenUsed="1"/>
-    <w:lsdException w:name="TOC Heading" w:semiHidden="1" w:uiPriority="39" w:unhideWhenUsed="1" w:qFormat="1"/>
-    <w:lsdException w:name="Plain Table 1" w:uiPriority="41"/>
-    <w:lsdException w:name="Plain Table 2" w:uiPriority="42"/>
-    <w:lsdException w:name="Plain Table 3" w:uiPriority="43"/>
-    <w:lsdException w:name="Plain Table 4" w:uiPriority="44"/>
-    <w:lsdException w:name="Plain Table 5" w:uiPriority="45"/>
-    <w:lsdException w:name="Grid Table Light" w:uiPriority="40"/>
-    <w:lsdException w:name="Grid Table 1 Light" w:uiPriority="46"/>
-    <w:lsdException w:name="Grid Table 2" w:uiPriority="47"/>
-    <w:lsdException w:name="Grid Table 3" w:uiPriority="48"/>
-    <w:lsdException w:name="Grid Table 4" w:uiPriority="49"/>
-    <w:lsdException w:name="Grid Table 5 Dark" w:uiPriority="50"/>
-    <w:lsdException w:name="Grid Table 6 Colorful" w:uiPriority="51"/>
-    <w:lsdException w:name="Grid Table 7 Colorful" w:uiPriority="52"/>
-    <w:lsdException w:name="Grid Table 1 Light Accent 1" w:uiPriority="46"/>
-    <w:lsdException w:name="Grid Table 2 Accent 1" w:uiPriority="47"/>
-    <w:lsdException w:name="Grid Table 3 Accent 1" w:uiPriority="48"/>
-    <w:lsdException w:name="Grid Table 4 Accent 1" w:uiPriority="49"/>
-    <w:lsdException w:name="Grid Table 5 Dark Accent 1" w:uiPriority="50"/>
-    <w:lsdException w:name="Grid Table 6 Colorful Accent 1" w:uiPriority="51"/>
-    <w:lsdException w:name="Grid Table 7 Colorful Accent 1" w:uiPriority="52"/>
-    <w:lsdException w:name="Grid Table 1 Light Accent 2" w:uiPriority="46"/>
-    <w:lsdException w:name="Grid Table 2 Accent 2" w:uiPriority="47"/>
-    <w:lsdException w:name="Grid Table 3 Accent 2" w:uiPriority="48"/>
-    <w:lsdException w:name="Grid Table 4 Accent 2" w:uiPriority="49"/>
-    <w:lsdException w:name="Grid Table 5 Dark Accent 2" w:uiPriority="50"/>
-    <w:lsdException w:name="Grid Table 6 Colorful Accent 2" w:uiPriority="51"/>
-    <w:lsdException w:name="Grid Table 7 Colorful Accent 2" w:uiPriority="52"/>
-    <w:lsdException w:name="Grid Table 1 Light Accent 3" w:uiPriority="46"/>
-    <w:lsdException w:name="Grid Table 2 Accent 3" w:uiPriority="47"/>
-    <w:lsdException w:name="Grid Table 3 Accent 3" w:uiPriority="48"/>
-    <w:lsdException w:name="Grid Table 4 Accent 3" w:uiPriority="49"/>
-    <w:lsdException w:name="Grid Table 5 Dark Accent 3" w:uiPriority="50"/>
-    <w:lsdException w:name="Grid Table 6 Colorful Accent 3" w:uiPriority="51"/>
-    <w:lsdException w:name="Grid Table 7 Colorful Accent 3" w:uiPriority="52"/>
-    <w:lsdException w:name="Grid Table 1 Light Accent 4" w:uiPriority="46"/>
-    <w:lsdException w:name="Grid Table 2 Accent 4" w:uiPriority="47"/>
-    <w:lsdException w:name="Grid Table 3 Accent 4" w:uiPriority="48"/>
-    <w:lsdException w:name="Grid Table 4 Accent 4" w:uiPriority="49"/>
-    <w:lsdException w:name="Grid Table 5 Dark Accent 4" w:uiPriority="50"/>
-    <w:lsdException w:name="Grid Table 6 Colorful Accent 4" w:uiPriority="51"/>
-    <w:lsdException w:name="Grid Table 7 Colorful Accent 4" w:uiPriority="52"/>
-    <w:lsdException w:name="Grid Table 1 Light Accent 5" w:uiPriority="46"/>
-    <w:lsdException w:name="Grid Table 2 Accent 5" w:uiPriority="47"/>
-    <w:lsdException w:name="Grid Table 3 Accent 5" w:uiPriority="48"/>
-    <w:lsdException w:name="Grid Table 4 Accent 5" w:uiPriority="49"/>
-    <w:lsdException w:name="Grid Table 5 Dark Accent 5" w:uiPriority="50"/>
-    <w:lsdException w:name="Grid Table 6 Colorful Accent 5" w:uiPriority="51"/>
-    <w:lsdException w:name="Grid Table 7 Colorful Accent 5" w:uiPriority="52"/>
-    <w:lsdException w:name="Grid Table 1 Light Accent 6" w:uiPriority="46"/>
-    <w:lsdException w:name="Grid Table 2 Accent 6" w:uiPriority="47"/>
-    <w:lsdException w:name="Grid Table 3 Accent 6" w:uiPriority="48"/>
-    <w:lsdException w:name="Grid Table 4 Accent 6" w:uiPriority="49"/>
-    <w:lsdException w:name="Grid Table 5 Dark Accent 6" w:uiPriority="50"/>
-    <w:lsdException w:name="Grid Table 6 Colorful Accent 6" w:uiPriority="51"/>
-    <w:lsdException w:name="Grid Table 7 Colorful Accent 6" w:uiPriority="52"/>
-    <w:lsdException w:name="List Table 1 Light" w:uiPriority="46"/>
-    <w:lsdException w:name="List Table 2" w:uiPriority="47"/>
-    <w:lsdException w:name="List Table 3" w:uiPriority="48"/>
-    <w:lsdException w:name="List Table 4" w:uiPriority="49"/>
-    <w:lsdException w:name="List Table 5 Dark" w:uiPriority="50"/>
-    <w:lsdException w:name="List Table 6 Colorful" w:uiPriority="51"/>
-    <w:lsdException w:name="List Table 7 Colorful" w:uiPriority="52"/>
-    <w:lsdException w:name="List Table 1 Light Accent 1" w:uiPriority="46"/>
-    <w:lsdException w:name="List Table 2 Accent 1" w:uiPriority="47"/>
-    <w:lsdException w:name="List Table 3 Accent 1" w:uiPriority="48"/>
-    <w:lsdException w:name="List Table 4 Accent 1" w:uiPriority="49"/>
-    <w:lsdException w:name="List Table 5 Dark Accent 1" w:uiPriority="50"/>
-    <w:lsdException w:name="List Table 6 Colorful Accent 1" w:uiPriority="51"/>
-    <w:lsdException w:name="List Table 7 Colorful Accent 1" w:uiPriority="52"/>
-    <w:lsdException w:name="List Table 1 Light Accent 2" w:uiPriority="46"/>
-    <w:lsdException w:name="List Table 2 Accent 2" w:uiPriority="47"/>
-    <w:lsdException w:name="List Table 3 Accent 2" w:uiPriority="48"/>
-    <w:lsdException w:name="List Table 4 Accent 2" w:uiPriority="49"/>
-    <w:lsdException w:name="List Table 5 Dark Accent 2" w:uiPriority="50"/>
-    <w:lsdException w:name="List Table 6 Colorful Accent 2" w:uiPriority="51"/>
-    <w:lsdException w:name="List Table 7 Colorful Accent 2" w:uiPriority="52"/>
-    <w:lsdException w:name="List Table 1 Light Accent 3" w:uiPriority="46"/>
-    <w:lsdException w:name="List Table 2 Accent 3" w:uiPriority="47"/>
-    <w:lsdException w:name="List Table 3 Accent 3" w:uiPriority="48"/>
-    <w:lsdException w:name="List Table 4 Accent 3" w:uiPriority="49"/>
-    <w:lsdException w:name="List Table 5 Dark Accent 3" w:uiPriority="50"/>
-    <w:lsdException w:name="List Table 6 Colorful Accent 3" w:uiPriority="51"/>
-    <w:lsdException w:name="List Table 7 Colorful Accent 3" w:uiPriority="52"/>
-    <w:lsdException w:name="List Table 1 Light Accent 4" w:uiPriority="46"/>
-    <w:lsdException w:name="List Table 2 Accent 4" w:uiPriority="47"/>
-    <w:lsdException w:name="List Table 3 Accent 4" w:uiPriority="48"/>
-    <w:lsdException w:name="List Table 4 Accent 4" w:uiPriority="49"/>
-    <w:lsdException w:name="List Table 5 Dark Accent 4" w:uiPriority="50"/>
-    <w:lsdException w:name="List Table 6 Colorful Accent 4" w:uiPriority="51"/>
-    <w:lsdException w:name="List Table 7 Colorful Accent 4" w:uiPriority="52"/>
-    <w:lsdException w:name="List Table 1 Light Accent 5" w:uiPriority="46"/>
-    <w:lsdException w:name="List Table 2 Accent 5" w:uiPriority="47"/>
-    <w:lsdException w:name="List Table 3 Accent 5" w:uiPriority="48"/>
-    <w:lsdException w:name="List Table 4 Accent 5" w:uiPriority="49"/>
-    <w:lsdException w:name="List Table 5 Dark Accent 5" w:uiPriority="50"/>
-    <w:lsdException w:name="List Table 6 Colorful Accent 5" w:uiPriority="51"/>
-    <w:lsdException w:name="List Table 7 Colorful Accent 5" w:uiPriority="52"/>
-    <w:lsdException w:name="List Table 1 Light Accent 6" w:uiPriority="46"/>
-    <w:lsdException w:name="List Table 2 Accent 6" w:uiPriority="47"/>
-    <w:lsdException w:name="List Table 3 Accent 6" w:uiPriority="48"/>
-    <w:lsdException w:name="List Table 4 Accent 6" w:uiPriority="49"/>
-    <w:lsdException w:name="List Table 5 Dark Accent 6" w:uiPriority="50"/>
-    <w:lsdException w:name="List Table 6 Colorful Accent 6" w:uiPriority="51"/>
-    <w:lsdException w:name="List Table 7 Colorful Accent 6" w:uiPriority="52"/>
-    <w:lsdException w:name="Mention" w:semiHidden="1" w:unhideWhenUsed="1"/>
-    <w:lsdException w:name="Smart Hyperlink" w:semiHidden="1" w:unhideWhenUsed="1"/>
-    <w:lsdException w:name="Hashtag" w:semiHidden="1" w:unhideWhenUsed="1"/>
-    <w:lsdException w:name="Unresolved Mention" w:semiHidden="1" w:unhideWhenUsed="1"/>
+  <w:latentStyles w:defLockedState="0" w:defUIPriority="99" w:defSemiHidden="1" w:defUnhideWhenUsed="1" w:defQFormat="0" w:count="267">
+    <w:lsdException w:name="Normal" w:semiHidden="0" w:uiPriority="0" w:unhideWhenUsed="0" w:qFormat="1"/>
+    <w:lsdException w:name="heading 1" w:semiHidden="0" w:uiPriority="9" w:unhideWhenUsed="0" w:qFormat="1"/>
+    <w:lsdException w:name="heading 2" w:uiPriority="9" w:qFormat="1"/>
+    <w:lsdException w:name="heading 3" w:uiPriority="9" w:qFormat="1"/>
+    <w:lsdException w:name="heading 4" w:uiPriority="9" w:qFormat="1"/>
+    <w:lsdException w:name="heading 5" w:uiPriority="9" w:qFormat="1"/>
+    <w:lsdException w:name="heading 6" w:uiPriority="9" w:qFormat="1"/>
+    <w:lsdException w:name="heading 7" w:uiPriority="9" w:qFormat="1"/>
+    <w:lsdException w:name="heading 8" w:uiPriority="9" w:qFormat="1"/>
+    <w:lsdException w:name="heading 9" w:uiPriority="9" w:qFormat="1"/>
+    <w:lsdException w:name="toc 1" w:uiPriority="39"/>
+    <w:lsdException w:name="toc 2" w:uiPriority="39"/>
+    <w:lsdException w:name="toc 3" w:uiPriority="39"/>
+    <w:lsdException w:name="toc 4" w:uiPriority="39"/>
+    <w:lsdException w:name="toc 5" w:uiPriority="39"/>
+    <w:lsdException w:name="toc 6" w:uiPriority="39"/>
+    <w:lsdException w:name="toc 7" w:uiPriority="39"/>
+    <w:lsdException w:name="toc 8" w:uiPriority="39"/>
+    <w:lsdException w:name="toc 9" w:uiPriority="39"/>
+    <w:lsdException w:name="caption" w:uiPriority="35" w:qFormat="1"/>
+    <w:lsdException w:name="Title" w:semiHidden="0" w:uiPriority="10" w:unhideWhenUsed="0" w:qFormat="1"/>
+    <w:lsdException w:name="Default Paragraph Font" w:uiPriority="1"/>
+    <w:lsdException w:name="Subtitle" w:semiHidden="0" w:uiPriority="11" w:unhideWhenUsed="0" w:qFormat="1"/>
+    <w:lsdException w:name="Strong" w:semiHidden="0" w:uiPriority="22" w:unhideWhenUsed="0" w:qFormat="1"/>
+    <w:lsdException w:name="Emphasis" w:semiHidden="0" w:uiPriority="20" w:unhideWhenUsed="0" w:qFormat="1"/>
+    <w:lsdException w:name="Table Grid" w:semiHidden="0" w:uiPriority="59" w:unhideWhenUsed="0"/>
+    <w:lsdException w:name="Placeholder Text" w:unhideWhenUsed="0"/>
+    <w:lsdException w:name="No Spacing" w:semiHidden="0" w:uiPriority="1" w:unhideWhenUsed="0" w:qFormat="1"/>
+    <w:lsdException w:name="Light Shading" w:semiHidden="0" w:uiPriority="60" w:unhideWhenUsed="0"/>
+    <w:lsdException w:name="Light List" w:semiHidden="0" w:uiPriority="61" w:unhideWhenUsed="0"/>
+    <w:lsdException w:name="Light Grid" w:semiHidden="0" w:uiPriority="62" w:unhideWhenUsed="0"/>
+    <w:lsdException w:name="Medium Shading 1" w:semiHidden="0" w:uiPriority="63" w:unhideWhenUsed="0"/>
+    <w:lsdException w:name="Medium Shading 2" w:semiHidden="0" w:uiPriority="64" w:unhideWhenUsed="0"/>
+    <w:lsdException w:name="Medium List 1" w:semiHidden="0" w:uiPriority="65" w:unhideWhenUsed="0"/>
+    <w:lsdException w:name="Medium List 2" w:semiHidden="0" w:uiPriority="66" w:unhideWhenUsed="0"/>
+    <w:lsdException w:name="Medium Grid 1" w:semiHidden="0" w:uiPriority="67" w:unhideWhenUsed="0"/>
+    <w:lsdException w:name="Medium Grid 2" w:semiHidden="0" w:uiPriority="68" w:unhideWhenUsed="0"/>
+    <w:lsdException w:name="Medium Grid 3" w:semiHidden="0" w:uiPriority="69" w:unhideWhenUsed="0"/>
+    <w:lsdException w:name="Dark List" w:semiHidden="0" w:uiPriority="70" w:unhideWhenUsed="0"/>
+    <w:lsdException w:name="Colorful Shading" w:semiHidden="0" w:uiPriority="71" w:unhideWhenUsed="0"/>
+    <w:lsdException w:name="Colorful List" w:semiHidden="0" w:uiPriority="72" w:unhideWhenUsed="0"/>
+    <w:lsdException w:name="Colorful Grid" w:semiHidden="0" w:uiPriority="73" w:unhideWhenUsed="0"/>
+    <w:lsdException w:name="Light Shading Accent 1" w:semiHidden="0" w:uiPriority="60" w:unhideWhenUsed="0"/>
+    <w:lsdException w:name="Light List Accent 1" w:semiHidden="0" w:uiPriority="61" w:unhideWhenUsed="0"/>
+    <w:lsdException w:name="Light Grid Accent 1" w:semiHidden="0" w:uiPriority="62" w:unhideWhenUsed="0"/>
+    <w:lsdException w:name="Medium Shading 1 Accent 1" w:semiHidden="0" w:uiPriority="63" w:unhideWhenUsed="0"/>
+    <w:lsdException w:name="Medium Shading 2 Accent 1" w:semiHidden="0" w:uiPriority="64" w:unhideWhenUsed="0"/>
+    <w:lsdException w:name="Medium List 1 Accent 1" w:semiHidden="0" w:uiPriority="65" w:unhideWhenUsed="0"/>
+    <w:lsdException w:name="Revision" w:unhideWhenUsed="0"/>
+    <w:lsdException w:name="List Paragraph" w:semiHidden="0" w:uiPriority="34" w:unhideWhenUsed="0" w:qFormat="1"/>
+    <w:lsdException w:name="Quote" w:semiHidden="0" w:uiPriority="29" w:unhideWhenUsed="0" w:qFormat="1"/>
+    <w:lsdException w:name="Intense Quote" w:semiHidden="0" w:uiPriority="30" w:unhideWhenUsed="0" w:qFormat="1"/>
+    <w:lsdException w:name="Medium List 2 Accent 1" w:semiHidden="0" w:uiPriority="66" w:unhideWhenUsed="0"/>
+    <w:lsdException w:name="Medium Grid 1 Accent 1" w:semiHidden="0" w:uiPriority="67" w:unhideWhenUsed="0"/>
+    <w:lsdException w:name="Medium Grid 2 Accent 1" w:semiHidden="0" w:uiPriority="68" w:unhideWhenUsed="0"/>
+    <w:lsdException w:name="Medium Grid 3 Accent 1" w:semiHidden="0" w:uiPriority="69" w:unhideWhenUsed="0"/>
+    <w:lsdException w:name="Dark List Accent 1" w:semiHidden="0" w:uiPriority="70" w:unhideWhenUsed="0"/>
+    <w:lsdException w:name="Colorful Shading Accent 1" w:semiHidden="0" w:uiPriority="71" w:unhideWhenUsed="0"/>
+    <w:lsdException w:name="Colorful List Accent 1" w:semiHidden="0" w:uiPriority="72" w:unhideWhenUsed="0"/>
+    <w:lsdException w:name="Colorful Grid Accent 1" w:semiHidden="0" w:uiPriority="73" w:unhideWhenUsed="0"/>
+    <w:lsdException w:name="Light Shading Accent 2" w:semiHidden="0" w:uiPriority="60" w:unhideWhenUsed="0"/>
+    <w:lsdException w:name="Light List Accent 2" w:semiHidden="0" w:uiPriority="61" w:unhideWhenUsed="0"/>
+    <w:lsdException w:name="Light Grid Accent 2" w:semiHidden="0" w:uiPriority="62" w:unhideWhenUsed="0"/>
+    <w:lsdException w:name="Medium Shading 1 Accent 2" w:semiHidden="0" w:uiPriority="63" w:unhideWhenUsed="0"/>
+    <w:lsdException w:name="Medium Shading 2 Accent 2" w:semiHidden="0" w:uiPriority="64" w:unhideWhenUsed="0"/>
+    <w:lsdException w:name="Medium List 1 Accent 2" w:semiHidden="0" w:uiPriority="65" w:unhideWhenUsed="0"/>
+    <w:lsdException w:name="Medium List 2 Accent 2" w:semiHidden="0" w:uiPriority="66" w:unhideWhenUsed="0"/>
+    <w:lsdException w:name="Medium Grid 1 Accent 2" w:semiHidden="0" w:uiPriority="67" w:unhideWhenUsed="0"/>
+    <w:lsdException w:name="Medium Grid 2 Accent 2" w:semiHidden="0" w:uiPriority="68" w:unhideWhenUsed="0"/>
+    <w:lsdException w:name="Medium Grid 3 Accent 2" w:semiHidden="0" w:uiPriority="69" w:unhideWhenUsed="0"/>
+    <w:lsdException w:name="Dark List Accent 2" w:semiHidden="0" w:uiPriority="70" w:unhideWhenUsed="0"/>
+    <w:lsdException w:name="Colorful Shading Accent 2" w:semiHidden="0" w:uiPriority="71" w:unhideWhenUsed="0"/>
+    <w:lsdException w:name="Colorful List Accent 2" w:semiHidden="0" w:uiPriority="72" w:unhideWhenUsed="0"/>
+    <w:lsdException w:name="Colorful Grid Accent 2" w:semiHidden="0" w:uiPriority="73" w:unhideWhenUsed="0"/>
+    <w:lsdException w:name="Light Shading Accent 3" w:semiHidden="0" w:uiPriority="60" w:unhideWhenUsed="0"/>
+    <w:lsdException w:name="Light List Accent 3" w:semiHidden="0" w:uiPriority="61" w:unhideWhenUsed="0"/>
+    <w:lsdException w:name="Light Grid Accent 3" w:semiHidden="0" w:uiPriority="62" w:unhideWhenUsed="0"/>
+    <w:lsdException w:name="Medium Shading 1 Accent 3" w:semiHidden="0" w:uiPriority="63" w:unhideWhenUsed="0"/>
+    <w:lsdException w:name="Medium Shading 2 Accent 3" w:semiHidden="0" w:uiPriority="64" w:unhideWhenUsed="0"/>
+    <w:lsdException w:name="Medium List 1 Accent 3" w:semiHidden="0" w:uiPriority="65" w:unhideWhenUsed="0"/>
+    <w:lsdException w:name="Medium List 2 Accent 3" w:semiHidden="0" w:uiPriority="66" w:unhideWhenUsed="0"/>
+    <w:lsdException w:name="Medium Grid 1 Accent 3" w:semiHidden="0" w:uiPriority="67" w:unhideWhenUsed="0"/>
+    <w:lsdException w:name="Medium Grid 2 Accent 3" w:semiHidden="0" w:uiPriority="68" w:unhideWhenUsed="0"/>
+    <w:lsdException w:name="Medium Grid 3 Accent 3" w:semiHidden="0" w:uiPriority="69" w:unhideWhenUsed="0"/>
+    <w:lsdException w:name="Dark List Accent 3" w:semiHidden="0" w:uiPriority="70" w:unhideWhenUsed="0"/>
+    <w:lsdException w:name="Colorful Shading Accent 3" w:semiHidden="0" w:uiPriority="71" w:unhideWhenUsed="0"/>
+    <w:lsdException w:name="Colorful List Accent 3" w:semiHidden="0" w:uiPriority="72" w:unhideWhenUsed="0"/>
+    <w:lsdException w:name="Colorful Grid Accent 3" w:semiHidden="0" w:uiPriority="73" w:unhideWhenUsed="0"/>
+    <w:lsdException w:name="Light Shading Accent 4" w:semiHidden="0" w:uiPriority="60" w:unhideWhenUsed="0"/>
+    <w:lsdException w:name="Light List Accent 4" w:semiHidden="0" w:uiPriority="61" w:unhideWhenUsed="0"/>
+    <w:lsdException w:name="Light Grid Accent 4" w:semiHidden="0" w:uiPriority="62" w:unhideWhenUsed="0"/>
+    <w:lsdException w:name="Medium Shading 1 Accent 4" w:semiHidden="0" w:uiPriority="63" w:unhideWhenUsed="0"/>
+    <w:lsdException w:name="Medium Shading 2 Accent 4" w:semiHidden="0" w:uiPriority="64" w:unhideWhenUsed="0"/>
+    <w:lsdException w:name="Medium List 1 Accent 4" w:semiHidden="0" w:uiPriority="65" w:unhideWhenUsed="0"/>
+    <w:lsdException w:name="Medium List 2 Accent 4" w:semiHidden="0" w:uiPriority="66" w:unhideWhenUsed="0"/>
+    <w:lsdException w:name="Medium Grid 1 Accent 4" w:semiHidden="0" w:uiPriority="67" w:unhideWhenUsed="0"/>
+    <w:lsdException w:name="Medium Grid 2 Accent 4" w:semiHidden="0" w:uiPriority="68" w:unhideWhenUsed="0"/>
+    <w:lsdException w:name="Medium Grid 3 Accent 4" w:semiHidden="0" w:uiPriority="69" w:unhideWhenUsed="0"/>
+    <w:lsdException w:name="Dark List Accent 4" w:semiHidden="0" w:uiPriority="70" w:unhideWhenUsed="0"/>
+    <w:lsdException w:name="Colorful Shading Accent 4" w:semiHidden="0" w:uiPriority="71" w:unhideWhenUsed="0"/>
+    <w:lsdException w:name="Colorful List Accent 4" w:semiHidden="0" w:uiPriority="72" w:unhideWhenUsed="0"/>
+    <w:lsdException w:name="Colorful Grid Accent 4" w:semiHidden="0" w:uiPriority="73" w:unhideWhenUsed="0"/>
+    <w:lsdException w:name="Light Shading Accent 5" w:semiHidden="0" w:uiPriority="60" w:unhideWhenUsed="0"/>
+    <w:lsdException w:name="Light List Accent 5" w:semiHidden="0" w:uiPriority="61" w:unhideWhenUsed="0"/>
+    <w:lsdException w:name="Light Grid Accent 5" w:semiHidden="0" w:uiPriority="62" w:unhideWhenUsed="0"/>
+    <w:lsdException w:name="Medium Shading 1 Accent 5" w:semiHidden="0" w:uiPriority="63" w:unhideWhenUsed="0"/>
+    <w:lsdException w:name="Medium Shading 2 Accent 5" w:semiHidden="0" w:uiPriority="64" w:unhideWhenUsed="0"/>
+    <w:lsdException w:name="Medium List 1 Accent 5" w:semiHidden="0" w:uiPriority="65" w:unhideWhenUsed="0"/>
+    <w:lsdException w:name="Medium List 2 Accent 5" w:semiHidden="0" w:uiPriority="66" w:unhideWhenUsed="0"/>
+    <w:lsdException w:name="Medium Grid 1 Accent 5" w:semiHidden="0" w:uiPriority="67" w:unhideWhenUsed="0"/>
+    <w:lsdException w:name="Medium Grid 2 Accent 5" w:semiHidden="0" w:uiPriority="68" w:unhideWhenUsed="0"/>
+    <w:lsdException w:name="Medium Grid 3 Accent 5" w:semiHidden="0" w:uiPriority="69" w:unhideWhenUsed="0"/>
+    <w:lsdException w:name="Dark List Accent 5" w:semiHidden="0" w:uiPriority="70" w:unhideWhenUsed="0"/>
+    <w:lsdException w:name="Colorful Shading Accent 5" w:semiHidden="0" w:uiPriority="71" w:unhideWhenUsed="0"/>
+    <w:lsdException w:name="Colorful List Accent 5" w:semiHidden="0" w:uiPriority="72" w:unhideWhenUsed="0"/>
+    <w:lsdException w:name="Colorful Grid Accent 5" w:semiHidden="0" w:uiPriority="73" w:unhideWhenUsed="0"/>
+    <w:lsdException w:name="Light Shading Accent 6" w:semiHidden="0" w:uiPriority="60" w:unhideWhenUsed="0"/>
+    <w:lsdException w:name="Light List Accent 6" w:semiHidden="0" w:uiPriority="61" w:unhideWhenUsed="0"/>
+    <w:lsdException w:name="Light Grid Accent 6" w:semiHidden="0" w:uiPriority="62" w:unhideWhenUsed="0"/>
+    <w:lsdException w:name="Medium Shading 1 Accent 6" w:semiHidden="0" w:uiPriority="63" w:unhideWhenUsed="0"/>
+    <w:lsdException w:name="Medium Shading 2 Accent 6" w:semiHidden="0" w:uiPriority="64" w:unhideWhenUsed="0"/>
+    <w:lsdException w:name="Medium List 1 Accent 6" w:semiHidden="0" w:uiPriority="65" w:unhideWhenUsed="0"/>
+    <w:lsdException w:name="Medium List 2 Accent 6" w:semiHidden="0" w:uiPriority="66" w:unhideWhenUsed="0"/>
+    <w:lsdException w:name="Medium Grid 1 Accent 6" w:semiHidden="0" w:uiPriority="67" w:unhideWhenUsed="0"/>
+    <w:lsdException w:name="Medium Grid 2 Accent 6" w:semiHidden="0" w:uiPriority="68" w:unhideWhenUsed="0"/>
+    <w:lsdException w:name="Medium Grid 3 Accent 6" w:semiHidden="0" w:uiPriority="69" w:unhideWhenUsed="0"/>
+    <w:lsdException w:name="Dark List Accent 6" w:semiHidden="0" w:uiPriority="70" w:unhideWhenUsed="0"/>
+    <w:lsdException w:name="Colorful Shading Accent 6" w:semiHidden="0" w:uiPriority="71" w:unhideWhenUsed="0"/>
+    <w:lsdException w:name="Colorful List Accent 6" w:semiHidden="0" w:uiPriority="72" w:unhideWhenUsed="0"/>
+    <w:lsdException w:name="Colorful Grid Accent 6" w:semiHidden="0" w:uiPriority="73" w:unhideWhenUsed="0"/>
+    <w:lsdException w:name="Subtle Emphasis" w:semiHidden="0" w:uiPriority="19" w:unhideWhenUsed="0" w:qFormat="1"/>
+    <w:lsdException w:name="Intense Emphasis" w:semiHidden="0" w:uiPriority="21" w:unhideWhenUsed="0" w:qFormat="1"/>
+    <w:lsdException w:name="Subtle Reference" w:semiHidden="0" w:uiPriority="31" w:unhideWhenUsed="0" w:qFormat="1"/>
+    <w:lsdException w:name="Intense Reference" w:semiHidden="0" w:uiPriority="32" w:unhideWhenUsed="0" w:qFormat="1"/>
+    <w:lsdException w:name="Book Title" w:semiHidden="0" w:uiPriority="33" w:unhideWhenUsed="0" w:qFormat="1"/>
+    <w:lsdException w:name="Bibliography" w:uiPriority="37"/>
+    <w:lsdException w:name="TOC Heading" w:uiPriority="39" w:qFormat="1"/>
+  </w:latentStyles>
+  <w:style w:type="paragraph" w:default="1" w:styleId="a">
+    <w:name w:val="Normal"/>
+    <w:qFormat/>
+    <w:rsid w:val="00BD1CA5"/>
+  </w:style>
+  <w:style w:type="paragraph" w:styleId="2">
+    <w:name w:val="heading 2"/>
+    <w:basedOn w:val="a"/>
+    <w:link w:val="20"/>
+    <w:uiPriority w:val="9"/>
+    <w:qFormat/>
+    <w:rsid w:val="00BD1CA5"/>
+    <w:pPr>
+      <w:spacing w:before="100" w:beforeAutospacing="1" w:after="100" w:afterAutospacing="1"/>
+      <w:outlineLvl w:val="1"/>
+    </w:pPr>
+    <w:rPr>
+      <w:rFonts w:ascii="新細明體" w:eastAsia="新細明體" w:hAnsi="新細明體" w:cs="新細明體"/>
+      <w:b/>
+      <w:bCs/>
+      <w:kern w:val="0"/>
+      <w:sz w:val="36"/>
+      <w:szCs w:val="36"/>
+    </w:rPr>
+  </w:style>
+  <w:style w:type="paragraph" w:styleId="3">
+    <w:name w:val="heading 3"/>
+    <w:basedOn w:val="a"/>
+    <w:link w:val="30"/>
+    <w:uiPriority w:val="9"/>
+    <w:qFormat/>
+    <w:rsid w:val="00BD1CA5"/>
+    <w:pPr>
+      <w:spacing w:before="100" w:beforeAutospacing="1" w:after="100" w:afterAutospacing="1"/>
+      <w:outlineLvl w:val="2"/>
+    </w:pPr>
+    <w:rPr>
+      <w:rFonts w:ascii="新細明體" w:eastAsia="新細明體" w:hAnsi="新細明體" w:cs="新細明體"/>
+      <w:b/>
+      <w:bCs/>
+      <w:kern w:val="0"/>
+      <w:sz w:val="27"/>
+      <w:szCs w:val="27"/>
+    </w:rPr>
+  </w:style>
+  <w:style w:type="paragraph" w:styleId="5">
+    <w:name w:val="heading 5"/>
+    <w:basedOn w:val="a"/>
+    <w:link w:val="50"/>
+    <w:uiPriority w:val="9"/>
+    <w:qFormat/>
+    <w:rsid w:val="00BD1CA5"/>
+    <w:pPr>
+      <w:spacing w:before="100" w:beforeAutospacing="1" w:after="100" w:afterAutospacing="1"/>
+      <w:outlineLvl w:val="4"/>
+    </w:pPr>
+    <w:rPr>
+      <w:rFonts w:ascii="新細明體" w:eastAsia="新細明體" w:hAnsi="新細明體" w:cs="新細明體"/>
+      <w:b/>
+      <w:bCs/>
+      <w:kern w:val="0"/>
+      <w:sz w:val="20"/>
+      <w:szCs w:val="20"/>
+    </w:rPr>
+  </w:style>
+  <w:style w:type="paragraph" w:styleId="6">
+    <w:name w:val="heading 6"/>
+    <w:basedOn w:val="a"/>
+    <w:link w:val="60"/>
+    <w:uiPriority w:val="9"/>
+    <w:qFormat/>
+    <w:rsid w:val="00BD1CA5"/>
+    <w:pPr>
+      <w:spacing w:before="100" w:beforeAutospacing="1" w:after="100" w:afterAutospacing="1"/>
+      <w:outlineLvl w:val="5"/>
+    </w:pPr>
+    <w:rPr>
+      <w:rFonts w:ascii="新細明體" w:eastAsia="新細明體" w:hAnsi="新細明體" w:cs="新細明體"/>
+      <w:b/>
+      <w:bCs/>
+      <w:kern w:val="0"/>
+      <w:sz w:val="15"/>
+      <w:szCs w:val="15"/>
+    </w:rPr>
+  </w:style>
+  <w:style w:type="character" w:default="1" w:styleId="a0">
+    <w:name w:val="Default Paragraph Font"/>
+    <w:uiPriority w:val="1"/>
+    <w:semiHidden/>
+    <w:unhideWhenUsed/>
+  </w:style>
+  <w:style w:type="table" w:default="1" w:styleId="a1">
+    <w:name w:val="Normal Table"/>
+    <w:uiPriority w:val="99"/>
+    <w:semiHidden/>
+    <w:unhideWhenUsed/>
+    <w:tblPr>
+      <w:tblInd w:w="0" w:type="dxa"/>
+      <w:tblCellMar>
+        <w:top w:w="0" w:type="dxa"/>
+        <w:left w:w="108" w:type="dxa"/>
+        <w:bottom w:w="0" w:type="dxa"/>
+        <w:right w:w="108" w:type="dxa"/>
+      </w:tblCellMar>
+    </w:tblPr>
+  </w:style>
+  <w:style w:type="numbering" w:default="1" w:styleId="a2">
+    <w:name w:val="No List"/>
+    <w:uiPriority w:val="99"/>
+    <w:semiHidden/>
+    <w:unhideWhenUsed/>
+  </w:style>
+  <w:style w:type="character" w:customStyle="1" w:styleId="20">
+    <w:name w:val="標題 2 字元"/>
+    <w:basedOn w:val="a0"/>
+    <w:link w:val="2"/>
+    <w:uiPriority w:val="9"/>
+    <w:rsid w:val="00BD1CA5"/>
+    <w:rPr>
+      <w:rFonts w:ascii="新細明體" w:eastAsia="新細明體" w:hAnsi="新細明體" w:cs="新細明體"/>
+      <w:b/>
+      <w:bCs/>
+      <w:kern w:val="0"/>
+      <w:sz w:val="36"/>
+      <w:szCs w:val="36"/>
+    </w:rPr>
+  </w:style>
+  <w:style w:type="character" w:customStyle="1" w:styleId="30">
+    <w:name w:val="標題 3 字元"/>
+    <w:basedOn w:val="a0"/>
+    <w:link w:val="3"/>
+    <w:uiPriority w:val="9"/>
+    <w:rsid w:val="00BD1CA5"/>
+    <w:rPr>
+      <w:rFonts w:ascii="新細明體" w:eastAsia="新細明體" w:hAnsi="新細明體" w:cs="新細明體"/>
+      <w:b/>
+      <w:bCs/>
+      <w:kern w:val="0"/>
+      <w:sz w:val="27"/>
+      <w:szCs w:val="27"/>
+    </w:rPr>
+  </w:style>
+  <w:style w:type="character" w:customStyle="1" w:styleId="50">
+    <w:name w:val="標題 5 字元"/>
+    <w:basedOn w:val="a0"/>
+    <w:link w:val="5"/>
+    <w:uiPriority w:val="9"/>
+    <w:rsid w:val="00BD1CA5"/>
+    <w:rPr>
+      <w:rFonts w:ascii="新細明體" w:eastAsia="新細明體" w:hAnsi="新細明體" w:cs="新細明體"/>
+      <w:b/>
+      <w:bCs/>
+      <w:kern w:val="0"/>
+      <w:sz w:val="20"/>
+      <w:szCs w:val="20"/>
+    </w:rPr>
+  </w:style>
+  <w:style w:type="character" w:customStyle="1" w:styleId="60">
+    <w:name w:val="標題 6 字元"/>
+    <w:basedOn w:val="a0"/>
+    <w:link w:val="6"/>
+    <w:uiPriority w:val="9"/>
+    <w:rsid w:val="00BD1CA5"/>
+    <w:rPr>
+      <w:rFonts w:ascii="新細明體" w:eastAsia="新細明體" w:hAnsi="新細明體" w:cs="新細明體"/>
+      <w:b/>
+      <w:bCs/>
+      <w:kern w:val="0"/>
+      <w:sz w:val="15"/>
+      <w:szCs w:val="15"/>
+    </w:rPr>
+  </w:style>
+  <w:style w:type="character" w:styleId="a3">
+    <w:name w:val="Strong"/>
+    <w:basedOn w:val="a0"/>
+    <w:uiPriority w:val="22"/>
+    <w:qFormat/>
+    <w:rsid w:val="00BD1CA5"/>
+    <w:rPr>
+      <w:b/>
+      <w:bCs/>
+    </w:rPr>
+  </w:style>
+  <w:style w:type="character" w:styleId="a4">
+    <w:name w:val="Emphasis"/>
+    <w:basedOn w:val="a0"/>
+    <w:uiPriority w:val="20"/>
+    <w:qFormat/>
+    <w:rsid w:val="00BD1CA5"/>
+    <w:rPr>
+      <w:i/>
+      <w:iCs/>
+    </w:rPr>
+  </w:style>
+  <w:style w:type="character" w:customStyle="1" w:styleId="ng-star-inserted">
+    <w:name w:val="ng-star-inserted"/>
+    <w:basedOn w:val="a0"/>
+    <w:rsid w:val="004D4732"/>
+  </w:style>
+  <w:style w:type="paragraph" w:styleId="HTML">
+    <w:name w:val="HTML Preformatted"/>
+    <w:basedOn w:val="a"/>
+    <w:link w:val="HTML0"/>
+    <w:uiPriority w:val="99"/>
+    <w:unhideWhenUsed/>
+    <w:rsid w:val="004D4732"/>
+    <w:pPr>
+      <w:tabs>
+        <w:tab w:val="left" w:pos="916"/>
+        <w:tab w:val="left" w:pos="1832"/>
+        <w:tab w:val="left" w:pos="2748"/>
+        <w:tab w:val="left" w:pos="3664"/>
+        <w:tab w:val="left" w:pos="4580"/>
+        <w:tab w:val="left" w:pos="5496"/>
+        <w:tab w:val="left" w:pos="6412"/>
+        <w:tab w:val="left" w:pos="7328"/>
+        <w:tab w:val="left" w:pos="8244"/>
+        <w:tab w:val="left" w:pos="9160"/>
+        <w:tab w:val="left" w:pos="10076"/>
+        <w:tab w:val="left" w:pos="10992"/>
+        <w:tab w:val="left" w:pos="11908"/>
+        <w:tab w:val="left" w:pos="12824"/>
+        <w:tab w:val="left" w:pos="13740"/>
+        <w:tab w:val="left" w:pos="14656"/>
+      </w:tabs>
+      <w:spacing w:line="240" w:lineRule="auto"/>
+    </w:pPr>
+    <w:rPr>
+      <w:rFonts w:ascii="細明體" w:eastAsia="細明體" w:hAnsi="細明體" w:cs="細明體"/>
+      <w:kern w:val="0"/>
+    </w:rPr>
+  </w:style>
+  <w:style w:type="character" w:customStyle="1" w:styleId="HTML0">
+    <w:name w:val="HTML 預設格式 字元"/>
+    <w:basedOn w:val="a0"/>
+    <w:link w:val="HTML"/>
+    <w:uiPriority w:val="99"/>
+    <w:rsid w:val="004D4732"/>
+    <w:rPr>
+      <w:rFonts w:ascii="細明體" w:eastAsia="細明體" w:hAnsi="細明體" w:cs="細明體"/>
+      <w:kern w:val="0"/>
+    </w:rPr>
+  </w:style>
+  <w:style w:type="character" w:styleId="HTML1">
+    <w:name w:val="HTML Code"/>
+    <w:basedOn w:val="a0"/>
+    <w:uiPriority w:val="99"/>
+    <w:semiHidden/>
+    <w:unhideWhenUsed/>
+    <w:rsid w:val="004D4732"/>
+    <w:rPr>
+      <w:rFonts w:ascii="細明體" w:eastAsia="細明體" w:hAnsi="細明體" w:cs="細明體"/>
+      <w:sz w:val="24"/>
+      <w:szCs w:val="24"/>
+    </w:rPr>
+  </w:style>
+  <w:style w:type="paragraph" w:styleId="a5">
+    <w:name w:val="List Paragraph"/>
+    <w:basedOn w:val="a"/>
+    <w:uiPriority w:val="34"/>
+    <w:qFormat/>
+    <w:rsid w:val="00B67356"/>
+    <w:pPr>
+      <w:ind w:leftChars="200" w:left="480"/>
+    </w:pPr>
+  </w:style>
+  <w:style w:type="character" w:customStyle="1" w:styleId="e">
+    <w:name w:val="ͼe"/>
+    <w:basedOn w:val="a0"/>
+    <w:rsid w:val="00DE66E2"/>
+  </w:style>
+</w:styles>
+</file>
+
+<file path=word/stylesWithEffects.xml><?xml version="1.0" encoding="utf-8"?>
+<w:styles xmlns:wpc="http://schemas.microsoft.com/office/word/2010/wordprocessingCanvas" xmlns:mc="http://schemas.openxmlformats.org/markup-compatibility/2006" xmlns:o="urn:schemas-microsoft-com:office:office" xmlns:r="http://schemas.openxmlformats.org/officeDocument/2006/relationships" xmlns:m="http://schemas.openxmlformats.org/officeDocument/2006/math" xmlns:v="urn:schemas-microsoft-com:vml" xmlns:wp14="http://schemas.microsoft.com/office/word/2010/wordprocessingDrawing" xmlns:wp="http://schemas.openxmlformats.org/drawingml/2006/wordprocessingDrawing" xmlns:w10="urn:schemas-microsoft-com:office:word" xmlns:w="http://schemas.openxmlformats.org/wordprocessingml/2006/main" xmlns:w14="http://schemas.microsoft.com/office/word/2010/wordml" xmlns:wpg="http://schemas.microsoft.com/office/word/2010/wordprocessingGroup" xmlns:wpi="http://schemas.microsoft.com/office/word/2010/wordprocessingInk" xmlns:wne="http://schemas.microsoft.com/office/word/2006/wordml" xmlns:wps="http://schemas.microsoft.com/office/word/2010/wordprocessingShape" mc:Ignorable="w14 wp14">
+  <w:docDefaults>
+    <w:rPrDefault>
+      <w:rPr>
+        <w:rFonts w:asciiTheme="minorHAnsi" w:eastAsiaTheme="minorEastAsia" w:hAnsiTheme="minorHAnsi" w:cstheme="minorBidi"/>
+        <w:kern w:val="2"/>
+        <w:sz w:val="24"/>
+        <w:szCs w:val="24"/>
+        <w:lang w:val="en-US" w:eastAsia="zh-TW" w:bidi="ar-SA"/>
+      </w:rPr>
+    </w:rPrDefault>
+    <w:pPrDefault>
+      <w:pPr>
+        <w:spacing w:line="240" w:lineRule="atLeast"/>
+      </w:pPr>
+    </w:pPrDefault>
+  </w:docDefaults>
+  <w:latentStyles w:defLockedState="0" w:defUIPriority="99" w:defSemiHidden="1" w:defUnhideWhenUsed="1" w:defQFormat="0" w:count="267">
+    <w:lsdException w:name="Normal" w:semiHidden="0" w:uiPriority="0" w:unhideWhenUsed="0" w:qFormat="1"/>
+    <w:lsdException w:name="heading 1" w:semiHidden="0" w:uiPriority="9" w:unhideWhenUsed="0" w:qFormat="1"/>
+    <w:lsdException w:name="heading 2" w:uiPriority="9" w:qFormat="1"/>
+    <w:lsdException w:name="heading 3" w:uiPriority="9" w:qFormat="1"/>
+    <w:lsdException w:name="heading 4" w:uiPriority="9" w:qFormat="1"/>
+    <w:lsdException w:name="heading 5" w:uiPriority="9" w:qFormat="1"/>
+    <w:lsdException w:name="heading 6" w:uiPriority="9" w:qFormat="1"/>
+    <w:lsdException w:name="heading 7" w:uiPriority="9" w:qFormat="1"/>
+    <w:lsdException w:name="heading 8" w:uiPriority="9" w:qFormat="1"/>
+    <w:lsdException w:name="heading 9" w:uiPriority="9" w:qFormat="1"/>
+    <w:lsdException w:name="toc 1" w:uiPriority="39"/>
+    <w:lsdException w:name="toc 2" w:uiPriority="39"/>
+    <w:lsdException w:name="toc 3" w:uiPriority="39"/>
+    <w:lsdException w:name="toc 4" w:uiPriority="39"/>
+    <w:lsdException w:name="toc 5" w:uiPriority="39"/>
+    <w:lsdException w:name="toc 6" w:uiPriority="39"/>
+    <w:lsdException w:name="toc 7" w:uiPriority="39"/>
+    <w:lsdException w:name="toc 8" w:uiPriority="39"/>
+    <w:lsdException w:name="toc 9" w:uiPriority="39"/>
+    <w:lsdException w:name="caption" w:uiPriority="35" w:qFormat="1"/>
+    <w:lsdException w:name="Title" w:semiHidden="0" w:uiPriority="10" w:unhideWhenUsed="0" w:qFormat="1"/>
+    <w:lsdException w:name="Default Paragraph Font" w:uiPriority="1"/>
+    <w:lsdException w:name="Subtitle" w:semiHidden="0" w:uiPriority="11" w:unhideWhenUsed="0" w:qFormat="1"/>
+    <w:lsdException w:name="Strong" w:semiHidden="0" w:uiPriority="22" w:unhideWhenUsed="0" w:qFormat="1"/>
+    <w:lsdException w:name="Emphasis" w:semiHidden="0" w:uiPriority="20" w:unhideWhenUsed="0" w:qFormat="1"/>
+    <w:lsdException w:name="Table Grid" w:semiHidden="0" w:uiPriority="59" w:unhideWhenUsed="0"/>
+    <w:lsdException w:name="Placeholder Text" w:unhideWhenUsed="0"/>
+    <w:lsdException w:name="No Spacing" w:semiHidden="0" w:uiPriority="1" w:unhideWhenUsed="0" w:qFormat="1"/>
+    <w:lsdException w:name="Light Shading" w:semiHidden="0" w:uiPriority="60" w:unhideWhenUsed="0"/>
+    <w:lsdException w:name="Light List" w:semiHidden="0" w:uiPriority="61" w:unhideWhenUsed="0"/>
+    <w:lsdException w:name="Light Grid" w:semiHidden="0" w:uiPriority="62" w:unhideWhenUsed="0"/>
+    <w:lsdException w:name="Medium Shading 1" w:semiHidden="0" w:uiPriority="63" w:unhideWhenUsed="0"/>
+    <w:lsdException w:name="Medium Shading 2" w:semiHidden="0" w:uiPriority="64" w:unhideWhenUsed="0"/>
+    <w:lsdException w:name="Medium List 1" w:semiHidden="0" w:uiPriority="65" w:unhideWhenUsed="0"/>
+    <w:lsdException w:name="Medium List 2" w:semiHidden="0" w:uiPriority="66" w:unhideWhenUsed="0"/>
+    <w:lsdException w:name="Medium Grid 1" w:semiHidden="0" w:uiPriority="67" w:unhideWhenUsed="0"/>
+    <w:lsdException w:name="Medium Grid 2" w:semiHidden="0" w:uiPriority="68" w:unhideWhenUsed="0"/>
+    <w:lsdException w:name="Medium Grid 3" w:semiHidden="0" w:uiPriority="69" w:unhideWhenUsed="0"/>
+    <w:lsdException w:name="Dark List" w:semiHidden="0" w:uiPriority="70" w:unhideWhenUsed="0"/>
+    <w:lsdException w:name="Colorful Shading" w:semiHidden="0" w:uiPriority="71" w:unhideWhenUsed="0"/>
+    <w:lsdException w:name="Colorful List" w:semiHidden="0" w:uiPriority="72" w:unhideWhenUsed="0"/>
+    <w:lsdException w:name="Colorful Grid" w:semiHidden="0" w:uiPriority="73" w:unhideWhenUsed="0"/>
+    <w:lsdException w:name="Light Shading Accent 1" w:semiHidden="0" w:uiPriority="60" w:unhideWhenUsed="0"/>
+    <w:lsdException w:name="Light List Accent 1" w:semiHidden="0" w:uiPriority="61" w:unhideWhenUsed="0"/>
+    <w:lsdException w:name="Light Grid Accent 1" w:semiHidden="0" w:uiPriority="62" w:unhideWhenUsed="0"/>
+    <w:lsdException w:name="Medium Shading 1 Accent 1" w:semiHidden="0" w:uiPriority="63" w:unhideWhenUsed="0"/>
+    <w:lsdException w:name="Medium Shading 2 Accent 1" w:semiHidden="0" w:uiPriority="64" w:unhideWhenUsed="0"/>
+    <w:lsdException w:name="Medium List 1 Accent 1" w:semiHidden="0" w:uiPriority="65" w:unhideWhenUsed="0"/>
+    <w:lsdException w:name="Revision" w:unhideWhenUsed="0"/>
+    <w:lsdException w:name="List Paragraph" w:semiHidden="0" w:uiPriority="34" w:unhideWhenUsed="0" w:qFormat="1"/>
+    <w:lsdException w:name="Quote" w:semiHidden="0" w:uiPriority="29" w:unhideWhenUsed="0" w:qFormat="1"/>
+    <w:lsdException w:name="Intense Quote" w:semiHidden="0" w:uiPriority="30" w:unhideWhenUsed="0" w:qFormat="1"/>
+    <w:lsdException w:name="Medium List 2 Accent 1" w:semiHidden="0" w:uiPriority="66" w:unhideWhenUsed="0"/>
+    <w:lsdException w:name="Medium Grid 1 Accent 1" w:semiHidden="0" w:uiPriority="67" w:unhideWhenUsed="0"/>
+    <w:lsdException w:name="Medium Grid 2 Accent 1" w:semiHidden="0" w:uiPriority="68" w:unhideWhenUsed="0"/>
+    <w:lsdException w:name="Medium Grid 3 Accent 1" w:semiHidden="0" w:uiPriority="69" w:unhideWhenUsed="0"/>
+    <w:lsdException w:name="Dark List Accent 1" w:semiHidden="0" w:uiPriority="70" w:unhideWhenUsed="0"/>
+    <w:lsdException w:name="Colorful Shading Accent 1" w:semiHidden="0" w:uiPriority="71" w:unhideWhenUsed="0"/>
+    <w:lsdException w:name="Colorful List Accent 1" w:semiHidden="0" w:uiPriority="72" w:unhideWhenUsed="0"/>
+    <w:lsdException w:name="Colorful Grid Accent 1" w:semiHidden="0" w:uiPriority="73" w:unhideWhenUsed="0"/>
+    <w:lsdException w:name="Light Shading Accent 2" w:semiHidden="0" w:uiPriority="60" w:unhideWhenUsed="0"/>
+    <w:lsdException w:name="Light List Accent 2" w:semiHidden="0" w:uiPriority="61" w:unhideWhenUsed="0"/>
+    <w:lsdException w:name="Light Grid Accent 2" w:semiHidden="0" w:uiPriority="62" w:unhideWhenUsed="0"/>
+    <w:lsdException w:name="Medium Shading 1 Accent 2" w:semiHidden="0" w:uiPriority="63" w:unhideWhenUsed="0"/>
+    <w:lsdException w:name="Medium Shading 2 Accent 2" w:semiHidden="0" w:uiPriority="64" w:unhideWhenUsed="0"/>
+    <w:lsdException w:name="Medium List 1 Accent 2" w:semiHidden="0" w:uiPriority="65" w:unhideWhenUsed="0"/>
+    <w:lsdException w:name="Medium List 2 Accent 2" w:semiHidden="0" w:uiPriority="66" w:unhideWhenUsed="0"/>
+    <w:lsdException w:name="Medium Grid 1 Accent 2" w:semiHidden="0" w:uiPriority="67" w:unhideWhenUsed="0"/>
+    <w:lsdException w:name="Medium Grid 2 Accent 2" w:semiHidden="0" w:uiPriority="68" w:unhideWhenUsed="0"/>
+    <w:lsdException w:name="Medium Grid 3 Accent 2" w:semiHidden="0" w:uiPriority="69" w:unhideWhenUsed="0"/>
+    <w:lsdException w:name="Dark List Accent 2" w:semiHidden="0" w:uiPriority="70" w:unhideWhenUsed="0"/>
+    <w:lsdException w:name="Colorful Shading Accent 2" w:semiHidden="0" w:uiPriority="71" w:unhideWhenUsed="0"/>
+    <w:lsdException w:name="Colorful List Accent 2" w:semiHidden="0" w:uiPriority="72" w:unhideWhenUsed="0"/>
+    <w:lsdException w:name="Colorful Grid Accent 2" w:semiHidden="0" w:uiPriority="73" w:unhideWhenUsed="0"/>
+    <w:lsdException w:name="Light Shading Accent 3" w:semiHidden="0" w:uiPriority="60" w:unhideWhenUsed="0"/>
+    <w:lsdException w:name="Light List Accent 3" w:semiHidden="0" w:uiPriority="61" w:unhideWhenUsed="0"/>
+    <w:lsdException w:name="Light Grid Accent 3" w:semiHidden="0" w:uiPriority="62" w:unhideWhenUsed="0"/>
+    <w:lsdException w:name="Medium Shading 1 Accent 3" w:semiHidden="0" w:uiPriority="63" w:unhideWhenUsed="0"/>
+    <w:lsdException w:name="Medium Shading 2 Accent 3" w:semiHidden="0" w:uiPriority="64" w:unhideWhenUsed="0"/>
+    <w:lsdException w:name="Medium List 1 Accent 3" w:semiHidden="0" w:uiPriority="65" w:unhideWhenUsed="0"/>
+    <w:lsdException w:name="Medium List 2 Accent 3" w:semiHidden="0" w:uiPriority="66" w:unhideWhenUsed="0"/>
+    <w:lsdException w:name="Medium Grid 1 Accent 3" w:semiHidden="0" w:uiPriority="67" w:unhideWhenUsed="0"/>
+    <w:lsdException w:name="Medium Grid 2 Accent 3" w:semiHidden="0" w:uiPriority="68" w:unhideWhenUsed="0"/>
+    <w:lsdException w:name="Medium Grid 3 Accent 3" w:semiHidden="0" w:uiPriority="69" w:unhideWhenUsed="0"/>
+    <w:lsdException w:name="Dark List Accent 3" w:semiHidden="0" w:uiPriority="70" w:unhideWhenUsed="0"/>
+    <w:lsdException w:name="Colorful Shading Accent 3" w:semiHidden="0" w:uiPriority="71" w:unhideWhenUsed="0"/>
+    <w:lsdException w:name="Colorful List Accent 3" w:semiHidden="0" w:uiPriority="72" w:unhideWhenUsed="0"/>
+    <w:lsdException w:name="Colorful Grid Accent 3" w:semiHidden="0" w:uiPriority="73" w:unhideWhenUsed="0"/>
+    <w:lsdException w:name="Light Shading Accent 4" w:semiHidden="0" w:uiPriority="60" w:unhideWhenUsed="0"/>
+    <w:lsdException w:name="Light List Accent 4" w:semiHidden="0" w:uiPriority="61" w:unhideWhenUsed="0"/>
+    <w:lsdException w:name="Light Grid Accent 4" w:semiHidden="0" w:uiPriority="62" w:unhideWhenUsed="0"/>
+    <w:lsdException w:name="Medium Shading 1 Accent 4" w:semiHidden="0" w:uiPriority="63" w:unhideWhenUsed="0"/>
+    <w:lsdException w:name="Medium Shading 2 Accent 4" w:semiHidden="0" w:uiPriority="64" w:unhideWhenUsed="0"/>
+    <w:lsdException w:name="Medium List 1 Accent 4" w:semiHidden="0" w:uiPriority="65" w:unhideWhenUsed="0"/>
+    <w:lsdException w:name="Medium List 2 Accent 4" w:semiHidden="0" w:uiPriority="66" w:unhideWhenUsed="0"/>
+    <w:lsdException w:name="Medium Grid 1 Accent 4" w:semiHidden="0" w:uiPriority="67" w:unhideWhenUsed="0"/>
+    <w:lsdException w:name="Medium Grid 2 Accent 4" w:semiHidden="0" w:uiPriority="68" w:unhideWhenUsed="0"/>
+    <w:lsdException w:name="Medium Grid 3 Accent 4" w:semiHidden="0" w:uiPriority="69" w:unhideWhenUsed="0"/>
+    <w:lsdException w:name="Dark List Accent 4" w:semiHidden="0" w:uiPriority="70" w:unhideWhenUsed="0"/>
+    <w:lsdException w:name="Colorful Shading Accent 4" w:semiHidden="0" w:uiPriority="71" w:unhideWhenUsed="0"/>
+    <w:lsdException w:name="Colorful List Accent 4" w:semiHidden="0" w:uiPriority="72" w:unhideWhenUsed="0"/>
+    <w:lsdException w:name="Colorful Grid Accent 4" w:semiHidden="0" w:uiPriority="73" w:unhideWhenUsed="0"/>
+    <w:lsdException w:name="Light Shading Accent 5" w:semiHidden="0" w:uiPriority="60" w:unhideWhenUsed="0"/>
+    <w:lsdException w:name="Light List Accent 5" w:semiHidden="0" w:uiPriority="61" w:unhideWhenUsed="0"/>
+    <w:lsdException w:name="Light Grid Accent 5" w:semiHidden="0" w:uiPriority="62" w:unhideWhenUsed="0"/>
+    <w:lsdException w:name="Medium Shading 1 Accent 5" w:semiHidden="0" w:uiPriority="63" w:unhideWhenUsed="0"/>
+    <w:lsdException w:name="Medium Shading 2 Accent 5" w:semiHidden="0" w:uiPriority="64" w:unhideWhenUsed="0"/>
+    <w:lsdException w:name="Medium List 1 Accent 5" w:semiHidden="0" w:uiPriority="65" w:unhideWhenUsed="0"/>
+    <w:lsdException w:name="Medium List 2 Accent 5" w:semiHidden="0" w:uiPriority="66" w:unhideWhenUsed="0"/>
+    <w:lsdException w:name="Medium Grid 1 Accent 5" w:semiHidden="0" w:uiPriority="67" w:unhideWhenUsed="0"/>
+    <w:lsdException w:name="Medium Grid 2 Accent 5" w:semiHidden="0" w:uiPriority="68" w:unhideWhenUsed="0"/>
+    <w:lsdException w:name="Medium Grid 3 Accent 5" w:semiHidden="0" w:uiPriority="69" w:unhideWhenUsed="0"/>
+    <w:lsdException w:name="Dark List Accent 5" w:semiHidden="0" w:uiPriority="70" w:unhideWhenUsed="0"/>
+    <w:lsdException w:name="Colorful Shading Accent 5" w:semiHidden="0" w:uiPriority="71" w:unhideWhenUsed="0"/>
+    <w:lsdException w:name="Colorful List Accent 5" w:semiHidden="0" w:uiPriority="72" w:unhideWhenUsed="0"/>
+    <w:lsdException w:name="Colorful Grid Accent 5" w:semiHidden="0" w:uiPriority="73" w:unhideWhenUsed="0"/>
+    <w:lsdException w:name="Light Shading Accent 6" w:semiHidden="0" w:uiPriority="60" w:unhideWhenUsed="0"/>
+    <w:lsdException w:name="Light List Accent 6" w:semiHidden="0" w:uiPriority="61" w:unhideWhenUsed="0"/>
+    <w:lsdException w:name="Light Grid Accent 6" w:semiHidden="0" w:uiPriority="62" w:unhideWhenUsed="0"/>
+    <w:lsdException w:name="Medium Shading 1 Accent 6" w:semiHidden="0" w:uiPriority="63" w:unhideWhenUsed="0"/>
+    <w:lsdException w:name="Medium Shading 2 Accent 6" w:semiHidden="0" w:uiPriority="64" w:unhideWhenUsed="0"/>
+    <w:lsdException w:name="Medium List 1 Accent 6" w:semiHidden="0" w:uiPriority="65" w:unhideWhenUsed="0"/>
+    <w:lsdException w:name="Medium List 2 Accent 6" w:semiHidden="0" w:uiPriority="66" w:unhideWhenUsed="0"/>
+    <w:lsdException w:name="Medium Grid 1 Accent 6" w:semiHidden="0" w:uiPriority="67" w:unhideWhenUsed="0"/>
+    <w:lsdException w:name="Medium Grid 2 Accent 6" w:semiHidden="0" w:uiPriority="68" w:unhideWhenUsed="0"/>
+    <w:lsdException w:name="Medium Grid 3 Accent 6" w:semiHidden="0" w:uiPriority="69" w:unhideWhenUsed="0"/>
+    <w:lsdException w:name="Dark List Accent 6" w:semiHidden="0" w:uiPriority="70" w:unhideWhenUsed="0"/>
+    <w:lsdException w:name="Colorful Shading Accent 6" w:semiHidden="0" w:uiPriority="71" w:unhideWhenUsed="0"/>
+    <w:lsdException w:name="Colorful List Accent 6" w:semiHidden="0" w:uiPriority="72" w:unhideWhenUsed="0"/>
+    <w:lsdException w:name="Colorful Grid Accent 6" w:semiHidden="0" w:uiPriority="73" w:unhideWhenUsed="0"/>
+    <w:lsdException w:name="Subtle Emphasis" w:semiHidden="0" w:uiPriority="19" w:unhideWhenUsed="0" w:qFormat="1"/>
+    <w:lsdException w:name="Intense Emphasis" w:semiHidden="0" w:uiPriority="21" w:unhideWhenUsed="0" w:qFormat="1"/>
+    <w:lsdException w:name="Subtle Reference" w:semiHidden="0" w:uiPriority="31" w:unhideWhenUsed="0" w:qFormat="1"/>
+    <w:lsdException w:name="Intense Reference" w:semiHidden="0" w:uiPriority="32" w:unhideWhenUsed="0" w:qFormat="1"/>
+    <w:lsdException w:name="Book Title" w:semiHidden="0" w:uiPriority="33" w:unhideWhenUsed="0" w:qFormat="1"/>
+    <w:lsdException w:name="Bibliography" w:uiPriority="37"/>
+    <w:lsdException w:name="TOC Heading" w:uiPriority="39" w:qFormat="1"/>
   </w:latentStyles>
   <w:style w:type="paragraph" w:default="1" w:styleId="a">
     <w:name w:val="Normal"/>
